--- a/DM2026-Lab1-Master-Questions.docx
+++ b/DM2026-Lab1-Master-Questions.docx
@@ -195,6 +195,30 @@
         </w:rPr>
         <w:t>English Name:</w:t>
       </w:r>
+      <w:r>
+        <w:rPr>
+          <w:rFonts w:ascii="Century Schoolbook" w:hAnsi="Century Schoolbook" w:hint="eastAsia"/>
+          <w:b/>
+          <w:bCs/>
+        </w:rPr>
+        <w:t xml:space="preserve"> CHUANG</w:t>
+      </w:r>
+      <w:r>
+        <w:rPr>
+          <w:rFonts w:ascii="Century Schoolbook" w:hAnsi="Century Schoolbook" w:hint="eastAsia"/>
+          <w:b/>
+          <w:bCs/>
+        </w:rPr>
+        <w:t xml:space="preserve">　</w:t>
+      </w:r>
+      <w:r>
+        <w:rPr>
+          <w:rFonts w:ascii="Century Schoolbook" w:hAnsi="Century Schoolbook" w:hint="eastAsia"/>
+          <w:b/>
+          <w:bCs/>
+        </w:rPr>
+        <w:t>TSAI_WEI</w:t>
+      </w:r>
     </w:p>
     <w:p>
       <w:pPr>
@@ -215,6 +239,22 @@
         </w:rPr>
         <w:t>Chinese Name:</w:t>
       </w:r>
+      <w:r>
+        <w:rPr>
+          <w:rFonts w:ascii="Century Schoolbook" w:hAnsi="Century Schoolbook" w:hint="eastAsia"/>
+          <w:b/>
+          <w:bCs/>
+        </w:rPr>
+        <w:t xml:space="preserve"> </w:t>
+      </w:r>
+      <w:r>
+        <w:rPr>
+          <w:rFonts w:ascii="Century Schoolbook" w:hAnsi="Century Schoolbook" w:hint="eastAsia"/>
+          <w:b/>
+          <w:bCs/>
+        </w:rPr>
+        <w:t>莊財瑋</w:t>
+      </w:r>
     </w:p>
     <w:p>
       <w:pPr>
@@ -235,6 +275,14 @@
         </w:rPr>
         <w:t>Email:</w:t>
       </w:r>
+      <w:r>
+        <w:rPr>
+          <w:rFonts w:ascii="Century Schoolbook" w:hAnsi="Century Schoolbook" w:hint="eastAsia"/>
+          <w:b/>
+          <w:bCs/>
+        </w:rPr>
+        <w:t xml:space="preserve"> s115321528@mail2.ncnu.edu.tw</w:t>
+      </w:r>
     </w:p>
     <w:p>
       <w:pPr>
@@ -255,6 +303,14 @@
         </w:rPr>
         <w:t>Student ID:</w:t>
       </w:r>
+      <w:r>
+        <w:rPr>
+          <w:rFonts w:ascii="Century Schoolbook" w:hAnsi="Century Schoolbook" w:hint="eastAsia"/>
+          <w:b/>
+          <w:bCs/>
+        </w:rPr>
+        <w:t xml:space="preserve"> 115321528</w:t>
+      </w:r>
     </w:p>
     <w:p>
       <w:pPr>
@@ -275,6 +331,14 @@
         </w:rPr>
         <w:t>University:</w:t>
       </w:r>
+      <w:r>
+        <w:rPr>
+          <w:rFonts w:ascii="Century Schoolbook" w:hAnsi="Century Schoolbook" w:hint="eastAsia"/>
+          <w:b/>
+          <w:bCs/>
+        </w:rPr>
+        <w:t xml:space="preserve"> NCNU</w:t>
+      </w:r>
     </w:p>
     <w:p>
       <w:pPr>
@@ -449,35 +513,7 @@
         <w:rPr>
           <w:rFonts w:ascii="Century Schoolbook" w:hAnsi="Century Schoolbook"/>
         </w:rPr>
-        <w:t xml:space="preserve">Read the task; change parameters when asked (e.g. </w:t>
-      </w:r>
-      <w:proofErr w:type="spellStart"/>
-      <w:r>
-        <w:rPr>
-          <w:rFonts w:ascii="Century Schoolbook" w:hAnsi="Century Schoolbook"/>
-        </w:rPr>
-        <w:t>stop_words</w:t>
-      </w:r>
-      <w:proofErr w:type="spellEnd"/>
-      <w:r>
-        <w:rPr>
-          <w:rFonts w:ascii="Century Schoolbook" w:hAnsi="Century Schoolbook"/>
-        </w:rPr>
-        <w:t xml:space="preserve">, thresholds, k, </w:t>
-      </w:r>
-      <w:proofErr w:type="spellStart"/>
-      <w:r>
-        <w:rPr>
-          <w:rFonts w:ascii="Century Schoolbook" w:hAnsi="Century Schoolbook"/>
-        </w:rPr>
-        <w:t>minSup</w:t>
-      </w:r>
-      <w:proofErr w:type="spellEnd"/>
-      <w:r>
-        <w:rPr>
-          <w:rFonts w:ascii="Century Schoolbook" w:hAnsi="Century Schoolbook"/>
-        </w:rPr>
-        <w:t>).</w:t>
+        <w:t>Read the task; change parameters when asked (e.g. stop_words, thresholds, k, minSup).</w:t>
       </w:r>
     </w:p>
     <w:p>
@@ -937,7 +973,7 @@
     </w:p>
     <w:p>
       <w:pPr>
-        <w:pStyle w:val="ListParagraph"/>
+        <w:pStyle w:val="a9"/>
         <w:numPr>
           <w:ilvl w:val="0"/>
           <w:numId w:val="15"/>
@@ -978,16 +1014,16 @@
     </w:p>
     <w:p>
       <w:pPr>
-        <w:pStyle w:val="ListParagraph"/>
-        <w:jc w:val="both"/>
-        <w:rPr>
-          <w:rFonts w:ascii="Century Schoolbook" w:hAnsi="Century Schoolbook"/>
-        </w:rPr>
-      </w:pPr>
-    </w:p>
-    <w:p>
-      <w:pPr>
-        <w:pStyle w:val="ListParagraph"/>
+        <w:pStyle w:val="a9"/>
+        <w:jc w:val="both"/>
+        <w:rPr>
+          <w:rFonts w:ascii="Century Schoolbook" w:hAnsi="Century Schoolbook"/>
+        </w:rPr>
+      </w:pPr>
+    </w:p>
+    <w:p>
+      <w:pPr>
+        <w:pStyle w:val="a9"/>
         <w:numPr>
           <w:ilvl w:val="0"/>
           <w:numId w:val="15"/>
@@ -1042,16 +1078,16 @@
     </w:p>
     <w:p>
       <w:pPr>
-        <w:pStyle w:val="ListParagraph"/>
-        <w:jc w:val="both"/>
-        <w:rPr>
-          <w:rFonts w:ascii="Century Schoolbook" w:hAnsi="Century Schoolbook"/>
-        </w:rPr>
-      </w:pPr>
-    </w:p>
-    <w:p>
-      <w:pPr>
-        <w:pStyle w:val="ListParagraph"/>
+        <w:pStyle w:val="a9"/>
+        <w:jc w:val="both"/>
+        <w:rPr>
+          <w:rFonts w:ascii="Century Schoolbook" w:hAnsi="Century Schoolbook"/>
+        </w:rPr>
+      </w:pPr>
+    </w:p>
+    <w:p>
+      <w:pPr>
+        <w:pStyle w:val="a9"/>
         <w:numPr>
           <w:ilvl w:val="0"/>
           <w:numId w:val="15"/>
@@ -1380,21 +1416,7 @@
         <w:rPr>
           <w:rFonts w:ascii="Century Schoolbook" w:hAnsi="Century Schoolbook"/>
         </w:rPr>
-        <w:t xml:space="preserve"> Filter the </w:t>
-      </w:r>
-      <w:proofErr w:type="spellStart"/>
-      <w:r>
-        <w:rPr>
-          <w:rFonts w:ascii="Century Schoolbook" w:hAnsi="Century Schoolbook"/>
-        </w:rPr>
-        <w:t>dataframe</w:t>
-      </w:r>
-      <w:proofErr w:type="spellEnd"/>
-      <w:r>
-        <w:rPr>
-          <w:rFonts w:ascii="Century Schoolbook" w:hAnsi="Century Schoolbook"/>
-        </w:rPr>
-        <w:t xml:space="preserve"> </w:t>
+        <w:t xml:space="preserve"> Filter the dataframe </w:t>
       </w:r>
       <w:r>
         <w:rPr>
@@ -1410,7 +1432,6 @@
         </w:rPr>
         <w:t xml:space="preserve"> for the category </w:t>
       </w:r>
-      <w:proofErr w:type="spellStart"/>
       <w:r>
         <w:rPr>
           <w:rFonts w:ascii="Century Schoolbook" w:hAnsi="Century Schoolbook"/>
@@ -1419,7 +1440,6 @@
         </w:rPr>
         <w:t>sci.med</w:t>
       </w:r>
-      <w:proofErr w:type="spellEnd"/>
       <w:r>
         <w:rPr>
           <w:rFonts w:ascii="Century Schoolbook" w:hAnsi="Century Schoolbook"/>
@@ -1491,7 +1511,7 @@
       <w:pPr>
         <w:jc w:val="both"/>
         <w:rPr>
-          <w:rFonts w:ascii="Century Schoolbook" w:hAnsi="Century Schoolbook"/>
+          <w:rFonts w:ascii="Century Schoolbook" w:hAnsi="Century Schoolbook" w:hint="eastAsia"/>
         </w:rPr>
       </w:pPr>
       <w:r>
@@ -1502,6 +1522,22 @@
         </w:rPr>
         <w:t>Answer:</w:t>
       </w:r>
+      <w:r>
+        <w:rPr>
+          <w:rFonts w:ascii="Century Schoolbook" w:hAnsi="Century Schoolbook" w:hint="eastAsia"/>
+          <w:b/>
+          <w:bCs/>
+        </w:rPr>
+        <w:t xml:space="preserve"> </w:t>
+      </w:r>
+      <w:r>
+        <w:rPr>
+          <w:rFonts w:ascii="Century Schoolbook" w:hAnsi="Century Schoolbook"/>
+          <w:b/>
+          <w:bCs/>
+        </w:rPr>
+        <w:t>594 documents.</w:t>
+      </w:r>
     </w:p>
     <w:p>
       <w:pPr>
@@ -1522,7 +1558,7 @@
         <w:rPr>
           <w:rFonts w:ascii="Century Schoolbook" w:hAnsi="Century Schoolbook"/>
         </w:rPr>
-        <w:t xml:space="preserve"> Yes / No </w:t>
+        <w:t xml:space="preserve"> Yes </w:t>
       </w:r>
     </w:p>
     <w:p>
@@ -1546,6 +1582,12 @@
         </w:rPr>
         <w:t xml:space="preserve"> </w:t>
       </w:r>
+      <w:r>
+        <w:rPr>
+          <w:rFonts w:ascii="Century Schoolbook" w:hAnsi="Century Schoolbook"/>
+        </w:rPr>
+        <w:t>AI was used to explain data filtering concepts, troubleshoot Python errors, and provide guidance on English writing.</w:t>
+      </w:r>
     </w:p>
     <w:p>
       <w:pPr>
@@ -1568,6 +1610,29 @@
         </w:rPr>
         <w:t xml:space="preserve"> </w:t>
       </w:r>
+      <w:hyperlink r:id="rId7" w:history="1">
+        <w:r>
+          <w:rPr>
+            <w:rStyle w:val="af2"/>
+            <w:rFonts w:ascii="Century Schoolbook" w:hAnsi="Century Schoolbook"/>
+          </w:rPr>
+          <w:t>Pandas — Boole</w:t>
+        </w:r>
+        <w:r>
+          <w:rPr>
+            <w:rStyle w:val="af2"/>
+            <w:rFonts w:ascii="Century Schoolbook" w:hAnsi="Century Schoolbook"/>
+          </w:rPr>
+          <w:t>a</w:t>
+        </w:r>
+        <w:r>
+          <w:rPr>
+            <w:rStyle w:val="af2"/>
+            <w:rFonts w:ascii="Century Schoolbook" w:hAnsi="Century Schoolbook"/>
+          </w:rPr>
+          <w:t>n Indexing</w:t>
+        </w:r>
+      </w:hyperlink>
     </w:p>
     <w:p>
       <w:pPr>
@@ -1676,7 +1741,6 @@
         </w:rPr>
         <w:t xml:space="preserve">In Section 4.1, a dummy record with a missing value is injected and then removed using the </w:t>
       </w:r>
-      <w:proofErr w:type="spellStart"/>
       <w:proofErr w:type="gramStart"/>
       <w:r>
         <w:rPr>
@@ -1684,16 +1748,7 @@
           <w:b/>
           <w:bCs/>
         </w:rPr>
-        <w:t>dropna</w:t>
-      </w:r>
-      <w:proofErr w:type="spellEnd"/>
-      <w:r>
-        <w:rPr>
-          <w:rFonts w:ascii="Century Schoolbook" w:hAnsi="Century Schoolbook"/>
-          <w:b/>
-          <w:bCs/>
-        </w:rPr>
-        <w:t>(</w:t>
+        <w:t>dropna(</w:t>
       </w:r>
       <w:proofErr w:type="gramEnd"/>
       <w:r>
@@ -1732,7 +1787,6 @@
         </w:rPr>
         <w:t xml:space="preserve"> If 40% of documents were missing the </w:t>
       </w:r>
-      <w:proofErr w:type="spellStart"/>
       <w:r>
         <w:rPr>
           <w:rFonts w:ascii="Century Schoolbook" w:hAnsi="Century Schoolbook"/>
@@ -1741,7 +1795,6 @@
         </w:rPr>
         <w:t>category_name</w:t>
       </w:r>
-      <w:proofErr w:type="spellEnd"/>
       <w:r>
         <w:rPr>
           <w:rFonts w:ascii="Century Schoolbook" w:hAnsi="Century Schoolbook"/>
@@ -1754,7 +1807,6 @@
         </w:rPr>
         <w:t xml:space="preserve">with </w:t>
       </w:r>
-      <w:proofErr w:type="spellStart"/>
       <w:proofErr w:type="gramStart"/>
       <w:r>
         <w:rPr>
@@ -1762,16 +1814,7 @@
           <w:b/>
           <w:bCs/>
         </w:rPr>
-        <w:t>dropna</w:t>
-      </w:r>
-      <w:proofErr w:type="spellEnd"/>
-      <w:r>
-        <w:rPr>
-          <w:rFonts w:ascii="Century Schoolbook" w:hAnsi="Century Schoolbook"/>
-          <w:b/>
-          <w:bCs/>
-        </w:rPr>
-        <w:t>(</w:t>
+        <w:t>dropna(</w:t>
       </w:r>
       <w:proofErr w:type="gramEnd"/>
       <w:r>
@@ -1799,7 +1842,7 @@
       <w:pPr>
         <w:jc w:val="both"/>
         <w:rPr>
-          <w:rFonts w:ascii="Century Schoolbook" w:hAnsi="Century Schoolbook"/>
+          <w:rFonts w:ascii="Century Schoolbook" w:hAnsi="Century Schoolbook" w:hint="eastAsia"/>
         </w:rPr>
       </w:pPr>
       <w:r>
@@ -1810,6 +1853,22 @@
         </w:rPr>
         <w:t>Answer:</w:t>
       </w:r>
+      <w:r>
+        <w:rPr>
+          <w:rFonts w:ascii="Century Schoolbook" w:hAnsi="Century Schoolbook" w:hint="eastAsia"/>
+          <w:b/>
+          <w:bCs/>
+        </w:rPr>
+        <w:t xml:space="preserve"> </w:t>
+      </w:r>
+      <w:r>
+        <w:rPr>
+          <w:rFonts w:ascii="Century Schoolbook" w:hAnsi="Century Schoolbook"/>
+          <w:b/>
+          <w:bCs/>
+        </w:rPr>
+        <w:t>Unsupervised Learning</w:t>
+      </w:r>
     </w:p>
     <w:p>
       <w:pPr>
@@ -1854,6 +1913,12 @@
         </w:rPr>
         <w:t xml:space="preserve"> </w:t>
       </w:r>
+      <w:r>
+        <w:rPr>
+          <w:rFonts w:ascii="Century Schoolbook" w:hAnsi="Century Schoolbook"/>
+        </w:rPr>
+        <w:t>AI was used to explain missing-data handling, selection bias, and alternative unsupervised learning methods.</w:t>
+      </w:r>
     </w:p>
     <w:p>
       <w:pPr>
@@ -1870,89 +1935,98 @@
         </w:rPr>
         <w:t>External references (links):</w:t>
       </w:r>
-      <w:r>
-        <w:rPr>
-          <w:rFonts w:ascii="Century Schoolbook" w:hAnsi="Century Schoolbook"/>
-        </w:rPr>
-        <w:t xml:space="preserve"> </w:t>
-      </w:r>
-    </w:p>
-    <w:p>
-      <w:pPr>
-        <w:jc w:val="both"/>
-        <w:rPr>
-          <w:rFonts w:ascii="Century Schoolbook" w:hAnsi="Century Schoolbook"/>
-        </w:rPr>
-      </w:pPr>
-    </w:p>
-    <w:p>
-      <w:pPr>
-        <w:jc w:val="both"/>
-        <w:rPr>
-          <w:rFonts w:ascii="Century Schoolbook" w:hAnsi="Century Schoolbook"/>
-        </w:rPr>
-      </w:pPr>
-    </w:p>
-    <w:p>
-      <w:pPr>
-        <w:jc w:val="both"/>
-        <w:rPr>
-          <w:rFonts w:ascii="Century Schoolbook" w:hAnsi="Century Schoolbook"/>
-        </w:rPr>
-      </w:pPr>
-    </w:p>
-    <w:p>
-      <w:pPr>
-        <w:jc w:val="both"/>
-        <w:rPr>
-          <w:rFonts w:ascii="Century Schoolbook" w:hAnsi="Century Schoolbook"/>
-        </w:rPr>
-      </w:pPr>
-    </w:p>
-    <w:p>
-      <w:pPr>
-        <w:jc w:val="both"/>
-        <w:rPr>
-          <w:rFonts w:ascii="Century Schoolbook" w:hAnsi="Century Schoolbook"/>
-        </w:rPr>
-      </w:pPr>
-    </w:p>
-    <w:p>
-      <w:pPr>
-        <w:jc w:val="both"/>
-        <w:rPr>
-          <w:rFonts w:ascii="Century Schoolbook" w:hAnsi="Century Schoolbook"/>
-        </w:rPr>
-      </w:pPr>
-    </w:p>
-    <w:p>
-      <w:pPr>
-        <w:jc w:val="both"/>
-        <w:rPr>
-          <w:rFonts w:ascii="Century Schoolbook" w:hAnsi="Century Schoolbook"/>
-        </w:rPr>
-      </w:pPr>
-    </w:p>
-    <w:p>
-      <w:pPr>
-        <w:jc w:val="both"/>
-        <w:rPr>
-          <w:rFonts w:ascii="Century Schoolbook" w:hAnsi="Century Schoolbook"/>
-        </w:rPr>
-      </w:pPr>
-    </w:p>
-    <w:p>
-      <w:pPr>
-        <w:jc w:val="both"/>
-        <w:rPr>
-          <w:rFonts w:ascii="Century Schoolbook" w:hAnsi="Century Schoolbook"/>
-        </w:rPr>
-      </w:pPr>
-      <w:r>
-        <w:rPr>
-          <w:rFonts w:ascii="Century Schoolbook" w:hAnsi="Century Schoolbook"/>
-        </w:rPr>
-        <w:lastRenderedPageBreak/>
+      <w:hyperlink r:id="rId8" w:history="1">
+        <w:r>
+          <w:rPr>
+            <w:rStyle w:val="af2"/>
+            <w:rFonts w:ascii="Century Schoolbook" w:hAnsi="Century Schoolbook"/>
+          </w:rPr>
+          <w:t xml:space="preserve"> </w:t>
+        </w:r>
+        <w:r>
+          <w:rPr>
+            <w:rStyle w:val="af2"/>
+            <w:rFonts w:ascii="Century Schoolbook" w:hAnsi="Century Schoolbook"/>
+          </w:rPr>
+          <w:t>Pandas — DataFrame.dropna()</w:t>
+        </w:r>
+      </w:hyperlink>
+    </w:p>
+    <w:p>
+      <w:pPr>
+        <w:jc w:val="both"/>
+        <w:rPr>
+          <w:rFonts w:ascii="Century Schoolbook" w:hAnsi="Century Schoolbook"/>
+        </w:rPr>
+      </w:pPr>
+    </w:p>
+    <w:p>
+      <w:pPr>
+        <w:jc w:val="both"/>
+        <w:rPr>
+          <w:rFonts w:ascii="Century Schoolbook" w:hAnsi="Century Schoolbook"/>
+        </w:rPr>
+      </w:pPr>
+    </w:p>
+    <w:p>
+      <w:pPr>
+        <w:jc w:val="both"/>
+        <w:rPr>
+          <w:rFonts w:ascii="Century Schoolbook" w:hAnsi="Century Schoolbook"/>
+        </w:rPr>
+      </w:pPr>
+    </w:p>
+    <w:p>
+      <w:pPr>
+        <w:jc w:val="both"/>
+        <w:rPr>
+          <w:rFonts w:ascii="Century Schoolbook" w:hAnsi="Century Schoolbook"/>
+        </w:rPr>
+      </w:pPr>
+    </w:p>
+    <w:p>
+      <w:pPr>
+        <w:jc w:val="both"/>
+        <w:rPr>
+          <w:rFonts w:ascii="Century Schoolbook" w:hAnsi="Century Schoolbook"/>
+        </w:rPr>
+      </w:pPr>
+    </w:p>
+    <w:p>
+      <w:pPr>
+        <w:jc w:val="both"/>
+        <w:rPr>
+          <w:rFonts w:ascii="Century Schoolbook" w:hAnsi="Century Schoolbook"/>
+        </w:rPr>
+      </w:pPr>
+    </w:p>
+    <w:p>
+      <w:pPr>
+        <w:jc w:val="both"/>
+        <w:rPr>
+          <w:rFonts w:ascii="Century Schoolbook" w:hAnsi="Century Schoolbook"/>
+        </w:rPr>
+      </w:pPr>
+    </w:p>
+    <w:p>
+      <w:pPr>
+        <w:jc w:val="both"/>
+        <w:rPr>
+          <w:rFonts w:ascii="Century Schoolbook" w:hAnsi="Century Schoolbook"/>
+        </w:rPr>
+      </w:pPr>
+    </w:p>
+    <w:p>
+      <w:pPr>
+        <w:jc w:val="both"/>
+        <w:rPr>
+          <w:rFonts w:ascii="Century Schoolbook" w:hAnsi="Century Schoolbook"/>
+        </w:rPr>
+      </w:pPr>
+      <w:r>
+        <w:rPr>
+          <w:rFonts w:ascii="Century Schoolbook" w:hAnsi="Century Schoolbook"/>
+        </w:rPr>
         <w:pict w14:anchorId="4353243F">
           <v:rect id="_x0000_i1029" style="width:0;height:1.5pt" o:hralign="center" o:hrstd="t" o:hr="t" fillcolor="#a0a0a0" stroked="f"/>
         </w:pict>
@@ -2025,41 +2099,13 @@
         </w:rPr>
         <w:t xml:space="preserve">In Section 5.1, the code uses </w:t>
       </w:r>
-      <w:proofErr w:type="spellStart"/>
-      <w:r>
-        <w:rPr>
-          <w:rFonts w:ascii="Century Schoolbook" w:hAnsi="Century Schoolbook"/>
-          <w:b/>
-          <w:bCs/>
-        </w:rPr>
-        <w:t>X_sample</w:t>
-      </w:r>
-      <w:proofErr w:type="spellEnd"/>
-      <w:r>
-        <w:rPr>
-          <w:rFonts w:ascii="Century Schoolbook" w:hAnsi="Century Schoolbook"/>
-          <w:b/>
-          <w:bCs/>
-        </w:rPr>
-        <w:t xml:space="preserve"> = </w:t>
-      </w:r>
-      <w:proofErr w:type="spellStart"/>
-      <w:r>
-        <w:rPr>
-          <w:rFonts w:ascii="Century Schoolbook" w:hAnsi="Century Schoolbook"/>
-          <w:b/>
-          <w:bCs/>
-        </w:rPr>
-        <w:t>X.sample</w:t>
-      </w:r>
-      <w:proofErr w:type="spellEnd"/>
-      <w:r>
-        <w:rPr>
-          <w:rFonts w:ascii="Century Schoolbook" w:hAnsi="Century Schoolbook"/>
-          <w:b/>
-          <w:bCs/>
-        </w:rPr>
-        <w:t>(n=1000)</w:t>
+      <w:r>
+        <w:rPr>
+          <w:rFonts w:ascii="Century Schoolbook" w:hAnsi="Century Schoolbook"/>
+          <w:b/>
+          <w:bCs/>
+        </w:rPr>
+        <w:t>X_sample = X.sample(n=1000)</w:t>
       </w:r>
       <w:r>
         <w:rPr>
@@ -2126,16 +2172,84 @@
       <w:pPr>
         <w:jc w:val="both"/>
         <w:rPr>
-          <w:rFonts w:ascii="Century Schoolbook" w:hAnsi="Century Schoolbook"/>
-        </w:rPr>
-      </w:pPr>
-      <w:r>
-        <w:rPr>
-          <w:rFonts w:ascii="Century Schoolbook" w:hAnsi="Century Schoolbook"/>
-          <w:b/>
-          <w:bCs/>
-        </w:rPr>
-        <w:t>Answer:</w:t>
+          <w:rFonts w:ascii="Century Schoolbook" w:hAnsi="Century Schoolbook" w:hint="eastAsia"/>
+        </w:rPr>
+      </w:pPr>
+      <w:r>
+        <w:rPr>
+          <w:rFonts w:ascii="Century Schoolbook" w:hAnsi="Century Schoolbook"/>
+          <w:b/>
+          <w:bCs/>
+        </w:rPr>
+        <w:t>Answer</w:t>
+      </w:r>
+      <w:proofErr w:type="gramStart"/>
+      <w:r>
+        <w:rPr>
+          <w:rFonts w:ascii="Century Schoolbook" w:hAnsi="Century Schoolbook"/>
+          <w:b/>
+          <w:bCs/>
+        </w:rPr>
+        <w:t>:</w:t>
+      </w:r>
+      <w:r>
+        <w:t xml:space="preserve"> </w:t>
+      </w:r>
+      <w:r>
+        <w:rPr>
+          <w:rFonts w:hint="eastAsia"/>
+        </w:rPr>
+        <w:t xml:space="preserve"> 1</w:t>
+      </w:r>
+      <w:proofErr w:type="gramEnd"/>
+      <w:r>
+        <w:rPr>
+          <w:rFonts w:hint="eastAsia"/>
+        </w:rPr>
+        <w:t xml:space="preserve">. </w:t>
+      </w:r>
+      <w:r>
+        <w:rPr>
+          <w:rFonts w:ascii="Century Schoolbook" w:hAnsi="Century Schoolbook"/>
+          <w:b/>
+          <w:bCs/>
+        </w:rPr>
+        <w:t>No, not exactly.</w:t>
+      </w:r>
+      <w:r>
+        <w:rPr>
+          <w:rFonts w:ascii="Century Schoolbook" w:hAnsi="Century Schoolbook" w:hint="eastAsia"/>
+          <w:b/>
+          <w:bCs/>
+        </w:rPr>
+        <w:t xml:space="preserve">  2.</w:t>
+      </w:r>
+      <w:r>
+        <w:t xml:space="preserve"> </w:t>
+      </w:r>
+      <w:r>
+        <w:rPr>
+          <w:rFonts w:ascii="Century Schoolbook" w:hAnsi="Century Schoolbook"/>
+          <w:b/>
+          <w:bCs/>
+        </w:rPr>
+        <w:t>Underrepresentation</w:t>
+      </w:r>
+      <w:r>
+        <w:rPr>
+          <w:rFonts w:ascii="Century Schoolbook" w:hAnsi="Century Schoolbook"/>
+          <w:b/>
+          <w:bCs/>
+        </w:rPr>
+        <w:t>、</w:t>
+      </w:r>
+      <w:r>
+        <w:rPr>
+          <w:rFonts w:ascii="Century Schoolbook" w:hAnsi="Century Schoolbook"/>
+          <w:b/>
+          <w:bCs/>
+        </w:rPr>
+        <w:t>Sampling Bias / Sampling Variability</w:t>
       </w:r>
     </w:p>
     <w:p>
@@ -2157,7 +2271,7 @@
         <w:rPr>
           <w:rFonts w:ascii="Century Schoolbook" w:hAnsi="Century Schoolbook"/>
         </w:rPr>
-        <w:t xml:space="preserve"> Yes / No </w:t>
+        <w:t xml:space="preserve"> No </w:t>
       </w:r>
     </w:p>
     <w:p>
@@ -2287,7 +2401,6 @@
         </w:rPr>
         <w:t xml:space="preserve">In Section 5.3, the </w:t>
       </w:r>
-      <w:proofErr w:type="spellStart"/>
       <w:r>
         <w:rPr>
           <w:rFonts w:ascii="Century Schoolbook" w:hAnsi="Century Schoolbook"/>
@@ -2296,48 +2409,19 @@
         </w:rPr>
         <w:t>CountVectorizer</w:t>
       </w:r>
-      <w:proofErr w:type="spellEnd"/>
       <w:r>
         <w:rPr>
           <w:rFonts w:ascii="Century Schoolbook" w:hAnsi="Century Schoolbook"/>
         </w:rPr>
         <w:t xml:space="preserve"> converts text into a document-term matrix using </w:t>
       </w:r>
-      <w:proofErr w:type="spellStart"/>
-      <w:r>
-        <w:rPr>
-          <w:rFonts w:ascii="Century Schoolbook" w:hAnsi="Century Schoolbook"/>
-          <w:b/>
-          <w:bCs/>
-        </w:rPr>
-        <w:t>stop_words</w:t>
-      </w:r>
-      <w:proofErr w:type="spellEnd"/>
-      <w:r>
-        <w:rPr>
-          <w:rFonts w:ascii="Century Schoolbook" w:hAnsi="Century Schoolbook"/>
-          <w:b/>
-          <w:bCs/>
-        </w:rPr>
-        <w:t>='</w:t>
-      </w:r>
-      <w:proofErr w:type="spellStart"/>
-      <w:r>
-        <w:rPr>
-          <w:rFonts w:ascii="Century Schoolbook" w:hAnsi="Century Schoolbook"/>
-          <w:b/>
-          <w:bCs/>
-        </w:rPr>
-        <w:t>english</w:t>
-      </w:r>
-      <w:proofErr w:type="spellEnd"/>
-      <w:r>
-        <w:rPr>
-          <w:rFonts w:ascii="Century Schoolbook" w:hAnsi="Century Schoolbook"/>
-          <w:b/>
-          <w:bCs/>
-        </w:rPr>
-        <w:t>’</w:t>
+      <w:r>
+        <w:rPr>
+          <w:rFonts w:ascii="Century Schoolbook" w:hAnsi="Century Schoolbook"/>
+          <w:b/>
+          <w:bCs/>
+        </w:rPr>
+        <w:t>stop_words='english’</w:t>
       </w:r>
       <w:r>
         <w:rPr>
@@ -2345,23 +2429,13 @@
         </w:rPr>
         <w:t xml:space="preserve">. Change this parameter to </w:t>
       </w:r>
-      <w:proofErr w:type="spellStart"/>
-      <w:r>
-        <w:rPr>
-          <w:rFonts w:ascii="Century Schoolbook" w:hAnsi="Century Schoolbook"/>
-          <w:b/>
-          <w:bCs/>
-        </w:rPr>
-        <w:t>stop_words</w:t>
-      </w:r>
-      <w:proofErr w:type="spellEnd"/>
-      <w:r>
-        <w:rPr>
-          <w:rFonts w:ascii="Century Schoolbook" w:hAnsi="Century Schoolbook"/>
-          <w:b/>
-          <w:bCs/>
-        </w:rPr>
-        <w:t>=None</w:t>
+      <w:r>
+        <w:rPr>
+          <w:rFonts w:ascii="Century Schoolbook" w:hAnsi="Century Schoolbook"/>
+          <w:b/>
+          <w:bCs/>
+        </w:rPr>
+        <w:t>stop_words=None</w:t>
       </w:r>
       <w:r>
         <w:rPr>
@@ -2369,7 +2443,6 @@
         </w:rPr>
         <w:t xml:space="preserve"> and re-run the cell to check the shape of </w:t>
       </w:r>
-      <w:proofErr w:type="spellStart"/>
       <w:r>
         <w:rPr>
           <w:rFonts w:ascii="Century Schoolbook" w:hAnsi="Century Schoolbook"/>
@@ -2378,7 +2451,6 @@
         </w:rPr>
         <w:t>X_counts</w:t>
       </w:r>
-      <w:proofErr w:type="spellEnd"/>
       <w:r>
         <w:rPr>
           <w:rFonts w:ascii="Century Schoolbook" w:hAnsi="Century Schoolbook"/>
@@ -2457,28 +2529,14 @@
         <w:rPr>
           <w:rFonts w:ascii="Century Schoolbook" w:hAnsi="Century Schoolbook"/>
         </w:rPr>
-        <w:t xml:space="preserve">Since </w:t>
-      </w:r>
-      <w:proofErr w:type="spellStart"/>
-      <w:r>
-        <w:rPr>
-          <w:rFonts w:ascii="Century Schoolbook" w:hAnsi="Century Schoolbook"/>
-        </w:rPr>
-        <w:t>stopwords</w:t>
-      </w:r>
-      <w:proofErr w:type="spellEnd"/>
-      <w:r>
-        <w:rPr>
-          <w:rFonts w:ascii="Century Schoolbook" w:hAnsi="Century Schoolbook"/>
-        </w:rPr>
-        <w:t xml:space="preserve"> are highly common words that appear in almost all documents, what effect does adding them back have on the overall sparsity (the percentage of zeros) of the matrix?</w:t>
-      </w:r>
-    </w:p>
-    <w:p>
-      <w:pPr>
-        <w:jc w:val="both"/>
-        <w:rPr>
-          <w:rFonts w:ascii="Century Schoolbook" w:hAnsi="Century Schoolbook"/>
+        <w:t>Since stopwords are highly common words that appear in almost all documents, what effect does adding them back have on the overall sparsity (the percentage of zeros) of the matrix?</w:t>
+      </w:r>
+    </w:p>
+    <w:p>
+      <w:pPr>
+        <w:jc w:val="both"/>
+        <w:rPr>
+          <w:rFonts w:ascii="Century Schoolbook" w:hAnsi="Century Schoolbook" w:hint="eastAsia"/>
         </w:rPr>
       </w:pPr>
       <w:r>
@@ -2489,6 +2547,71 @@
         </w:rPr>
         <w:t>Answer:</w:t>
       </w:r>
+      <w:r>
+        <w:t xml:space="preserve"> </w:t>
+      </w:r>
+      <w:r>
+        <w:rPr>
+          <w:rFonts w:hint="eastAsia"/>
+        </w:rPr>
+        <w:t xml:space="preserve"> 1. </w:t>
+      </w:r>
+      <w:r>
+        <w:rPr>
+          <w:rFonts w:ascii="Century Schoolbook" w:hAnsi="Century Schoolbook"/>
+          <w:b/>
+          <w:bCs/>
+        </w:rPr>
+        <w:t>increases the number of features</w:t>
+      </w:r>
+      <w:r>
+        <w:rPr>
+          <w:rFonts w:ascii="Century Schoolbook" w:hAnsi="Century Schoolbook" w:hint="eastAsia"/>
+          <w:b/>
+          <w:bCs/>
+        </w:rPr>
+        <w:t xml:space="preserve">  2. </w:t>
+      </w:r>
+      <w:r>
+        <w:rPr>
+          <w:rFonts w:ascii="Century Schoolbook" w:hAnsi="Century Schoolbook"/>
+          <w:b/>
+          <w:bCs/>
+        </w:rPr>
+        <w:t>common stopwords appear in many documents</w:t>
+      </w:r>
+      <w:r>
+        <w:rPr>
+          <w:rFonts w:ascii="Century Schoolbook" w:hAnsi="Century Schoolbook"/>
+          <w:b/>
+          <w:bCs/>
+        </w:rPr>
+        <w:t>、</w:t>
+      </w:r>
+      <w:r>
+        <w:rPr>
+          <w:rFonts w:ascii="Century Schoolbook" w:hAnsi="Century Schoolbook"/>
+          <w:b/>
+          <w:bCs/>
+        </w:rPr>
+        <w:t>more non-zero entries</w:t>
+      </w:r>
+      <w:r>
+        <w:rPr>
+          <w:rFonts w:ascii="Century Schoolbook" w:hAnsi="Century Schoolbook"/>
+          <w:b/>
+          <w:bCs/>
+        </w:rPr>
+        <w:t>、</w:t>
+      </w:r>
+      <w:r>
+        <w:rPr>
+          <w:rFonts w:ascii="Century Schoolbook" w:hAnsi="Century Schoolbook"/>
+          <w:b/>
+          <w:bCs/>
+        </w:rPr>
+        <w:t>lower percentage of zeros</w:t>
+      </w:r>
     </w:p>
     <w:p>
       <w:pPr>
@@ -2509,7 +2632,7 @@
         <w:rPr>
           <w:rFonts w:ascii="Century Schoolbook" w:hAnsi="Century Schoolbook"/>
         </w:rPr>
-        <w:t xml:space="preserve"> Yes / No </w:t>
+        <w:t xml:space="preserve"> No </w:t>
       </w:r>
     </w:p>
     <w:p>
@@ -2576,31 +2699,7 @@
       <w:pPr>
         <w:jc w:val="both"/>
         <w:rPr>
-          <w:rFonts w:ascii="Century Schoolbook" w:hAnsi="Century Schoolbook"/>
-        </w:rPr>
-      </w:pPr>
-    </w:p>
-    <w:p>
-      <w:pPr>
-        <w:jc w:val="both"/>
-        <w:rPr>
-          <w:rFonts w:ascii="Century Schoolbook" w:hAnsi="Century Schoolbook"/>
-        </w:rPr>
-      </w:pPr>
-    </w:p>
-    <w:p>
-      <w:pPr>
-        <w:jc w:val="both"/>
-        <w:rPr>
-          <w:rFonts w:ascii="Century Schoolbook" w:hAnsi="Century Schoolbook"/>
-        </w:rPr>
-      </w:pPr>
-    </w:p>
-    <w:p>
-      <w:pPr>
-        <w:jc w:val="both"/>
-        <w:rPr>
-          <w:rFonts w:ascii="Century Schoolbook" w:hAnsi="Century Schoolbook"/>
+          <w:rFonts w:ascii="Century Schoolbook" w:hAnsi="Century Schoolbook" w:hint="eastAsia"/>
         </w:rPr>
       </w:pPr>
     </w:p>
@@ -2704,23 +2803,13 @@
         </w:rPr>
         <w:t xml:space="preserve">In the variance filtering section, re-run </w:t>
       </w:r>
-      <w:proofErr w:type="spellStart"/>
-      <w:r>
-        <w:rPr>
-          <w:rFonts w:ascii="Century Schoolbook" w:hAnsi="Century Schoolbook"/>
-          <w:b/>
-          <w:bCs/>
-        </w:rPr>
-        <w:t>variance_filter</w:t>
-      </w:r>
-      <w:proofErr w:type="spellEnd"/>
-      <w:r>
-        <w:rPr>
-          <w:rFonts w:ascii="Century Schoolbook" w:hAnsi="Century Schoolbook"/>
-          <w:b/>
-          <w:bCs/>
-        </w:rPr>
-        <w:t xml:space="preserve"> </w:t>
+      <w:r>
+        <w:rPr>
+          <w:rFonts w:ascii="Century Schoolbook" w:hAnsi="Century Schoolbook"/>
+          <w:b/>
+          <w:bCs/>
+        </w:rPr>
+        <w:t xml:space="preserve">variance_filter </w:t>
       </w:r>
       <w:r>
         <w:rPr>
@@ -2835,6 +2924,8 @@
         <w:jc w:val="both"/>
         <w:rPr>
           <w:rFonts w:ascii="Century Schoolbook" w:hAnsi="Century Schoolbook"/>
+          <w:b/>
+          <w:bCs/>
         </w:rPr>
       </w:pPr>
       <w:r>
@@ -2844,6 +2935,92 @@
           <w:bCs/>
         </w:rPr>
         <w:t>Answer:</w:t>
+      </w:r>
+      <w:r>
+        <w:rPr>
+          <w:rFonts w:ascii="Century Schoolbook" w:hAnsi="Century Schoolbook" w:hint="eastAsia"/>
+          <w:b/>
+          <w:bCs/>
+        </w:rPr>
+        <w:t xml:space="preserve"> 1.</w:t>
+      </w:r>
+      <w:r>
+        <w:t xml:space="preserve"> </w:t>
+      </w:r>
+      <w:r>
+        <w:rPr>
+          <w:rFonts w:ascii="Century Schoolbook" w:hAnsi="Century Schoolbook"/>
+          <w:b/>
+          <w:bCs/>
+        </w:rPr>
+        <w:t>The vocabulary size decreases significantly.</w:t>
+      </w:r>
+    </w:p>
+    <w:p>
+      <w:pPr>
+        <w:jc w:val="both"/>
+        <w:rPr>
+          <w:rFonts w:ascii="Century Schoolbook" w:hAnsi="Century Schoolbook"/>
+          <w:b/>
+          <w:bCs/>
+        </w:rPr>
+      </w:pPr>
+      <w:r>
+        <w:rPr>
+          <w:rFonts w:ascii="Century Schoolbook" w:hAnsi="Century Schoolbook"/>
+          <w:b/>
+          <w:bCs/>
+        </w:rPr>
+        <w:tab/>
+      </w:r>
+      <w:r>
+        <w:rPr>
+          <w:rFonts w:ascii="Century Schoolbook" w:hAnsi="Century Schoolbook" w:hint="eastAsia"/>
+          <w:b/>
+          <w:bCs/>
+        </w:rPr>
+        <w:t xml:space="preserve">     2.</w:t>
+      </w:r>
+      <w:r>
+        <w:t xml:space="preserve"> </w:t>
+      </w:r>
+      <w:r>
+        <w:rPr>
+          <w:rFonts w:ascii="Century Schoolbook" w:hAnsi="Century Schoolbook"/>
+          <w:b/>
+          <w:bCs/>
+        </w:rPr>
+        <w:t>Rare words and nearly constant words</w:t>
+      </w:r>
+    </w:p>
+    <w:p>
+      <w:pPr>
+        <w:ind w:firstLineChars="500" w:firstLine="1101"/>
+        <w:jc w:val="both"/>
+        <w:rPr>
+          <w:rFonts w:ascii="Century Schoolbook" w:hAnsi="Century Schoolbook" w:hint="eastAsia"/>
+          <w:b/>
+          <w:bCs/>
+        </w:rPr>
+      </w:pPr>
+      <w:r>
+        <w:rPr>
+          <w:rFonts w:ascii="Century Schoolbook" w:hAnsi="Century Schoolbook" w:hint="eastAsia"/>
+          <w:b/>
+          <w:bCs/>
+        </w:rPr>
+        <w:t>3.</w:t>
+      </w:r>
+      <w:r>
+        <w:t xml:space="preserve"> </w:t>
+      </w:r>
+      <w:r>
+        <w:rPr>
+          <w:rFonts w:ascii="Century Schoolbook" w:hAnsi="Century Schoolbook"/>
+          <w:b/>
+          <w:bCs/>
+        </w:rPr>
+        <w:t>It reduces dimensionality and computational cost.</w:t>
       </w:r>
     </w:p>
     <w:tbl>
@@ -2956,6 +3133,12 @@
                 <w:rFonts w:ascii="Century Schoolbook" w:hAnsi="Century Schoolbook"/>
               </w:rPr>
             </w:pPr>
+            <w:r>
+              <w:rPr>
+                <w:rFonts w:ascii="Century Schoolbook" w:hAnsi="Century Schoolbook" w:hint="eastAsia"/>
+              </w:rPr>
+              <w:t>35482</w:t>
+            </w:r>
           </w:p>
         </w:tc>
       </w:tr>
@@ -2997,6 +3180,12 @@
                 <w:rFonts w:ascii="Century Schoolbook" w:hAnsi="Century Schoolbook"/>
               </w:rPr>
             </w:pPr>
+            <w:r>
+              <w:rPr>
+                <w:rFonts w:ascii="Century Schoolbook" w:hAnsi="Century Schoolbook" w:hint="eastAsia"/>
+              </w:rPr>
+              <w:t>5089</w:t>
+            </w:r>
           </w:p>
         </w:tc>
       </w:tr>
@@ -3038,6 +3227,12 @@
                 <w:rFonts w:ascii="Century Schoolbook" w:hAnsi="Century Schoolbook"/>
               </w:rPr>
             </w:pPr>
+            <w:r>
+              <w:rPr>
+                <w:rFonts w:ascii="Century Schoolbook" w:hAnsi="Century Schoolbook" w:hint="eastAsia"/>
+              </w:rPr>
+              <w:t>1491</w:t>
+            </w:r>
           </w:p>
         </w:tc>
       </w:tr>
@@ -3061,7 +3256,7 @@
         <w:rPr>
           <w:rFonts w:ascii="Century Schoolbook" w:hAnsi="Century Schoolbook"/>
         </w:rPr>
-        <w:t xml:space="preserve"> Yes / No </w:t>
+        <w:t xml:space="preserve"> Yes </w:t>
       </w:r>
     </w:p>
     <w:p>
@@ -3085,6 +3280,12 @@
         </w:rPr>
         <w:t xml:space="preserve"> </w:t>
       </w:r>
+      <w:r>
+        <w:rPr>
+          <w:rFonts w:ascii="Century Schoolbook" w:hAnsi="Century Schoolbook"/>
+        </w:rPr>
+        <w:t>AI was used to explain variance thresholding, guide the Python experiment, and interpret the experimental results.</w:t>
+      </w:r>
     </w:p>
     <w:p>
       <w:pPr>
@@ -3107,108 +3308,93 @@
         </w:rPr>
         <w:t xml:space="preserve"> </w:t>
       </w:r>
-    </w:p>
-    <w:p>
-      <w:pPr>
-        <w:jc w:val="both"/>
-        <w:rPr>
-          <w:rFonts w:ascii="Century Schoolbook" w:hAnsi="Century Schoolbook"/>
-        </w:rPr>
-      </w:pPr>
-    </w:p>
-    <w:p>
-      <w:pPr>
-        <w:jc w:val="both"/>
-        <w:rPr>
-          <w:rFonts w:ascii="Century Schoolbook" w:hAnsi="Century Schoolbook"/>
-        </w:rPr>
-      </w:pPr>
-    </w:p>
-    <w:p>
-      <w:pPr>
-        <w:jc w:val="both"/>
-        <w:rPr>
-          <w:rFonts w:ascii="Century Schoolbook" w:hAnsi="Century Schoolbook"/>
-        </w:rPr>
-      </w:pPr>
-    </w:p>
-    <w:p>
-      <w:pPr>
-        <w:jc w:val="both"/>
-        <w:rPr>
-          <w:rFonts w:ascii="Century Schoolbook" w:hAnsi="Century Schoolbook"/>
-        </w:rPr>
-      </w:pPr>
-    </w:p>
-    <w:p>
-      <w:pPr>
-        <w:jc w:val="both"/>
-        <w:rPr>
-          <w:rFonts w:ascii="Century Schoolbook" w:hAnsi="Century Schoolbook"/>
-        </w:rPr>
-      </w:pPr>
-    </w:p>
-    <w:p>
-      <w:pPr>
-        <w:jc w:val="both"/>
-        <w:rPr>
-          <w:rFonts w:ascii="Century Schoolbook" w:hAnsi="Century Schoolbook"/>
-        </w:rPr>
-      </w:pPr>
-    </w:p>
-    <w:p>
-      <w:pPr>
-        <w:jc w:val="both"/>
-        <w:rPr>
-          <w:rFonts w:ascii="Century Schoolbook" w:hAnsi="Century Schoolbook"/>
-        </w:rPr>
-      </w:pPr>
-    </w:p>
-    <w:p>
-      <w:pPr>
-        <w:jc w:val="both"/>
-        <w:rPr>
-          <w:rFonts w:ascii="Century Schoolbook" w:hAnsi="Century Schoolbook"/>
-        </w:rPr>
-      </w:pPr>
-    </w:p>
-    <w:p>
-      <w:pPr>
-        <w:jc w:val="both"/>
-        <w:rPr>
-          <w:rFonts w:ascii="Century Schoolbook" w:hAnsi="Century Schoolbook"/>
-        </w:rPr>
-      </w:pPr>
-    </w:p>
-    <w:p>
-      <w:pPr>
-        <w:jc w:val="both"/>
-        <w:rPr>
-          <w:rFonts w:ascii="Century Schoolbook" w:hAnsi="Century Schoolbook"/>
-        </w:rPr>
-      </w:pPr>
-    </w:p>
-    <w:p>
-      <w:pPr>
-        <w:jc w:val="both"/>
-        <w:rPr>
-          <w:rFonts w:ascii="Century Schoolbook" w:hAnsi="Century Schoolbook"/>
-        </w:rPr>
-      </w:pPr>
-    </w:p>
-    <w:p>
-      <w:pPr>
-        <w:jc w:val="both"/>
-        <w:rPr>
-          <w:rFonts w:ascii="Century Schoolbook" w:hAnsi="Century Schoolbook"/>
-        </w:rPr>
-      </w:pPr>
-    </w:p>
-    <w:p>
-      <w:pPr>
-        <w:jc w:val="both"/>
-        <w:rPr>
-          <w:rFonts w:ascii="Century Schoolbook" w:hAnsi="Century Schoolbook"/>
+      <w:hyperlink r:id="rId9" w:history="1">
+        <w:r>
+          <w:rPr>
+            <w:rStyle w:val="af2"/>
+            <w:rFonts w:ascii="Century Schoolbook" w:hAnsi="Century Schoolbook"/>
+          </w:rPr>
+          <w:t>Scikit-learn — VarianceThreshold</w:t>
+        </w:r>
+      </w:hyperlink>
+    </w:p>
+    <w:p>
+      <w:pPr>
+        <w:jc w:val="both"/>
+        <w:rPr>
+          <w:rFonts w:ascii="Century Schoolbook" w:hAnsi="Century Schoolbook"/>
+        </w:rPr>
+      </w:pPr>
+    </w:p>
+    <w:p>
+      <w:pPr>
+        <w:jc w:val="both"/>
+        <w:rPr>
+          <w:rFonts w:ascii="Century Schoolbook" w:hAnsi="Century Schoolbook"/>
+        </w:rPr>
+      </w:pPr>
+    </w:p>
+    <w:p>
+      <w:pPr>
+        <w:jc w:val="both"/>
+        <w:rPr>
+          <w:rFonts w:ascii="Century Schoolbook" w:hAnsi="Century Schoolbook"/>
+        </w:rPr>
+      </w:pPr>
+    </w:p>
+    <w:p>
+      <w:pPr>
+        <w:jc w:val="both"/>
+        <w:rPr>
+          <w:rFonts w:ascii="Century Schoolbook" w:hAnsi="Century Schoolbook"/>
+        </w:rPr>
+      </w:pPr>
+    </w:p>
+    <w:p>
+      <w:pPr>
+        <w:jc w:val="both"/>
+        <w:rPr>
+          <w:rFonts w:ascii="Century Schoolbook" w:hAnsi="Century Schoolbook"/>
+        </w:rPr>
+      </w:pPr>
+    </w:p>
+    <w:p>
+      <w:pPr>
+        <w:jc w:val="both"/>
+        <w:rPr>
+          <w:rFonts w:ascii="Century Schoolbook" w:hAnsi="Century Schoolbook"/>
+        </w:rPr>
+      </w:pPr>
+    </w:p>
+    <w:p>
+      <w:pPr>
+        <w:jc w:val="both"/>
+        <w:rPr>
+          <w:rFonts w:ascii="Century Schoolbook" w:hAnsi="Century Schoolbook"/>
+        </w:rPr>
+      </w:pPr>
+    </w:p>
+    <w:p>
+      <w:pPr>
+        <w:jc w:val="both"/>
+        <w:rPr>
+          <w:rFonts w:ascii="Century Schoolbook" w:hAnsi="Century Schoolbook"/>
+        </w:rPr>
+      </w:pPr>
+    </w:p>
+    <w:p>
+      <w:pPr>
+        <w:jc w:val="both"/>
+        <w:rPr>
+          <w:rFonts w:ascii="Century Schoolbook" w:hAnsi="Century Schoolbook"/>
+        </w:rPr>
+      </w:pPr>
+    </w:p>
+    <w:p>
+      <w:pPr>
+        <w:jc w:val="both"/>
+        <w:rPr>
+          <w:rFonts w:ascii="Century Schoolbook" w:hAnsi="Century Schoolbook" w:hint="eastAsia"/>
         </w:rPr>
       </w:pPr>
     </w:p>
@@ -3304,7 +3490,6 @@
         </w:rPr>
         <w:t xml:space="preserve">Run the correlation filter against the binary indicator for the </w:t>
       </w:r>
-      <w:proofErr w:type="spellStart"/>
       <w:proofErr w:type="gramStart"/>
       <w:r>
         <w:rPr>
@@ -3314,7 +3499,6 @@
         </w:rPr>
         <w:t>comp.graphics</w:t>
       </w:r>
-      <w:proofErr w:type="spellEnd"/>
       <w:proofErr w:type="gramEnd"/>
       <w:r>
         <w:rPr>
@@ -3322,7 +3506,6 @@
         </w:rPr>
         <w:t xml:space="preserve"> class. Inspect the top 10 features sorted by </w:t>
       </w:r>
-      <w:proofErr w:type="spellStart"/>
       <w:r>
         <w:rPr>
           <w:rFonts w:ascii="Century Schoolbook" w:hAnsi="Century Schoolbook"/>
@@ -3331,14 +3514,12 @@
         </w:rPr>
         <w:t>pearson_r</w:t>
       </w:r>
-      <w:proofErr w:type="spellEnd"/>
       <w:r>
         <w:rPr>
           <w:rFonts w:ascii="Century Schoolbook" w:hAnsi="Century Schoolbook"/>
         </w:rPr>
         <w:t xml:space="preserve"> and compare them to the top 10 features sorted by </w:t>
       </w:r>
-      <w:proofErr w:type="spellStart"/>
       <w:r>
         <w:rPr>
           <w:rFonts w:ascii="Century Schoolbook" w:hAnsi="Century Schoolbook"/>
@@ -3347,7 +3528,6 @@
         </w:rPr>
         <w:t>spearman_r</w:t>
       </w:r>
-      <w:proofErr w:type="spellEnd"/>
       <w:r>
         <w:rPr>
           <w:rFonts w:ascii="Century Schoolbook" w:hAnsi="Century Schoolbook"/>
@@ -3373,7 +3553,7 @@
     </w:p>
     <w:p>
       <w:pPr>
-        <w:pStyle w:val="ListParagraph"/>
+        <w:pStyle w:val="a9"/>
         <w:numPr>
           <w:ilvl w:val="1"/>
           <w:numId w:val="7"/>
@@ -3392,7 +3572,7 @@
     </w:p>
     <w:p>
       <w:pPr>
-        <w:pStyle w:val="ListParagraph"/>
+        <w:pStyle w:val="a9"/>
         <w:numPr>
           <w:ilvl w:val="1"/>
           <w:numId w:val="7"/>
@@ -3439,7 +3619,7 @@
     </w:p>
     <w:p>
       <w:pPr>
-        <w:pStyle w:val="ListParagraph"/>
+        <w:pStyle w:val="a9"/>
         <w:numPr>
           <w:ilvl w:val="1"/>
           <w:numId w:val="7"/>
@@ -3489,6 +3669,8 @@
         <w:jc w:val="both"/>
         <w:rPr>
           <w:rFonts w:ascii="Century Schoolbook" w:hAnsi="Century Schoolbook"/>
+          <w:b/>
+          <w:bCs/>
         </w:rPr>
       </w:pPr>
       <w:r>
@@ -3499,6 +3681,342 @@
         </w:rPr>
         <w:t>Answer:</w:t>
       </w:r>
+      <w:r>
+        <w:rPr>
+          <w:rFonts w:ascii="Century Schoolbook" w:hAnsi="Century Schoolbook" w:hint="eastAsia"/>
+          <w:b/>
+          <w:bCs/>
+        </w:rPr>
+        <w:t xml:space="preserve">1. </w:t>
+      </w:r>
+      <w:r>
+        <w:rPr>
+          <w:rFonts w:ascii="Century Schoolbook" w:hAnsi="Century Schoolbook"/>
+          <w:b/>
+          <w:bCs/>
+        </w:rPr>
+        <w:t>domain-specific terminology for graphics</w:t>
+      </w:r>
+      <w:r>
+        <w:rPr>
+          <w:rFonts w:ascii="Century Schoolbook" w:hAnsi="Century Schoolbook" w:hint="eastAsia"/>
+          <w:b/>
+          <w:bCs/>
+        </w:rPr>
+        <w:t xml:space="preserve"> </w:t>
+      </w:r>
+    </w:p>
+    <w:p>
+      <w:pPr>
+        <w:ind w:firstLineChars="400" w:firstLine="881"/>
+        <w:jc w:val="both"/>
+        <w:rPr>
+          <w:rFonts w:ascii="Century Schoolbook" w:hAnsi="Century Schoolbook"/>
+          <w:b/>
+          <w:bCs/>
+        </w:rPr>
+      </w:pPr>
+      <w:r>
+        <w:rPr>
+          <w:rFonts w:ascii="Century Schoolbook" w:hAnsi="Century Schoolbook" w:hint="eastAsia"/>
+          <w:b/>
+          <w:bCs/>
+        </w:rPr>
+        <w:t>2.</w:t>
+      </w:r>
+      <w:r>
+        <w:rPr>
+          <w:rFonts w:ascii="Century Schoolbook" w:hAnsi="Century Schoolbook" w:hint="eastAsia"/>
+          <w:b/>
+          <w:bCs/>
+        </w:rPr>
+        <w:t xml:space="preserve"> </w:t>
+      </w:r>
+    </w:p>
+    <w:tbl>
+      <w:tblPr>
+        <w:tblStyle w:val="af5"/>
+        <w:tblW w:w="8505" w:type="dxa"/>
+        <w:tblInd w:w="1413" w:type="dxa"/>
+        <w:tblLook w:val="04A0" w:firstRow="1" w:lastRow="0" w:firstColumn="1" w:lastColumn="0" w:noHBand="0" w:noVBand="1"/>
+      </w:tblPr>
+      <w:tblGrid>
+        <w:gridCol w:w="3827"/>
+        <w:gridCol w:w="4678"/>
+      </w:tblGrid>
+      <w:tr>
+        <w:tc>
+          <w:tcPr>
+            <w:tcW w:w="3827" w:type="dxa"/>
+          </w:tcPr>
+          <w:p>
+            <w:pPr>
+              <w:jc w:val="both"/>
+              <w:rPr>
+                <w:rFonts w:ascii="Century Schoolbook" w:hAnsi="Century Schoolbook"/>
+                <w:b/>
+                <w:bCs/>
+              </w:rPr>
+            </w:pPr>
+            <w:r>
+              <w:rPr>
+                <w:rFonts w:ascii="Century Schoolbook" w:hAnsi="Century Schoolbook"/>
+                <w:b/>
+                <w:bCs/>
+              </w:rPr>
+              <w:t>Pearson Correlation</w:t>
+            </w:r>
+          </w:p>
+        </w:tc>
+        <w:tc>
+          <w:tcPr>
+            <w:tcW w:w="4678" w:type="dxa"/>
+          </w:tcPr>
+          <w:p>
+            <w:pPr>
+              <w:jc w:val="both"/>
+              <w:rPr>
+                <w:rFonts w:ascii="Century Schoolbook" w:hAnsi="Century Schoolbook"/>
+                <w:b/>
+                <w:bCs/>
+              </w:rPr>
+            </w:pPr>
+            <w:r>
+              <w:rPr>
+                <w:rFonts w:ascii="Century Schoolbook" w:hAnsi="Century Schoolbook"/>
+                <w:b/>
+                <w:bCs/>
+              </w:rPr>
+              <w:t>Spearman Correlation</w:t>
+            </w:r>
+          </w:p>
+        </w:tc>
+      </w:tr>
+      <w:tr>
+        <w:tc>
+          <w:tcPr>
+            <w:tcW w:w="3827" w:type="dxa"/>
+          </w:tcPr>
+          <w:p>
+            <w:pPr>
+              <w:jc w:val="both"/>
+              <w:rPr>
+                <w:rFonts w:ascii="Century Schoolbook" w:hAnsi="Century Schoolbook"/>
+                <w:b/>
+                <w:bCs/>
+              </w:rPr>
+            </w:pPr>
+            <w:r>
+              <w:rPr>
+                <w:rFonts w:ascii="Century Schoolbook" w:hAnsi="Century Schoolbook"/>
+                <w:b/>
+                <w:bCs/>
+              </w:rPr>
+              <w:t>Measures linear relationships</w:t>
+            </w:r>
+          </w:p>
+        </w:tc>
+        <w:tc>
+          <w:tcPr>
+            <w:tcW w:w="4678" w:type="dxa"/>
+          </w:tcPr>
+          <w:p>
+            <w:pPr>
+              <w:jc w:val="both"/>
+              <w:rPr>
+                <w:rFonts w:ascii="Century Schoolbook" w:hAnsi="Century Schoolbook"/>
+                <w:b/>
+                <w:bCs/>
+              </w:rPr>
+            </w:pPr>
+            <w:r>
+              <w:rPr>
+                <w:rFonts w:ascii="Century Schoolbook" w:hAnsi="Century Schoolbook"/>
+                <w:b/>
+                <w:bCs/>
+              </w:rPr>
+              <w:t>Measures monotonic relationships</w:t>
+            </w:r>
+          </w:p>
+        </w:tc>
+      </w:tr>
+      <w:tr>
+        <w:tc>
+          <w:tcPr>
+            <w:tcW w:w="3827" w:type="dxa"/>
+          </w:tcPr>
+          <w:p>
+            <w:pPr>
+              <w:jc w:val="both"/>
+              <w:rPr>
+                <w:rFonts w:ascii="Century Schoolbook" w:hAnsi="Century Schoolbook"/>
+                <w:b/>
+                <w:bCs/>
+              </w:rPr>
+            </w:pPr>
+            <w:r>
+              <w:rPr>
+                <w:rFonts w:ascii="Century Schoolbook" w:hAnsi="Century Schoolbook"/>
+                <w:b/>
+                <w:bCs/>
+              </w:rPr>
+              <w:t>Uses original numerical values</w:t>
+            </w:r>
+          </w:p>
+        </w:tc>
+        <w:tc>
+          <w:tcPr>
+            <w:tcW w:w="4678" w:type="dxa"/>
+          </w:tcPr>
+          <w:p>
+            <w:pPr>
+              <w:jc w:val="both"/>
+              <w:rPr>
+                <w:rFonts w:ascii="Century Schoolbook" w:hAnsi="Century Schoolbook"/>
+                <w:b/>
+                <w:bCs/>
+              </w:rPr>
+            </w:pPr>
+            <w:r>
+              <w:rPr>
+                <w:rFonts w:ascii="Century Schoolbook" w:hAnsi="Century Schoolbook"/>
+                <w:b/>
+                <w:bCs/>
+              </w:rPr>
+              <w:t>Uses ranked values</w:t>
+            </w:r>
+          </w:p>
+        </w:tc>
+      </w:tr>
+      <w:tr>
+        <w:tc>
+          <w:tcPr>
+            <w:tcW w:w="3827" w:type="dxa"/>
+          </w:tcPr>
+          <w:p>
+            <w:pPr>
+              <w:jc w:val="both"/>
+              <w:rPr>
+                <w:rFonts w:ascii="Century Schoolbook" w:hAnsi="Century Schoolbook"/>
+                <w:b/>
+                <w:bCs/>
+              </w:rPr>
+            </w:pPr>
+            <w:r>
+              <w:rPr>
+                <w:rFonts w:ascii="Century Schoolbook" w:hAnsi="Century Schoolbook"/>
+                <w:b/>
+                <w:bCs/>
+              </w:rPr>
+              <w:t>Sensitive to extreme values</w:t>
+            </w:r>
+          </w:p>
+        </w:tc>
+        <w:tc>
+          <w:tcPr>
+            <w:tcW w:w="4678" w:type="dxa"/>
+          </w:tcPr>
+          <w:p>
+            <w:pPr>
+              <w:jc w:val="both"/>
+              <w:rPr>
+                <w:rFonts w:ascii="Century Schoolbook" w:hAnsi="Century Schoolbook"/>
+                <w:b/>
+                <w:bCs/>
+              </w:rPr>
+            </w:pPr>
+            <w:r>
+              <w:rPr>
+                <w:rFonts w:ascii="Century Schoolbook" w:hAnsi="Century Schoolbook"/>
+                <w:b/>
+                <w:bCs/>
+              </w:rPr>
+              <w:t>Less sensitive to extreme values</w:t>
+            </w:r>
+          </w:p>
+        </w:tc>
+      </w:tr>
+    </w:tbl>
+    <w:p>
+      <w:pPr>
+        <w:ind w:firstLineChars="400" w:firstLine="881"/>
+        <w:jc w:val="both"/>
+        <w:rPr>
+          <w:rFonts w:ascii="Century Schoolbook" w:hAnsi="Century Schoolbook" w:hint="eastAsia"/>
+          <w:b/>
+          <w:bCs/>
+        </w:rPr>
+      </w:pPr>
+      <w:r>
+        <w:rPr>
+          <w:rFonts w:ascii="Century Schoolbook" w:hAnsi="Century Schoolbook" w:hint="eastAsia"/>
+          <w:b/>
+          <w:bCs/>
+        </w:rPr>
+        <w:t>3</w:t>
+      </w:r>
+      <w:proofErr w:type="gramStart"/>
+      <w:r>
+        <w:rPr>
+          <w:rFonts w:ascii="Century Schoolbook" w:hAnsi="Century Schoolbook" w:hint="eastAsia"/>
+          <w:b/>
+          <w:bCs/>
+        </w:rPr>
+        <w:t>.</w:t>
+      </w:r>
+      <w:r>
+        <w:t xml:space="preserve"> </w:t>
+      </w:r>
+      <w:r>
+        <w:rPr>
+          <w:rFonts w:hint="eastAsia"/>
+        </w:rPr>
+        <w:t xml:space="preserve"> </w:t>
+      </w:r>
+      <w:r>
+        <w:rPr>
+          <w:rFonts w:ascii="Century Schoolbook" w:hAnsi="Century Schoolbook"/>
+          <w:b/>
+          <w:bCs/>
+        </w:rPr>
+        <w:t>A</w:t>
+      </w:r>
+      <w:proofErr w:type="gramEnd"/>
+      <w:r>
+        <w:rPr>
+          <w:rFonts w:ascii="Century Schoolbook" w:hAnsi="Century Schoolbook"/>
+          <w:b/>
+          <w:bCs/>
+        </w:rPr>
+        <w:t xml:space="preserve"> term's frequency in </w:t>
+      </w:r>
+      <w:proofErr w:type="gramStart"/>
+      <w:r>
+        <w:rPr>
+          <w:rFonts w:ascii="Century Schoolbook" w:hAnsi="Century Schoolbook"/>
+          <w:b/>
+          <w:bCs/>
+        </w:rPr>
+        <w:t>comp.graphics</w:t>
+      </w:r>
+      <w:proofErr w:type="gramEnd"/>
+      <w:r>
+        <w:rPr>
+          <w:rFonts w:ascii="Century Schoolbook" w:hAnsi="Century Schoolbook"/>
+          <w:b/>
+          <w:bCs/>
+        </w:rPr>
+        <w:t xml:space="preserve"> articles has a stable ranking with its category. However, outliers can heavily distort Pearson correlation, whereas Spearman correlation remains robust against extreme values because it relies on ranks rather than raw numbers.</w:t>
+      </w:r>
+    </w:p>
+    <w:p>
+      <w:pPr>
+        <w:ind w:firstLineChars="400" w:firstLine="880"/>
+        <w:jc w:val="both"/>
+        <w:rPr>
+          <w:rFonts w:ascii="Century Schoolbook" w:hAnsi="Century Schoolbook" w:hint="eastAsia"/>
+        </w:rPr>
+      </w:pPr>
     </w:p>
     <w:p>
       <w:pPr>
@@ -3519,7 +4037,7 @@
         <w:rPr>
           <w:rFonts w:ascii="Century Schoolbook" w:hAnsi="Century Schoolbook"/>
         </w:rPr>
-        <w:t xml:space="preserve"> Yes / No </w:t>
+        <w:t xml:space="preserve"> No </w:t>
       </w:r>
     </w:p>
     <w:p>
@@ -3695,7 +4213,6 @@
         </w:rPr>
         <w:t xml:space="preserve">. Then, run </w:t>
       </w:r>
-      <w:proofErr w:type="spellStart"/>
       <w:r>
         <w:rPr>
           <w:rFonts w:ascii="Century Schoolbook" w:hAnsi="Century Schoolbook"/>
@@ -3704,48 +4221,19 @@
         </w:rPr>
         <w:t>MaxFPGrowth</w:t>
       </w:r>
-      <w:proofErr w:type="spellEnd"/>
       <w:r>
         <w:rPr>
           <w:rFonts w:ascii="Century Schoolbook" w:hAnsi="Century Schoolbook"/>
         </w:rPr>
         <w:t xml:space="preserve"> using minimum support thresholds </w:t>
       </w:r>
-      <w:proofErr w:type="spellStart"/>
-      <w:r>
-        <w:rPr>
-          <w:rFonts w:ascii="Century Schoolbook" w:hAnsi="Century Schoolbook"/>
-          <w:b/>
-          <w:bCs/>
-        </w:rPr>
-        <w:t>minSup</w:t>
-      </w:r>
-      <w:proofErr w:type="spellEnd"/>
-      <w:r>
-        <w:rPr>
-          <w:rFonts w:ascii="Century Schoolbook" w:hAnsi="Century Schoolbook"/>
-          <w:b/>
-          <w:bCs/>
-        </w:rPr>
-        <w:t xml:space="preserve">=9 and </w:t>
-      </w:r>
-      <w:proofErr w:type="spellStart"/>
-      <w:r>
-        <w:rPr>
-          <w:rFonts w:ascii="Century Schoolbook" w:hAnsi="Century Schoolbook"/>
-          <w:b/>
-          <w:bCs/>
-        </w:rPr>
-        <w:t>minSup</w:t>
-      </w:r>
-      <w:proofErr w:type="spellEnd"/>
-      <w:r>
-        <w:rPr>
-          <w:rFonts w:ascii="Century Schoolbook" w:hAnsi="Century Schoolbook"/>
-          <w:b/>
-          <w:bCs/>
-        </w:rPr>
-        <w:t>= 3</w:t>
+      <w:r>
+        <w:rPr>
+          <w:rFonts w:ascii="Century Schoolbook" w:hAnsi="Century Schoolbook"/>
+          <w:b/>
+          <w:bCs/>
+        </w:rPr>
+        <w:t>minSup=9 and minSup= 3</w:t>
       </w:r>
       <w:r>
         <w:rPr>
@@ -3790,7 +4278,6 @@
         </w:rPr>
         <w:t xml:space="preserve">How does decreasing </w:t>
       </w:r>
-      <w:proofErr w:type="spellStart"/>
       <w:r>
         <w:rPr>
           <w:rFonts w:ascii="Century Schoolbook" w:hAnsi="Century Schoolbook"/>
@@ -3799,14 +4286,12 @@
         </w:rPr>
         <w:t>minSup</w:t>
       </w:r>
-      <w:proofErr w:type="spellEnd"/>
       <w:r>
         <w:rPr>
           <w:rFonts w:ascii="Century Schoolbook" w:hAnsi="Century Schoolbook"/>
         </w:rPr>
         <w:t xml:space="preserve"> (from 9 to 3) in </w:t>
       </w:r>
-      <w:proofErr w:type="spellStart"/>
       <w:r>
         <w:rPr>
           <w:rFonts w:ascii="Century Schoolbook" w:hAnsi="Century Schoolbook"/>
@@ -3815,7 +4300,6 @@
         </w:rPr>
         <w:t>MaxFPGrowth</w:t>
       </w:r>
-      <w:proofErr w:type="spellEnd"/>
       <w:r>
         <w:rPr>
           <w:rFonts w:ascii="Century Schoolbook" w:hAnsi="Century Schoolbook"/>
@@ -3865,7 +4349,6 @@
         </w:rPr>
         <w:t xml:space="preserve"> differ fundamentally from </w:t>
       </w:r>
-      <w:proofErr w:type="spellStart"/>
       <w:r>
         <w:rPr>
           <w:rFonts w:ascii="Century Schoolbook" w:hAnsi="Century Schoolbook"/>
@@ -3874,14 +4357,12 @@
         </w:rPr>
         <w:t>minSup</w:t>
       </w:r>
-      <w:proofErr w:type="spellEnd"/>
       <w:r>
         <w:rPr>
           <w:rFonts w:ascii="Century Schoolbook" w:hAnsi="Century Schoolbook"/>
         </w:rPr>
         <w:t xml:space="preserve"> in </w:t>
       </w:r>
-      <w:proofErr w:type="spellStart"/>
       <w:r>
         <w:rPr>
           <w:rFonts w:ascii="Century Schoolbook" w:hAnsi="Century Schoolbook"/>
@@ -3890,7 +4371,6 @@
         </w:rPr>
         <w:t>MaxFPGrowth</w:t>
       </w:r>
-      <w:proofErr w:type="spellEnd"/>
       <w:r>
         <w:rPr>
           <w:rFonts w:ascii="Century Schoolbook" w:hAnsi="Century Schoolbook"/>
@@ -3914,6 +4394,7 @@
         <w:rPr>
           <w:rFonts w:ascii="Century Schoolbook" w:hAnsi="Century Schoolbook"/>
         </w:rPr>
+        <w:lastRenderedPageBreak/>
         <w:t>Why are "maximal" frequent patterns structurally more concise than standard frequent patterns?</w:t>
       </w:r>
     </w:p>
@@ -3922,6 +4403,8 @@
         <w:jc w:val="both"/>
         <w:rPr>
           <w:rFonts w:ascii="Century Schoolbook" w:hAnsi="Century Schoolbook"/>
+          <w:b/>
+          <w:bCs/>
         </w:rPr>
       </w:pPr>
       <w:r>
@@ -3948,32 +4431,72 @@
           <w:b/>
           <w:bCs/>
         </w:rPr>
-        <w:t xml:space="preserve"> Runtime and pattern count when lowering </w:t>
-      </w:r>
-      <w:proofErr w:type="spellStart"/>
-      <w:r>
-        <w:rPr>
-          <w:rFonts w:ascii="Century Schoolbook" w:hAnsi="Century Schoolbook"/>
-          <w:b/>
-          <w:bCs/>
-        </w:rPr>
-        <w:t>minSup</w:t>
-      </w:r>
-      <w:proofErr w:type="spellEnd"/>
-      <w:r>
-        <w:rPr>
-          <w:rFonts w:ascii="Century Schoolbook" w:hAnsi="Century Schoolbook"/>
-          <w:b/>
-          <w:bCs/>
-        </w:rPr>
-        <w:t>:</w:t>
-      </w:r>
-    </w:p>
-    <w:p>
-      <w:pPr>
-        <w:jc w:val="both"/>
-        <w:rPr>
-          <w:rFonts w:ascii="Century Schoolbook" w:hAnsi="Century Schoolbook"/>
+        <w:t xml:space="preserve"> Runtime and pattern count when lowering minSup:</w:t>
+      </w:r>
+    </w:p>
+    <w:p>
+      <w:pPr>
+        <w:jc w:val="both"/>
+        <w:rPr>
+          <w:rFonts w:ascii="Century Schoolbook" w:hAnsi="Century Schoolbook"/>
+        </w:rPr>
+      </w:pPr>
+      <w:r>
+        <w:rPr>
+          <w:rFonts w:ascii="Century Schoolbook" w:hAnsi="Century Schoolbook"/>
+        </w:rPr>
+        <w:t xml:space="preserve">When minSup decreased from 9 to 3, the number of </w:t>
+      </w:r>
+      <w:proofErr w:type="gramStart"/>
+      <w:r>
+        <w:rPr>
+          <w:rFonts w:ascii="Century Schoolbook" w:hAnsi="Century Schoolbook"/>
+        </w:rPr>
+        <w:t>discovered maximal frequent patterns</w:t>
+      </w:r>
+      <w:proofErr w:type="gramEnd"/>
+      <w:r>
+        <w:rPr>
+          <w:rFonts w:ascii="Century Schoolbook" w:hAnsi="Century Schoolbook"/>
+        </w:rPr>
+        <w:t xml:space="preserve"> increased from 710 to 9,547, while the execution runtime increased from 0.0856 to 1.7702 seconds. This happened because a lower minimum support threshold allows more </w:t>
+      </w:r>
+      <w:proofErr w:type="gramStart"/>
+      <w:r>
+        <w:rPr>
+          <w:rFonts w:ascii="Century Schoolbook" w:hAnsi="Century Schoolbook"/>
+        </w:rPr>
+        <w:t>low-frequency</w:t>
+      </w:r>
+      <w:proofErr w:type="gramEnd"/>
+      <w:r>
+        <w:rPr>
+          <w:rFonts w:ascii="Century Schoolbook" w:hAnsi="Century Schoolbook"/>
+        </w:rPr>
+        <w:t xml:space="preserve"> itemsets to qualify as </w:t>
+      </w:r>
+      <w:proofErr w:type="gramStart"/>
+      <w:r>
+        <w:rPr>
+          <w:rFonts w:ascii="Century Schoolbook" w:hAnsi="Century Schoolbook"/>
+        </w:rPr>
+        <w:t>frequent</w:t>
+      </w:r>
+      <w:proofErr w:type="gramEnd"/>
+      <w:r>
+        <w:rPr>
+          <w:rFonts w:ascii="Century Schoolbook" w:hAnsi="Century Schoolbook"/>
+        </w:rPr>
+        <w:t>, expanding the search space and increasing computational cost.</w:t>
+      </w:r>
+    </w:p>
+    <w:p>
+      <w:pPr>
+        <w:jc w:val="both"/>
+        <w:rPr>
+          <w:rFonts w:ascii="Century Schoolbook" w:hAnsi="Century Schoolbook"/>
+          <w:b/>
+          <w:bCs/>
         </w:rPr>
       </w:pPr>
       <w:r>
@@ -4000,115 +4523,179 @@
           <w:b/>
           <w:bCs/>
         </w:rPr>
-        <w:t xml:space="preserve"> Top-K k vs </w:t>
-      </w:r>
-      <w:proofErr w:type="spellStart"/>
-      <w:r>
-        <w:rPr>
-          <w:rFonts w:ascii="Century Schoolbook" w:hAnsi="Century Schoolbook"/>
-          <w:b/>
-          <w:bCs/>
-        </w:rPr>
-        <w:t>MaxFPGrowth</w:t>
-      </w:r>
-      <w:proofErr w:type="spellEnd"/>
-      <w:r>
-        <w:rPr>
-          <w:rFonts w:ascii="Century Schoolbook" w:hAnsi="Century Schoolbook"/>
-          <w:b/>
-          <w:bCs/>
+        <w:t xml:space="preserve"> Top-K k vs MaxFPGrowth minSup:</w:t>
+      </w:r>
+    </w:p>
+    <w:p>
+      <w:pPr>
+        <w:jc w:val="both"/>
+        <w:rPr>
+          <w:rFonts w:ascii="Century Schoolbook" w:hAnsi="Century Schoolbook"/>
+        </w:rPr>
+      </w:pPr>
+      <w:r>
+        <w:rPr>
+          <w:rFonts w:ascii="Century Schoolbook" w:hAnsi="Century Schoolbook"/>
+        </w:rPr>
+        <w:t xml:space="preserve">The parameter k in </w:t>
+      </w:r>
+      <w:proofErr w:type="gramStart"/>
+      <w:r>
+        <w:rPr>
+          <w:rFonts w:ascii="Century Schoolbook" w:hAnsi="Century Schoolbook"/>
+        </w:rPr>
+        <w:t>Top-K</w:t>
+      </w:r>
+      <w:proofErr w:type="gramEnd"/>
+      <w:r>
+        <w:rPr>
+          <w:rFonts w:ascii="Century Schoolbook" w:hAnsi="Century Schoolbook"/>
+        </w:rPr>
+        <w:t xml:space="preserve"> FAE specifies the number of highest-ranked frequent patterns to discover. In contrast, minSup in MaxFPGrowth specifies the minimum occurrence frequency required for a pattern to be considered frequent. Therefore, k controls the number of selected patterns, while minSup controls the frequency threshold. MaxFPGrowth additionally retains only maximal frequent patterns.</w:t>
+      </w:r>
+    </w:p>
+    <w:p>
+      <w:pPr>
+        <w:jc w:val="both"/>
+        <w:rPr>
+          <w:rFonts w:ascii="Century Schoolbook" w:hAnsi="Century Schoolbook"/>
+          <w:b/>
+          <w:bCs/>
+        </w:rPr>
+      </w:pPr>
+      <w:r>
+        <w:rPr>
+          <w:rFonts w:ascii="Century Schoolbook" w:hAnsi="Century Schoolbook"/>
+          <w:b/>
+          <w:bCs/>
+        </w:rPr>
+        <w:t>Answer (</w:t>
+      </w:r>
+      <w:proofErr w:type="gramStart"/>
+      <w:r>
+        <w:rPr>
+          <w:rFonts w:ascii="Century Schoolbook" w:hAnsi="Century Schoolbook"/>
+          <w:b/>
+          <w:bCs/>
+        </w:rPr>
+        <w:t>3) —</w:t>
+      </w:r>
+      <w:proofErr w:type="gramEnd"/>
+      <w:r>
+        <w:rPr>
+          <w:rFonts w:ascii="Century Schoolbook" w:hAnsi="Century Schoolbook"/>
+          <w:b/>
+          <w:bCs/>
+        </w:rPr>
+        <w:t xml:space="preserve"> Maximal vs standard frequent patterns:</w:t>
+      </w:r>
+    </w:p>
+    <w:p>
+      <w:pPr>
+        <w:jc w:val="both"/>
+        <w:rPr>
+          <w:rFonts w:ascii="Century Schoolbook" w:hAnsi="Century Schoolbook"/>
+        </w:rPr>
+      </w:pPr>
+      <w:r>
+        <w:rPr>
+          <w:rFonts w:ascii="Century Schoolbook" w:hAnsi="Century Schoolbook"/>
+        </w:rPr>
+        <w:t xml:space="preserve">Maximal frequent patterns are more concise because they only keep frequent itemsets that are not subsets of any larger frequent itemset. For example, if is a maximal frequent pattern, its subsets such </w:t>
+      </w:r>
+      <w:proofErr w:type="gramStart"/>
+      <w:r>
+        <w:rPr>
+          <w:rFonts w:ascii="Century Schoolbook" w:hAnsi="Century Schoolbook"/>
+        </w:rPr>
+        <w:t>as ,</w:t>
+      </w:r>
+      <w:proofErr w:type="gramEnd"/>
+      <w:r>
+        <w:rPr>
+          <w:rFonts w:ascii="Century Schoolbook" w:hAnsi="Century Schoolbook"/>
+        </w:rPr>
+        <w:t xml:space="preserve"> , and do not need to be listed separately. This reduces redundancy and the total number of reported patterns. However, the exact support values of the omitted subsets are not preserved.</w:t>
+      </w:r>
+    </w:p>
+    <w:p>
+      <w:pPr>
+        <w:jc w:val="both"/>
+        <w:rPr>
+          <w:rFonts w:ascii="Century Schoolbook" w:hAnsi="Century Schoolbook"/>
+        </w:rPr>
+      </w:pPr>
+      <w:r>
+        <w:rPr>
+          <w:rFonts w:ascii="Century Schoolbook" w:hAnsi="Century Schoolbook"/>
+          <w:b/>
+          <w:bCs/>
+        </w:rPr>
+        <w:t>AI used for this answer:</w:t>
+      </w:r>
+      <w:r>
+        <w:rPr>
+          <w:rFonts w:ascii="Century Schoolbook" w:hAnsi="Century Schoolbook"/>
+        </w:rPr>
+        <w:t xml:space="preserve"> Yes </w:t>
+      </w:r>
+    </w:p>
+    <w:p>
+      <w:pPr>
+        <w:jc w:val="both"/>
+        <w:rPr>
+          <w:rFonts w:ascii="Century Schoolbook" w:hAnsi="Century Schoolbook" w:hint="eastAsia"/>
+        </w:rPr>
+      </w:pPr>
+      <w:r>
+        <w:rPr>
+          <w:rFonts w:ascii="Century Schoolbook" w:hAnsi="Century Schoolbook"/>
+          <w:b/>
+          <w:bCs/>
+        </w:rPr>
+        <w:t>If yes, how:</w:t>
+      </w:r>
+      <w:r>
+        <w:rPr>
+          <w:rFonts w:ascii="Century Schoolbook" w:hAnsi="Century Schoolbook"/>
         </w:rPr>
         <w:t xml:space="preserve"> </w:t>
       </w:r>
-      <w:proofErr w:type="spellStart"/>
-      <w:r>
-        <w:rPr>
-          <w:rFonts w:ascii="Century Schoolbook" w:hAnsi="Century Schoolbook"/>
-          <w:b/>
-          <w:bCs/>
-        </w:rPr>
-        <w:t>minSup</w:t>
-      </w:r>
-      <w:proofErr w:type="spellEnd"/>
-      <w:r>
-        <w:rPr>
-          <w:rFonts w:ascii="Century Schoolbook" w:hAnsi="Century Schoolbook"/>
-          <w:b/>
-          <w:bCs/>
-        </w:rPr>
-        <w:t>:</w:t>
-      </w:r>
-    </w:p>
-    <w:p>
-      <w:pPr>
-        <w:jc w:val="both"/>
-        <w:rPr>
-          <w:rFonts w:ascii="Century Schoolbook" w:hAnsi="Century Schoolbook"/>
-        </w:rPr>
-      </w:pPr>
-      <w:r>
-        <w:rPr>
-          <w:rFonts w:ascii="Century Schoolbook" w:hAnsi="Century Schoolbook"/>
-          <w:b/>
-          <w:bCs/>
-        </w:rPr>
-        <w:t>Answer (</w:t>
+      <w:r>
+        <w:rPr>
+          <w:rFonts w:ascii="Century Schoolbook" w:hAnsi="Century Schoolbook"/>
+        </w:rPr>
+        <w:t xml:space="preserve">I used ChatGPT to help debug Python errors, understand the differences between </w:t>
       </w:r>
       <w:proofErr w:type="gramStart"/>
       <w:r>
         <w:rPr>
           <w:rFonts w:ascii="Century Schoolbook" w:hAnsi="Century Schoolbook"/>
-          <w:b/>
-          <w:bCs/>
-        </w:rPr>
-        <w:t>3) —</w:t>
+        </w:rPr>
+        <w:t>Top-K</w:t>
       </w:r>
       <w:proofErr w:type="gramEnd"/>
       <w:r>
         <w:rPr>
           <w:rFonts w:ascii="Century Schoolbook" w:hAnsi="Century Schoolbook"/>
-          <w:b/>
-          <w:bCs/>
-        </w:rPr>
-        <w:t xml:space="preserve"> Maximal vs standard frequent patterns:</w:t>
-      </w:r>
-    </w:p>
-    <w:p>
-      <w:pPr>
-        <w:jc w:val="both"/>
-        <w:rPr>
-          <w:rFonts w:ascii="Century Schoolbook" w:hAnsi="Century Schoolbook"/>
-        </w:rPr>
-      </w:pPr>
-      <w:r>
-        <w:rPr>
-          <w:rFonts w:ascii="Century Schoolbook" w:hAnsi="Century Schoolbook"/>
-          <w:b/>
-          <w:bCs/>
-        </w:rPr>
-        <w:t>AI used for this answer:</w:t>
-      </w:r>
-      <w:r>
-        <w:rPr>
-          <w:rFonts w:ascii="Century Schoolbook" w:hAnsi="Century Schoolbook"/>
-        </w:rPr>
-        <w:t xml:space="preserve"> Yes / No </w:t>
-      </w:r>
-    </w:p>
-    <w:p>
-      <w:pPr>
-        <w:jc w:val="both"/>
-        <w:rPr>
-          <w:rFonts w:ascii="Century Schoolbook" w:hAnsi="Century Schoolbook"/>
-        </w:rPr>
-      </w:pPr>
-      <w:r>
-        <w:rPr>
-          <w:rFonts w:ascii="Century Schoolbook" w:hAnsi="Century Schoolbook"/>
-          <w:b/>
-          <w:bCs/>
-        </w:rPr>
-        <w:t>If yes, how:</w:t>
+        </w:rPr>
+        <w:t xml:space="preserve"> FAE and MaxFPGrowth, interpret the experimental results, and improve the clarity and grammar of my English explanations. I ran the experiments myself in Jupyter Notebook and collected the results.</w:t>
+      </w:r>
+    </w:p>
+    <w:p>
+      <w:pPr>
+        <w:jc w:val="both"/>
+        <w:rPr>
+          <w:rFonts w:ascii="Century Schoolbook" w:hAnsi="Century Schoolbook" w:hint="eastAsia"/>
+        </w:rPr>
+      </w:pPr>
+      <w:r>
+        <w:rPr>
+          <w:rFonts w:ascii="Century Schoolbook" w:hAnsi="Century Schoolbook"/>
+          <w:b/>
+          <w:bCs/>
+        </w:rPr>
+        <w:t>External references (links):</w:t>
       </w:r>
       <w:r>
         <w:rPr>
@@ -4116,28 +4703,15 @@
         </w:rPr>
         <w:t xml:space="preserve"> </w:t>
       </w:r>
-    </w:p>
-    <w:p>
-      <w:pPr>
-        <w:jc w:val="both"/>
-        <w:rPr>
-          <w:rFonts w:ascii="Century Schoolbook" w:hAnsi="Century Schoolbook"/>
-        </w:rPr>
-      </w:pPr>
-      <w:r>
-        <w:rPr>
-          <w:rFonts w:ascii="Century Schoolbook" w:hAnsi="Century Schoolbook"/>
-          <w:b/>
-          <w:bCs/>
-        </w:rPr>
-        <w:t>External references (links):</w:t>
-      </w:r>
-      <w:r>
-        <w:rPr>
-          <w:rFonts w:ascii="Century Schoolbook" w:hAnsi="Century Schoolbook"/>
-        </w:rPr>
-        <w:t xml:space="preserve"> </w:t>
-      </w:r>
+      <w:hyperlink r:id="rId10" w:history="1">
+        <w:r>
+          <w:rPr>
+            <w:rStyle w:val="af2"/>
+            <w:rFonts w:ascii="Century Schoolbook" w:hAnsi="Century Schoolbook"/>
+          </w:rPr>
+          <w:t>PAMI — Top-K FAE</w:t>
+        </w:r>
+      </w:hyperlink>
     </w:p>
     <w:p>
       <w:pPr>
@@ -4170,7 +4744,6 @@
           <w:b/>
           <w:bCs/>
         </w:rPr>
-        <w:lastRenderedPageBreak/>
         <w:t>Question 8: Dimensionality Reduction — Motivation</w:t>
       </w:r>
     </w:p>
@@ -4219,7 +4792,6 @@
         </w:rPr>
         <w:t xml:space="preserve">After text vectorization, the </w:t>
       </w:r>
-      <w:proofErr w:type="spellStart"/>
       <w:r>
         <w:rPr>
           <w:rFonts w:ascii="Century Schoolbook" w:hAnsi="Century Schoolbook"/>
@@ -4228,7 +4800,6 @@
         </w:rPr>
         <w:t>X_counts</w:t>
       </w:r>
-      <w:proofErr w:type="spellEnd"/>
       <w:r>
         <w:rPr>
           <w:rFonts w:ascii="Century Schoolbook" w:hAnsi="Century Schoolbook"/>
@@ -4254,7 +4825,7 @@
     </w:p>
     <w:p>
       <w:pPr>
-        <w:pStyle w:val="ListParagraph"/>
+        <w:pStyle w:val="a9"/>
         <w:numPr>
           <w:ilvl w:val="0"/>
           <w:numId w:val="20"/>
@@ -4270,7 +4841,6 @@
         </w:rPr>
         <w:t xml:space="preserve">If we want to visually map how these documents group by category on a scatter plot, why is it mathematically and visually impossible to plot the raw </w:t>
       </w:r>
-      <w:proofErr w:type="spellStart"/>
       <w:r>
         <w:rPr>
           <w:rFonts w:ascii="Century Schoolbook" w:hAnsi="Century Schoolbook"/>
@@ -4279,7 +4849,6 @@
         </w:rPr>
         <w:t>X_counts</w:t>
       </w:r>
-      <w:proofErr w:type="spellEnd"/>
       <w:r>
         <w:rPr>
           <w:rFonts w:ascii="Century Schoolbook" w:hAnsi="Century Schoolbook"/>
@@ -4289,7 +4858,7 @@
     </w:p>
     <w:p>
       <w:pPr>
-        <w:pStyle w:val="ListParagraph"/>
+        <w:pStyle w:val="a9"/>
         <w:numPr>
           <w:ilvl w:val="0"/>
           <w:numId w:val="20"/>
@@ -4311,6 +4880,8 @@
         <w:jc w:val="both"/>
         <w:rPr>
           <w:rFonts w:ascii="Century Schoolbook" w:hAnsi="Century Schoolbook"/>
+          <w:b/>
+          <w:bCs/>
         </w:rPr>
       </w:pPr>
       <w:r>
@@ -4321,6 +4892,59 @@
         </w:rPr>
         <w:t>Answer:</w:t>
       </w:r>
+      <w:r>
+        <w:rPr>
+          <w:rFonts w:ascii="新細明體" w:eastAsia="新細明體" w:hAnsi="新細明體" w:cs="新細明體"/>
+          <w:kern w:val="0"/>
+          <w:sz w:val="24"/>
+          <w:szCs w:val="24"/>
+          <w14:ligatures w14:val="none"/>
+        </w:rPr>
+        <w:t xml:space="preserve"> </w:t>
+      </w:r>
+      <w:r>
+        <w:rPr>
+          <w:rFonts w:ascii="Century Schoolbook" w:hAnsi="Century Schoolbook"/>
+          <w:b/>
+          <w:bCs/>
+        </w:rPr>
+        <w:t xml:space="preserve">The X_counts matrix contains tens of thousands of features, with each feature representing a word. A standard scatter plot can only directly display two or three dimensions, so it cannot visualize all the features simultaneously. </w:t>
+      </w:r>
+      <w:r>
+        <w:rPr>
+          <w:rFonts w:ascii="Century Schoolbook" w:hAnsi="Century Schoolbook"/>
+          <w:b/>
+          <w:bCs/>
+        </w:rPr>
+        <w:lastRenderedPageBreak/>
+        <w:t>Therefore, we need to reduce the high-dimensional text data to two or three dimensions while preserving useful information about the relationships between documents.</w:t>
+      </w:r>
+    </w:p>
+    <w:p>
+      <w:pPr>
+        <w:jc w:val="both"/>
+        <w:rPr>
+          <w:rFonts w:ascii="Century Schoolbook" w:hAnsi="Century Schoolbook"/>
+          <w:b/>
+          <w:bCs/>
+        </w:rPr>
+      </w:pPr>
+      <w:r>
+        <w:rPr>
+          <w:rFonts w:ascii="Century Schoolbook" w:hAnsi="Century Schoolbook"/>
+          <w:b/>
+          <w:bCs/>
+        </w:rPr>
+        <w:t>The required algorithms are dimensionality reduction algorithms, such as PCA (Principal Component Analysis), t-SNE (t-distributed Stochastic Neighbor Embedding), and UMAP (Uniform Manifold Approximation and Projection). These methods help visualize document similarities and potential category clusters in a lower-dimensional space.</w:t>
+      </w:r>
+    </w:p>
+    <w:p>
+      <w:pPr>
+        <w:jc w:val="both"/>
+        <w:rPr>
+          <w:rFonts w:ascii="Century Schoolbook" w:hAnsi="Century Schoolbook"/>
+        </w:rPr>
+      </w:pPr>
     </w:p>
     <w:p>
       <w:pPr>
@@ -4341,14 +4965,14 @@
         <w:rPr>
           <w:rFonts w:ascii="Century Schoolbook" w:hAnsi="Century Schoolbook"/>
         </w:rPr>
-        <w:t xml:space="preserve"> Yes / No </w:t>
-      </w:r>
-    </w:p>
-    <w:p>
-      <w:pPr>
-        <w:jc w:val="both"/>
-        <w:rPr>
-          <w:rFonts w:ascii="Century Schoolbook" w:hAnsi="Century Schoolbook"/>
+        <w:t xml:space="preserve"> Yes </w:t>
+      </w:r>
+    </w:p>
+    <w:p>
+      <w:pPr>
+        <w:jc w:val="both"/>
+        <w:rPr>
+          <w:rFonts w:ascii="Century Schoolbook" w:hAnsi="Century Schoolbook" w:hint="eastAsia"/>
         </w:rPr>
       </w:pPr>
       <w:r>
@@ -4365,21 +4989,27 @@
         </w:rPr>
         <w:t xml:space="preserve"> </w:t>
       </w:r>
-    </w:p>
-    <w:p>
-      <w:pPr>
-        <w:jc w:val="both"/>
-        <w:rPr>
-          <w:rFonts w:ascii="Century Schoolbook" w:hAnsi="Century Schoolbook"/>
-        </w:rPr>
-      </w:pPr>
-      <w:r>
-        <w:rPr>
-          <w:rFonts w:ascii="Century Schoolbook" w:hAnsi="Century Schoolbook"/>
-          <w:b/>
-          <w:bCs/>
-        </w:rPr>
-        <w:t>External references (links):</w:t>
+      <w:r>
+        <w:rPr>
+          <w:rFonts w:ascii="Century Schoolbook" w:hAnsi="Century Schoolbook"/>
+        </w:rPr>
+        <w:t>I used ChatGPT to understand the limitations of visualizing high-dimensional text data, learn about dimensionality reduction algorithms, and improve my English explanation.</w:t>
+      </w:r>
+    </w:p>
+    <w:p>
+      <w:pPr>
+        <w:jc w:val="both"/>
+        <w:rPr>
+          <w:rFonts w:ascii="Century Schoolbook" w:hAnsi="Century Schoolbook"/>
+        </w:rPr>
+      </w:pPr>
+      <w:r>
+        <w:rPr>
+          <w:rFonts w:ascii="Century Schoolbook" w:hAnsi="Century Schoolbook"/>
+          <w:b/>
+          <w:bCs/>
+        </w:rPr>
+        <w:t>Externalreferences (links):</w:t>
       </w:r>
       <w:r>
         <w:rPr>
@@ -4387,6 +5017,23 @@
         </w:rPr>
         <w:t xml:space="preserve"> </w:t>
       </w:r>
+      <w:hyperlink r:id="rId11" w:history="1">
+        <w:r>
+          <w:rPr>
+            <w:rStyle w:val="af2"/>
+            <w:rFonts w:ascii="Century Schoolbook" w:hAnsi="Century Schoolbook"/>
+          </w:rPr>
+          <w:t>https://scikit-learn.org/stable/modules/decomposition.html</w:t>
+        </w:r>
+      </w:hyperlink>
+    </w:p>
+    <w:p>
+      <w:pPr>
+        <w:jc w:val="both"/>
+        <w:rPr>
+          <w:rFonts w:ascii="Century Schoolbook" w:hAnsi="Century Schoolbook"/>
+        </w:rPr>
+      </w:pPr>
     </w:p>
     <w:p>
       <w:pPr>
@@ -4536,7 +5183,7 @@
     </w:p>
     <w:p>
       <w:pPr>
-        <w:pStyle w:val="ListParagraph"/>
+        <w:pStyle w:val="a9"/>
         <w:numPr>
           <w:ilvl w:val="0"/>
           <w:numId w:val="21"/>
@@ -4569,7 +5216,7 @@
     </w:p>
     <w:p>
       <w:pPr>
-        <w:pStyle w:val="ListParagraph"/>
+        <w:pStyle w:val="a9"/>
         <w:numPr>
           <w:ilvl w:val="0"/>
           <w:numId w:val="21"/>
@@ -4630,7 +5277,7 @@
     </w:p>
     <w:p>
       <w:pPr>
-        <w:pStyle w:val="ListParagraph"/>
+        <w:pStyle w:val="a9"/>
         <w:numPr>
           <w:ilvl w:val="0"/>
           <w:numId w:val="21"/>
@@ -4663,9 +5310,12 @@
     </w:p>
     <w:p>
       <w:pPr>
-        <w:jc w:val="both"/>
-        <w:rPr>
-          <w:rFonts w:ascii="Century Schoolbook" w:hAnsi="Century Schoolbook"/>
+        <w:ind w:left="360"/>
+        <w:jc w:val="both"/>
+        <w:rPr>
+          <w:rFonts w:ascii="Century Schoolbook" w:hAnsi="Century Schoolbook"/>
+          <w:b/>
+          <w:bCs/>
         </w:rPr>
       </w:pPr>
       <w:r>
@@ -4676,6 +5326,101 @@
         </w:rPr>
         <w:t>Answer:</w:t>
       </w:r>
+      <w:r>
+        <w:rPr>
+          <w:rFonts w:ascii="新細明體" w:eastAsia="新細明體" w:hAnsi="新細明體" w:cs="新細明體"/>
+          <w:b/>
+          <w:bCs/>
+          <w:kern w:val="0"/>
+          <w:sz w:val="24"/>
+          <w:szCs w:val="24"/>
+          <w14:ligatures w14:val="none"/>
+        </w:rPr>
+        <w:t xml:space="preserve"> </w:t>
+      </w:r>
+    </w:p>
+    <w:p>
+      <w:pPr>
+        <w:numPr>
+          <w:ilvl w:val="0"/>
+          <w:numId w:val="25"/>
+        </w:numPr>
+        <w:jc w:val="both"/>
+        <w:rPr>
+          <w:rFonts w:ascii="Century Schoolbook" w:hAnsi="Century Schoolbook"/>
+          <w:b/>
+          <w:bCs/>
+        </w:rPr>
+      </w:pPr>
+      <w:r>
+        <w:rPr>
+          <w:rFonts w:ascii="Century Schoolbook" w:hAnsi="Century Schoolbook"/>
+          <w:b/>
+          <w:bCs/>
+        </w:rPr>
+        <w:t>t-SNE and UMAP usually show clearer and more separated clusters for the four document categories, while PCA often shows more overlap around the center.</w:t>
+      </w:r>
+    </w:p>
+    <w:p>
+      <w:pPr>
+        <w:numPr>
+          <w:ilvl w:val="0"/>
+          <w:numId w:val="25"/>
+        </w:numPr>
+        <w:jc w:val="both"/>
+        <w:rPr>
+          <w:rFonts w:ascii="Century Schoolbook" w:hAnsi="Century Schoolbook"/>
+          <w:b/>
+          <w:bCs/>
+        </w:rPr>
+      </w:pPr>
+      <w:r>
+        <w:rPr>
+          <w:rFonts w:ascii="Century Schoolbook" w:hAnsi="Century Schoolbook"/>
+          <w:b/>
+          <w:bCs/>
+        </w:rPr>
+        <w:t>PCA is a linear method that focuses on keeping the largest variance in the data. However, text data is high-dimensional and sparse, with complex relationships between words. t-SNE and UMAP are non-linear methods that can better preserve local relationships, making clusters easier to separate.</w:t>
+      </w:r>
+    </w:p>
+    <w:p>
+      <w:pPr>
+        <w:numPr>
+          <w:ilvl w:val="0"/>
+          <w:numId w:val="25"/>
+        </w:numPr>
+        <w:jc w:val="both"/>
+        <w:rPr>
+          <w:rFonts w:ascii="Century Schoolbook" w:hAnsi="Century Schoolbook"/>
+          <w:b/>
+          <w:bCs/>
+        </w:rPr>
+      </w:pPr>
+      <w:r>
+        <w:rPr>
+          <w:rFonts w:ascii="Century Schoolbook" w:hAnsi="Century Schoolbook"/>
+          <w:b/>
+          <w:bCs/>
+        </w:rPr>
+        <w:t xml:space="preserve">t-SNE focuses on preserving local similarities rather than global distances. Therefore, the distance between two clusters in a t-SNE plot </w:t>
+      </w:r>
+      <w:r>
+        <w:rPr>
+          <w:rFonts w:ascii="Century Schoolbook" w:hAnsi="Century Schoolbook"/>
+          <w:b/>
+          <w:bCs/>
+        </w:rPr>
+        <w:lastRenderedPageBreak/>
+        <w:t>does not always represent their actual distance in the original high-dimensional data.</w:t>
+      </w:r>
+    </w:p>
+    <w:p>
+      <w:pPr>
+        <w:jc w:val="both"/>
+        <w:rPr>
+          <w:rFonts w:ascii="Century Schoolbook" w:hAnsi="Century Schoolbook"/>
+        </w:rPr>
+      </w:pPr>
     </w:p>
     <w:p>
       <w:pPr>
@@ -4696,14 +5441,14 @@
         <w:rPr>
           <w:rFonts w:ascii="Century Schoolbook" w:hAnsi="Century Schoolbook"/>
         </w:rPr>
-        <w:t xml:space="preserve"> Yes / No </w:t>
-      </w:r>
-    </w:p>
-    <w:p>
-      <w:pPr>
-        <w:jc w:val="both"/>
-        <w:rPr>
-          <w:rFonts w:ascii="Century Schoolbook" w:hAnsi="Century Schoolbook"/>
+        <w:t xml:space="preserve"> Yes </w:t>
+      </w:r>
+    </w:p>
+    <w:p>
+      <w:pPr>
+        <w:jc w:val="both"/>
+        <w:rPr>
+          <w:rFonts w:ascii="Century Schoolbook" w:hAnsi="Century Schoolbook" w:hint="eastAsia"/>
         </w:rPr>
       </w:pPr>
       <w:r>
@@ -4720,6 +5465,12 @@
         </w:rPr>
         <w:t xml:space="preserve"> </w:t>
       </w:r>
+      <w:r>
+        <w:rPr>
+          <w:rFonts w:ascii="Century Schoolbook" w:hAnsi="Century Schoolbook"/>
+        </w:rPr>
+        <w:t>I used ChatGPT to help explain the differences between PCA, t-SNE, and UMAP and to organize my answers in English.</w:t>
+      </w:r>
     </w:p>
     <w:p>
       <w:pPr>
@@ -4742,59 +5493,35 @@
         </w:rPr>
         <w:t xml:space="preserve"> </w:t>
       </w:r>
-    </w:p>
-    <w:p>
-      <w:pPr>
-        <w:jc w:val="both"/>
-        <w:rPr>
-          <w:rFonts w:ascii="Century Schoolbook" w:hAnsi="Century Schoolbook"/>
-        </w:rPr>
-      </w:pPr>
-    </w:p>
-    <w:p>
-      <w:pPr>
-        <w:jc w:val="both"/>
-        <w:rPr>
-          <w:rFonts w:ascii="Century Schoolbook" w:hAnsi="Century Schoolbook"/>
-        </w:rPr>
-      </w:pPr>
-    </w:p>
-    <w:p>
-      <w:pPr>
-        <w:jc w:val="both"/>
-        <w:rPr>
-          <w:rFonts w:ascii="Century Schoolbook" w:hAnsi="Century Schoolbook"/>
-        </w:rPr>
-      </w:pPr>
-    </w:p>
-    <w:p>
-      <w:pPr>
-        <w:jc w:val="both"/>
-        <w:rPr>
-          <w:rFonts w:ascii="Century Schoolbook" w:hAnsi="Century Schoolbook"/>
-        </w:rPr>
-      </w:pPr>
-    </w:p>
-    <w:p>
-      <w:pPr>
-        <w:jc w:val="both"/>
-        <w:rPr>
-          <w:rFonts w:ascii="Century Schoolbook" w:hAnsi="Century Schoolbook"/>
-        </w:rPr>
-      </w:pPr>
-    </w:p>
-    <w:p>
-      <w:pPr>
-        <w:jc w:val="both"/>
-        <w:rPr>
-          <w:rFonts w:ascii="Century Schoolbook" w:hAnsi="Century Schoolbook"/>
-        </w:rPr>
-      </w:pPr>
-      <w:r>
-        <w:rPr>
-          <w:rFonts w:ascii="Century Schoolbook" w:hAnsi="Century Schoolbook"/>
-        </w:rPr>
-        <w:lastRenderedPageBreak/>
+      <w:hyperlink r:id="rId12" w:history="1">
+        <w:r>
+          <w:rPr>
+            <w:rStyle w:val="af2"/>
+            <w:rFonts w:ascii="Century Schoolbook" w:hAnsi="Century Schoolbook"/>
+          </w:rPr>
+          <w:t>https://scikit-learn.org/stable/modules/manifold.html</w:t>
+        </w:r>
+      </w:hyperlink>
+    </w:p>
+    <w:p>
+      <w:pPr>
+        <w:jc w:val="both"/>
+        <w:rPr>
+          <w:rFonts w:ascii="Century Schoolbook" w:hAnsi="Century Schoolbook" w:hint="eastAsia"/>
+        </w:rPr>
+      </w:pPr>
+    </w:p>
+    <w:p>
+      <w:pPr>
+        <w:jc w:val="both"/>
+        <w:rPr>
+          <w:rFonts w:ascii="Century Schoolbook" w:hAnsi="Century Schoolbook"/>
+        </w:rPr>
+      </w:pPr>
+      <w:r>
+        <w:rPr>
+          <w:rFonts w:ascii="Century Schoolbook" w:hAnsi="Century Schoolbook"/>
+        </w:rPr>
         <w:pict w14:anchorId="3E56138F">
           <v:rect id="_x0000_i1036" style="width:0;height:1.5pt" o:hralign="center" o:hrstd="t" o:hr="t" fillcolor="#a0a0a0" stroked="f"/>
         </w:pict>
@@ -4877,7 +5604,6 @@
         </w:rPr>
         <w:t xml:space="preserve"> (integers 0, 1, 2, 3). Then look at the output of </w:t>
       </w:r>
-      <w:proofErr w:type="spellStart"/>
       <w:r>
         <w:rPr>
           <w:rFonts w:ascii="Century Schoolbook" w:hAnsi="Century Schoolbook"/>
@@ -4886,7 +5612,6 @@
         </w:rPr>
         <w:t>LabelBinarizer</w:t>
       </w:r>
-      <w:proofErr w:type="spellEnd"/>
       <w:r>
         <w:rPr>
           <w:rFonts w:ascii="Century Schoolbook" w:hAnsi="Century Schoolbook"/>
@@ -4912,7 +5637,7 @@
     </w:p>
     <w:p>
       <w:pPr>
-        <w:pStyle w:val="ListParagraph"/>
+        <w:pStyle w:val="a9"/>
         <w:numPr>
           <w:ilvl w:val="0"/>
           <w:numId w:val="23"/>
@@ -4931,7 +5656,7 @@
     </w:p>
     <w:p>
       <w:pPr>
-        <w:pStyle w:val="ListParagraph"/>
+        <w:pStyle w:val="a9"/>
         <w:numPr>
           <w:ilvl w:val="0"/>
           <w:numId w:val="23"/>
@@ -4964,7 +5689,7 @@
     </w:p>
     <w:p>
       <w:pPr>
-        <w:pStyle w:val="ListParagraph"/>
+        <w:pStyle w:val="a9"/>
         <w:numPr>
           <w:ilvl w:val="0"/>
           <w:numId w:val="23"/>
@@ -4983,18 +5708,20 @@
     </w:p>
     <w:p>
       <w:pPr>
-        <w:pStyle w:val="ListParagraph"/>
-        <w:jc w:val="both"/>
-        <w:rPr>
-          <w:rFonts w:ascii="Century Schoolbook" w:hAnsi="Century Schoolbook"/>
-        </w:rPr>
-      </w:pPr>
-    </w:p>
-    <w:p>
-      <w:pPr>
-        <w:jc w:val="both"/>
-        <w:rPr>
-          <w:rFonts w:ascii="Century Schoolbook" w:hAnsi="Century Schoolbook"/>
+        <w:pStyle w:val="a9"/>
+        <w:jc w:val="both"/>
+        <w:rPr>
+          <w:rFonts w:ascii="Century Schoolbook" w:hAnsi="Century Schoolbook"/>
+        </w:rPr>
+      </w:pPr>
+    </w:p>
+    <w:p>
+      <w:pPr>
+        <w:jc w:val="both"/>
+        <w:rPr>
+          <w:rFonts w:ascii="Century Schoolbook" w:hAnsi="Century Schoolbook"/>
+          <w:b/>
+          <w:bCs/>
         </w:rPr>
       </w:pPr>
       <w:r>
@@ -5005,6 +5732,92 @@
         </w:rPr>
         <w:t>Answer:</w:t>
       </w:r>
+      <w:r>
+        <w:rPr>
+          <w:rFonts w:ascii="新細明體" w:eastAsia="新細明體" w:hAnsi="新細明體" w:cs="新細明體"/>
+          <w:b/>
+          <w:bCs/>
+          <w:kern w:val="0"/>
+          <w:sz w:val="24"/>
+          <w:szCs w:val="24"/>
+          <w14:ligatures w14:val="none"/>
+        </w:rPr>
+        <w:t xml:space="preserve"> </w:t>
+      </w:r>
+    </w:p>
+    <w:p>
+      <w:pPr>
+        <w:numPr>
+          <w:ilvl w:val="0"/>
+          <w:numId w:val="26"/>
+        </w:numPr>
+        <w:jc w:val="both"/>
+        <w:rPr>
+          <w:rFonts w:ascii="Century Schoolbook" w:hAnsi="Century Schoolbook"/>
+          <w:b/>
+          <w:bCs/>
+        </w:rPr>
+      </w:pPr>
+      <w:r>
+        <w:rPr>
+          <w:rFonts w:ascii="Century Schoolbook" w:hAnsi="Century Schoolbook"/>
+          <w:b/>
+          <w:bCs/>
+        </w:rPr>
+        <w:t>Four binary columns are created to represent the four categories. Each category has one column with a value of 1, while the other columns have a value of 0.</w:t>
+      </w:r>
+    </w:p>
+    <w:p>
+      <w:pPr>
+        <w:numPr>
+          <w:ilvl w:val="0"/>
+          <w:numId w:val="26"/>
+        </w:numPr>
+        <w:jc w:val="both"/>
+        <w:rPr>
+          <w:rFonts w:ascii="Century Schoolbook" w:hAnsi="Century Schoolbook"/>
+          <w:b/>
+          <w:bCs/>
+        </w:rPr>
+      </w:pPr>
+      <w:r>
+        <w:rPr>
+          <w:rFonts w:ascii="Century Schoolbook" w:hAnsi="Century Schoolbook"/>
+          <w:b/>
+          <w:bCs/>
+        </w:rPr>
+        <w:t>Using raw integers (0, 1, 2, 3) may cause algorithms to assume that the categories have a meaningful order and numerical distance. For example, category 3 may appear larger than category 1, even though the numbers are only labels.</w:t>
+      </w:r>
+    </w:p>
+    <w:p>
+      <w:pPr>
+        <w:numPr>
+          <w:ilvl w:val="0"/>
+          <w:numId w:val="26"/>
+        </w:numPr>
+        <w:jc w:val="both"/>
+        <w:rPr>
+          <w:rFonts w:ascii="Century Schoolbook" w:hAnsi="Century Schoolbook"/>
+          <w:b/>
+          <w:bCs/>
+        </w:rPr>
+      </w:pPr>
+      <w:r>
+        <w:rPr>
+          <w:rFonts w:ascii="Century Schoolbook" w:hAnsi="Century Schoolbook"/>
+          <w:b/>
+          <w:bCs/>
+        </w:rPr>
+        <w:t>One-hot binarization converts each category into a separate binary vector. This removes the false numerical order and makes all different categories equally distant in the encoded space.</w:t>
+      </w:r>
+    </w:p>
+    <w:p>
+      <w:pPr>
+        <w:jc w:val="both"/>
+        <w:rPr>
+          <w:rFonts w:ascii="Century Schoolbook" w:hAnsi="Century Schoolbook"/>
+        </w:rPr>
+      </w:pPr>
     </w:p>
     <w:p>
       <w:pPr>
@@ -5025,14 +5838,16 @@
         <w:rPr>
           <w:rFonts w:ascii="Century Schoolbook" w:hAnsi="Century Schoolbook"/>
         </w:rPr>
-        <w:t xml:space="preserve"> Yes / No </w:t>
-      </w:r>
-    </w:p>
-    <w:p>
-      <w:pPr>
-        <w:jc w:val="both"/>
-        <w:rPr>
-          <w:rFonts w:ascii="Century Schoolbook" w:hAnsi="Century Schoolbook"/>
+        <w:t xml:space="preserve"> Yes </w:t>
+      </w:r>
+    </w:p>
+    <w:p>
+      <w:pPr>
+        <w:jc w:val="both"/>
+        <w:rPr>
+          <w:rFonts w:ascii="Century Schoolbook" w:hAnsi="Century Schoolbook"/>
+          <w:b/>
+          <w:bCs/>
         </w:rPr>
       </w:pPr>
       <w:r>
@@ -5045,10 +5860,28 @@
       </w:r>
       <w:r>
         <w:rPr>
-          <w:rFonts w:ascii="Century Schoolbook" w:hAnsi="Century Schoolbook"/>
+          <w:rFonts w:ascii="新細明體" w:eastAsia="新細明體" w:hAnsi="新細明體" w:cs="新細明體"/>
+          <w:kern w:val="0"/>
+          <w:sz w:val="24"/>
+          <w:szCs w:val="24"/>
+          <w14:ligatures w14:val="none"/>
         </w:rPr>
         <w:t xml:space="preserve"> </w:t>
       </w:r>
+      <w:r>
+        <w:rPr>
+          <w:rFonts w:ascii="Century Schoolbook" w:hAnsi="Century Schoolbook"/>
+          <w:b/>
+          <w:bCs/>
+        </w:rPr>
+        <w:t>I used ChatGPT to understand one-hot binarization and help write clear English explanations.</w:t>
+      </w:r>
+      <w:r>
+        <w:rPr>
+          <w:rFonts w:ascii="Century Schoolbook" w:hAnsi="Century Schoolbook"/>
+        </w:rPr>
+        <w:t xml:space="preserve"> </w:t>
+      </w:r>
     </w:p>
     <w:p>
       <w:pPr>
@@ -5071,22 +5904,15 @@
         </w:rPr>
         <w:t xml:space="preserve"> </w:t>
       </w:r>
-    </w:p>
-    <w:p>
-      <w:pPr>
-        <w:jc w:val="both"/>
-        <w:rPr>
-          <w:rFonts w:ascii="Century Schoolbook" w:hAnsi="Century Schoolbook"/>
-        </w:rPr>
-      </w:pPr>
-      <w:r>
-        <w:rPr>
-          <w:rFonts w:ascii="Century Schoolbook" w:hAnsi="Century Schoolbook"/>
-        </w:rPr>
-        <w:pict w14:anchorId="07392833">
-          <v:rect id="_x0000_i1037" style="width:0;height:1.5pt" o:hralign="center" o:hrstd="t" o:hr="t" fillcolor="#a0a0a0" stroked="f"/>
-        </w:pict>
-      </w:r>
+      <w:hyperlink r:id="rId13" w:history="1">
+        <w:r>
+          <w:rPr>
+            <w:rStyle w:val="af2"/>
+            <w:rFonts w:ascii="Century Schoolbook" w:hAnsi="Century Schoolbook"/>
+          </w:rPr>
+          <w:t>https://scikit-learn.org/stable/modules/generated/sklearn.preprocessing.LabelBinarizer.html</w:t>
+        </w:r>
+      </w:hyperlink>
     </w:p>
     <w:sectPr>
       <w:pgSz w:w="11906" w:h="16838" w:code="9"/>
@@ -6216,6 +7042,119 @@
     </w:lvl>
   </w:abstractNum>
   <w:abstractNum w:abstractNumId="9" w15:restartNumberingAfterBreak="0">
+    <w:nsid w:val="36AE638B"/>
+    <w:multiLevelType w:val="multilevel"/>
+    <w:tmpl w:val="43849976"/>
+    <w:lvl w:ilvl="0">
+      <w:start w:val="1"/>
+      <w:numFmt w:val="decimal"/>
+      <w:lvlText w:val="%1."/>
+      <w:lvlJc w:val="left"/>
+      <w:pPr>
+        <w:tabs>
+          <w:tab w:val="num" w:pos="720"/>
+        </w:tabs>
+        <w:ind w:left="720" w:hanging="360"/>
+      </w:pPr>
+    </w:lvl>
+    <w:lvl w:ilvl="1" w:tentative="1">
+      <w:start w:val="1"/>
+      <w:numFmt w:val="decimal"/>
+      <w:lvlText w:val="%2."/>
+      <w:lvlJc w:val="left"/>
+      <w:pPr>
+        <w:tabs>
+          <w:tab w:val="num" w:pos="1440"/>
+        </w:tabs>
+        <w:ind w:left="1440" w:hanging="360"/>
+      </w:pPr>
+    </w:lvl>
+    <w:lvl w:ilvl="2" w:tentative="1">
+      <w:start w:val="1"/>
+      <w:numFmt w:val="decimal"/>
+      <w:lvlText w:val="%3."/>
+      <w:lvlJc w:val="left"/>
+      <w:pPr>
+        <w:tabs>
+          <w:tab w:val="num" w:pos="2160"/>
+        </w:tabs>
+        <w:ind w:left="2160" w:hanging="360"/>
+      </w:pPr>
+    </w:lvl>
+    <w:lvl w:ilvl="3" w:tentative="1">
+      <w:start w:val="1"/>
+      <w:numFmt w:val="decimal"/>
+      <w:lvlText w:val="%4."/>
+      <w:lvlJc w:val="left"/>
+      <w:pPr>
+        <w:tabs>
+          <w:tab w:val="num" w:pos="2880"/>
+        </w:tabs>
+        <w:ind w:left="2880" w:hanging="360"/>
+      </w:pPr>
+    </w:lvl>
+    <w:lvl w:ilvl="4" w:tentative="1">
+      <w:start w:val="1"/>
+      <w:numFmt w:val="decimal"/>
+      <w:lvlText w:val="%5."/>
+      <w:lvlJc w:val="left"/>
+      <w:pPr>
+        <w:tabs>
+          <w:tab w:val="num" w:pos="3600"/>
+        </w:tabs>
+        <w:ind w:left="3600" w:hanging="360"/>
+      </w:pPr>
+    </w:lvl>
+    <w:lvl w:ilvl="5" w:tentative="1">
+      <w:start w:val="1"/>
+      <w:numFmt w:val="decimal"/>
+      <w:lvlText w:val="%6."/>
+      <w:lvlJc w:val="left"/>
+      <w:pPr>
+        <w:tabs>
+          <w:tab w:val="num" w:pos="4320"/>
+        </w:tabs>
+        <w:ind w:left="4320" w:hanging="360"/>
+      </w:pPr>
+    </w:lvl>
+    <w:lvl w:ilvl="6" w:tentative="1">
+      <w:start w:val="1"/>
+      <w:numFmt w:val="decimal"/>
+      <w:lvlText w:val="%7."/>
+      <w:lvlJc w:val="left"/>
+      <w:pPr>
+        <w:tabs>
+          <w:tab w:val="num" w:pos="5040"/>
+        </w:tabs>
+        <w:ind w:left="5040" w:hanging="360"/>
+      </w:pPr>
+    </w:lvl>
+    <w:lvl w:ilvl="7" w:tentative="1">
+      <w:start w:val="1"/>
+      <w:numFmt w:val="decimal"/>
+      <w:lvlText w:val="%8."/>
+      <w:lvlJc w:val="left"/>
+      <w:pPr>
+        <w:tabs>
+          <w:tab w:val="num" w:pos="5760"/>
+        </w:tabs>
+        <w:ind w:left="5760" w:hanging="360"/>
+      </w:pPr>
+    </w:lvl>
+    <w:lvl w:ilvl="8" w:tentative="1">
+      <w:start w:val="1"/>
+      <w:numFmt w:val="decimal"/>
+      <w:lvlText w:val="%9."/>
+      <w:lvlJc w:val="left"/>
+      <w:pPr>
+        <w:tabs>
+          <w:tab w:val="num" w:pos="6480"/>
+        </w:tabs>
+        <w:ind w:left="6480" w:hanging="360"/>
+      </w:pPr>
+    </w:lvl>
+  </w:abstractNum>
+  <w:abstractNum w:abstractNumId="10" w15:restartNumberingAfterBreak="0">
     <w:nsid w:val="4A892D1C"/>
     <w:multiLevelType w:val="hybridMultilevel"/>
     <w:tmpl w:val="6A081320"/>
@@ -6349,7 +7288,7 @@
       </w:rPr>
     </w:lvl>
   </w:abstractNum>
-  <w:abstractNum w:abstractNumId="10" w15:restartNumberingAfterBreak="0">
+  <w:abstractNum w:abstractNumId="11" w15:restartNumberingAfterBreak="0">
     <w:nsid w:val="4DD357A6"/>
     <w:multiLevelType w:val="multilevel"/>
     <w:tmpl w:val="707E0AF4"/>
@@ -6462,7 +7401,7 @@
       </w:pPr>
     </w:lvl>
   </w:abstractNum>
-  <w:abstractNum w:abstractNumId="11" w15:restartNumberingAfterBreak="0">
+  <w:abstractNum w:abstractNumId="12" w15:restartNumberingAfterBreak="0">
     <w:nsid w:val="4FA53F13"/>
     <w:multiLevelType w:val="multilevel"/>
     <w:tmpl w:val="143EEEE0"/>
@@ -6575,7 +7514,7 @@
       </w:pPr>
     </w:lvl>
   </w:abstractNum>
-  <w:abstractNum w:abstractNumId="12" w15:restartNumberingAfterBreak="0">
+  <w:abstractNum w:abstractNumId="13" w15:restartNumberingAfterBreak="0">
     <w:nsid w:val="50686C5F"/>
     <w:multiLevelType w:val="multilevel"/>
     <w:tmpl w:val="9F2C0B54"/>
@@ -6688,7 +7627,7 @@
       </w:pPr>
     </w:lvl>
   </w:abstractNum>
-  <w:abstractNum w:abstractNumId="13" w15:restartNumberingAfterBreak="0">
+  <w:abstractNum w:abstractNumId="14" w15:restartNumberingAfterBreak="0">
     <w:nsid w:val="510B6AF3"/>
     <w:multiLevelType w:val="hybridMultilevel"/>
     <w:tmpl w:val="6B0E57B6"/>
@@ -6828,7 +7767,7 @@
       </w:rPr>
     </w:lvl>
   </w:abstractNum>
-  <w:abstractNum w:abstractNumId="14" w15:restartNumberingAfterBreak="0">
+  <w:abstractNum w:abstractNumId="15" w15:restartNumberingAfterBreak="0">
     <w:nsid w:val="576A4380"/>
     <w:multiLevelType w:val="hybridMultilevel"/>
     <w:tmpl w:val="7F86CB26"/>
@@ -6914,7 +7853,7 @@
       </w:pPr>
     </w:lvl>
   </w:abstractNum>
-  <w:abstractNum w:abstractNumId="15" w15:restartNumberingAfterBreak="0">
+  <w:abstractNum w:abstractNumId="16" w15:restartNumberingAfterBreak="0">
     <w:nsid w:val="600745AA"/>
     <w:multiLevelType w:val="hybridMultilevel"/>
     <w:tmpl w:val="7BCE176C"/>
@@ -7054,7 +7993,7 @@
       </w:rPr>
     </w:lvl>
   </w:abstractNum>
-  <w:abstractNum w:abstractNumId="16" w15:restartNumberingAfterBreak="0">
+  <w:abstractNum w:abstractNumId="17" w15:restartNumberingAfterBreak="0">
     <w:nsid w:val="63660093"/>
     <w:multiLevelType w:val="multilevel"/>
     <w:tmpl w:val="487AC5E8"/>
@@ -7167,7 +8106,7 @@
       </w:pPr>
     </w:lvl>
   </w:abstractNum>
-  <w:abstractNum w:abstractNumId="17" w15:restartNumberingAfterBreak="0">
+  <w:abstractNum w:abstractNumId="18" w15:restartNumberingAfterBreak="0">
     <w:nsid w:val="66633041"/>
     <w:multiLevelType w:val="hybridMultilevel"/>
     <w:tmpl w:val="F3BAEAD8"/>
@@ -7307,7 +8246,7 @@
       </w:rPr>
     </w:lvl>
   </w:abstractNum>
-  <w:abstractNum w:abstractNumId="18" w15:restartNumberingAfterBreak="0">
+  <w:abstractNum w:abstractNumId="19" w15:restartNumberingAfterBreak="0">
     <w:nsid w:val="67445AD2"/>
     <w:multiLevelType w:val="hybridMultilevel"/>
     <w:tmpl w:val="C4DE3054"/>
@@ -7447,7 +8386,120 @@
       </w:rPr>
     </w:lvl>
   </w:abstractNum>
-  <w:abstractNum w:abstractNumId="19" w15:restartNumberingAfterBreak="0">
+  <w:abstractNum w:abstractNumId="20" w15:restartNumberingAfterBreak="0">
+    <w:nsid w:val="6E0D3570"/>
+    <w:multiLevelType w:val="multilevel"/>
+    <w:tmpl w:val="9F342DE0"/>
+    <w:lvl w:ilvl="0">
+      <w:start w:val="1"/>
+      <w:numFmt w:val="decimal"/>
+      <w:lvlText w:val="%1."/>
+      <w:lvlJc w:val="left"/>
+      <w:pPr>
+        <w:tabs>
+          <w:tab w:val="num" w:pos="720"/>
+        </w:tabs>
+        <w:ind w:left="720" w:hanging="360"/>
+      </w:pPr>
+    </w:lvl>
+    <w:lvl w:ilvl="1" w:tentative="1">
+      <w:start w:val="1"/>
+      <w:numFmt w:val="decimal"/>
+      <w:lvlText w:val="%2."/>
+      <w:lvlJc w:val="left"/>
+      <w:pPr>
+        <w:tabs>
+          <w:tab w:val="num" w:pos="1440"/>
+        </w:tabs>
+        <w:ind w:left="1440" w:hanging="360"/>
+      </w:pPr>
+    </w:lvl>
+    <w:lvl w:ilvl="2" w:tentative="1">
+      <w:start w:val="1"/>
+      <w:numFmt w:val="decimal"/>
+      <w:lvlText w:val="%3."/>
+      <w:lvlJc w:val="left"/>
+      <w:pPr>
+        <w:tabs>
+          <w:tab w:val="num" w:pos="2160"/>
+        </w:tabs>
+        <w:ind w:left="2160" w:hanging="360"/>
+      </w:pPr>
+    </w:lvl>
+    <w:lvl w:ilvl="3" w:tentative="1">
+      <w:start w:val="1"/>
+      <w:numFmt w:val="decimal"/>
+      <w:lvlText w:val="%4."/>
+      <w:lvlJc w:val="left"/>
+      <w:pPr>
+        <w:tabs>
+          <w:tab w:val="num" w:pos="2880"/>
+        </w:tabs>
+        <w:ind w:left="2880" w:hanging="360"/>
+      </w:pPr>
+    </w:lvl>
+    <w:lvl w:ilvl="4" w:tentative="1">
+      <w:start w:val="1"/>
+      <w:numFmt w:val="decimal"/>
+      <w:lvlText w:val="%5."/>
+      <w:lvlJc w:val="left"/>
+      <w:pPr>
+        <w:tabs>
+          <w:tab w:val="num" w:pos="3600"/>
+        </w:tabs>
+        <w:ind w:left="3600" w:hanging="360"/>
+      </w:pPr>
+    </w:lvl>
+    <w:lvl w:ilvl="5" w:tentative="1">
+      <w:start w:val="1"/>
+      <w:numFmt w:val="decimal"/>
+      <w:lvlText w:val="%6."/>
+      <w:lvlJc w:val="left"/>
+      <w:pPr>
+        <w:tabs>
+          <w:tab w:val="num" w:pos="4320"/>
+        </w:tabs>
+        <w:ind w:left="4320" w:hanging="360"/>
+      </w:pPr>
+    </w:lvl>
+    <w:lvl w:ilvl="6" w:tentative="1">
+      <w:start w:val="1"/>
+      <w:numFmt w:val="decimal"/>
+      <w:lvlText w:val="%7."/>
+      <w:lvlJc w:val="left"/>
+      <w:pPr>
+        <w:tabs>
+          <w:tab w:val="num" w:pos="5040"/>
+        </w:tabs>
+        <w:ind w:left="5040" w:hanging="360"/>
+      </w:pPr>
+    </w:lvl>
+    <w:lvl w:ilvl="7" w:tentative="1">
+      <w:start w:val="1"/>
+      <w:numFmt w:val="decimal"/>
+      <w:lvlText w:val="%8."/>
+      <w:lvlJc w:val="left"/>
+      <w:pPr>
+        <w:tabs>
+          <w:tab w:val="num" w:pos="5760"/>
+        </w:tabs>
+        <w:ind w:left="5760" w:hanging="360"/>
+      </w:pPr>
+    </w:lvl>
+    <w:lvl w:ilvl="8" w:tentative="1">
+      <w:start w:val="1"/>
+      <w:numFmt w:val="decimal"/>
+      <w:lvlText w:val="%9."/>
+      <w:lvlJc w:val="left"/>
+      <w:pPr>
+        <w:tabs>
+          <w:tab w:val="num" w:pos="6480"/>
+        </w:tabs>
+        <w:ind w:left="6480" w:hanging="360"/>
+      </w:pPr>
+    </w:lvl>
+  </w:abstractNum>
+  <w:abstractNum w:abstractNumId="21" w15:restartNumberingAfterBreak="0">
     <w:nsid w:val="6E5869E4"/>
     <w:multiLevelType w:val="multilevel"/>
     <w:tmpl w:val="22AC937C"/>
@@ -7560,7 +8612,7 @@
       </w:pPr>
     </w:lvl>
   </w:abstractNum>
-  <w:abstractNum w:abstractNumId="20" w15:restartNumberingAfterBreak="0">
+  <w:abstractNum w:abstractNumId="22" w15:restartNumberingAfterBreak="0">
     <w:nsid w:val="6F90345B"/>
     <w:multiLevelType w:val="multilevel"/>
     <w:tmpl w:val="76CCD152"/>
@@ -7673,7 +8725,7 @@
       </w:pPr>
     </w:lvl>
   </w:abstractNum>
-  <w:abstractNum w:abstractNumId="21" w15:restartNumberingAfterBreak="0">
+  <w:abstractNum w:abstractNumId="23" w15:restartNumberingAfterBreak="0">
     <w:nsid w:val="745C3AEA"/>
     <w:multiLevelType w:val="hybridMultilevel"/>
     <w:tmpl w:val="AB2AF8BA"/>
@@ -7786,7 +8838,7 @@
       </w:rPr>
     </w:lvl>
   </w:abstractNum>
-  <w:abstractNum w:abstractNumId="22" w15:restartNumberingAfterBreak="0">
+  <w:abstractNum w:abstractNumId="24" w15:restartNumberingAfterBreak="0">
     <w:nsid w:val="755D4AD5"/>
     <w:multiLevelType w:val="multilevel"/>
     <w:tmpl w:val="1AF6A79A"/>
@@ -7935,7 +8987,7 @@
       </w:rPr>
     </w:lvl>
   </w:abstractNum>
-  <w:abstractNum w:abstractNumId="23" w15:restartNumberingAfterBreak="0">
+  <w:abstractNum w:abstractNumId="25" w15:restartNumberingAfterBreak="0">
     <w:nsid w:val="7D601873"/>
     <w:multiLevelType w:val="multilevel"/>
     <w:tmpl w:val="6660EE9E"/>
@@ -8088,13 +9140,13 @@
     <w:abstractNumId w:val="7"/>
   </w:num>
   <w:num w:numId="2" w16cid:durableId="184292703">
-    <w:abstractNumId w:val="12"/>
+    <w:abstractNumId w:val="13"/>
   </w:num>
   <w:num w:numId="3" w16cid:durableId="1575118697">
     <w:abstractNumId w:val="0"/>
   </w:num>
   <w:num w:numId="4" w16cid:durableId="731463887">
-    <w:abstractNumId w:val="22"/>
+    <w:abstractNumId w:val="24"/>
   </w:num>
   <w:num w:numId="5" w16cid:durableId="619185889">
     <w:abstractNumId w:val="2"/>
@@ -8103,46 +9155,46 @@
     <w:abstractNumId w:val="5"/>
   </w:num>
   <w:num w:numId="7" w16cid:durableId="1588727719">
-    <w:abstractNumId w:val="20"/>
+    <w:abstractNumId w:val="22"/>
   </w:num>
   <w:num w:numId="8" w16cid:durableId="533738981">
     <w:abstractNumId w:val="8"/>
   </w:num>
   <w:num w:numId="9" w16cid:durableId="1269434050">
-    <w:abstractNumId w:val="19"/>
+    <w:abstractNumId w:val="21"/>
   </w:num>
   <w:num w:numId="10" w16cid:durableId="1732079054">
-    <w:abstractNumId w:val="16"/>
+    <w:abstractNumId w:val="17"/>
   </w:num>
   <w:num w:numId="11" w16cid:durableId="1035348155">
-    <w:abstractNumId w:val="10"/>
+    <w:abstractNumId w:val="11"/>
   </w:num>
   <w:num w:numId="12" w16cid:durableId="1142964469">
-    <w:abstractNumId w:val="11"/>
+    <w:abstractNumId w:val="12"/>
   </w:num>
   <w:num w:numId="13" w16cid:durableId="1675378421">
-    <w:abstractNumId w:val="23"/>
+    <w:abstractNumId w:val="25"/>
   </w:num>
   <w:num w:numId="14" w16cid:durableId="815490794">
-    <w:abstractNumId w:val="21"/>
+    <w:abstractNumId w:val="23"/>
   </w:num>
   <w:num w:numId="15" w16cid:durableId="1567035629">
     <w:abstractNumId w:val="3"/>
   </w:num>
   <w:num w:numId="16" w16cid:durableId="1944191802">
-    <w:abstractNumId w:val="13"/>
+    <w:abstractNumId w:val="14"/>
   </w:num>
   <w:num w:numId="17" w16cid:durableId="467089125">
-    <w:abstractNumId w:val="15"/>
+    <w:abstractNumId w:val="16"/>
   </w:num>
   <w:num w:numId="18" w16cid:durableId="771702364">
-    <w:abstractNumId w:val="18"/>
+    <w:abstractNumId w:val="19"/>
   </w:num>
   <w:num w:numId="19" w16cid:durableId="893585597">
-    <w:abstractNumId w:val="9"/>
+    <w:abstractNumId w:val="10"/>
   </w:num>
   <w:num w:numId="20" w16cid:durableId="5520643">
-    <w:abstractNumId w:val="14"/>
+    <w:abstractNumId w:val="15"/>
   </w:num>
   <w:num w:numId="21" w16cid:durableId="1673995430">
     <w:abstractNumId w:val="4"/>
@@ -8154,7 +9206,13 @@
     <w:abstractNumId w:val="6"/>
   </w:num>
   <w:num w:numId="24" w16cid:durableId="1413353911">
-    <w:abstractNumId w:val="17"/>
+    <w:abstractNumId w:val="18"/>
+  </w:num>
+  <w:num w:numId="25" w16cid:durableId="1947879595">
+    <w:abstractNumId w:val="9"/>
+  </w:num>
+  <w:num w:numId="26" w16cid:durableId="519780237">
+    <w:abstractNumId w:val="20"/>
   </w:num>
 </w:numbering>
 </file>
@@ -8556,15 +9614,15 @@
     <w:lsdException w:name="Unresolved Mention" w:semiHidden="1" w:unhideWhenUsed="1"/>
     <w:lsdException w:name="Smart Link" w:semiHidden="1" w:unhideWhenUsed="1"/>
   </w:latentStyles>
-  <w:style w:type="paragraph" w:default="1" w:styleId="Normal">
+  <w:style w:type="paragraph" w:default="1" w:styleId="a">
     <w:name w:val="Normal"/>
     <w:qFormat/>
   </w:style>
-  <w:style w:type="paragraph" w:styleId="Heading1">
+  <w:style w:type="paragraph" w:styleId="1">
     <w:name w:val="heading 1"/>
-    <w:basedOn w:val="Normal"/>
-    <w:next w:val="Normal"/>
-    <w:link w:val="Heading1Char"/>
+    <w:basedOn w:val="a"/>
+    <w:next w:val="a"/>
+    <w:link w:val="10"/>
     <w:uiPriority w:val="9"/>
     <w:qFormat/>
     <w:rsid w:val="0018685D"/>
@@ -8581,11 +9639,11 @@
       <w:szCs w:val="40"/>
     </w:rPr>
   </w:style>
-  <w:style w:type="paragraph" w:styleId="Heading2">
+  <w:style w:type="paragraph" w:styleId="2">
     <w:name w:val="heading 2"/>
-    <w:basedOn w:val="Normal"/>
-    <w:next w:val="Normal"/>
-    <w:link w:val="Heading2Char"/>
+    <w:basedOn w:val="a"/>
+    <w:next w:val="a"/>
+    <w:link w:val="20"/>
     <w:uiPriority w:val="9"/>
     <w:semiHidden/>
     <w:unhideWhenUsed/>
@@ -8604,11 +9662,11 @@
       <w:szCs w:val="32"/>
     </w:rPr>
   </w:style>
-  <w:style w:type="paragraph" w:styleId="Heading3">
+  <w:style w:type="paragraph" w:styleId="3">
     <w:name w:val="heading 3"/>
-    <w:basedOn w:val="Normal"/>
-    <w:next w:val="Normal"/>
-    <w:link w:val="Heading3Char"/>
+    <w:basedOn w:val="a"/>
+    <w:next w:val="a"/>
+    <w:link w:val="30"/>
     <w:uiPriority w:val="9"/>
     <w:semiHidden/>
     <w:unhideWhenUsed/>
@@ -8627,11 +9685,11 @@
       <w:szCs w:val="28"/>
     </w:rPr>
   </w:style>
-  <w:style w:type="paragraph" w:styleId="Heading4">
+  <w:style w:type="paragraph" w:styleId="4">
     <w:name w:val="heading 4"/>
-    <w:basedOn w:val="Normal"/>
-    <w:next w:val="Normal"/>
-    <w:link w:val="Heading4Char"/>
+    <w:basedOn w:val="a"/>
+    <w:next w:val="a"/>
+    <w:link w:val="40"/>
     <w:uiPriority w:val="9"/>
     <w:semiHidden/>
     <w:unhideWhenUsed/>
@@ -8650,11 +9708,11 @@
       <w:color w:val="0F4761" w:themeColor="accent1" w:themeShade="BF"/>
     </w:rPr>
   </w:style>
-  <w:style w:type="paragraph" w:styleId="Heading5">
+  <w:style w:type="paragraph" w:styleId="5">
     <w:name w:val="heading 5"/>
-    <w:basedOn w:val="Normal"/>
-    <w:next w:val="Normal"/>
-    <w:link w:val="Heading5Char"/>
+    <w:basedOn w:val="a"/>
+    <w:next w:val="a"/>
+    <w:link w:val="50"/>
     <w:uiPriority w:val="9"/>
     <w:semiHidden/>
     <w:unhideWhenUsed/>
@@ -8671,11 +9729,11 @@
       <w:color w:val="0F4761" w:themeColor="accent1" w:themeShade="BF"/>
     </w:rPr>
   </w:style>
-  <w:style w:type="paragraph" w:styleId="Heading6">
+  <w:style w:type="paragraph" w:styleId="6">
     <w:name w:val="heading 6"/>
-    <w:basedOn w:val="Normal"/>
-    <w:next w:val="Normal"/>
-    <w:link w:val="Heading6Char"/>
+    <w:basedOn w:val="a"/>
+    <w:next w:val="a"/>
+    <w:link w:val="60"/>
     <w:uiPriority w:val="9"/>
     <w:semiHidden/>
     <w:unhideWhenUsed/>
@@ -8694,11 +9752,11 @@
       <w:color w:val="595959" w:themeColor="text1" w:themeTint="A6"/>
     </w:rPr>
   </w:style>
-  <w:style w:type="paragraph" w:styleId="Heading7">
+  <w:style w:type="paragraph" w:styleId="7">
     <w:name w:val="heading 7"/>
-    <w:basedOn w:val="Normal"/>
-    <w:next w:val="Normal"/>
-    <w:link w:val="Heading7Char"/>
+    <w:basedOn w:val="a"/>
+    <w:next w:val="a"/>
+    <w:link w:val="70"/>
     <w:uiPriority w:val="9"/>
     <w:semiHidden/>
     <w:unhideWhenUsed/>
@@ -8715,11 +9773,11 @@
       <w:color w:val="595959" w:themeColor="text1" w:themeTint="A6"/>
     </w:rPr>
   </w:style>
-  <w:style w:type="paragraph" w:styleId="Heading8">
+  <w:style w:type="paragraph" w:styleId="8">
     <w:name w:val="heading 8"/>
-    <w:basedOn w:val="Normal"/>
-    <w:next w:val="Normal"/>
-    <w:link w:val="Heading8Char"/>
+    <w:basedOn w:val="a"/>
+    <w:next w:val="a"/>
+    <w:link w:val="80"/>
     <w:uiPriority w:val="9"/>
     <w:semiHidden/>
     <w:unhideWhenUsed/>
@@ -8738,11 +9796,11 @@
       <w:color w:val="272727" w:themeColor="text1" w:themeTint="D8"/>
     </w:rPr>
   </w:style>
-  <w:style w:type="paragraph" w:styleId="Heading9">
+  <w:style w:type="paragraph" w:styleId="9">
     <w:name w:val="heading 9"/>
-    <w:basedOn w:val="Normal"/>
-    <w:next w:val="Normal"/>
-    <w:link w:val="Heading9Char"/>
+    <w:basedOn w:val="a"/>
+    <w:next w:val="a"/>
+    <w:link w:val="90"/>
     <w:uiPriority w:val="9"/>
     <w:semiHidden/>
     <w:unhideWhenUsed/>
@@ -8759,12 +9817,12 @@
       <w:color w:val="272727" w:themeColor="text1" w:themeTint="D8"/>
     </w:rPr>
   </w:style>
-  <w:style w:type="character" w:default="1" w:styleId="DefaultParagraphFont">
+  <w:style w:type="character" w:default="1" w:styleId="a0">
     <w:name w:val="Default Paragraph Font"/>
     <w:uiPriority w:val="1"/>
     <w:unhideWhenUsed/>
   </w:style>
-  <w:style w:type="table" w:default="1" w:styleId="TableNormal">
+  <w:style w:type="table" w:default="1" w:styleId="a1">
     <w:name w:val="Normal Table"/>
     <w:uiPriority w:val="99"/>
     <w:semiHidden/>
@@ -8779,16 +9837,16 @@
       </w:tblCellMar>
     </w:tblPr>
   </w:style>
-  <w:style w:type="numbering" w:default="1" w:styleId="NoList">
+  <w:style w:type="numbering" w:default="1" w:styleId="a2">
     <w:name w:val="No List"/>
     <w:uiPriority w:val="99"/>
     <w:semiHidden/>
     <w:unhideWhenUsed/>
   </w:style>
-  <w:style w:type="character" w:customStyle="1" w:styleId="Heading1Char">
-    <w:name w:val="Heading 1 Char"/>
-    <w:basedOn w:val="DefaultParagraphFont"/>
-    <w:link w:val="Heading1"/>
+  <w:style w:type="character" w:customStyle="1" w:styleId="10">
+    <w:name w:val="標題 1 字元"/>
+    <w:basedOn w:val="a0"/>
+    <w:link w:val="1"/>
     <w:uiPriority w:val="9"/>
     <w:rsid w:val="0018685D"/>
     <w:rPr>
@@ -8798,10 +9856,10 @@
       <w:szCs w:val="40"/>
     </w:rPr>
   </w:style>
-  <w:style w:type="character" w:customStyle="1" w:styleId="Heading2Char">
-    <w:name w:val="Heading 2 Char"/>
-    <w:basedOn w:val="DefaultParagraphFont"/>
-    <w:link w:val="Heading2"/>
+  <w:style w:type="character" w:customStyle="1" w:styleId="20">
+    <w:name w:val="標題 2 字元"/>
+    <w:basedOn w:val="a0"/>
+    <w:link w:val="2"/>
     <w:uiPriority w:val="9"/>
     <w:semiHidden/>
     <w:rsid w:val="0018685D"/>
@@ -8812,10 +9870,10 @@
       <w:szCs w:val="32"/>
     </w:rPr>
   </w:style>
-  <w:style w:type="character" w:customStyle="1" w:styleId="Heading3Char">
-    <w:name w:val="Heading 3 Char"/>
-    <w:basedOn w:val="DefaultParagraphFont"/>
-    <w:link w:val="Heading3"/>
+  <w:style w:type="character" w:customStyle="1" w:styleId="30">
+    <w:name w:val="標題 3 字元"/>
+    <w:basedOn w:val="a0"/>
+    <w:link w:val="3"/>
     <w:uiPriority w:val="9"/>
     <w:semiHidden/>
     <w:rsid w:val="0018685D"/>
@@ -8826,10 +9884,10 @@
       <w:szCs w:val="28"/>
     </w:rPr>
   </w:style>
-  <w:style w:type="character" w:customStyle="1" w:styleId="Heading4Char">
-    <w:name w:val="Heading 4 Char"/>
-    <w:basedOn w:val="DefaultParagraphFont"/>
-    <w:link w:val="Heading4"/>
+  <w:style w:type="character" w:customStyle="1" w:styleId="40">
+    <w:name w:val="標題 4 字元"/>
+    <w:basedOn w:val="a0"/>
+    <w:link w:val="4"/>
     <w:uiPriority w:val="9"/>
     <w:semiHidden/>
     <w:rsid w:val="0018685D"/>
@@ -8840,10 +9898,10 @@
       <w:color w:val="0F4761" w:themeColor="accent1" w:themeShade="BF"/>
     </w:rPr>
   </w:style>
-  <w:style w:type="character" w:customStyle="1" w:styleId="Heading5Char">
-    <w:name w:val="Heading 5 Char"/>
-    <w:basedOn w:val="DefaultParagraphFont"/>
-    <w:link w:val="Heading5"/>
+  <w:style w:type="character" w:customStyle="1" w:styleId="50">
+    <w:name w:val="標題 5 字元"/>
+    <w:basedOn w:val="a0"/>
+    <w:link w:val="5"/>
     <w:uiPriority w:val="9"/>
     <w:semiHidden/>
     <w:rsid w:val="0018685D"/>
@@ -8852,10 +9910,10 @@
       <w:color w:val="0F4761" w:themeColor="accent1" w:themeShade="BF"/>
     </w:rPr>
   </w:style>
-  <w:style w:type="character" w:customStyle="1" w:styleId="Heading6Char">
-    <w:name w:val="Heading 6 Char"/>
-    <w:basedOn w:val="DefaultParagraphFont"/>
-    <w:link w:val="Heading6"/>
+  <w:style w:type="character" w:customStyle="1" w:styleId="60">
+    <w:name w:val="標題 6 字元"/>
+    <w:basedOn w:val="a0"/>
+    <w:link w:val="6"/>
     <w:uiPriority w:val="9"/>
     <w:semiHidden/>
     <w:rsid w:val="0018685D"/>
@@ -8866,10 +9924,10 @@
       <w:color w:val="595959" w:themeColor="text1" w:themeTint="A6"/>
     </w:rPr>
   </w:style>
-  <w:style w:type="character" w:customStyle="1" w:styleId="Heading7Char">
-    <w:name w:val="Heading 7 Char"/>
-    <w:basedOn w:val="DefaultParagraphFont"/>
-    <w:link w:val="Heading7"/>
+  <w:style w:type="character" w:customStyle="1" w:styleId="70">
+    <w:name w:val="標題 7 字元"/>
+    <w:basedOn w:val="a0"/>
+    <w:link w:val="7"/>
     <w:uiPriority w:val="9"/>
     <w:semiHidden/>
     <w:rsid w:val="0018685D"/>
@@ -8878,10 +9936,10 @@
       <w:color w:val="595959" w:themeColor="text1" w:themeTint="A6"/>
     </w:rPr>
   </w:style>
-  <w:style w:type="character" w:customStyle="1" w:styleId="Heading8Char">
-    <w:name w:val="Heading 8 Char"/>
-    <w:basedOn w:val="DefaultParagraphFont"/>
-    <w:link w:val="Heading8"/>
+  <w:style w:type="character" w:customStyle="1" w:styleId="80">
+    <w:name w:val="標題 8 字元"/>
+    <w:basedOn w:val="a0"/>
+    <w:link w:val="8"/>
     <w:uiPriority w:val="9"/>
     <w:semiHidden/>
     <w:rsid w:val="0018685D"/>
@@ -8892,10 +9950,10 @@
       <w:color w:val="272727" w:themeColor="text1" w:themeTint="D8"/>
     </w:rPr>
   </w:style>
-  <w:style w:type="character" w:customStyle="1" w:styleId="Heading9Char">
-    <w:name w:val="Heading 9 Char"/>
-    <w:basedOn w:val="DefaultParagraphFont"/>
-    <w:link w:val="Heading9"/>
+  <w:style w:type="character" w:customStyle="1" w:styleId="90">
+    <w:name w:val="標題 9 字元"/>
+    <w:basedOn w:val="a0"/>
+    <w:link w:val="9"/>
     <w:uiPriority w:val="9"/>
     <w:semiHidden/>
     <w:rsid w:val="0018685D"/>
@@ -8904,11 +9962,11 @@
       <w:color w:val="272727" w:themeColor="text1" w:themeTint="D8"/>
     </w:rPr>
   </w:style>
-  <w:style w:type="paragraph" w:styleId="Title">
+  <w:style w:type="paragraph" w:styleId="a3">
     <w:name w:val="Title"/>
-    <w:basedOn w:val="Normal"/>
-    <w:next w:val="Normal"/>
-    <w:link w:val="TitleChar"/>
+    <w:basedOn w:val="a"/>
+    <w:next w:val="a"/>
+    <w:link w:val="a4"/>
     <w:uiPriority w:val="10"/>
     <w:qFormat/>
     <w:rsid w:val="0018685D"/>
@@ -8924,10 +9982,10 @@
       <w:szCs w:val="56"/>
     </w:rPr>
   </w:style>
-  <w:style w:type="character" w:customStyle="1" w:styleId="TitleChar">
-    <w:name w:val="Title Char"/>
-    <w:basedOn w:val="DefaultParagraphFont"/>
-    <w:link w:val="Title"/>
+  <w:style w:type="character" w:customStyle="1" w:styleId="a4">
+    <w:name w:val="標題 字元"/>
+    <w:basedOn w:val="a0"/>
+    <w:link w:val="a3"/>
     <w:uiPriority w:val="10"/>
     <w:rsid w:val="0018685D"/>
     <w:rPr>
@@ -8938,11 +9996,11 @@
       <w:szCs w:val="56"/>
     </w:rPr>
   </w:style>
-  <w:style w:type="paragraph" w:styleId="Subtitle">
+  <w:style w:type="paragraph" w:styleId="a5">
     <w:name w:val="Subtitle"/>
-    <w:basedOn w:val="Normal"/>
-    <w:next w:val="Normal"/>
-    <w:link w:val="SubtitleChar"/>
+    <w:basedOn w:val="a"/>
+    <w:next w:val="a"/>
+    <w:link w:val="a6"/>
     <w:uiPriority w:val="11"/>
     <w:qFormat/>
     <w:rsid w:val="0018685D"/>
@@ -8959,10 +10017,10 @@
       <w:szCs w:val="28"/>
     </w:rPr>
   </w:style>
-  <w:style w:type="character" w:customStyle="1" w:styleId="SubtitleChar">
-    <w:name w:val="Subtitle Char"/>
-    <w:basedOn w:val="DefaultParagraphFont"/>
-    <w:link w:val="Subtitle"/>
+  <w:style w:type="character" w:customStyle="1" w:styleId="a6">
+    <w:name w:val="副標題 字元"/>
+    <w:basedOn w:val="a0"/>
+    <w:link w:val="a5"/>
     <w:uiPriority w:val="11"/>
     <w:rsid w:val="0018685D"/>
     <w:rPr>
@@ -8973,11 +10031,11 @@
       <w:szCs w:val="28"/>
     </w:rPr>
   </w:style>
-  <w:style w:type="paragraph" w:styleId="Quote">
+  <w:style w:type="paragraph" w:styleId="a7">
     <w:name w:val="Quote"/>
-    <w:basedOn w:val="Normal"/>
-    <w:next w:val="Normal"/>
-    <w:link w:val="QuoteChar"/>
+    <w:basedOn w:val="a"/>
+    <w:next w:val="a"/>
+    <w:link w:val="a8"/>
     <w:uiPriority w:val="29"/>
     <w:qFormat/>
     <w:rsid w:val="0018685D"/>
@@ -8991,10 +10049,10 @@
       <w:color w:val="404040" w:themeColor="text1" w:themeTint="BF"/>
     </w:rPr>
   </w:style>
-  <w:style w:type="character" w:customStyle="1" w:styleId="QuoteChar">
-    <w:name w:val="Quote Char"/>
-    <w:basedOn w:val="DefaultParagraphFont"/>
-    <w:link w:val="Quote"/>
+  <w:style w:type="character" w:customStyle="1" w:styleId="a8">
+    <w:name w:val="引文 字元"/>
+    <w:basedOn w:val="a0"/>
+    <w:link w:val="a7"/>
     <w:uiPriority w:val="29"/>
     <w:rsid w:val="0018685D"/>
     <w:rPr>
@@ -9003,9 +10061,9 @@
       <w:color w:val="404040" w:themeColor="text1" w:themeTint="BF"/>
     </w:rPr>
   </w:style>
-  <w:style w:type="paragraph" w:styleId="ListParagraph">
+  <w:style w:type="paragraph" w:styleId="a9">
     <w:name w:val="List Paragraph"/>
-    <w:basedOn w:val="Normal"/>
+    <w:basedOn w:val="a"/>
     <w:uiPriority w:val="34"/>
     <w:qFormat/>
     <w:rsid w:val="0018685D"/>
@@ -9014,9 +10072,9 @@
       <w:contextualSpacing/>
     </w:pPr>
   </w:style>
-  <w:style w:type="character" w:styleId="IntenseEmphasis">
+  <w:style w:type="character" w:styleId="aa">
     <w:name w:val="Intense Emphasis"/>
-    <w:basedOn w:val="DefaultParagraphFont"/>
+    <w:basedOn w:val="a0"/>
     <w:uiPriority w:val="21"/>
     <w:qFormat/>
     <w:rsid w:val="0018685D"/>
@@ -9026,11 +10084,11 @@
       <w:color w:val="0F4761" w:themeColor="accent1" w:themeShade="BF"/>
     </w:rPr>
   </w:style>
-  <w:style w:type="paragraph" w:styleId="IntenseQuote">
+  <w:style w:type="paragraph" w:styleId="ab">
     <w:name w:val="Intense Quote"/>
-    <w:basedOn w:val="Normal"/>
-    <w:next w:val="Normal"/>
-    <w:link w:val="IntenseQuoteChar"/>
+    <w:basedOn w:val="a"/>
+    <w:next w:val="a"/>
+    <w:link w:val="ac"/>
     <w:uiPriority w:val="30"/>
     <w:qFormat/>
     <w:rsid w:val="0018685D"/>
@@ -9049,10 +10107,10 @@
       <w:color w:val="0F4761" w:themeColor="accent1" w:themeShade="BF"/>
     </w:rPr>
   </w:style>
-  <w:style w:type="character" w:customStyle="1" w:styleId="IntenseQuoteChar">
-    <w:name w:val="Intense Quote Char"/>
-    <w:basedOn w:val="DefaultParagraphFont"/>
-    <w:link w:val="IntenseQuote"/>
+  <w:style w:type="character" w:customStyle="1" w:styleId="ac">
+    <w:name w:val="鮮明引文 字元"/>
+    <w:basedOn w:val="a0"/>
+    <w:link w:val="ab"/>
     <w:uiPriority w:val="30"/>
     <w:rsid w:val="0018685D"/>
     <w:rPr>
@@ -9061,9 +10119,9 @@
       <w:color w:val="0F4761" w:themeColor="accent1" w:themeShade="BF"/>
     </w:rPr>
   </w:style>
-  <w:style w:type="character" w:styleId="IntenseReference">
+  <w:style w:type="character" w:styleId="ad">
     <w:name w:val="Intense Reference"/>
-    <w:basedOn w:val="DefaultParagraphFont"/>
+    <w:basedOn w:val="a0"/>
     <w:uiPriority w:val="32"/>
     <w:qFormat/>
     <w:rsid w:val="0018685D"/>
@@ -9075,9 +10133,9 @@
       <w:spacing w:val="5"/>
     </w:rPr>
   </w:style>
-  <w:style w:type="paragraph" w:styleId="NormalWeb">
+  <w:style w:type="paragraph" w:styleId="Web">
     <w:name w:val="Normal (Web)"/>
-    <w:basedOn w:val="Normal"/>
+    <w:basedOn w:val="a"/>
     <w:uiPriority w:val="99"/>
     <w:semiHidden/>
     <w:unhideWhenUsed/>
@@ -9094,10 +10152,10 @@
       <w14:ligatures w14:val="none"/>
     </w:rPr>
   </w:style>
-  <w:style w:type="paragraph" w:styleId="Header">
+  <w:style w:type="paragraph" w:styleId="ae">
     <w:name w:val="header"/>
-    <w:basedOn w:val="Normal"/>
-    <w:link w:val="HeaderChar"/>
+    <w:basedOn w:val="a"/>
+    <w:link w:val="af"/>
     <w:uiPriority w:val="99"/>
     <w:unhideWhenUsed/>
     <w:rsid w:val="00B11B3A"/>
@@ -9109,17 +10167,17 @@
       <w:spacing w:after="0" w:line="240" w:lineRule="auto"/>
     </w:pPr>
   </w:style>
-  <w:style w:type="character" w:customStyle="1" w:styleId="HeaderChar">
-    <w:name w:val="Header Char"/>
-    <w:basedOn w:val="DefaultParagraphFont"/>
-    <w:link w:val="Header"/>
+  <w:style w:type="character" w:customStyle="1" w:styleId="af">
+    <w:name w:val="頁首 字元"/>
+    <w:basedOn w:val="a0"/>
+    <w:link w:val="ae"/>
     <w:uiPriority w:val="99"/>
     <w:rsid w:val="00B11B3A"/>
   </w:style>
-  <w:style w:type="paragraph" w:styleId="Footer">
+  <w:style w:type="paragraph" w:styleId="af0">
     <w:name w:val="footer"/>
-    <w:basedOn w:val="Normal"/>
-    <w:link w:val="FooterChar"/>
+    <w:basedOn w:val="a"/>
+    <w:link w:val="af1"/>
     <w:uiPriority w:val="99"/>
     <w:unhideWhenUsed/>
     <w:rsid w:val="00B11B3A"/>
@@ -9131,12 +10189,66 @@
       <w:spacing w:after="0" w:line="240" w:lineRule="auto"/>
     </w:pPr>
   </w:style>
-  <w:style w:type="character" w:customStyle="1" w:styleId="FooterChar">
-    <w:name w:val="Footer Char"/>
-    <w:basedOn w:val="DefaultParagraphFont"/>
-    <w:link w:val="Footer"/>
+  <w:style w:type="character" w:customStyle="1" w:styleId="af1">
+    <w:name w:val="頁尾 字元"/>
+    <w:basedOn w:val="a0"/>
+    <w:link w:val="af0"/>
     <w:uiPriority w:val="99"/>
     <w:rsid w:val="00B11B3A"/>
+  </w:style>
+  <w:style w:type="character" w:styleId="af2">
+    <w:name w:val="Hyperlink"/>
+    <w:basedOn w:val="a0"/>
+    <w:uiPriority w:val="99"/>
+    <w:unhideWhenUsed/>
+    <w:rsid w:val="00C02A36"/>
+    <w:rPr>
+      <w:color w:val="467886" w:themeColor="hyperlink"/>
+      <w:u w:val="single"/>
+    </w:rPr>
+  </w:style>
+  <w:style w:type="character" w:styleId="af3">
+    <w:name w:val="Unresolved Mention"/>
+    <w:basedOn w:val="a0"/>
+    <w:uiPriority w:val="99"/>
+    <w:semiHidden/>
+    <w:unhideWhenUsed/>
+    <w:rsid w:val="00C02A36"/>
+    <w:rPr>
+      <w:color w:val="605E5C"/>
+      <w:shd w:val="clear" w:color="auto" w:fill="E1DFDD"/>
+    </w:rPr>
+  </w:style>
+  <w:style w:type="character" w:styleId="af4">
+    <w:name w:val="FollowedHyperlink"/>
+    <w:basedOn w:val="a0"/>
+    <w:uiPriority w:val="99"/>
+    <w:semiHidden/>
+    <w:unhideWhenUsed/>
+    <w:rsid w:val="00C02A36"/>
+    <w:rPr>
+      <w:color w:val="96607D" w:themeColor="followedHyperlink"/>
+      <w:u w:val="single"/>
+    </w:rPr>
+  </w:style>
+  <w:style w:type="table" w:styleId="af5">
+    <w:name w:val="Table Grid"/>
+    <w:basedOn w:val="a1"/>
+    <w:uiPriority w:val="39"/>
+    <w:rsid w:val="004F2B83"/>
+    <w:pPr>
+      <w:spacing w:after="0" w:line="240" w:lineRule="auto"/>
+    </w:pPr>
+    <w:tblPr>
+      <w:tblBorders>
+        <w:top w:val="single" w:sz="4" w:space="0" w:color="auto"/>
+        <w:left w:val="single" w:sz="4" w:space="0" w:color="auto"/>
+        <w:bottom w:val="single" w:sz="4" w:space="0" w:color="auto"/>
+        <w:right w:val="single" w:sz="4" w:space="0" w:color="auto"/>
+        <w:insideH w:val="single" w:sz="4" w:space="0" w:color="auto"/>
+        <w:insideV w:val="single" w:sz="4" w:space="0" w:color="auto"/>
+      </w:tblBorders>
+    </w:tblPr>
   </w:style>
 </w:styles>
 </file>

--- a/DM2026-Lab1-Master-Questions.docx
+++ b/DM2026-Lab1-Master-Questions.docx
@@ -281,7 +281,23 @@
           <w:b/>
           <w:bCs/>
         </w:rPr>
-        <w:t xml:space="preserve"> s115321528@mail2.ncnu.edu.tw</w:t>
+        <w:t xml:space="preserve"> s115321528@mail</w:t>
+      </w:r>
+      <w:r>
+        <w:rPr>
+          <w:rFonts w:ascii="Century Schoolbook" w:hAnsi="Century Schoolbook" w:hint="eastAsia"/>
+          <w:b/>
+          <w:bCs/>
+        </w:rPr>
+        <w:t>1</w:t>
+      </w:r>
+      <w:r>
+        <w:rPr>
+          <w:rFonts w:ascii="Century Schoolbook" w:hAnsi="Century Schoolbook" w:hint="eastAsia"/>
+          <w:b/>
+          <w:bCs/>
+        </w:rPr>
+        <w:t>.ncnu.edu.tw</w:t>
       </w:r>
     </w:p>
     <w:p>
@@ -1511,23 +1527,60 @@
       <w:pPr>
         <w:jc w:val="both"/>
         <w:rPr>
+          <w:rFonts w:ascii="Century Schoolbook" w:hAnsi="Century Schoolbook"/>
+          <w:b/>
+          <w:bCs/>
+        </w:rPr>
+      </w:pPr>
+      <w:r>
+        <w:rPr>
+          <w:rFonts w:ascii="Century Schoolbook" w:hAnsi="Century Schoolbook"/>
+          <w:b/>
+          <w:bCs/>
+        </w:rPr>
+        <w:t>Answer:</w:t>
+      </w:r>
+      <w:r>
+        <w:rPr>
           <w:rFonts w:ascii="Century Schoolbook" w:hAnsi="Century Schoolbook" w:hint="eastAsia"/>
-        </w:rPr>
-      </w:pPr>
-      <w:r>
-        <w:rPr>
-          <w:rFonts w:ascii="Century Schoolbook" w:hAnsi="Century Schoolbook"/>
-          <w:b/>
-          <w:bCs/>
-        </w:rPr>
-        <w:t>Answer:</w:t>
-      </w:r>
+          <w:b/>
+          <w:bCs/>
+        </w:rPr>
+        <w:t xml:space="preserve"> </w:t>
+      </w:r>
+    </w:p>
+    <w:p>
+      <w:pPr>
+        <w:jc w:val="both"/>
+        <w:rPr>
+          <w:rFonts w:ascii="Century Schoolbook" w:hAnsi="Century Schoolbook"/>
+          <w:b/>
+          <w:bCs/>
+        </w:rPr>
+      </w:pPr>
       <w:r>
         <w:rPr>
           <w:rFonts w:ascii="Century Schoolbook" w:hAnsi="Century Schoolbook" w:hint="eastAsia"/>
           <w:b/>
           <w:bCs/>
         </w:rPr>
+        <w:t>1</w:t>
+      </w:r>
+      <w:proofErr w:type="gramStart"/>
+      <w:r>
+        <w:rPr>
+          <w:rFonts w:ascii="Century Schoolbook" w:hAnsi="Century Schoolbook" w:hint="eastAsia"/>
+          <w:b/>
+          <w:bCs/>
+        </w:rPr>
+        <w:t xml:space="preserve">. </w:t>
+      </w:r>
+      <w:r>
+        <w:rPr>
+          <w:rFonts w:ascii="Century Schoolbook" w:hAnsi="Century Schoolbook" w:hint="eastAsia"/>
+          <w:b/>
+          <w:bCs/>
+        </w:rPr>
         <w:t xml:space="preserve"> </w:t>
       </w:r>
       <w:r>
@@ -1536,7 +1589,79 @@
           <w:b/>
           <w:bCs/>
         </w:rPr>
-        <w:t>594 documents.</w:t>
+        <w:t>594</w:t>
+      </w:r>
+      <w:proofErr w:type="gramEnd"/>
+      <w:r>
+        <w:rPr>
+          <w:rFonts w:ascii="Century Schoolbook" w:hAnsi="Century Schoolbook"/>
+          <w:b/>
+          <w:bCs/>
+        </w:rPr>
+        <w:t xml:space="preserve"> documents.</w:t>
+      </w:r>
+    </w:p>
+    <w:p>
+      <w:pPr>
+        <w:jc w:val="both"/>
+        <w:rPr>
+          <w:rFonts w:ascii="Century Schoolbook" w:hAnsi="Century Schoolbook"/>
+          <w:b/>
+          <w:bCs/>
+        </w:rPr>
+      </w:pPr>
+      <w:r>
+        <w:rPr>
+          <w:rFonts w:ascii="Century Schoolbook" w:hAnsi="Century Schoolbook" w:hint="eastAsia"/>
+          <w:b/>
+          <w:bCs/>
+        </w:rPr>
+        <w:t>2</w:t>
+      </w:r>
+      <w:r>
+        <w:rPr>
+          <w:rFonts w:ascii="Century Schoolbook" w:hAnsi="Century Schoolbook" w:hint="eastAsia"/>
+          <w:b/>
+          <w:bCs/>
+        </w:rPr>
+        <w:t>.</w:t>
+      </w:r>
+      <w:r>
+        <w:rPr>
+          <w:rFonts w:ascii="Century Schoolbook" w:hAnsi="Century Schoolbook" w:hint="eastAsia"/>
+          <w:b/>
+          <w:bCs/>
+        </w:rPr>
+        <w:t xml:space="preserve"> </w:t>
+      </w:r>
+      <w:r>
+        <w:rPr>
+          <w:rFonts w:ascii="Century Schoolbook" w:hAnsi="Century Schoolbook"/>
+          <w:b/>
+          <w:bCs/>
+          <w:lang w:val="en"/>
+        </w:rPr>
+        <w:t xml:space="preserve">Let's say you want to find words that appear together in a medical article, such as "doctor," "patient," and "treatment." If you </w:t>
+      </w:r>
+      <w:proofErr w:type="gramStart"/>
+      <w:r>
+        <w:rPr>
+          <w:rFonts w:ascii="Century Schoolbook" w:hAnsi="Century Schoolbook"/>
+          <w:b/>
+          <w:bCs/>
+          <w:lang w:val="en"/>
+        </w:rPr>
+        <w:t>mix in</w:t>
+      </w:r>
+      <w:proofErr w:type="gramEnd"/>
+      <w:r>
+        <w:rPr>
+          <w:rFonts w:ascii="Century Schoolbook" w:hAnsi="Century Schoolbook"/>
+          <w:b/>
+          <w:bCs/>
+          <w:lang w:val="en"/>
+        </w:rPr>
+        <w:t xml:space="preserve"> words related to cloth, you'll end up with a whole bunch of combinations that have nothing to do with medicine.</w:t>
       </w:r>
     </w:p>
     <w:p>
@@ -1558,7 +1683,13 @@
         <w:rPr>
           <w:rFonts w:ascii="Century Schoolbook" w:hAnsi="Century Schoolbook"/>
         </w:rPr>
-        <w:t xml:space="preserve"> Yes </w:t>
+        <w:t xml:space="preserve"> </w:t>
+      </w:r>
+      <w:r>
+        <w:rPr>
+          <w:rFonts w:ascii="Century Schoolbook" w:hAnsi="Century Schoolbook" w:hint="eastAsia"/>
+        </w:rPr>
+        <w:t>NO</w:t>
       </w:r>
     </w:p>
     <w:p>
@@ -1582,12 +1713,6 @@
         </w:rPr>
         <w:t xml:space="preserve"> </w:t>
       </w:r>
-      <w:r>
-        <w:rPr>
-          <w:rFonts w:ascii="Century Schoolbook" w:hAnsi="Century Schoolbook"/>
-        </w:rPr>
-        <w:t>AI was used to explain data filtering concepts, troubleshoot Python errors, and provide guidance on English writing.</w:t>
-      </w:r>
     </w:p>
     <w:p>
       <w:pPr>
@@ -1610,29 +1735,6 @@
         </w:rPr>
         <w:t xml:space="preserve"> </w:t>
       </w:r>
-      <w:hyperlink r:id="rId7" w:history="1">
-        <w:r>
-          <w:rPr>
-            <w:rStyle w:val="af2"/>
-            <w:rFonts w:ascii="Century Schoolbook" w:hAnsi="Century Schoolbook"/>
-          </w:rPr>
-          <w:t>Pandas — Boole</w:t>
-        </w:r>
-        <w:r>
-          <w:rPr>
-            <w:rStyle w:val="af2"/>
-            <w:rFonts w:ascii="Century Schoolbook" w:hAnsi="Century Schoolbook"/>
-          </w:rPr>
-          <w:t>a</w:t>
-        </w:r>
-        <w:r>
-          <w:rPr>
-            <w:rStyle w:val="af2"/>
-            <w:rFonts w:ascii="Century Schoolbook" w:hAnsi="Century Schoolbook"/>
-          </w:rPr>
-          <w:t>n Indexing</w:t>
-        </w:r>
-      </w:hyperlink>
     </w:p>
     <w:p>
       <w:pPr>
@@ -1842,23 +1944,58 @@
       <w:pPr>
         <w:jc w:val="both"/>
         <w:rPr>
+          <w:rFonts w:ascii="Century Schoolbook" w:hAnsi="Century Schoolbook"/>
+          <w:b/>
+          <w:bCs/>
+        </w:rPr>
+      </w:pPr>
+      <w:r>
+        <w:rPr>
+          <w:rFonts w:ascii="Century Schoolbook" w:hAnsi="Century Schoolbook"/>
+          <w:b/>
+          <w:bCs/>
+        </w:rPr>
+        <w:t>Answer:</w:t>
+      </w:r>
+      <w:r>
+        <w:rPr>
           <w:rFonts w:ascii="Century Schoolbook" w:hAnsi="Century Schoolbook" w:hint="eastAsia"/>
-        </w:rPr>
-      </w:pPr>
-      <w:r>
-        <w:rPr>
-          <w:rFonts w:ascii="Century Schoolbook" w:hAnsi="Century Schoolbook"/>
-          <w:b/>
-          <w:bCs/>
-        </w:rPr>
-        <w:t>Answer:</w:t>
-      </w:r>
+          <w:b/>
+          <w:bCs/>
+        </w:rPr>
+        <w:t xml:space="preserve"> </w:t>
+      </w:r>
+    </w:p>
+    <w:p>
+      <w:pPr>
+        <w:jc w:val="both"/>
+        <w:rPr>
+          <w:rFonts w:ascii="Century Schoolbook" w:hAnsi="Century Schoolbook"/>
+          <w:b/>
+          <w:bCs/>
+          <w:lang w:val="en"/>
+        </w:rPr>
+      </w:pPr>
+      <w:proofErr w:type="gramStart"/>
       <w:r>
         <w:rPr>
           <w:rFonts w:ascii="Century Schoolbook" w:hAnsi="Century Schoolbook" w:hint="eastAsia"/>
           <w:b/>
           <w:bCs/>
         </w:rPr>
+        <w:t>1 .</w:t>
+      </w:r>
+      <w:proofErr w:type="gramEnd"/>
+      <w:r>
+        <w:rPr>
+          <w:rFonts w:ascii="inherit" w:eastAsia="細明體" w:hAnsi="inherit" w:cs="細明體"/>
+          <w:color w:val="E8EAED"/>
+          <w:kern w:val="0"/>
+          <w:sz w:val="42"/>
+          <w:szCs w:val="42"/>
+          <w:lang w:val="en"/>
+          <w14:ligatures w14:val="none"/>
+        </w:rPr>
         <w:t xml:space="preserve"> </w:t>
       </w:r>
       <w:r>
@@ -1866,6 +2003,55 @@
           <w:rFonts w:ascii="Century Schoolbook" w:hAnsi="Century Schoolbook"/>
           <w:b/>
           <w:bCs/>
+          <w:lang w:val="en"/>
+        </w:rPr>
+        <w:t xml:space="preserve">Using </w:t>
+      </w:r>
+      <w:proofErr w:type="gramStart"/>
+      <w:r>
+        <w:rPr>
+          <w:rFonts w:ascii="Century Schoolbook" w:hAnsi="Century Schoolbook"/>
+          <w:b/>
+          <w:bCs/>
+          <w:lang w:val="en"/>
+        </w:rPr>
+        <w:t>dropna(</w:t>
+      </w:r>
+      <w:proofErr w:type="gramEnd"/>
+      <w:r>
+        <w:rPr>
+          <w:rFonts w:ascii="Century Schoolbook" w:hAnsi="Century Schoolbook"/>
+          <w:b/>
+          <w:bCs/>
+          <w:lang w:val="en"/>
+        </w:rPr>
+        <w:t>) to directly delete data with missing labels may result in the deletion of useful data, thus altering the distribution of the original data.</w:t>
+      </w:r>
+    </w:p>
+    <w:p>
+      <w:pPr>
+        <w:jc w:val="both"/>
+        <w:rPr>
+          <w:rFonts w:ascii="Century Schoolbook" w:hAnsi="Century Schoolbook"/>
+          <w:b/>
+          <w:bCs/>
+          <w:lang w:val="en"/>
+        </w:rPr>
+      </w:pPr>
+      <w:r>
+        <w:rPr>
+          <w:rFonts w:ascii="Century Schoolbook" w:hAnsi="Century Schoolbook" w:hint="eastAsia"/>
+          <w:b/>
+          <w:bCs/>
+          <w:lang w:val="en"/>
+        </w:rPr>
+        <w:t xml:space="preserve">2. </w:t>
+      </w:r>
+      <w:r>
+        <w:rPr>
+          <w:rFonts w:ascii="Century Schoolbook" w:hAnsi="Century Schoolbook"/>
+          <w:b/>
+          <w:bCs/>
         </w:rPr>
         <w:t>Unsupervised Learning</w:t>
       </w:r>
@@ -1889,7 +2075,7 @@
         <w:rPr>
           <w:rFonts w:ascii="Century Schoolbook" w:hAnsi="Century Schoolbook"/>
         </w:rPr>
-        <w:t xml:space="preserve"> Yes / No </w:t>
+        <w:t xml:space="preserve"> No </w:t>
       </w:r>
     </w:p>
     <w:p>
@@ -1913,12 +2099,6 @@
         </w:rPr>
         <w:t xml:space="preserve"> </w:t>
       </w:r>
-      <w:r>
-        <w:rPr>
-          <w:rFonts w:ascii="Century Schoolbook" w:hAnsi="Century Schoolbook"/>
-        </w:rPr>
-        <w:t>AI was used to explain missing-data handling, selection bias, and alternative unsupervised learning methods.</w:t>
-      </w:r>
     </w:p>
     <w:p>
       <w:pPr>
@@ -1935,7 +2115,7 @@
         </w:rPr>
         <w:t>External references (links):</w:t>
       </w:r>
-      <w:hyperlink r:id="rId8" w:history="1">
+      <w:hyperlink r:id="rId7" w:history="1">
         <w:r>
           <w:rPr>
             <w:rStyle w:val="af2"/>
@@ -1943,13 +2123,6 @@
           </w:rPr>
           <w:t xml:space="preserve"> </w:t>
         </w:r>
-        <w:r>
-          <w:rPr>
-            <w:rStyle w:val="af2"/>
-            <w:rFonts w:ascii="Century Schoolbook" w:hAnsi="Century Schoolbook"/>
-          </w:rPr>
-          <w:t>Pandas — DataFrame.dropna()</w:t>
-        </w:r>
       </w:hyperlink>
     </w:p>
     <w:p>
@@ -1975,58 +2148,11 @@
           <w:rFonts w:ascii="Century Schoolbook" w:hAnsi="Century Schoolbook"/>
         </w:rPr>
       </w:pPr>
-    </w:p>
-    <w:p>
-      <w:pPr>
-        <w:jc w:val="both"/>
-        <w:rPr>
-          <w:rFonts w:ascii="Century Schoolbook" w:hAnsi="Century Schoolbook"/>
-        </w:rPr>
-      </w:pPr>
-    </w:p>
-    <w:p>
-      <w:pPr>
-        <w:jc w:val="both"/>
-        <w:rPr>
-          <w:rFonts w:ascii="Century Schoolbook" w:hAnsi="Century Schoolbook"/>
-        </w:rPr>
-      </w:pPr>
-    </w:p>
-    <w:p>
-      <w:pPr>
-        <w:jc w:val="both"/>
-        <w:rPr>
-          <w:rFonts w:ascii="Century Schoolbook" w:hAnsi="Century Schoolbook"/>
-        </w:rPr>
-      </w:pPr>
-    </w:p>
-    <w:p>
-      <w:pPr>
-        <w:jc w:val="both"/>
-        <w:rPr>
-          <w:rFonts w:ascii="Century Schoolbook" w:hAnsi="Century Schoolbook"/>
-        </w:rPr>
-      </w:pPr>
-    </w:p>
-    <w:p>
-      <w:pPr>
-        <w:jc w:val="both"/>
-        <w:rPr>
-          <w:rFonts w:ascii="Century Schoolbook" w:hAnsi="Century Schoolbook"/>
-        </w:rPr>
-      </w:pPr>
-    </w:p>
-    <w:p>
-      <w:pPr>
-        <w:jc w:val="both"/>
-        <w:rPr>
-          <w:rFonts w:ascii="Century Schoolbook" w:hAnsi="Century Schoolbook"/>
-        </w:rPr>
-      </w:pPr>
-      <w:r>
-        <w:rPr>
-          <w:rFonts w:ascii="Century Schoolbook" w:hAnsi="Century Schoolbook"/>
-        </w:rPr>
+      <w:r>
+        <w:rPr>
+          <w:rFonts w:ascii="Century Schoolbook" w:hAnsi="Century Schoolbook"/>
+        </w:rPr>
+        <w:lastRenderedPageBreak/>
         <w:pict w14:anchorId="4353243F">
           <v:rect id="_x0000_i1029" style="width:0;height:1.5pt" o:hralign="center" o:hrstd="t" o:hr="t" fillcolor="#a0a0a0" stroked="f"/>
         </w:pict>
@@ -2171,50 +2297,98 @@
     <w:p>
       <w:pPr>
         <w:jc w:val="both"/>
+      </w:pPr>
+      <w:r>
+        <w:rPr>
+          <w:rFonts w:ascii="Century Schoolbook" w:hAnsi="Century Schoolbook"/>
+          <w:b/>
+          <w:bCs/>
+        </w:rPr>
+        <w:t>Answer:</w:t>
+      </w:r>
+      <w:r>
+        <w:t xml:space="preserve"> </w:t>
+      </w:r>
+      <w:r>
+        <w:rPr>
+          <w:rFonts w:hint="eastAsia"/>
+        </w:rPr>
+        <w:t xml:space="preserve"> </w:t>
+      </w:r>
+    </w:p>
+    <w:p>
+      <w:pPr>
+        <w:jc w:val="both"/>
+        <w:rPr>
+          <w:rFonts w:ascii="Century Schoolbook" w:hAnsi="Century Schoolbook"/>
+          <w:b/>
+          <w:bCs/>
+        </w:rPr>
+      </w:pPr>
+      <w:r>
+        <w:rPr>
+          <w:rFonts w:hint="eastAsia"/>
+        </w:rPr>
+        <w:t xml:space="preserve">1. </w:t>
+      </w:r>
+      <w:r>
+        <w:rPr>
+          <w:rFonts w:ascii="Century Schoolbook" w:hAnsi="Century Schoolbook"/>
+          <w:b/>
+          <w:bCs/>
+        </w:rPr>
+        <w:t>No, not exactly.</w:t>
+      </w:r>
+      <w:r>
         <w:rPr>
           <w:rFonts w:ascii="Century Schoolbook" w:hAnsi="Century Schoolbook" w:hint="eastAsia"/>
-        </w:rPr>
-      </w:pPr>
-      <w:r>
-        <w:rPr>
-          <w:rFonts w:ascii="Century Schoolbook" w:hAnsi="Century Schoolbook"/>
-          <w:b/>
-          <w:bCs/>
-        </w:rPr>
-        <w:t>Answer</w:t>
-      </w:r>
-      <w:proofErr w:type="gramStart"/>
-      <w:r>
-        <w:rPr>
-          <w:rFonts w:ascii="Century Schoolbook" w:hAnsi="Century Schoolbook"/>
-          <w:b/>
-          <w:bCs/>
-        </w:rPr>
-        <w:t>:</w:t>
+          <w:b/>
+          <w:bCs/>
+        </w:rPr>
+        <w:t xml:space="preserve">  </w:t>
+      </w:r>
+    </w:p>
+    <w:p>
+      <w:pPr>
+        <w:jc w:val="both"/>
+        <w:rPr>
+          <w:rFonts w:ascii="Century Schoolbook" w:hAnsi="Century Schoolbook"/>
+        </w:rPr>
+      </w:pPr>
+      <w:r>
+        <w:rPr>
+          <w:rFonts w:ascii="Century Schoolbook" w:hAnsi="Century Schoolbook" w:hint="eastAsia"/>
+          <w:b/>
+          <w:bCs/>
+        </w:rPr>
+        <w:t>2.</w:t>
       </w:r>
       <w:r>
         <w:t xml:space="preserve"> </w:t>
       </w:r>
       <w:r>
         <w:rPr>
-          <w:rFonts w:hint="eastAsia"/>
-        </w:rPr>
-        <w:t xml:space="preserve"> 1</w:t>
-      </w:r>
-      <w:proofErr w:type="gramEnd"/>
-      <w:r>
-        <w:rPr>
-          <w:rFonts w:hint="eastAsia"/>
-        </w:rPr>
-        <w:t xml:space="preserve">. </w:t>
-      </w:r>
-      <w:r>
-        <w:rPr>
-          <w:rFonts w:ascii="Century Schoolbook" w:hAnsi="Century Schoolbook"/>
-          <w:b/>
-          <w:bCs/>
-        </w:rPr>
-        <w:t>No, not exactly.</w:t>
+          <w:rFonts w:ascii="Century Schoolbook" w:hAnsi="Century Schoolbook"/>
+          <w:b/>
+          <w:bCs/>
+        </w:rPr>
+        <w:t>Underrepresentation</w:t>
+      </w:r>
+      <w:r>
+        <w:rPr>
+          <w:rFonts w:ascii="Century Schoolbook" w:hAnsi="Century Schoolbook"/>
+          <w:b/>
+          <w:bCs/>
+        </w:rPr>
+        <w:t>、</w:t>
+      </w:r>
+      <w:r>
+        <w:rPr>
+          <w:rFonts w:ascii="Century Schoolbook" w:hAnsi="Century Schoolbook"/>
+          <w:b/>
+          <w:bCs/>
+        </w:rPr>
+        <w:t>Sampling Bias / Sampling Variability</w:t>
       </w:r>
       <w:r>
         <w:rPr>
@@ -2222,34 +2396,23 @@
           <w:b/>
           <w:bCs/>
         </w:rPr>
-        <w:t xml:space="preserve">  2.</w:t>
-      </w:r>
-      <w:r>
         <w:t xml:space="preserve"> </w:t>
       </w:r>
       <w:r>
         <w:rPr>
-          <w:rFonts w:ascii="Century Schoolbook" w:hAnsi="Century Schoolbook"/>
-          <w:b/>
-          <w:bCs/>
-        </w:rPr>
-        <w:t>Underrepresentation</w:t>
-      </w:r>
-      <w:r>
-        <w:rPr>
-          <w:rFonts w:ascii="Century Schoolbook" w:hAnsi="Century Schoolbook"/>
-          <w:b/>
-          <w:bCs/>
-        </w:rPr>
-        <w:t>、</w:t>
-      </w:r>
-      <w:r>
-        <w:rPr>
-          <w:rFonts w:ascii="Century Schoolbook" w:hAnsi="Century Schoolbook"/>
-          <w:b/>
-          <w:bCs/>
-        </w:rPr>
-        <w:t>Sampling Bias / Sampling Variability</w:t>
+          <w:rFonts w:ascii="Century Schoolbook" w:hAnsi="Century Schoolbook" w:hint="eastAsia"/>
+          <w:b/>
+          <w:bCs/>
+        </w:rPr>
+        <w:t>。</w:t>
+      </w:r>
+      <w:r>
+        <w:rPr>
+          <w:rFonts w:ascii="Century Schoolbook" w:hAnsi="Century Schoolbook"/>
+          <w:b/>
+          <w:bCs/>
+        </w:rPr>
+        <w:t>If the dataset is imbalanced, random sampling may include too few documents from the minority categories. This can make the sample less representative of the original dataset.</w:t>
       </w:r>
     </w:p>
     <w:p>
@@ -2535,120 +2698,188 @@
     <w:p>
       <w:pPr>
         <w:jc w:val="both"/>
+      </w:pPr>
+      <w:r>
+        <w:rPr>
+          <w:rFonts w:ascii="Century Schoolbook" w:hAnsi="Century Schoolbook"/>
+          <w:b/>
+          <w:bCs/>
+        </w:rPr>
+        <w:t>Answer:</w:t>
+      </w:r>
+      <w:r>
+        <w:t xml:space="preserve"> </w:t>
+      </w:r>
+      <w:r>
+        <w:rPr>
+          <w:rFonts w:hint="eastAsia"/>
+        </w:rPr>
+        <w:t xml:space="preserve"> </w:t>
+      </w:r>
+    </w:p>
+    <w:p>
+      <w:pPr>
+        <w:jc w:val="both"/>
+        <w:rPr>
+          <w:rFonts w:ascii="Century Schoolbook" w:hAnsi="Century Schoolbook"/>
+          <w:b/>
+          <w:bCs/>
+        </w:rPr>
+      </w:pPr>
+      <w:r>
+        <w:rPr>
+          <w:rFonts w:hint="eastAsia"/>
+        </w:rPr>
+        <w:t xml:space="preserve">1. </w:t>
+      </w:r>
+      <w:r>
         <w:rPr>
           <w:rFonts w:ascii="Century Schoolbook" w:hAnsi="Century Schoolbook" w:hint="eastAsia"/>
-        </w:rPr>
-      </w:pPr>
-      <w:r>
-        <w:rPr>
-          <w:rFonts w:ascii="Century Schoolbook" w:hAnsi="Century Schoolbook"/>
-          <w:b/>
-          <w:bCs/>
-        </w:rPr>
-        <w:t>Answer:</w:t>
-      </w:r>
-      <w:r>
+          <w:b/>
+          <w:bCs/>
+        </w:rPr>
+        <w:t>I</w:t>
+      </w:r>
+      <w:r>
+        <w:rPr>
+          <w:rFonts w:ascii="Century Schoolbook" w:hAnsi="Century Schoolbook"/>
+          <w:b/>
+          <w:bCs/>
+        </w:rPr>
+        <w:t>ncreases the number of features</w:t>
+      </w:r>
+      <w:r>
+        <w:rPr>
+          <w:rFonts w:ascii="Century Schoolbook" w:hAnsi="Century Schoolbook" w:hint="eastAsia"/>
+          <w:b/>
+          <w:bCs/>
+        </w:rPr>
+        <w:t xml:space="preserve">  </w:t>
+      </w:r>
+    </w:p>
+    <w:p>
+      <w:pPr>
+        <w:jc w:val="both"/>
+        <w:rPr>
+          <w:rFonts w:ascii="Century Schoolbook" w:hAnsi="Century Schoolbook"/>
+        </w:rPr>
+      </w:pPr>
+      <w:r>
+        <w:rPr>
+          <w:rFonts w:ascii="Century Schoolbook" w:hAnsi="Century Schoolbook" w:hint="eastAsia"/>
+          <w:b/>
+          <w:bCs/>
+        </w:rPr>
+        <w:t xml:space="preserve">2. </w:t>
+      </w:r>
+      <w:r>
+        <w:rPr>
+          <w:rFonts w:ascii="Century Schoolbook" w:hAnsi="Century Schoolbook" w:hint="eastAsia"/>
+          <w:b/>
+          <w:bCs/>
+        </w:rPr>
+        <w:t>C</w:t>
+      </w:r>
+      <w:r>
+        <w:rPr>
+          <w:rFonts w:ascii="Century Schoolbook" w:hAnsi="Century Schoolbook"/>
+          <w:b/>
+          <w:bCs/>
+        </w:rPr>
+        <w:t>ommon stopwords appear in many documents</w:t>
+      </w:r>
+      <w:r>
+        <w:rPr>
+          <w:rFonts w:ascii="Century Schoolbook" w:hAnsi="Century Schoolbook"/>
+          <w:b/>
+          <w:bCs/>
+        </w:rPr>
+        <w:t>、</w:t>
+      </w:r>
+      <w:r>
+        <w:rPr>
+          <w:rFonts w:ascii="Century Schoolbook" w:hAnsi="Century Schoolbook"/>
+          <w:b/>
+          <w:bCs/>
+        </w:rPr>
+        <w:t>more non-zero entries</w:t>
+      </w:r>
+      <w:r>
+        <w:rPr>
+          <w:rFonts w:ascii="Century Schoolbook" w:hAnsi="Century Schoolbook"/>
+          <w:b/>
+          <w:bCs/>
+        </w:rPr>
+        <w:t>、</w:t>
+      </w:r>
+      <w:r>
+        <w:rPr>
+          <w:rFonts w:ascii="Century Schoolbook" w:hAnsi="Century Schoolbook"/>
+          <w:b/>
+          <w:bCs/>
+        </w:rPr>
+        <w:t>lower percentage of zeros</w:t>
+      </w:r>
+    </w:p>
+    <w:p>
+      <w:pPr>
+        <w:jc w:val="both"/>
+        <w:rPr>
+          <w:rFonts w:ascii="Century Schoolbook" w:hAnsi="Century Schoolbook"/>
+        </w:rPr>
+      </w:pPr>
+      <w:r>
+        <w:rPr>
+          <w:rFonts w:ascii="Century Schoolbook" w:hAnsi="Century Schoolbook"/>
+          <w:b/>
+          <w:bCs/>
+        </w:rPr>
+        <w:t>AI used for this answer:</w:t>
+      </w:r>
+      <w:r>
+        <w:rPr>
+          <w:rFonts w:ascii="Century Schoolbook" w:hAnsi="Century Schoolbook"/>
+        </w:rPr>
+        <w:t xml:space="preserve"> No </w:t>
+      </w:r>
+    </w:p>
+    <w:p>
+      <w:pPr>
+        <w:jc w:val="both"/>
+        <w:rPr>
+          <w:rFonts w:ascii="Century Schoolbook" w:hAnsi="Century Schoolbook"/>
+        </w:rPr>
+      </w:pPr>
+      <w:r>
+        <w:rPr>
+          <w:rFonts w:ascii="Century Schoolbook" w:hAnsi="Century Schoolbook"/>
+          <w:b/>
+          <w:bCs/>
+        </w:rPr>
+        <w:t>If yes, how:</w:t>
+      </w:r>
+      <w:r>
+        <w:rPr>
+          <w:rFonts w:ascii="Century Schoolbook" w:hAnsi="Century Schoolbook"/>
+        </w:rPr>
         <w:t xml:space="preserve"> </w:t>
       </w:r>
-      <w:r>
-        <w:rPr>
-          <w:rFonts w:hint="eastAsia"/>
-        </w:rPr>
-        <w:t xml:space="preserve"> 1. </w:t>
-      </w:r>
-      <w:r>
-        <w:rPr>
-          <w:rFonts w:ascii="Century Schoolbook" w:hAnsi="Century Schoolbook"/>
-          <w:b/>
-          <w:bCs/>
-        </w:rPr>
-        <w:t>increases the number of features</w:t>
-      </w:r>
-      <w:r>
+    </w:p>
+    <w:p>
+      <w:pPr>
+        <w:jc w:val="both"/>
         <w:rPr>
           <w:rFonts w:ascii="Century Schoolbook" w:hAnsi="Century Schoolbook" w:hint="eastAsia"/>
-          <w:b/>
-          <w:bCs/>
-        </w:rPr>
-        <w:t xml:space="preserve">  2. </w:t>
-      </w:r>
-      <w:r>
-        <w:rPr>
-          <w:rFonts w:ascii="Century Schoolbook" w:hAnsi="Century Schoolbook"/>
-          <w:b/>
-          <w:bCs/>
-        </w:rPr>
-        <w:t>common stopwords appear in many documents</w:t>
-      </w:r>
-      <w:r>
-        <w:rPr>
-          <w:rFonts w:ascii="Century Schoolbook" w:hAnsi="Century Schoolbook"/>
-          <w:b/>
-          <w:bCs/>
-        </w:rPr>
-        <w:t>、</w:t>
-      </w:r>
-      <w:r>
-        <w:rPr>
-          <w:rFonts w:ascii="Century Schoolbook" w:hAnsi="Century Schoolbook"/>
-          <w:b/>
-          <w:bCs/>
-        </w:rPr>
-        <w:t>more non-zero entries</w:t>
-      </w:r>
-      <w:r>
-        <w:rPr>
-          <w:rFonts w:ascii="Century Schoolbook" w:hAnsi="Century Schoolbook"/>
-          <w:b/>
-          <w:bCs/>
-        </w:rPr>
-        <w:t>、</w:t>
-      </w:r>
-      <w:r>
-        <w:rPr>
-          <w:rFonts w:ascii="Century Schoolbook" w:hAnsi="Century Schoolbook"/>
-          <w:b/>
-          <w:bCs/>
-        </w:rPr>
-        <w:t>lower percentage of zeros</w:t>
-      </w:r>
-    </w:p>
-    <w:p>
-      <w:pPr>
-        <w:jc w:val="both"/>
-        <w:rPr>
-          <w:rFonts w:ascii="Century Schoolbook" w:hAnsi="Century Schoolbook"/>
-        </w:rPr>
-      </w:pPr>
-      <w:r>
-        <w:rPr>
-          <w:rFonts w:ascii="Century Schoolbook" w:hAnsi="Century Schoolbook"/>
-          <w:b/>
-          <w:bCs/>
-        </w:rPr>
-        <w:t>AI used for this answer:</w:t>
-      </w:r>
-      <w:r>
-        <w:rPr>
-          <w:rFonts w:ascii="Century Schoolbook" w:hAnsi="Century Schoolbook"/>
-        </w:rPr>
-        <w:t xml:space="preserve"> No </w:t>
-      </w:r>
-    </w:p>
-    <w:p>
-      <w:pPr>
-        <w:jc w:val="both"/>
-        <w:rPr>
-          <w:rFonts w:ascii="Century Schoolbook" w:hAnsi="Century Schoolbook"/>
-        </w:rPr>
-      </w:pPr>
-      <w:r>
-        <w:rPr>
-          <w:rFonts w:ascii="Century Schoolbook" w:hAnsi="Century Schoolbook"/>
-          <w:b/>
-          <w:bCs/>
-        </w:rPr>
-        <w:t>If yes, how:</w:t>
+        </w:rPr>
+      </w:pPr>
+      <w:r>
+        <w:rPr>
+          <w:rFonts w:ascii="Century Schoolbook" w:hAnsi="Century Schoolbook"/>
+          <w:b/>
+          <w:bCs/>
+        </w:rPr>
+        <w:lastRenderedPageBreak/>
+        <w:t>External references (links):</w:t>
       </w:r>
       <w:r>
         <w:rPr>
@@ -2667,54 +2898,7 @@
       <w:r>
         <w:rPr>
           <w:rFonts w:ascii="Century Schoolbook" w:hAnsi="Century Schoolbook"/>
-          <w:b/>
-          <w:bCs/>
-        </w:rPr>
-        <w:t>External references (links):</w:t>
-      </w:r>
-      <w:r>
-        <w:rPr>
-          <w:rFonts w:ascii="Century Schoolbook" w:hAnsi="Century Schoolbook"/>
-        </w:rPr>
-        <w:t xml:space="preserve"> </w:t>
-      </w:r>
-    </w:p>
-    <w:p>
-      <w:pPr>
-        <w:jc w:val="both"/>
-        <w:rPr>
-          <w:rFonts w:ascii="Century Schoolbook" w:hAnsi="Century Schoolbook"/>
-        </w:rPr>
-      </w:pPr>
-    </w:p>
-    <w:p>
-      <w:pPr>
-        <w:jc w:val="both"/>
-        <w:rPr>
-          <w:rFonts w:ascii="Century Schoolbook" w:hAnsi="Century Schoolbook"/>
-        </w:rPr>
-      </w:pPr>
-    </w:p>
-    <w:p>
-      <w:pPr>
-        <w:jc w:val="both"/>
-        <w:rPr>
-          <w:rFonts w:ascii="Century Schoolbook" w:hAnsi="Century Schoolbook" w:hint="eastAsia"/>
-        </w:rPr>
-      </w:pPr>
-    </w:p>
-    <w:p>
-      <w:pPr>
-        <w:jc w:val="both"/>
-        <w:rPr>
-          <w:rFonts w:ascii="Century Schoolbook" w:hAnsi="Century Schoolbook"/>
-        </w:rPr>
-      </w:pPr>
-      <w:r>
-        <w:rPr>
-          <w:rFonts w:ascii="Century Schoolbook" w:hAnsi="Century Schoolbook"/>
-        </w:rPr>
-        <w:lastRenderedPageBreak/>
+        </w:rPr>
         <w:pict w14:anchorId="5994C8B3">
           <v:rect id="_x0000_i1031" style="width:0;height:1.5pt" o:hralign="center" o:hrstd="t" o:hr="t" fillcolor="#a0a0a0" stroked="f"/>
         </w:pict>
@@ -2942,44 +3126,25 @@
           <w:b/>
           <w:bCs/>
         </w:rPr>
-        <w:t xml:space="preserve"> 1.</w:t>
-      </w:r>
-      <w:r>
         <w:t xml:space="preserve"> </w:t>
       </w:r>
-      <w:r>
-        <w:rPr>
-          <w:rFonts w:ascii="Century Schoolbook" w:hAnsi="Century Schoolbook"/>
-          <w:b/>
-          <w:bCs/>
-        </w:rPr>
-        <w:t>The vocabulary size decreases significantly.</w:t>
-      </w:r>
-    </w:p>
-    <w:p>
-      <w:pPr>
-        <w:jc w:val="both"/>
-        <w:rPr>
-          <w:rFonts w:ascii="Century Schoolbook" w:hAnsi="Century Schoolbook"/>
-          <w:b/>
-          <w:bCs/>
-        </w:rPr>
-      </w:pPr>
-      <w:r>
-        <w:rPr>
-          <w:rFonts w:ascii="Century Schoolbook" w:hAnsi="Century Schoolbook"/>
-          <w:b/>
-          <w:bCs/>
-        </w:rPr>
-        <w:tab/>
-      </w:r>
+    </w:p>
+    <w:p>
+      <w:pPr>
+        <w:jc w:val="both"/>
+        <w:rPr>
+          <w:rFonts w:ascii="Century Schoolbook" w:hAnsi="Century Schoolbook"/>
+          <w:b/>
+          <w:bCs/>
+        </w:rPr>
+      </w:pPr>
       <w:r>
         <w:rPr>
           <w:rFonts w:ascii="Century Schoolbook" w:hAnsi="Century Schoolbook" w:hint="eastAsia"/>
           <w:b/>
           <w:bCs/>
         </w:rPr>
-        <w:t xml:space="preserve">     2.</w:t>
+        <w:t>1.</w:t>
       </w:r>
       <w:r>
         <w:t xml:space="preserve"> </w:t>
@@ -2990,15 +3155,51 @@
           <w:b/>
           <w:bCs/>
         </w:rPr>
+        <w:t>The vocabulary size decreases significantly</w:t>
+      </w:r>
+      <w:r>
+        <w:rPr>
+          <w:rFonts w:ascii="Century Schoolbook" w:hAnsi="Century Schoolbook" w:hint="eastAsia"/>
+          <w:b/>
+          <w:bCs/>
+        </w:rPr>
+        <w:t xml:space="preserve"> </w:t>
+      </w:r>
+    </w:p>
+    <w:p>
+      <w:pPr>
+        <w:jc w:val="both"/>
+        <w:rPr>
+          <w:rFonts w:ascii="Century Schoolbook" w:hAnsi="Century Schoolbook"/>
+          <w:b/>
+          <w:bCs/>
+        </w:rPr>
+      </w:pPr>
+      <w:r>
+        <w:rPr>
+          <w:rFonts w:ascii="Century Schoolbook" w:hAnsi="Century Schoolbook" w:hint="eastAsia"/>
+          <w:b/>
+          <w:bCs/>
+        </w:rPr>
+        <w:t>2.</w:t>
+      </w:r>
+      <w:r>
+        <w:t xml:space="preserve"> </w:t>
+      </w:r>
+      <w:r>
+        <w:rPr>
+          <w:rFonts w:ascii="Century Schoolbook" w:hAnsi="Century Schoolbook"/>
+          <w:b/>
+          <w:bCs/>
+        </w:rPr>
         <w:t>Rare words and nearly constant words</w:t>
       </w:r>
     </w:p>
     <w:p>
       <w:pPr>
-        <w:ind w:firstLineChars="500" w:firstLine="1101"/>
-        <w:jc w:val="both"/>
-        <w:rPr>
-          <w:rFonts w:ascii="Century Schoolbook" w:hAnsi="Century Schoolbook" w:hint="eastAsia"/>
+        <w:jc w:val="both"/>
+        <w:rPr>
+          <w:rFonts w:ascii="Century Schoolbook" w:hAnsi="Century Schoolbook"/>
           <w:b/>
           <w:bCs/>
         </w:rPr>
@@ -3027,6 +3228,7 @@
       <w:tblPr>
         <w:tblW w:w="0" w:type="auto"/>
         <w:tblCellSpacing w:w="15" w:type="dxa"/>
+        <w:tblInd w:w="1746" w:type="dxa"/>
         <w:tblCellMar>
           <w:top w:w="15" w:type="dxa"/>
           <w:left w:w="15" w:type="dxa"/>
@@ -3256,6 +3458,1129 @@
         <w:rPr>
           <w:rFonts w:ascii="Century Schoolbook" w:hAnsi="Century Schoolbook"/>
         </w:rPr>
+        <w:t xml:space="preserve"> </w:t>
+      </w:r>
+      <w:r>
+        <w:rPr>
+          <w:rFonts w:ascii="Century Schoolbook" w:hAnsi="Century Schoolbook" w:hint="eastAsia"/>
+        </w:rPr>
+        <w:t>No</w:t>
+      </w:r>
+    </w:p>
+    <w:p>
+      <w:pPr>
+        <w:jc w:val="both"/>
+        <w:rPr>
+          <w:rFonts w:ascii="Century Schoolbook" w:hAnsi="Century Schoolbook"/>
+        </w:rPr>
+      </w:pPr>
+      <w:r>
+        <w:rPr>
+          <w:rFonts w:ascii="Century Schoolbook" w:hAnsi="Century Schoolbook"/>
+          <w:b/>
+          <w:bCs/>
+        </w:rPr>
+        <w:t>If yes, how:</w:t>
+      </w:r>
+      <w:r>
+        <w:rPr>
+          <w:rFonts w:ascii="Century Schoolbook" w:hAnsi="Century Schoolbook"/>
+        </w:rPr>
+        <w:t xml:space="preserve"> </w:t>
+      </w:r>
+    </w:p>
+    <w:p>
+      <w:pPr>
+        <w:jc w:val="both"/>
+        <w:rPr>
+          <w:rFonts w:ascii="Century Schoolbook" w:hAnsi="Century Schoolbook"/>
+        </w:rPr>
+      </w:pPr>
+      <w:r>
+        <w:rPr>
+          <w:rFonts w:ascii="Century Schoolbook" w:hAnsi="Century Schoolbook"/>
+          <w:b/>
+          <w:bCs/>
+        </w:rPr>
+        <w:t>External references (links):</w:t>
+      </w:r>
+      <w:r>
+        <w:rPr>
+          <w:rFonts w:ascii="Century Schoolbook" w:hAnsi="Century Schoolbook"/>
+        </w:rPr>
+        <w:t xml:space="preserve"> </w:t>
+      </w:r>
+    </w:p>
+    <w:p>
+      <w:pPr>
+        <w:jc w:val="both"/>
+        <w:rPr>
+          <w:rFonts w:ascii="Century Schoolbook" w:hAnsi="Century Schoolbook"/>
+        </w:rPr>
+      </w:pPr>
+    </w:p>
+    <w:p>
+      <w:pPr>
+        <w:jc w:val="both"/>
+        <w:rPr>
+          <w:rFonts w:ascii="Century Schoolbook" w:hAnsi="Century Schoolbook"/>
+        </w:rPr>
+      </w:pPr>
+    </w:p>
+    <w:p>
+      <w:pPr>
+        <w:jc w:val="both"/>
+        <w:rPr>
+          <w:rFonts w:ascii="Century Schoolbook" w:hAnsi="Century Schoolbook"/>
+        </w:rPr>
+      </w:pPr>
+    </w:p>
+    <w:p>
+      <w:pPr>
+        <w:jc w:val="both"/>
+        <w:rPr>
+          <w:rFonts w:ascii="Century Schoolbook" w:hAnsi="Century Schoolbook"/>
+        </w:rPr>
+      </w:pPr>
+    </w:p>
+    <w:p>
+      <w:pPr>
+        <w:jc w:val="both"/>
+        <w:rPr>
+          <w:rFonts w:ascii="Century Schoolbook" w:hAnsi="Century Schoolbook"/>
+        </w:rPr>
+      </w:pPr>
+    </w:p>
+    <w:p>
+      <w:pPr>
+        <w:jc w:val="both"/>
+        <w:rPr>
+          <w:rFonts w:ascii="Century Schoolbook" w:hAnsi="Century Schoolbook"/>
+        </w:rPr>
+      </w:pPr>
+    </w:p>
+    <w:p>
+      <w:pPr>
+        <w:jc w:val="both"/>
+        <w:rPr>
+          <w:rFonts w:ascii="Century Schoolbook" w:hAnsi="Century Schoolbook"/>
+        </w:rPr>
+      </w:pPr>
+    </w:p>
+    <w:p>
+      <w:pPr>
+        <w:jc w:val="both"/>
+        <w:rPr>
+          <w:rFonts w:ascii="Century Schoolbook" w:hAnsi="Century Schoolbook"/>
+        </w:rPr>
+      </w:pPr>
+    </w:p>
+    <w:p>
+      <w:pPr>
+        <w:jc w:val="both"/>
+        <w:rPr>
+          <w:rFonts w:ascii="Century Schoolbook" w:hAnsi="Century Schoolbook" w:hint="eastAsia"/>
+        </w:rPr>
+      </w:pPr>
+    </w:p>
+    <w:p>
+      <w:pPr>
+        <w:jc w:val="both"/>
+        <w:rPr>
+          <w:rFonts w:ascii="Century Schoolbook" w:hAnsi="Century Schoolbook"/>
+        </w:rPr>
+      </w:pPr>
+      <w:r>
+        <w:rPr>
+          <w:rFonts w:ascii="Century Schoolbook" w:hAnsi="Century Schoolbook"/>
+        </w:rPr>
+        <w:lastRenderedPageBreak/>
+        <w:pict w14:anchorId="3BE467AD">
+          <v:rect id="_x0000_i1032" style="width:0;height:1.5pt" o:hralign="center" o:hrstd="t" o:hr="t" fillcolor="#a0a0a0" stroked="f"/>
+        </w:pict>
+      </w:r>
+    </w:p>
+    <w:p>
+      <w:pPr>
+        <w:jc w:val="both"/>
+        <w:rPr>
+          <w:rFonts w:ascii="Century Schoolbook" w:hAnsi="Century Schoolbook"/>
+          <w:b/>
+          <w:bCs/>
+        </w:rPr>
+      </w:pPr>
+      <w:r>
+        <w:rPr>
+          <w:rFonts w:ascii="Century Schoolbook" w:hAnsi="Century Schoolbook"/>
+          <w:b/>
+          <w:bCs/>
+        </w:rPr>
+        <w:t xml:space="preserve">Question 6: </w:t>
+      </w:r>
+      <w:r>
+        <w:rPr>
+          <w:rFonts w:ascii="Century Schoolbook" w:hAnsi="Century Schoolbook"/>
+          <w:b/>
+          <w:bCs/>
+        </w:rPr>
+        <w:t>Feature Correlation — Linear (Pearson) vs. Monotonic (Spearman)</w:t>
+      </w:r>
+    </w:p>
+    <w:p>
+      <w:pPr>
+        <w:jc w:val="both"/>
+        <w:rPr>
+          <w:rFonts w:ascii="Century Schoolbook" w:hAnsi="Century Schoolbook"/>
+        </w:rPr>
+      </w:pPr>
+      <w:r>
+        <w:rPr>
+          <w:rFonts w:ascii="Century Schoolbook" w:hAnsi="Century Schoolbook"/>
+          <w:b/>
+          <w:bCs/>
+        </w:rPr>
+        <w:t>Notebook:</w:t>
+      </w:r>
+      <w:r>
+        <w:rPr>
+          <w:rFonts w:ascii="Century Schoolbook" w:hAnsi="Century Schoolbook"/>
+        </w:rPr>
+        <w:t xml:space="preserve"> Section 5.3.2 — Question 6 (take home)</w:t>
+      </w:r>
+    </w:p>
+    <w:p>
+      <w:pPr>
+        <w:jc w:val="both"/>
+        <w:rPr>
+          <w:rFonts w:ascii="Century Schoolbook" w:hAnsi="Century Schoolbook"/>
+        </w:rPr>
+      </w:pPr>
+      <w:r>
+        <w:rPr>
+          <w:rFonts w:ascii="Century Schoolbook" w:hAnsi="Century Schoolbook"/>
+          <w:b/>
+          <w:bCs/>
+        </w:rPr>
+        <w:t>Task:</w:t>
+      </w:r>
+      <w:r>
+        <w:rPr>
+          <w:rFonts w:ascii="Century Schoolbook" w:hAnsi="Century Schoolbook"/>
+        </w:rPr>
+        <w:t xml:space="preserve"> </w:t>
+      </w:r>
+      <w:r>
+        <w:rPr>
+          <w:rFonts w:ascii="Century Schoolbook" w:hAnsi="Century Schoolbook"/>
+        </w:rPr>
+        <w:t xml:space="preserve">Run the correlation filter against the binary indicator for the </w:t>
+      </w:r>
+      <w:proofErr w:type="gramStart"/>
+      <w:r>
+        <w:rPr>
+          <w:rFonts w:ascii="Century Schoolbook" w:hAnsi="Century Schoolbook"/>
+          <w:b/>
+          <w:bCs/>
+        </w:rPr>
+        <w:t>comp.graphics</w:t>
+      </w:r>
+      <w:proofErr w:type="gramEnd"/>
+      <w:r>
+        <w:rPr>
+          <w:rFonts w:ascii="Century Schoolbook" w:hAnsi="Century Schoolbook"/>
+        </w:rPr>
+        <w:t xml:space="preserve"> class. Inspect the top 10 features sorted by </w:t>
+      </w:r>
+      <w:r>
+        <w:rPr>
+          <w:rFonts w:ascii="Century Schoolbook" w:hAnsi="Century Schoolbook"/>
+          <w:b/>
+          <w:bCs/>
+        </w:rPr>
+        <w:t>pearson_r</w:t>
+      </w:r>
+      <w:r>
+        <w:rPr>
+          <w:rFonts w:ascii="Century Schoolbook" w:hAnsi="Century Schoolbook"/>
+        </w:rPr>
+        <w:t xml:space="preserve"> and compare them to the top 10 features sorted by </w:t>
+      </w:r>
+      <w:r>
+        <w:rPr>
+          <w:rFonts w:ascii="Century Schoolbook" w:hAnsi="Century Schoolbook"/>
+          <w:b/>
+          <w:bCs/>
+        </w:rPr>
+        <w:t>spearman_r</w:t>
+      </w:r>
+      <w:r>
+        <w:rPr>
+          <w:rFonts w:ascii="Century Schoolbook" w:hAnsi="Century Schoolbook"/>
+        </w:rPr>
+        <w:t>.</w:t>
+      </w:r>
+    </w:p>
+    <w:p>
+      <w:pPr>
+        <w:jc w:val="both"/>
+        <w:rPr>
+          <w:rFonts w:ascii="Century Schoolbook" w:hAnsi="Century Schoolbook"/>
+        </w:rPr>
+      </w:pPr>
+      <w:r>
+        <w:rPr>
+          <w:rFonts w:ascii="Century Schoolbook" w:hAnsi="Century Schoolbook"/>
+          <w:b/>
+          <w:bCs/>
+        </w:rPr>
+        <w:t>Questions:</w:t>
+      </w:r>
+    </w:p>
+    <w:p>
+      <w:pPr>
+        <w:pStyle w:val="a9"/>
+        <w:numPr>
+          <w:ilvl w:val="1"/>
+          <w:numId w:val="7"/>
+        </w:numPr>
+        <w:jc w:val="both"/>
+        <w:rPr>
+          <w:rFonts w:ascii="Century Schoolbook" w:hAnsi="Century Schoolbook"/>
+        </w:rPr>
+      </w:pPr>
+      <w:r>
+        <w:rPr>
+          <w:rFonts w:ascii="Century Schoolbook" w:hAnsi="Century Schoolbook"/>
+        </w:rPr>
+        <w:t>Are the top-correlated words generic stop words or domain-specific terminology for graphics?</w:t>
+      </w:r>
+    </w:p>
+    <w:p>
+      <w:pPr>
+        <w:pStyle w:val="a9"/>
+        <w:numPr>
+          <w:ilvl w:val="1"/>
+          <w:numId w:val="7"/>
+        </w:numPr>
+        <w:jc w:val="both"/>
+        <w:rPr>
+          <w:rFonts w:ascii="Century Schoolbook" w:hAnsi="Century Schoolbook"/>
+        </w:rPr>
+      </w:pPr>
+      <w:r>
+        <w:rPr>
+          <w:rFonts w:ascii="Century Schoolbook" w:hAnsi="Century Schoolbook"/>
+        </w:rPr>
+        <w:t xml:space="preserve">What is the mathematical difference in what </w:t>
+      </w:r>
+      <w:r>
+        <w:rPr>
+          <w:rFonts w:ascii="Century Schoolbook" w:hAnsi="Century Schoolbook"/>
+          <w:b/>
+          <w:bCs/>
+        </w:rPr>
+        <w:t>Pearson</w:t>
+      </w:r>
+      <w:r>
+        <w:rPr>
+          <w:rFonts w:ascii="Century Schoolbook" w:hAnsi="Century Schoolbook"/>
+        </w:rPr>
+        <w:t xml:space="preserve"> correlation measures versus what </w:t>
+      </w:r>
+      <w:r>
+        <w:rPr>
+          <w:rFonts w:ascii="Century Schoolbook" w:hAnsi="Century Schoolbook"/>
+          <w:b/>
+          <w:bCs/>
+        </w:rPr>
+        <w:t>Spearman</w:t>
+      </w:r>
+      <w:r>
+        <w:rPr>
+          <w:rFonts w:ascii="Century Schoolbook" w:hAnsi="Century Schoolbook"/>
+        </w:rPr>
+        <w:t xml:space="preserve"> rank correlation measures?</w:t>
+      </w:r>
+    </w:p>
+    <w:p>
+      <w:pPr>
+        <w:pStyle w:val="a9"/>
+        <w:numPr>
+          <w:ilvl w:val="1"/>
+          <w:numId w:val="7"/>
+        </w:numPr>
+        <w:jc w:val="both"/>
+        <w:rPr>
+          <w:rFonts w:ascii="Century Schoolbook" w:hAnsi="Century Schoolbook"/>
+        </w:rPr>
+      </w:pPr>
+      <w:r>
+        <w:rPr>
+          <w:rFonts w:ascii="Century Schoolbook" w:hAnsi="Century Schoolbook"/>
+        </w:rPr>
+        <w:t xml:space="preserve">In what specific scenario would a word have a high </w:t>
+      </w:r>
+      <w:r>
+        <w:rPr>
+          <w:rFonts w:ascii="Century Schoolbook" w:hAnsi="Century Schoolbook"/>
+          <w:b/>
+          <w:bCs/>
+        </w:rPr>
+        <w:t>Spearman</w:t>
+      </w:r>
+      <w:r>
+        <w:rPr>
+          <w:rFonts w:ascii="Century Schoolbook" w:hAnsi="Century Schoolbook"/>
+        </w:rPr>
+        <w:t xml:space="preserve"> rank correlation with a topic, but a significantly lower </w:t>
+      </w:r>
+      <w:r>
+        <w:rPr>
+          <w:rFonts w:ascii="Century Schoolbook" w:hAnsi="Century Schoolbook"/>
+          <w:b/>
+          <w:bCs/>
+        </w:rPr>
+        <w:t>Pearson</w:t>
+      </w:r>
+      <w:r>
+        <w:rPr>
+          <w:rFonts w:ascii="Century Schoolbook" w:hAnsi="Century Schoolbook"/>
+        </w:rPr>
+        <w:t xml:space="preserve"> correlation?</w:t>
+      </w:r>
+    </w:p>
+    <w:p>
+      <w:pPr>
+        <w:jc w:val="both"/>
+        <w:rPr>
+          <w:rFonts w:ascii="Century Schoolbook" w:hAnsi="Century Schoolbook"/>
+          <w:b/>
+          <w:bCs/>
+        </w:rPr>
+      </w:pPr>
+      <w:r>
+        <w:rPr>
+          <w:rFonts w:ascii="Century Schoolbook" w:hAnsi="Century Schoolbook"/>
+          <w:b/>
+          <w:bCs/>
+        </w:rPr>
+        <w:t>Answer:</w:t>
+      </w:r>
+    </w:p>
+    <w:p>
+      <w:pPr>
+        <w:jc w:val="both"/>
+        <w:rPr>
+          <w:rFonts w:ascii="Century Schoolbook" w:hAnsi="Century Schoolbook"/>
+          <w:b/>
+          <w:bCs/>
+        </w:rPr>
+      </w:pPr>
+      <w:r>
+        <w:rPr>
+          <w:rFonts w:ascii="Century Schoolbook" w:hAnsi="Century Schoolbook" w:hint="eastAsia"/>
+          <w:b/>
+          <w:bCs/>
+        </w:rPr>
+        <w:t xml:space="preserve">1. </w:t>
+      </w:r>
+      <w:r>
+        <w:rPr>
+          <w:rFonts w:ascii="Century Schoolbook" w:hAnsi="Century Schoolbook"/>
+          <w:b/>
+          <w:bCs/>
+        </w:rPr>
+        <w:t>domain-specific terminology for graphics</w:t>
+      </w:r>
+      <w:r>
+        <w:rPr>
+          <w:rFonts w:ascii="Century Schoolbook" w:hAnsi="Century Schoolbook" w:hint="eastAsia"/>
+          <w:b/>
+          <w:bCs/>
+        </w:rPr>
+        <w:t xml:space="preserve"> </w:t>
+      </w:r>
+    </w:p>
+    <w:p>
+      <w:pPr>
+        <w:jc w:val="both"/>
+        <w:rPr>
+          <w:rFonts w:ascii="Century Schoolbook" w:hAnsi="Century Schoolbook" w:hint="eastAsia"/>
+          <w:b/>
+          <w:bCs/>
+        </w:rPr>
+      </w:pPr>
+      <w:r>
+        <w:rPr>
+          <w:rFonts w:ascii="Century Schoolbook" w:hAnsi="Century Schoolbook" w:hint="eastAsia"/>
+          <w:b/>
+          <w:bCs/>
+        </w:rPr>
+        <w:t>2.</w:t>
+      </w:r>
+      <w:r>
+        <w:rPr>
+          <w:rFonts w:ascii="Century Schoolbook" w:hAnsi="Century Schoolbook" w:hint="eastAsia"/>
+          <w:b/>
+          <w:bCs/>
+        </w:rPr>
+        <w:t xml:space="preserve"> </w:t>
+      </w:r>
+      <w:r>
+        <w:rPr>
+          <w:rFonts w:ascii="Century Schoolbook" w:hAnsi="Century Schoolbook"/>
+          <w:b/>
+          <w:bCs/>
+        </w:rPr>
+        <w:t>Pearson correlation measures the linear relationship between two variables using their original values. Spearman correlation uses ranks to measure whether two variables have a monotonic relationship. Compared with Pearson, Spearman is less affected by extreme values.</w:t>
+      </w:r>
+    </w:p>
+    <w:p>
+      <w:pPr>
+        <w:jc w:val="both"/>
+        <w:rPr>
+          <w:rFonts w:ascii="Century Schoolbook" w:hAnsi="Century Schoolbook"/>
+        </w:rPr>
+      </w:pPr>
+      <w:r>
+        <w:rPr>
+          <w:rFonts w:ascii="Century Schoolbook" w:hAnsi="Century Schoolbook" w:hint="eastAsia"/>
+          <w:b/>
+          <w:bCs/>
+        </w:rPr>
+        <w:t>3.</w:t>
+      </w:r>
+      <w:r>
+        <w:t xml:space="preserve"> </w:t>
+      </w:r>
+      <w:r>
+        <w:rPr>
+          <w:rFonts w:ascii="Century Schoolbook" w:hAnsi="Century Schoolbook"/>
+          <w:b/>
+          <w:bCs/>
+        </w:rPr>
+        <w:t>Pearson correlation can be skewed by outliers if a few documents have extremely high counts of a graphics-related word. Spearman remains robust by using ranks instead of raw counts.</w:t>
+      </w:r>
+    </w:p>
+    <w:p>
+      <w:pPr>
+        <w:jc w:val="both"/>
+        <w:rPr>
+          <w:rFonts w:ascii="Century Schoolbook" w:hAnsi="Century Schoolbook"/>
+        </w:rPr>
+      </w:pPr>
+      <w:r>
+        <w:rPr>
+          <w:rFonts w:ascii="Century Schoolbook" w:hAnsi="Century Schoolbook"/>
+          <w:b/>
+          <w:bCs/>
+        </w:rPr>
+        <w:t>AI used for this answer:</w:t>
+      </w:r>
+      <w:r>
+        <w:rPr>
+          <w:rFonts w:ascii="Century Schoolbook" w:hAnsi="Century Schoolbook"/>
+        </w:rPr>
+        <w:t xml:space="preserve"> No </w:t>
+      </w:r>
+    </w:p>
+    <w:p>
+      <w:pPr>
+        <w:jc w:val="both"/>
+        <w:rPr>
+          <w:rFonts w:ascii="Century Schoolbook" w:hAnsi="Century Schoolbook"/>
+        </w:rPr>
+      </w:pPr>
+      <w:r>
+        <w:rPr>
+          <w:rFonts w:ascii="Century Schoolbook" w:hAnsi="Century Schoolbook"/>
+          <w:b/>
+          <w:bCs/>
+        </w:rPr>
+        <w:t>If yes, how:</w:t>
+      </w:r>
+      <w:r>
+        <w:rPr>
+          <w:rFonts w:ascii="Century Schoolbook" w:hAnsi="Century Schoolbook"/>
+        </w:rPr>
+        <w:t xml:space="preserve"> </w:t>
+      </w:r>
+    </w:p>
+    <w:p>
+      <w:pPr>
+        <w:jc w:val="both"/>
+        <w:rPr>
+          <w:rFonts w:ascii="Century Schoolbook" w:hAnsi="Century Schoolbook"/>
+        </w:rPr>
+      </w:pPr>
+      <w:r>
+        <w:rPr>
+          <w:rFonts w:ascii="Century Schoolbook" w:hAnsi="Century Schoolbook"/>
+          <w:b/>
+          <w:bCs/>
+        </w:rPr>
+        <w:t>External references (links):</w:t>
+      </w:r>
+      <w:r>
+        <w:rPr>
+          <w:rFonts w:ascii="Century Schoolbook" w:hAnsi="Century Schoolbook"/>
+        </w:rPr>
+        <w:t xml:space="preserve"> </w:t>
+      </w:r>
+    </w:p>
+    <w:p>
+      <w:pPr>
+        <w:jc w:val="both"/>
+        <w:rPr>
+          <w:rFonts w:ascii="Century Schoolbook" w:hAnsi="Century Schoolbook"/>
+        </w:rPr>
+      </w:pPr>
+      <w:r>
+        <w:rPr>
+          <w:rFonts w:ascii="Century Schoolbook" w:hAnsi="Century Schoolbook"/>
+        </w:rPr>
+        <w:pict w14:anchorId="446A19DC">
+          <v:rect id="_x0000_i1033" style="width:0;height:1.5pt" o:hralign="center" o:hrstd="t" o:hr="t" fillcolor="#a0a0a0" stroked="f"/>
+        </w:pict>
+      </w:r>
+    </w:p>
+    <w:p>
+      <w:pPr>
+        <w:jc w:val="both"/>
+        <w:rPr>
+          <w:rFonts w:ascii="Century Schoolbook" w:hAnsi="Century Schoolbook"/>
+          <w:b/>
+          <w:bCs/>
+        </w:rPr>
+      </w:pPr>
+      <w:r>
+        <w:rPr>
+          <w:rFonts w:ascii="Century Schoolbook" w:hAnsi="Century Schoolbook"/>
+          <w:b/>
+          <w:bCs/>
+        </w:rPr>
+        <w:t xml:space="preserve">Question 7: </w:t>
+      </w:r>
+      <w:r>
+        <w:rPr>
+          <w:rFonts w:ascii="Century Schoolbook" w:hAnsi="Century Schoolbook"/>
+          <w:b/>
+          <w:bCs/>
+        </w:rPr>
+        <w:t>Frequent Pattern Mining — Algorithm &amp; Parameter Dynamics</w:t>
+      </w:r>
+    </w:p>
+    <w:p>
+      <w:pPr>
+        <w:jc w:val="both"/>
+        <w:rPr>
+          <w:rFonts w:ascii="Century Schoolbook" w:hAnsi="Century Schoolbook"/>
+        </w:rPr>
+      </w:pPr>
+      <w:r>
+        <w:rPr>
+          <w:rFonts w:ascii="Century Schoolbook" w:hAnsi="Century Schoolbook"/>
+          <w:b/>
+          <w:bCs/>
+        </w:rPr>
+        <w:t>Notebook:</w:t>
+      </w:r>
+      <w:r>
+        <w:rPr>
+          <w:rFonts w:ascii="Century Schoolbook" w:hAnsi="Century Schoolbook"/>
+        </w:rPr>
+        <w:t xml:space="preserve"> Section 5.4.2 — Question 7 (take home)</w:t>
+      </w:r>
+    </w:p>
+    <w:p>
+      <w:pPr>
+        <w:jc w:val="both"/>
+        <w:rPr>
+          <w:rFonts w:ascii="Century Schoolbook" w:hAnsi="Century Schoolbook"/>
+        </w:rPr>
+      </w:pPr>
+      <w:r>
+        <w:rPr>
+          <w:rFonts w:ascii="Century Schoolbook" w:hAnsi="Century Schoolbook"/>
+          <w:b/>
+          <w:bCs/>
+        </w:rPr>
+        <w:t>Task:</w:t>
+      </w:r>
+      <w:r>
+        <w:rPr>
+          <w:rFonts w:ascii="Century Schoolbook" w:hAnsi="Century Schoolbook"/>
+        </w:rPr>
+        <w:t xml:space="preserve"> </w:t>
+      </w:r>
+      <w:r>
+        <w:rPr>
+          <w:rFonts w:ascii="Century Schoolbook" w:hAnsi="Century Schoolbook"/>
+        </w:rPr>
+        <w:t xml:space="preserve">In the Frequent Pattern Mining section, run </w:t>
+      </w:r>
+      <w:proofErr w:type="gramStart"/>
+      <w:r>
+        <w:rPr>
+          <w:rFonts w:ascii="Century Schoolbook" w:hAnsi="Century Schoolbook"/>
+          <w:b/>
+          <w:bCs/>
+        </w:rPr>
+        <w:t>Top-K</w:t>
+      </w:r>
+      <w:proofErr w:type="gramEnd"/>
+      <w:r>
+        <w:rPr>
+          <w:rFonts w:ascii="Century Schoolbook" w:hAnsi="Century Schoolbook"/>
+          <w:b/>
+          <w:bCs/>
+        </w:rPr>
+        <w:t xml:space="preserve"> FAE</w:t>
+      </w:r>
+      <w:r>
+        <w:rPr>
+          <w:rFonts w:ascii="Century Schoolbook" w:hAnsi="Century Schoolbook"/>
+        </w:rPr>
+        <w:t xml:space="preserve"> with </w:t>
+      </w:r>
+      <w:r>
+        <w:rPr>
+          <w:rFonts w:ascii="Century Schoolbook" w:hAnsi="Century Schoolbook"/>
+          <w:b/>
+          <w:bCs/>
+        </w:rPr>
+        <w:t>k = 100 and k = 500</w:t>
+      </w:r>
+      <w:r>
+        <w:rPr>
+          <w:rFonts w:ascii="Century Schoolbook" w:hAnsi="Century Schoolbook"/>
+        </w:rPr>
+        <w:t xml:space="preserve">. Then, run </w:t>
+      </w:r>
+      <w:r>
+        <w:rPr>
+          <w:rFonts w:ascii="Century Schoolbook" w:hAnsi="Century Schoolbook"/>
+          <w:b/>
+          <w:bCs/>
+        </w:rPr>
+        <w:t>MaxFPGrowth</w:t>
+      </w:r>
+      <w:r>
+        <w:rPr>
+          <w:rFonts w:ascii="Century Schoolbook" w:hAnsi="Century Schoolbook"/>
+        </w:rPr>
+        <w:t xml:space="preserve"> using minimum support thresholds </w:t>
+      </w:r>
+      <w:r>
+        <w:rPr>
+          <w:rFonts w:ascii="Century Schoolbook" w:hAnsi="Century Schoolbook"/>
+          <w:b/>
+          <w:bCs/>
+        </w:rPr>
+        <w:t>minSup=9 and minSup= 3</w:t>
+      </w:r>
+      <w:r>
+        <w:rPr>
+          <w:rFonts w:ascii="Century Schoolbook" w:hAnsi="Century Schoolbook"/>
+        </w:rPr>
+        <w:t>.</w:t>
+      </w:r>
+    </w:p>
+    <w:p>
+      <w:pPr>
+        <w:jc w:val="both"/>
+        <w:rPr>
+          <w:rFonts w:ascii="Century Schoolbook" w:hAnsi="Century Schoolbook"/>
+          <w:b/>
+          <w:bCs/>
+        </w:rPr>
+      </w:pPr>
+      <w:r>
+        <w:rPr>
+          <w:rFonts w:ascii="Century Schoolbook" w:hAnsi="Century Schoolbook"/>
+          <w:b/>
+          <w:bCs/>
+        </w:rPr>
+        <w:t xml:space="preserve">Questions: </w:t>
+      </w:r>
+    </w:p>
+    <w:p>
+      <w:pPr>
+        <w:numPr>
+          <w:ilvl w:val="0"/>
+          <w:numId w:val="10"/>
+        </w:numPr>
+        <w:spacing w:after="0"/>
+        <w:jc w:val="both"/>
+        <w:rPr>
+          <w:rFonts w:ascii="Century Schoolbook" w:hAnsi="Century Schoolbook"/>
+        </w:rPr>
+      </w:pPr>
+      <w:r>
+        <w:rPr>
+          <w:rFonts w:ascii="Century Schoolbook" w:hAnsi="Century Schoolbook"/>
+        </w:rPr>
+        <w:t xml:space="preserve">How does decreasing </w:t>
+      </w:r>
+      <w:r>
+        <w:rPr>
+          <w:rFonts w:ascii="Century Schoolbook" w:hAnsi="Century Schoolbook"/>
+          <w:b/>
+          <w:bCs/>
+        </w:rPr>
+        <w:t>minSup</w:t>
+      </w:r>
+      <w:r>
+        <w:rPr>
+          <w:rFonts w:ascii="Century Schoolbook" w:hAnsi="Century Schoolbook"/>
+        </w:rPr>
+        <w:t xml:space="preserve"> (from 9 to 3) in </w:t>
+      </w:r>
+      <w:r>
+        <w:rPr>
+          <w:rFonts w:ascii="Century Schoolbook" w:hAnsi="Century Schoolbook"/>
+          <w:b/>
+          <w:bCs/>
+        </w:rPr>
+        <w:t>MaxFPGrowth</w:t>
+      </w:r>
+      <w:r>
+        <w:rPr>
+          <w:rFonts w:ascii="Century Schoolbook" w:hAnsi="Century Schoolbook"/>
+        </w:rPr>
+        <w:t xml:space="preserve"> affect the execution runtime and the total number of discovered patterns?</w:t>
+      </w:r>
+    </w:p>
+    <w:p>
+      <w:pPr>
+        <w:numPr>
+          <w:ilvl w:val="0"/>
+          <w:numId w:val="10"/>
+        </w:numPr>
+        <w:spacing w:after="0"/>
+        <w:jc w:val="both"/>
+        <w:rPr>
+          <w:rFonts w:ascii="Century Schoolbook" w:hAnsi="Century Schoolbook"/>
+        </w:rPr>
+      </w:pPr>
+      <w:r>
+        <w:rPr>
+          <w:rFonts w:ascii="Century Schoolbook" w:hAnsi="Century Schoolbook"/>
+        </w:rPr>
+        <w:t xml:space="preserve">How does the parameter k in </w:t>
+      </w:r>
+      <w:proofErr w:type="gramStart"/>
+      <w:r>
+        <w:rPr>
+          <w:rFonts w:ascii="Century Schoolbook" w:hAnsi="Century Schoolbook"/>
+          <w:b/>
+          <w:bCs/>
+        </w:rPr>
+        <w:t>Top-K</w:t>
+      </w:r>
+      <w:proofErr w:type="gramEnd"/>
+      <w:r>
+        <w:rPr>
+          <w:rFonts w:ascii="Century Schoolbook" w:hAnsi="Century Schoolbook"/>
+          <w:b/>
+          <w:bCs/>
+        </w:rPr>
+        <w:t xml:space="preserve"> FAE</w:t>
+      </w:r>
+      <w:r>
+        <w:rPr>
+          <w:rFonts w:ascii="Century Schoolbook" w:hAnsi="Century Schoolbook"/>
+        </w:rPr>
+        <w:t xml:space="preserve"> differ fundamentally from </w:t>
+      </w:r>
+      <w:r>
+        <w:rPr>
+          <w:rFonts w:ascii="Century Schoolbook" w:hAnsi="Century Schoolbook"/>
+          <w:b/>
+          <w:bCs/>
+        </w:rPr>
+        <w:t>minSup</w:t>
+      </w:r>
+      <w:r>
+        <w:rPr>
+          <w:rFonts w:ascii="Century Schoolbook" w:hAnsi="Century Schoolbook"/>
+        </w:rPr>
+        <w:t xml:space="preserve"> in </w:t>
+      </w:r>
+      <w:r>
+        <w:rPr>
+          <w:rFonts w:ascii="Century Schoolbook" w:hAnsi="Century Schoolbook"/>
+          <w:b/>
+          <w:bCs/>
+        </w:rPr>
+        <w:t>MaxFPGrowth</w:t>
+      </w:r>
+      <w:r>
+        <w:rPr>
+          <w:rFonts w:ascii="Century Schoolbook" w:hAnsi="Century Schoolbook"/>
+        </w:rPr>
+        <w:t xml:space="preserve"> when deciding which patterns to keep?</w:t>
+      </w:r>
+    </w:p>
+    <w:p>
+      <w:pPr>
+        <w:numPr>
+          <w:ilvl w:val="0"/>
+          <w:numId w:val="10"/>
+        </w:numPr>
+        <w:spacing w:after="0"/>
+        <w:jc w:val="both"/>
+        <w:rPr>
+          <w:rFonts w:ascii="Century Schoolbook" w:hAnsi="Century Schoolbook"/>
+        </w:rPr>
+      </w:pPr>
+      <w:r>
+        <w:rPr>
+          <w:rFonts w:ascii="Century Schoolbook" w:hAnsi="Century Schoolbook"/>
+        </w:rPr>
+        <w:t>Why are "maximal" frequent patterns structurally more concise than standard frequent patterns?</w:t>
+      </w:r>
+    </w:p>
+    <w:p>
+      <w:pPr>
+        <w:jc w:val="both"/>
+        <w:rPr>
+          <w:rFonts w:ascii="Century Schoolbook" w:hAnsi="Century Schoolbook"/>
+          <w:b/>
+          <w:bCs/>
+        </w:rPr>
+      </w:pPr>
+      <w:r>
+        <w:rPr>
+          <w:rFonts w:ascii="Century Schoolbook" w:hAnsi="Century Schoolbook"/>
+          <w:b/>
+          <w:bCs/>
+        </w:rPr>
+        <w:lastRenderedPageBreak/>
+        <w:t>Answer (</w:t>
+      </w:r>
+      <w:proofErr w:type="gramStart"/>
+      <w:r>
+        <w:rPr>
+          <w:rFonts w:ascii="Century Schoolbook" w:hAnsi="Century Schoolbook"/>
+          <w:b/>
+          <w:bCs/>
+        </w:rPr>
+        <w:t>1) —</w:t>
+      </w:r>
+      <w:proofErr w:type="gramEnd"/>
+      <w:r>
+        <w:rPr>
+          <w:rFonts w:ascii="Century Schoolbook" w:hAnsi="Century Schoolbook"/>
+          <w:b/>
+          <w:bCs/>
+        </w:rPr>
+        <w:t xml:space="preserve"> Runtime and pattern count when lowering minSup:</w:t>
+      </w:r>
+    </w:p>
+    <w:p>
+      <w:pPr>
+        <w:jc w:val="both"/>
+        <w:rPr>
+          <w:rFonts w:ascii="Century Schoolbook" w:hAnsi="Century Schoolbook"/>
+        </w:rPr>
+      </w:pPr>
+      <w:r>
+        <w:rPr>
+          <w:rFonts w:ascii="Century Schoolbook" w:hAnsi="Century Schoolbook"/>
+        </w:rPr>
+        <w:t xml:space="preserve">When minSup decreased from 9 to 3, the number of </w:t>
+      </w:r>
+      <w:proofErr w:type="gramStart"/>
+      <w:r>
+        <w:rPr>
+          <w:rFonts w:ascii="Century Schoolbook" w:hAnsi="Century Schoolbook"/>
+        </w:rPr>
+        <w:t>discovered maximal frequent patterns</w:t>
+      </w:r>
+      <w:proofErr w:type="gramEnd"/>
+      <w:r>
+        <w:rPr>
+          <w:rFonts w:ascii="Century Schoolbook" w:hAnsi="Century Schoolbook"/>
+        </w:rPr>
+        <w:t xml:space="preserve"> increased from 710 to 9,547, while the execution runtime increased from 0.0856 to 1.7702 seconds. This happened because a lower minimum support threshold allows more </w:t>
+      </w:r>
+      <w:proofErr w:type="gramStart"/>
+      <w:r>
+        <w:rPr>
+          <w:rFonts w:ascii="Century Schoolbook" w:hAnsi="Century Schoolbook"/>
+        </w:rPr>
+        <w:t>low-frequency</w:t>
+      </w:r>
+      <w:proofErr w:type="gramEnd"/>
+      <w:r>
+        <w:rPr>
+          <w:rFonts w:ascii="Century Schoolbook" w:hAnsi="Century Schoolbook"/>
+        </w:rPr>
+        <w:t xml:space="preserve"> itemsets to qualify as </w:t>
+      </w:r>
+      <w:proofErr w:type="gramStart"/>
+      <w:r>
+        <w:rPr>
+          <w:rFonts w:ascii="Century Schoolbook" w:hAnsi="Century Schoolbook"/>
+        </w:rPr>
+        <w:t>frequent</w:t>
+      </w:r>
+      <w:proofErr w:type="gramEnd"/>
+      <w:r>
+        <w:rPr>
+          <w:rFonts w:ascii="Century Schoolbook" w:hAnsi="Century Schoolbook"/>
+        </w:rPr>
+        <w:t>, expanding the search space and increasing computational cost.</w:t>
+      </w:r>
+    </w:p>
+    <w:p>
+      <w:pPr>
+        <w:jc w:val="both"/>
+        <w:rPr>
+          <w:rFonts w:ascii="Century Schoolbook" w:hAnsi="Century Schoolbook"/>
+          <w:b/>
+          <w:bCs/>
+        </w:rPr>
+      </w:pPr>
+      <w:r>
+        <w:rPr>
+          <w:rFonts w:ascii="Century Schoolbook" w:hAnsi="Century Schoolbook"/>
+          <w:b/>
+          <w:bCs/>
+        </w:rPr>
+        <w:t>Answer (</w:t>
+      </w:r>
+      <w:proofErr w:type="gramStart"/>
+      <w:r>
+        <w:rPr>
+          <w:rFonts w:ascii="Century Schoolbook" w:hAnsi="Century Schoolbook"/>
+          <w:b/>
+          <w:bCs/>
+        </w:rPr>
+        <w:t>2) —</w:t>
+      </w:r>
+      <w:proofErr w:type="gramEnd"/>
+      <w:r>
+        <w:rPr>
+          <w:rFonts w:ascii="Century Schoolbook" w:hAnsi="Century Schoolbook"/>
+          <w:b/>
+          <w:bCs/>
+        </w:rPr>
+        <w:t xml:space="preserve"> Top-K k vs MaxFPGrowth minSup:</w:t>
+      </w:r>
+    </w:p>
+    <w:p>
+      <w:pPr>
+        <w:jc w:val="both"/>
+        <w:rPr>
+          <w:rFonts w:ascii="Century Schoolbook" w:hAnsi="Century Schoolbook"/>
+        </w:rPr>
+      </w:pPr>
+      <w:r>
+        <w:rPr>
+          <w:rFonts w:ascii="Century Schoolbook" w:hAnsi="Century Schoolbook"/>
+        </w:rPr>
+        <w:t xml:space="preserve">The parameter k in </w:t>
+      </w:r>
+      <w:proofErr w:type="gramStart"/>
+      <w:r>
+        <w:rPr>
+          <w:rFonts w:ascii="Century Schoolbook" w:hAnsi="Century Schoolbook"/>
+        </w:rPr>
+        <w:t>Top-K</w:t>
+      </w:r>
+      <w:proofErr w:type="gramEnd"/>
+      <w:r>
+        <w:rPr>
+          <w:rFonts w:ascii="Century Schoolbook" w:hAnsi="Century Schoolbook"/>
+        </w:rPr>
+        <w:t xml:space="preserve"> FAE specifies the number of highest-ranked frequent patterns to discover. In contrast, minSup in MaxFPGrowth specifies the minimum occurrence frequency required for a pattern to be considered frequent. Therefore, k controls the number of selected patterns, while minSup controls the frequency threshold. MaxFPGrowth additionally retains only maximal frequent patterns.</w:t>
+      </w:r>
+    </w:p>
+    <w:p>
+      <w:pPr>
+        <w:jc w:val="both"/>
+        <w:rPr>
+          <w:rFonts w:ascii="Century Schoolbook" w:hAnsi="Century Schoolbook"/>
+          <w:b/>
+          <w:bCs/>
+        </w:rPr>
+      </w:pPr>
+      <w:r>
+        <w:rPr>
+          <w:rFonts w:ascii="Century Schoolbook" w:hAnsi="Century Schoolbook"/>
+          <w:b/>
+          <w:bCs/>
+        </w:rPr>
+        <w:t>Answer (</w:t>
+      </w:r>
+      <w:proofErr w:type="gramStart"/>
+      <w:r>
+        <w:rPr>
+          <w:rFonts w:ascii="Century Schoolbook" w:hAnsi="Century Schoolbook"/>
+          <w:b/>
+          <w:bCs/>
+        </w:rPr>
+        <w:t>3) —</w:t>
+      </w:r>
+      <w:proofErr w:type="gramEnd"/>
+      <w:r>
+        <w:rPr>
+          <w:rFonts w:ascii="Century Schoolbook" w:hAnsi="Century Schoolbook"/>
+          <w:b/>
+          <w:bCs/>
+        </w:rPr>
+        <w:t xml:space="preserve"> Maximal vs standard frequent patterns:</w:t>
+      </w:r>
+    </w:p>
+    <w:p>
+      <w:pPr>
+        <w:jc w:val="both"/>
+        <w:rPr>
+          <w:rFonts w:ascii="Century Schoolbook" w:hAnsi="Century Schoolbook"/>
+        </w:rPr>
+      </w:pPr>
+      <w:r>
+        <w:rPr>
+          <w:rFonts w:ascii="Century Schoolbook" w:hAnsi="Century Schoolbook"/>
+        </w:rPr>
+        <w:t xml:space="preserve">Maximal frequent patterns are more concise because they only keep frequent itemsets that are not subsets of any larger frequent itemset. For example, if is a maximal frequent pattern, its subsets such </w:t>
+      </w:r>
+      <w:proofErr w:type="gramStart"/>
+      <w:r>
+        <w:rPr>
+          <w:rFonts w:ascii="Century Schoolbook" w:hAnsi="Century Schoolbook"/>
+        </w:rPr>
+        <w:t>as ,</w:t>
+      </w:r>
+      <w:proofErr w:type="gramEnd"/>
+      <w:r>
+        <w:rPr>
+          <w:rFonts w:ascii="Century Schoolbook" w:hAnsi="Century Schoolbook"/>
+        </w:rPr>
+        <w:t xml:space="preserve"> , and do not need to be listed separately. This reduces redundancy and the total number of reported patterns. However, the exact support values of the omitted subsets are not preserved.</w:t>
+      </w:r>
+    </w:p>
+    <w:p>
+      <w:pPr>
+        <w:jc w:val="both"/>
+        <w:rPr>
+          <w:rFonts w:ascii="Century Schoolbook" w:hAnsi="Century Schoolbook"/>
+        </w:rPr>
+      </w:pPr>
+      <w:r>
+        <w:rPr>
+          <w:rFonts w:ascii="Century Schoolbook" w:hAnsi="Century Schoolbook"/>
+          <w:b/>
+          <w:bCs/>
+        </w:rPr>
+        <w:t>AI used for this answer:</w:t>
+      </w:r>
+      <w:r>
+        <w:rPr>
+          <w:rFonts w:ascii="Century Schoolbook" w:hAnsi="Century Schoolbook"/>
+        </w:rPr>
         <w:t xml:space="preserve"> Yes </w:t>
       </w:r>
     </w:p>
@@ -3284,7 +4609,21 @@
         <w:rPr>
           <w:rFonts w:ascii="Century Schoolbook" w:hAnsi="Century Schoolbook"/>
         </w:rPr>
-        <w:t>AI was used to explain variance thresholding, guide the Python experiment, and interpret the experimental results.</w:t>
+        <w:t xml:space="preserve">I used ChatGPT to help debug Python errors, understand the differences between </w:t>
+      </w:r>
+      <w:proofErr w:type="gramStart"/>
+      <w:r>
+        <w:rPr>
+          <w:rFonts w:ascii="Century Schoolbook" w:hAnsi="Century Schoolbook"/>
+        </w:rPr>
+        <w:t>Top-K</w:t>
+      </w:r>
+      <w:proofErr w:type="gramEnd"/>
+      <w:r>
+        <w:rPr>
+          <w:rFonts w:ascii="Century Schoolbook" w:hAnsi="Century Schoolbook"/>
+        </w:rPr>
+        <w:t xml:space="preserve"> FAE and MaxFPGrowth, interpret the experimental results, and improve the clarity and grammar of my English explanations. I ran the experiments myself in Jupyter Notebook and collected the results.</w:t>
       </w:r>
     </w:p>
     <w:p>
@@ -3301,6 +4640,360 @@
           <w:bCs/>
         </w:rPr>
         <w:t>External references (links):</w:t>
+      </w:r>
+      <w:r>
+        <w:rPr>
+          <w:rFonts w:ascii="Century Schoolbook" w:hAnsi="Century Schoolbook"/>
+        </w:rPr>
+        <w:t xml:space="preserve"> </w:t>
+      </w:r>
+      <w:hyperlink r:id="rId8" w:history="1">
+        <w:r>
+          <w:rPr>
+            <w:rStyle w:val="af2"/>
+            <w:rFonts w:ascii="Century Schoolbook" w:hAnsi="Century Schoolbook"/>
+          </w:rPr>
+          <w:t>PAMI — Top-K FAE</w:t>
+        </w:r>
+      </w:hyperlink>
+    </w:p>
+    <w:p>
+      <w:pPr>
+        <w:jc w:val="both"/>
+        <w:rPr>
+          <w:rFonts w:ascii="Century Schoolbook" w:hAnsi="Century Schoolbook"/>
+        </w:rPr>
+      </w:pPr>
+      <w:r>
+        <w:rPr>
+          <w:rFonts w:ascii="Century Schoolbook" w:hAnsi="Century Schoolbook"/>
+        </w:rPr>
+        <w:pict w14:anchorId="356EE7BC">
+          <v:rect id="_x0000_i1034" style="width:0;height:1.5pt" o:hralign="center" o:hrstd="t" o:hr="t" fillcolor="#a0a0a0" stroked="f"/>
+        </w:pict>
+      </w:r>
+    </w:p>
+    <w:p>
+      <w:pPr>
+        <w:jc w:val="both"/>
+        <w:rPr>
+          <w:rFonts w:ascii="Century Schoolbook" w:hAnsi="Century Schoolbook"/>
+          <w:b/>
+          <w:bCs/>
+        </w:rPr>
+      </w:pPr>
+      <w:r>
+        <w:rPr>
+          <w:rFonts w:ascii="Century Schoolbook" w:hAnsi="Century Schoolbook"/>
+          <w:b/>
+          <w:bCs/>
+        </w:rPr>
+        <w:t>Question 8: Dimensionality Reduction — Motivation</w:t>
+      </w:r>
+    </w:p>
+    <w:p>
+      <w:pPr>
+        <w:jc w:val="both"/>
+        <w:rPr>
+          <w:rFonts w:ascii="Century Schoolbook" w:hAnsi="Century Schoolbook"/>
+        </w:rPr>
+      </w:pPr>
+      <w:r>
+        <w:rPr>
+          <w:rFonts w:ascii="Century Schoolbook" w:hAnsi="Century Schoolbook"/>
+          <w:b/>
+          <w:bCs/>
+        </w:rPr>
+        <w:t>Notebook:</w:t>
+      </w:r>
+      <w:r>
+        <w:rPr>
+          <w:rFonts w:ascii="Century Schoolbook" w:hAnsi="Century Schoolbook"/>
+        </w:rPr>
+        <w:t xml:space="preserve"> Section 5.5 — Question 8 (take home) (before PCA/t-SNE code)</w:t>
+      </w:r>
+    </w:p>
+    <w:p>
+      <w:pPr>
+        <w:jc w:val="both"/>
+        <w:rPr>
+          <w:rFonts w:ascii="Century Schoolbook" w:hAnsi="Century Schoolbook"/>
+          <w:b/>
+          <w:bCs/>
+        </w:rPr>
+      </w:pPr>
+      <w:r>
+        <w:rPr>
+          <w:rFonts w:ascii="Century Schoolbook" w:hAnsi="Century Schoolbook"/>
+          <w:b/>
+          <w:bCs/>
+        </w:rPr>
+        <w:t xml:space="preserve">Task: </w:t>
+      </w:r>
+      <w:r>
+        <w:rPr>
+          <w:rFonts w:ascii="Century Schoolbook" w:hAnsi="Century Schoolbook"/>
+        </w:rPr>
+        <w:t xml:space="preserve">After text vectorization, the </w:t>
+      </w:r>
+      <w:r>
+        <w:rPr>
+          <w:rFonts w:ascii="Century Schoolbook" w:hAnsi="Century Schoolbook"/>
+          <w:b/>
+          <w:bCs/>
+        </w:rPr>
+        <w:t>X_counts</w:t>
+      </w:r>
+      <w:r>
+        <w:rPr>
+          <w:rFonts w:ascii="Century Schoolbook" w:hAnsi="Century Schoolbook"/>
+        </w:rPr>
+        <w:t xml:space="preserve"> matrix creates tens of thousands of distinct features (words).</w:t>
+      </w:r>
+    </w:p>
+    <w:p>
+      <w:pPr>
+        <w:jc w:val="both"/>
+        <w:rPr>
+          <w:rFonts w:ascii="Century Schoolbook" w:hAnsi="Century Schoolbook"/>
+        </w:rPr>
+      </w:pPr>
+      <w:r>
+        <w:rPr>
+          <w:rFonts w:ascii="Century Schoolbook" w:hAnsi="Century Schoolbook"/>
+          <w:b/>
+          <w:bCs/>
+        </w:rPr>
+        <w:t>Questions:</w:t>
+      </w:r>
+    </w:p>
+    <w:p>
+      <w:pPr>
+        <w:pStyle w:val="a9"/>
+        <w:numPr>
+          <w:ilvl w:val="0"/>
+          <w:numId w:val="20"/>
+        </w:numPr>
+        <w:jc w:val="both"/>
+        <w:rPr>
+          <w:rFonts w:ascii="Century Schoolbook" w:hAnsi="Century Schoolbook"/>
+        </w:rPr>
+      </w:pPr>
+      <w:r>
+        <w:rPr>
+          <w:rFonts w:ascii="Century Schoolbook" w:hAnsi="Century Schoolbook"/>
+        </w:rPr>
+        <w:t xml:space="preserve">If we want to visually map how these documents group by category on a scatter plot, why is it mathematically and visually impossible to plot the raw </w:t>
+      </w:r>
+      <w:r>
+        <w:rPr>
+          <w:rFonts w:ascii="Century Schoolbook" w:hAnsi="Century Schoolbook"/>
+          <w:b/>
+          <w:bCs/>
+        </w:rPr>
+        <w:t>X_counts</w:t>
+      </w:r>
+      <w:r>
+        <w:rPr>
+          <w:rFonts w:ascii="Century Schoolbook" w:hAnsi="Century Schoolbook"/>
+        </w:rPr>
+        <w:t xml:space="preserve"> matrix directly?</w:t>
+      </w:r>
+    </w:p>
+    <w:p>
+      <w:pPr>
+        <w:pStyle w:val="a9"/>
+        <w:numPr>
+          <w:ilvl w:val="0"/>
+          <w:numId w:val="20"/>
+        </w:numPr>
+        <w:jc w:val="both"/>
+        <w:rPr>
+          <w:rFonts w:ascii="Century Schoolbook" w:hAnsi="Century Schoolbook"/>
+        </w:rPr>
+      </w:pPr>
+      <w:r>
+        <w:rPr>
+          <w:rFonts w:ascii="Century Schoolbook" w:hAnsi="Century Schoolbook"/>
+        </w:rPr>
+        <w:t>What specific category of data mining algorithms (referenced in the helper files) must be applied first?</w:t>
+      </w:r>
+    </w:p>
+    <w:p>
+      <w:pPr>
+        <w:jc w:val="both"/>
+        <w:rPr>
+          <w:rFonts w:ascii="新細明體" w:eastAsia="新細明體" w:hAnsi="新細明體" w:cs="新細明體"/>
+          <w:kern w:val="0"/>
+          <w:sz w:val="24"/>
+          <w:szCs w:val="24"/>
+          <w14:ligatures w14:val="none"/>
+        </w:rPr>
+      </w:pPr>
+      <w:r>
+        <w:rPr>
+          <w:rFonts w:ascii="Century Schoolbook" w:hAnsi="Century Schoolbook"/>
+          <w:b/>
+          <w:bCs/>
+        </w:rPr>
+        <w:t>Answer:</w:t>
+      </w:r>
+      <w:r>
+        <w:rPr>
+          <w:rFonts w:ascii="新細明體" w:eastAsia="新細明體" w:hAnsi="新細明體" w:cs="新細明體"/>
+          <w:kern w:val="0"/>
+          <w:sz w:val="24"/>
+          <w:szCs w:val="24"/>
+          <w14:ligatures w14:val="none"/>
+        </w:rPr>
+        <w:t xml:space="preserve"> </w:t>
+      </w:r>
+    </w:p>
+    <w:p>
+      <w:pPr>
+        <w:pStyle w:val="a9"/>
+        <w:numPr>
+          <w:ilvl w:val="0"/>
+          <w:numId w:val="27"/>
+        </w:numPr>
+        <w:jc w:val="both"/>
+        <w:rPr>
+          <w:rFonts w:ascii="Century Schoolbook" w:hAnsi="Century Schoolbook"/>
+          <w:b/>
+          <w:bCs/>
+        </w:rPr>
+      </w:pPr>
+      <w:r>
+        <w:rPr>
+          <w:rFonts w:ascii="Century Schoolbook" w:hAnsi="Century Schoolbook"/>
+          <w:b/>
+          <w:bCs/>
+        </w:rPr>
+        <w:t xml:space="preserve">X_counts </w:t>
+      </w:r>
+      <w:proofErr w:type="gramStart"/>
+      <w:r>
+        <w:rPr>
+          <w:rFonts w:ascii="Century Schoolbook" w:hAnsi="Century Schoolbook"/>
+          <w:b/>
+          <w:bCs/>
+        </w:rPr>
+        <w:t>has</w:t>
+      </w:r>
+      <w:proofErr w:type="gramEnd"/>
+      <w:r>
+        <w:rPr>
+          <w:rFonts w:ascii="Century Schoolbook" w:hAnsi="Century Schoolbook"/>
+          <w:b/>
+          <w:bCs/>
+        </w:rPr>
+        <w:t xml:space="preserve"> too many features to display directly in a 2D or 3D scatter plot.</w:t>
+      </w:r>
+    </w:p>
+    <w:p>
+      <w:pPr>
+        <w:pStyle w:val="a9"/>
+        <w:numPr>
+          <w:ilvl w:val="0"/>
+          <w:numId w:val="27"/>
+        </w:numPr>
+        <w:jc w:val="both"/>
+        <w:rPr>
+          <w:rFonts w:ascii="Century Schoolbook" w:hAnsi="Century Schoolbook"/>
+          <w:b/>
+          <w:bCs/>
+        </w:rPr>
+      </w:pPr>
+      <w:r>
+        <w:rPr>
+          <w:rFonts w:ascii="Century Schoolbook" w:hAnsi="Century Schoolbook"/>
+          <w:b/>
+          <w:bCs/>
+        </w:rPr>
+        <w:t xml:space="preserve">The required algorithms are dimensionality reduction algorithms, such as PCA (Principal Component Analysis), t-SNE (t-distributed Stochastic Neighbor Embedding), and UMAP (Uniform Manifold Approximation and </w:t>
+      </w:r>
+      <w:r>
+        <w:rPr>
+          <w:rFonts w:ascii="Century Schoolbook" w:hAnsi="Century Schoolbook"/>
+          <w:b/>
+          <w:bCs/>
+        </w:rPr>
+        <w:lastRenderedPageBreak/>
+        <w:t>Projection). These methods help visualize document similarities and potential category clusters in a lower-dimensional space.</w:t>
+      </w:r>
+    </w:p>
+    <w:p>
+      <w:pPr>
+        <w:jc w:val="both"/>
+        <w:rPr>
+          <w:rFonts w:ascii="Century Schoolbook" w:hAnsi="Century Schoolbook"/>
+        </w:rPr>
+      </w:pPr>
+    </w:p>
+    <w:p>
+      <w:pPr>
+        <w:jc w:val="both"/>
+        <w:rPr>
+          <w:rFonts w:ascii="Century Schoolbook" w:hAnsi="Century Schoolbook"/>
+        </w:rPr>
+      </w:pPr>
+      <w:r>
+        <w:rPr>
+          <w:rFonts w:ascii="Century Schoolbook" w:hAnsi="Century Schoolbook"/>
+          <w:b/>
+          <w:bCs/>
+        </w:rPr>
+        <w:t>AI used for this answer:</w:t>
+      </w:r>
+      <w:r>
+        <w:rPr>
+          <w:rFonts w:ascii="Century Schoolbook" w:hAnsi="Century Schoolbook"/>
+        </w:rPr>
+        <w:t xml:space="preserve"> Yes </w:t>
+      </w:r>
+    </w:p>
+    <w:p>
+      <w:pPr>
+        <w:jc w:val="both"/>
+        <w:rPr>
+          <w:rFonts w:ascii="Century Schoolbook" w:hAnsi="Century Schoolbook"/>
+        </w:rPr>
+      </w:pPr>
+      <w:r>
+        <w:rPr>
+          <w:rFonts w:ascii="Century Schoolbook" w:hAnsi="Century Schoolbook"/>
+          <w:b/>
+          <w:bCs/>
+        </w:rPr>
+        <w:t>If yes, how:</w:t>
+      </w:r>
+      <w:r>
+        <w:rPr>
+          <w:rFonts w:ascii="Century Schoolbook" w:hAnsi="Century Schoolbook"/>
+        </w:rPr>
+        <w:t xml:space="preserve"> </w:t>
+      </w:r>
+      <w:r>
+        <w:rPr>
+          <w:rFonts w:ascii="Century Schoolbook" w:hAnsi="Century Schoolbook"/>
+        </w:rPr>
+        <w:t>I used ChatGPT to understand the limitations of visualizing high-dimensional text data, learn about dimensionality reduction algorithms, and improve my English explanation.</w:t>
+      </w:r>
+    </w:p>
+    <w:p>
+      <w:pPr>
+        <w:jc w:val="both"/>
+        <w:rPr>
+          <w:rFonts w:ascii="Century Schoolbook" w:hAnsi="Century Schoolbook"/>
+        </w:rPr>
+      </w:pPr>
+      <w:r>
+        <w:rPr>
+          <w:rFonts w:ascii="Century Schoolbook" w:hAnsi="Century Schoolbook"/>
+          <w:b/>
+          <w:bCs/>
+        </w:rPr>
+        <w:t>Externalreferences (links):</w:t>
       </w:r>
       <w:r>
         <w:rPr>
@@ -3314,7 +5007,7 @@
             <w:rStyle w:val="af2"/>
             <w:rFonts w:ascii="Century Schoolbook" w:hAnsi="Century Schoolbook"/>
           </w:rPr>
-          <w:t>Scikit-learn — VarianceThreshold</w:t>
+          <w:t>https://scikit-learn.org/stable/modules/decomposition.html</w:t>
         </w:r>
       </w:hyperlink>
     </w:p>
@@ -3333,85 +5026,12 @@
           <w:rFonts w:ascii="Century Schoolbook" w:hAnsi="Century Schoolbook"/>
         </w:rPr>
       </w:pPr>
-    </w:p>
-    <w:p>
-      <w:pPr>
-        <w:jc w:val="both"/>
-        <w:rPr>
-          <w:rFonts w:ascii="Century Schoolbook" w:hAnsi="Century Schoolbook"/>
-        </w:rPr>
-      </w:pPr>
-    </w:p>
-    <w:p>
-      <w:pPr>
-        <w:jc w:val="both"/>
-        <w:rPr>
-          <w:rFonts w:ascii="Century Schoolbook" w:hAnsi="Century Schoolbook"/>
-        </w:rPr>
-      </w:pPr>
-    </w:p>
-    <w:p>
-      <w:pPr>
-        <w:jc w:val="both"/>
-        <w:rPr>
-          <w:rFonts w:ascii="Century Schoolbook" w:hAnsi="Century Schoolbook"/>
-        </w:rPr>
-      </w:pPr>
-    </w:p>
-    <w:p>
-      <w:pPr>
-        <w:jc w:val="both"/>
-        <w:rPr>
-          <w:rFonts w:ascii="Century Schoolbook" w:hAnsi="Century Schoolbook"/>
-        </w:rPr>
-      </w:pPr>
-    </w:p>
-    <w:p>
-      <w:pPr>
-        <w:jc w:val="both"/>
-        <w:rPr>
-          <w:rFonts w:ascii="Century Schoolbook" w:hAnsi="Century Schoolbook"/>
-        </w:rPr>
-      </w:pPr>
-    </w:p>
-    <w:p>
-      <w:pPr>
-        <w:jc w:val="both"/>
-        <w:rPr>
-          <w:rFonts w:ascii="Century Schoolbook" w:hAnsi="Century Schoolbook"/>
-        </w:rPr>
-      </w:pPr>
-    </w:p>
-    <w:p>
-      <w:pPr>
-        <w:jc w:val="both"/>
-        <w:rPr>
-          <w:rFonts w:ascii="Century Schoolbook" w:hAnsi="Century Schoolbook"/>
-        </w:rPr>
-      </w:pPr>
-    </w:p>
-    <w:p>
-      <w:pPr>
-        <w:jc w:val="both"/>
-        <w:rPr>
-          <w:rFonts w:ascii="Century Schoolbook" w:hAnsi="Century Schoolbook" w:hint="eastAsia"/>
-        </w:rPr>
-      </w:pPr>
-    </w:p>
-    <w:p>
-      <w:pPr>
-        <w:jc w:val="both"/>
-        <w:rPr>
-          <w:rFonts w:ascii="Century Schoolbook" w:hAnsi="Century Schoolbook"/>
-        </w:rPr>
-      </w:pPr>
-      <w:r>
-        <w:rPr>
-          <w:rFonts w:ascii="Century Schoolbook" w:hAnsi="Century Schoolbook"/>
-        </w:rPr>
-        <w:lastRenderedPageBreak/>
-        <w:pict w14:anchorId="3BE467AD">
-          <v:rect id="_x0000_i1032" style="width:0;height:1.5pt" o:hralign="center" o:hrstd="t" o:hr="t" fillcolor="#a0a0a0" stroked="f"/>
+      <w:r>
+        <w:rPr>
+          <w:rFonts w:ascii="Century Schoolbook" w:hAnsi="Century Schoolbook"/>
+        </w:rPr>
+        <w:pict w14:anchorId="7ABCF6D4">
+          <v:rect id="_x0000_i1035" style="width:0;height:1.5pt" o:hralign="center" o:hrstd="t" o:hr="t" fillcolor="#a0a0a0" stroked="f"/>
         </w:pict>
       </w:r>
     </w:p>
@@ -3430,15 +5050,15 @@
           <w:b/>
           <w:bCs/>
         </w:rPr>
-        <w:t xml:space="preserve">Question 6: </w:t>
-      </w:r>
-      <w:r>
-        <w:rPr>
-          <w:rFonts w:ascii="Century Schoolbook" w:hAnsi="Century Schoolbook"/>
-          <w:b/>
-          <w:bCs/>
-        </w:rPr>
-        <w:t>Feature Correlation — Linear (Pearson) vs. Monotonic (Spearman)</w:t>
+        <w:t xml:space="preserve">Question 9: </w:t>
+      </w:r>
+      <w:r>
+        <w:rPr>
+          <w:rFonts w:ascii="Century Schoolbook" w:hAnsi="Century Schoolbook"/>
+          <w:b/>
+          <w:bCs/>
+        </w:rPr>
+        <w:t>Dimensionality Reduction — Linear (PCA) vs. Non-linear Manifolds (t-SNE/UMAP)</w:t>
       </w:r>
     </w:p>
     <w:p>
@@ -3460,73 +5080,67 @@
         <w:rPr>
           <w:rFonts w:ascii="Century Schoolbook" w:hAnsi="Century Schoolbook"/>
         </w:rPr>
-        <w:t xml:space="preserve"> Section 5.3.2 — Question 6 (take home)</w:t>
-      </w:r>
-    </w:p>
-    <w:p>
-      <w:pPr>
-        <w:jc w:val="both"/>
-        <w:rPr>
-          <w:rFonts w:ascii="Century Schoolbook" w:hAnsi="Century Schoolbook"/>
-        </w:rPr>
-      </w:pPr>
-      <w:r>
-        <w:rPr>
-          <w:rFonts w:ascii="Century Schoolbook" w:hAnsi="Century Schoolbook"/>
-          <w:b/>
-          <w:bCs/>
-        </w:rPr>
-        <w:t>Task:</w:t>
-      </w:r>
-      <w:r>
-        <w:rPr>
-          <w:rFonts w:ascii="Century Schoolbook" w:hAnsi="Century Schoolbook"/>
-        </w:rPr>
-        <w:t xml:space="preserve"> </w:t>
-      </w:r>
-      <w:r>
-        <w:rPr>
-          <w:rFonts w:ascii="Century Schoolbook" w:hAnsi="Century Schoolbook"/>
-        </w:rPr>
-        <w:t xml:space="preserve">Run the correlation filter against the binary indicator for the </w:t>
-      </w:r>
-      <w:proofErr w:type="gramStart"/>
-      <w:r>
-        <w:rPr>
-          <w:rFonts w:ascii="Century Schoolbook" w:hAnsi="Century Schoolbook"/>
-          <w:b/>
-          <w:bCs/>
-        </w:rPr>
-        <w:t>comp.graphics</w:t>
-      </w:r>
-      <w:proofErr w:type="gramEnd"/>
-      <w:r>
-        <w:rPr>
-          <w:rFonts w:ascii="Century Schoolbook" w:hAnsi="Century Schoolbook"/>
-        </w:rPr>
-        <w:t xml:space="preserve"> class. Inspect the top 10 features sorted by </w:t>
-      </w:r>
-      <w:r>
-        <w:rPr>
-          <w:rFonts w:ascii="Century Schoolbook" w:hAnsi="Century Schoolbook"/>
-          <w:b/>
-          <w:bCs/>
-        </w:rPr>
-        <w:t>pearson_r</w:t>
-      </w:r>
-      <w:r>
-        <w:rPr>
-          <w:rFonts w:ascii="Century Schoolbook" w:hAnsi="Century Schoolbook"/>
-        </w:rPr>
-        <w:t xml:space="preserve"> and compare them to the top 10 features sorted by </w:t>
-      </w:r>
-      <w:r>
-        <w:rPr>
-          <w:rFonts w:ascii="Century Schoolbook" w:hAnsi="Century Schoolbook"/>
-          <w:b/>
-          <w:bCs/>
-        </w:rPr>
-        <w:t>spearman_r</w:t>
+        <w:t xml:space="preserve"> Section 5.5 — Question 9 (take home) (after 2D/3D plots)</w:t>
+      </w:r>
+    </w:p>
+    <w:p>
+      <w:pPr>
+        <w:jc w:val="both"/>
+        <w:rPr>
+          <w:rFonts w:ascii="Century Schoolbook" w:hAnsi="Century Schoolbook"/>
+          <w:b/>
+          <w:bCs/>
+        </w:rPr>
+      </w:pPr>
+      <w:r>
+        <w:rPr>
+          <w:rFonts w:ascii="Century Schoolbook" w:hAnsi="Century Schoolbook"/>
+          <w:b/>
+          <w:bCs/>
+        </w:rPr>
+        <w:t xml:space="preserve">Task: </w:t>
+      </w:r>
+      <w:r>
+        <w:rPr>
+          <w:rFonts w:ascii="Century Schoolbook" w:hAnsi="Century Schoolbook"/>
+        </w:rPr>
+        <w:t xml:space="preserve">In the 2D/3D Dimensionality Reduction section, compare the scatter plot projection generated by </w:t>
+      </w:r>
+      <w:r>
+        <w:rPr>
+          <w:rFonts w:ascii="Century Schoolbook" w:hAnsi="Century Schoolbook"/>
+          <w:b/>
+          <w:bCs/>
+        </w:rPr>
+        <w:t>PCA</w:t>
+      </w:r>
+      <w:r>
+        <w:rPr>
+          <w:rFonts w:ascii="Century Schoolbook" w:hAnsi="Century Schoolbook"/>
+        </w:rPr>
+        <w:t xml:space="preserve"> against that generated by</w:t>
+      </w:r>
+      <w:r>
+        <w:rPr>
+          <w:rFonts w:ascii="Century Schoolbook" w:hAnsi="Century Schoolbook"/>
+          <w:b/>
+          <w:bCs/>
+        </w:rPr>
+        <w:t xml:space="preserve"> t-SNE </w:t>
+      </w:r>
+      <w:r>
+        <w:rPr>
+          <w:rFonts w:ascii="Century Schoolbook" w:hAnsi="Century Schoolbook"/>
+        </w:rPr>
+        <w:t xml:space="preserve">or </w:t>
+      </w:r>
+      <w:r>
+        <w:rPr>
+          <w:rFonts w:ascii="Century Schoolbook" w:hAnsi="Century Schoolbook"/>
+          <w:b/>
+          <w:bCs/>
+        </w:rPr>
+        <w:t>UMAP</w:t>
       </w:r>
       <w:r>
         <w:rPr>
@@ -3555,8 +5169,8 @@
       <w:pPr>
         <w:pStyle w:val="a9"/>
         <w:numPr>
-          <w:ilvl w:val="1"/>
-          <w:numId w:val="7"/>
+          <w:ilvl w:val="0"/>
+          <w:numId w:val="21"/>
         </w:numPr>
         <w:jc w:val="both"/>
         <w:rPr>
@@ -3567,15 +5181,29 @@
         <w:rPr>
           <w:rFonts w:ascii="Century Schoolbook" w:hAnsi="Century Schoolbook"/>
         </w:rPr>
-        <w:t>Are the top-correlated words generic stop words or domain-specific terminology for graphics?</w:t>
+        <w:t xml:space="preserve">Which method </w:t>
+      </w:r>
+      <w:r>
+        <w:rPr>
+          <w:rFonts w:ascii="Century Schoolbook" w:hAnsi="Century Schoolbook"/>
+          <w:b/>
+          <w:bCs/>
+        </w:rPr>
+        <w:t>(PCA or t-SNE/UMAP</w:t>
+      </w:r>
+      <w:r>
+        <w:rPr>
+          <w:rFonts w:ascii="Century Schoolbook" w:hAnsi="Century Schoolbook"/>
+        </w:rPr>
+        <w:t>) shows distinct, separated cluster islands for the 4 document categories, and which shows heavy overlap around the center?</w:t>
       </w:r>
     </w:p>
     <w:p>
       <w:pPr>
         <w:pStyle w:val="a9"/>
         <w:numPr>
-          <w:ilvl w:val="1"/>
-          <w:numId w:val="7"/>
+          <w:ilvl w:val="0"/>
+          <w:numId w:val="21"/>
         </w:numPr>
         <w:jc w:val="both"/>
         <w:rPr>
@@ -3586,43 +5214,57 @@
         <w:rPr>
           <w:rFonts w:ascii="Century Schoolbook" w:hAnsi="Century Schoolbook"/>
         </w:rPr>
-        <w:t xml:space="preserve">What is the mathematical difference in what </w:t>
-      </w:r>
-      <w:r>
-        <w:rPr>
-          <w:rFonts w:ascii="Century Schoolbook" w:hAnsi="Century Schoolbook"/>
-          <w:b/>
-          <w:bCs/>
-        </w:rPr>
-        <w:t>Pearson</w:t>
-      </w:r>
-      <w:r>
-        <w:rPr>
-          <w:rFonts w:ascii="Century Schoolbook" w:hAnsi="Century Schoolbook"/>
-        </w:rPr>
-        <w:t xml:space="preserve"> correlation measures versus what </w:t>
-      </w:r>
-      <w:r>
-        <w:rPr>
-          <w:rFonts w:ascii="Century Schoolbook" w:hAnsi="Century Schoolbook"/>
-          <w:b/>
-          <w:bCs/>
-        </w:rPr>
-        <w:t>Spearman</w:t>
-      </w:r>
-      <w:r>
-        <w:rPr>
-          <w:rFonts w:ascii="Century Schoolbook" w:hAnsi="Century Schoolbook"/>
-        </w:rPr>
-        <w:t xml:space="preserve"> rank correlation measures?</w:t>
+        <w:t xml:space="preserve">Why does </w:t>
+      </w:r>
+      <w:r>
+        <w:rPr>
+          <w:rFonts w:ascii="Century Schoolbook" w:hAnsi="Century Schoolbook"/>
+          <w:b/>
+          <w:bCs/>
+        </w:rPr>
+        <w:t>PCA</w:t>
+      </w:r>
+      <w:r>
+        <w:rPr>
+          <w:rFonts w:ascii="Century Schoolbook" w:hAnsi="Century Schoolbook"/>
+        </w:rPr>
+        <w:t xml:space="preserve"> struggle to separate high-dimensional text categories compared to </w:t>
+      </w:r>
+      <w:r>
+        <w:rPr>
+          <w:rFonts w:ascii="Century Schoolbook" w:hAnsi="Century Schoolbook"/>
+          <w:b/>
+          <w:bCs/>
+        </w:rPr>
+        <w:t>t-SNE</w:t>
+      </w:r>
+      <w:r>
+        <w:rPr>
+          <w:rFonts w:ascii="Century Schoolbook" w:hAnsi="Century Schoolbook"/>
+        </w:rPr>
+        <w:t xml:space="preserve"> or </w:t>
+      </w:r>
+      <w:r>
+        <w:rPr>
+          <w:rFonts w:ascii="Century Schoolbook" w:hAnsi="Century Schoolbook"/>
+          <w:b/>
+          <w:bCs/>
+        </w:rPr>
+        <w:t>UMAP</w:t>
+      </w:r>
+      <w:r>
+        <w:rPr>
+          <w:rFonts w:ascii="Century Schoolbook" w:hAnsi="Century Schoolbook"/>
+        </w:rPr>
+        <w:t>?</w:t>
       </w:r>
     </w:p>
     <w:p>
       <w:pPr>
         <w:pStyle w:val="a9"/>
         <w:numPr>
-          <w:ilvl w:val="1"/>
-          <w:numId w:val="7"/>
+          <w:ilvl w:val="0"/>
+          <w:numId w:val="21"/>
         </w:numPr>
         <w:jc w:val="both"/>
         <w:rPr>
@@ -3633,39 +5275,26 @@
         <w:rPr>
           <w:rFonts w:ascii="Century Schoolbook" w:hAnsi="Century Schoolbook"/>
         </w:rPr>
-        <w:t xml:space="preserve">In what specific scenario would a word have a high </w:t>
-      </w:r>
-      <w:r>
-        <w:rPr>
-          <w:rFonts w:ascii="Century Schoolbook" w:hAnsi="Century Schoolbook"/>
-          <w:b/>
-          <w:bCs/>
-        </w:rPr>
-        <w:t>Spearman</w:t>
-      </w:r>
-      <w:r>
-        <w:rPr>
-          <w:rFonts w:ascii="Century Schoolbook" w:hAnsi="Century Schoolbook"/>
-        </w:rPr>
-        <w:t xml:space="preserve"> rank correlation with a topic, but a significantly lower </w:t>
-      </w:r>
-      <w:r>
-        <w:rPr>
-          <w:rFonts w:ascii="Century Schoolbook" w:hAnsi="Century Schoolbook"/>
-          <w:b/>
-          <w:bCs/>
-        </w:rPr>
-        <w:t>Pearson</w:t>
-      </w:r>
-      <w:r>
-        <w:rPr>
-          <w:rFonts w:ascii="Century Schoolbook" w:hAnsi="Century Schoolbook"/>
-        </w:rPr>
-        <w:t xml:space="preserve"> correlation?</w:t>
-      </w:r>
-    </w:p>
-    <w:p>
-      <w:pPr>
+        <w:t xml:space="preserve">Why must data analysts be careful not to over-interpret the physical distance between separate clusters in a </w:t>
+      </w:r>
+      <w:r>
+        <w:rPr>
+          <w:rFonts w:ascii="Century Schoolbook" w:hAnsi="Century Schoolbook"/>
+          <w:b/>
+          <w:bCs/>
+        </w:rPr>
+        <w:t>t-SNE</w:t>
+      </w:r>
+      <w:r>
+        <w:rPr>
+          <w:rFonts w:ascii="Century Schoolbook" w:hAnsi="Century Schoolbook"/>
+        </w:rPr>
+        <w:t xml:space="preserve"> plot?</w:t>
+      </w:r>
+    </w:p>
+    <w:p>
+      <w:pPr>
+        <w:ind w:left="360"/>
         <w:jc w:val="both"/>
         <w:rPr>
           <w:rFonts w:ascii="Century Schoolbook" w:hAnsi="Century Schoolbook"/>
@@ -3683,77 +5312,471 @@
       </w:r>
       <w:r>
         <w:rPr>
-          <w:rFonts w:ascii="Century Schoolbook" w:hAnsi="Century Schoolbook" w:hint="eastAsia"/>
-          <w:b/>
-          <w:bCs/>
-        </w:rPr>
-        <w:t xml:space="preserve">1. </w:t>
-      </w:r>
-      <w:r>
-        <w:rPr>
-          <w:rFonts w:ascii="Century Schoolbook" w:hAnsi="Century Schoolbook"/>
-          <w:b/>
-          <w:bCs/>
-        </w:rPr>
-        <w:t>domain-specific terminology for graphics</w:t>
-      </w:r>
-      <w:r>
-        <w:rPr>
-          <w:rFonts w:ascii="Century Schoolbook" w:hAnsi="Century Schoolbook" w:hint="eastAsia"/>
-          <w:b/>
-          <w:bCs/>
+          <w:rFonts w:ascii="新細明體" w:eastAsia="新細明體" w:hAnsi="新細明體" w:cs="新細明體"/>
+          <w:b/>
+          <w:bCs/>
+          <w:kern w:val="0"/>
+          <w:sz w:val="24"/>
+          <w:szCs w:val="24"/>
+          <w14:ligatures w14:val="none"/>
         </w:rPr>
         <w:t xml:space="preserve"> </w:t>
       </w:r>
     </w:p>
     <w:p>
       <w:pPr>
-        <w:ind w:firstLineChars="400" w:firstLine="881"/>
-        <w:jc w:val="both"/>
-        <w:rPr>
-          <w:rFonts w:ascii="Century Schoolbook" w:hAnsi="Century Schoolbook"/>
-          <w:b/>
-          <w:bCs/>
-        </w:rPr>
-      </w:pPr>
-      <w:r>
-        <w:rPr>
-          <w:rFonts w:ascii="Century Schoolbook" w:hAnsi="Century Schoolbook" w:hint="eastAsia"/>
-          <w:b/>
-          <w:bCs/>
-        </w:rPr>
-        <w:t>2.</w:t>
-      </w:r>
-      <w:r>
-        <w:rPr>
-          <w:rFonts w:ascii="Century Schoolbook" w:hAnsi="Century Schoolbook" w:hint="eastAsia"/>
-          <w:b/>
-          <w:bCs/>
+        <w:numPr>
+          <w:ilvl w:val="0"/>
+          <w:numId w:val="25"/>
+        </w:numPr>
+        <w:jc w:val="both"/>
+        <w:rPr>
+          <w:rFonts w:ascii="Century Schoolbook" w:hAnsi="Century Schoolbook"/>
+          <w:b/>
+          <w:bCs/>
+        </w:rPr>
+      </w:pPr>
+      <w:r>
+        <w:rPr>
+          <w:rFonts w:ascii="Century Schoolbook" w:hAnsi="Century Schoolbook"/>
+          <w:b/>
+          <w:bCs/>
+        </w:rPr>
+        <w:t xml:space="preserve">UMAP shows clearer separation between some of the four document categories. PCA has heavy </w:t>
+      </w:r>
+      <w:proofErr w:type="gramStart"/>
+      <w:r>
+        <w:rPr>
+          <w:rFonts w:ascii="Century Schoolbook" w:hAnsi="Century Schoolbook"/>
+          <w:b/>
+          <w:bCs/>
+        </w:rPr>
+        <w:t>overlap</w:t>
+      </w:r>
+      <w:proofErr w:type="gramEnd"/>
+      <w:r>
+        <w:rPr>
+          <w:rFonts w:ascii="Century Schoolbook" w:hAnsi="Century Schoolbook"/>
+          <w:b/>
+          <w:bCs/>
+        </w:rPr>
+        <w:t xml:space="preserve"> near the center, while t-SNE still shows many mixed points. However, none of the methods completely separates all four categories.</w:t>
+      </w:r>
+    </w:p>
+    <w:p>
+      <w:pPr>
+        <w:numPr>
+          <w:ilvl w:val="0"/>
+          <w:numId w:val="25"/>
+        </w:numPr>
+        <w:jc w:val="both"/>
+        <w:rPr>
+          <w:rFonts w:ascii="Century Schoolbook" w:hAnsi="Century Schoolbook"/>
+          <w:b/>
+          <w:bCs/>
+        </w:rPr>
+      </w:pPr>
+      <w:r>
+        <w:rPr>
+          <w:rFonts w:ascii="Century Schoolbook" w:hAnsi="Century Schoolbook"/>
+          <w:b/>
+          <w:bCs/>
+        </w:rPr>
+        <w:t>PCA is a linear method that tries to keep the most variance in the data. However, high-dimensional text data has complex relationships that PCA cannot easily capture. t-SNE and UMAP can preserve local relationships better, so they may show clearer clusters.</w:t>
+      </w:r>
+    </w:p>
+    <w:p>
+      <w:pPr>
+        <w:numPr>
+          <w:ilvl w:val="0"/>
+          <w:numId w:val="25"/>
+        </w:numPr>
+        <w:jc w:val="both"/>
+        <w:rPr>
+          <w:rFonts w:ascii="Century Schoolbook" w:hAnsi="Century Schoolbook"/>
+          <w:b/>
+          <w:bCs/>
+        </w:rPr>
+      </w:pPr>
+      <w:r>
+        <w:rPr>
+          <w:rFonts w:ascii="Century Schoolbook" w:hAnsi="Century Schoolbook"/>
+          <w:b/>
+          <w:bCs/>
+        </w:rPr>
+        <w:t>t-SNE mainly focuses on keeping similar points close together. The distance between different clusters may not represent their real distance in the original data. Therefore, we should not assume that two clusters are very different just because they look far apart.</w:t>
+      </w:r>
+    </w:p>
+    <w:p>
+      <w:pPr>
+        <w:jc w:val="both"/>
+        <w:rPr>
+          <w:rFonts w:ascii="Century Schoolbook" w:hAnsi="Century Schoolbook"/>
+        </w:rPr>
+      </w:pPr>
+      <w:r>
+        <w:rPr>
+          <w:rFonts w:ascii="Century Schoolbook" w:hAnsi="Century Schoolbook"/>
+          <w:b/>
+          <w:bCs/>
+        </w:rPr>
+        <w:t>AI used for this answer:</w:t>
+      </w:r>
+      <w:r>
+        <w:rPr>
+          <w:rFonts w:ascii="Century Schoolbook" w:hAnsi="Century Schoolbook"/>
+        </w:rPr>
+        <w:t xml:space="preserve"> Yes </w:t>
+      </w:r>
+    </w:p>
+    <w:p>
+      <w:pPr>
+        <w:jc w:val="both"/>
+        <w:rPr>
+          <w:rFonts w:ascii="Century Schoolbook" w:hAnsi="Century Schoolbook"/>
+        </w:rPr>
+      </w:pPr>
+      <w:r>
+        <w:rPr>
+          <w:rFonts w:ascii="Century Schoolbook" w:hAnsi="Century Schoolbook"/>
+          <w:b/>
+          <w:bCs/>
+        </w:rPr>
+        <w:t>If yes, how:</w:t>
+      </w:r>
+      <w:r>
+        <w:rPr>
+          <w:rFonts w:ascii="Century Schoolbook" w:hAnsi="Century Schoolbook"/>
         </w:rPr>
         <w:t xml:space="preserve"> </w:t>
+      </w:r>
+      <w:r>
+        <w:rPr>
+          <w:rFonts w:ascii="Century Schoolbook" w:hAnsi="Century Schoolbook"/>
+        </w:rPr>
+        <w:t>I used ChatGPT to help explain the differences between PCA, t-SNE, and UMAP and to organize my answers in English.</w:t>
+      </w:r>
+    </w:p>
+    <w:p>
+      <w:pPr>
+        <w:jc w:val="both"/>
+        <w:rPr>
+          <w:rFonts w:ascii="Century Schoolbook" w:hAnsi="Century Schoolbook"/>
+        </w:rPr>
+      </w:pPr>
+      <w:r>
+        <w:rPr>
+          <w:rFonts w:ascii="Century Schoolbook" w:hAnsi="Century Schoolbook"/>
+          <w:b/>
+          <w:bCs/>
+        </w:rPr>
+        <w:lastRenderedPageBreak/>
+        <w:t>External references (links):</w:t>
+      </w:r>
+      <w:r>
+        <w:rPr>
+          <w:rFonts w:ascii="Century Schoolbook" w:hAnsi="Century Schoolbook"/>
+        </w:rPr>
+        <w:t xml:space="preserve"> </w:t>
+      </w:r>
+      <w:hyperlink r:id="rId10" w:history="1">
+        <w:r>
+          <w:rPr>
+            <w:rStyle w:val="af2"/>
+            <w:rFonts w:ascii="Century Schoolbook" w:hAnsi="Century Schoolbook"/>
+          </w:rPr>
+          <w:t>https://scikit-learn.org/stable/modules/manifold.html</w:t>
+        </w:r>
+      </w:hyperlink>
+    </w:p>
+    <w:p>
+      <w:pPr>
+        <w:jc w:val="both"/>
+        <w:rPr>
+          <w:rFonts w:ascii="Century Schoolbook" w:hAnsi="Century Schoolbook"/>
+        </w:rPr>
+      </w:pPr>
+    </w:p>
+    <w:p>
+      <w:pPr>
+        <w:jc w:val="both"/>
+        <w:rPr>
+          <w:rFonts w:ascii="Century Schoolbook" w:hAnsi="Century Schoolbook"/>
+        </w:rPr>
+      </w:pPr>
+      <w:r>
+        <w:rPr>
+          <w:rFonts w:ascii="Century Schoolbook" w:hAnsi="Century Schoolbook"/>
+        </w:rPr>
+        <w:pict w14:anchorId="3E56138F">
+          <v:rect id="_x0000_i1036" style="width:0;height:1.5pt" o:hralign="center" o:hrstd="t" o:hr="t" fillcolor="#a0a0a0" stroked="f"/>
+        </w:pict>
+      </w:r>
+    </w:p>
+    <w:p>
+      <w:pPr>
+        <w:jc w:val="both"/>
+        <w:rPr>
+          <w:rFonts w:ascii="Century Schoolbook" w:hAnsi="Century Schoolbook"/>
+          <w:b/>
+          <w:bCs/>
+        </w:rPr>
+      </w:pPr>
+      <w:r>
+        <w:rPr>
+          <w:rFonts w:ascii="Century Schoolbook" w:hAnsi="Century Schoolbook"/>
+          <w:b/>
+          <w:bCs/>
+        </w:rPr>
+        <w:t>Question 10: One-Hot Binarization</w:t>
+      </w:r>
+    </w:p>
+    <w:p>
+      <w:pPr>
+        <w:jc w:val="both"/>
+        <w:rPr>
+          <w:rFonts w:ascii="Century Schoolbook" w:hAnsi="Century Schoolbook"/>
+        </w:rPr>
+      </w:pPr>
+      <w:r>
+        <w:rPr>
+          <w:rFonts w:ascii="Century Schoolbook" w:hAnsi="Century Schoolbook"/>
+          <w:b/>
+          <w:bCs/>
+        </w:rPr>
+        <w:t>Notebook:</w:t>
+      </w:r>
+      <w:r>
+        <w:rPr>
+          <w:rFonts w:ascii="Century Schoolbook" w:hAnsi="Century Schoolbook"/>
+        </w:rPr>
+        <w:t xml:space="preserve"> Section 5.6 — Question 10 (take home)</w:t>
+      </w:r>
+    </w:p>
+    <w:p>
+      <w:pPr>
+        <w:jc w:val="both"/>
+        <w:rPr>
+          <w:rFonts w:ascii="Century Schoolbook" w:hAnsi="Century Schoolbook"/>
+          <w:b/>
+          <w:bCs/>
+        </w:rPr>
+      </w:pPr>
+      <w:r>
+        <w:rPr>
+          <w:rFonts w:ascii="Century Schoolbook" w:hAnsi="Century Schoolbook"/>
+          <w:b/>
+          <w:bCs/>
+        </w:rPr>
+        <w:t xml:space="preserve">Task: </w:t>
+      </w:r>
+      <w:r>
+        <w:rPr>
+          <w:rFonts w:ascii="Century Schoolbook" w:hAnsi="Century Schoolbook"/>
+        </w:rPr>
+        <w:t xml:space="preserve">In Section 3.1, examine </w:t>
+      </w:r>
+      <w:r>
+        <w:rPr>
+          <w:rFonts w:ascii="Century Schoolbook" w:hAnsi="Century Schoolbook"/>
+          <w:b/>
+          <w:bCs/>
+        </w:rPr>
+        <w:t>X['category']</w:t>
+      </w:r>
+      <w:r>
+        <w:rPr>
+          <w:rFonts w:ascii="Century Schoolbook" w:hAnsi="Century Schoolbook"/>
+        </w:rPr>
+        <w:t xml:space="preserve"> (integers 0, 1, 2, 3). Then look at the output of </w:t>
+      </w:r>
+      <w:r>
+        <w:rPr>
+          <w:rFonts w:ascii="Century Schoolbook" w:hAnsi="Century Schoolbook"/>
+          <w:b/>
+          <w:bCs/>
+        </w:rPr>
+        <w:t>LabelBinarizer</w:t>
+      </w:r>
+      <w:r>
+        <w:rPr>
+          <w:rFonts w:ascii="Century Schoolbook" w:hAnsi="Century Schoolbook"/>
+        </w:rPr>
+        <w:t xml:space="preserve"> in Section 5.6, where each category is converted into a binary vector (e.g., [1, 0, 0, 0]).</w:t>
+      </w:r>
+    </w:p>
+    <w:p>
+      <w:pPr>
+        <w:jc w:val="both"/>
+        <w:rPr>
+          <w:rFonts w:ascii="Century Schoolbook" w:hAnsi="Century Schoolbook"/>
+        </w:rPr>
+      </w:pPr>
+      <w:r>
+        <w:rPr>
+          <w:rFonts w:ascii="Century Schoolbook" w:hAnsi="Century Schoolbook"/>
+          <w:b/>
+          <w:bCs/>
+        </w:rPr>
+        <w:t>Questions:</w:t>
+      </w:r>
+    </w:p>
+    <w:p>
+      <w:pPr>
+        <w:pStyle w:val="a9"/>
+        <w:numPr>
+          <w:ilvl w:val="0"/>
+          <w:numId w:val="23"/>
+        </w:numPr>
+        <w:jc w:val="both"/>
+        <w:rPr>
+          <w:rFonts w:ascii="Century Schoolbook" w:hAnsi="Century Schoolbook"/>
+        </w:rPr>
+      </w:pPr>
+      <w:r>
+        <w:rPr>
+          <w:rFonts w:ascii="Century Schoolbook" w:hAnsi="Century Schoolbook"/>
+        </w:rPr>
+        <w:t>How many binary columns are created to represent the 4 categories?</w:t>
+      </w:r>
+    </w:p>
+    <w:p>
+      <w:pPr>
+        <w:pStyle w:val="a9"/>
+        <w:numPr>
+          <w:ilvl w:val="0"/>
+          <w:numId w:val="23"/>
+        </w:numPr>
+        <w:jc w:val="both"/>
+        <w:rPr>
+          <w:rFonts w:ascii="Century Schoolbook" w:hAnsi="Century Schoolbook"/>
+        </w:rPr>
+      </w:pPr>
+      <w:r>
+        <w:rPr>
+          <w:rFonts w:ascii="Century Schoolbook" w:hAnsi="Century Schoolbook"/>
+        </w:rPr>
+        <w:t xml:space="preserve">If an algorithm (like linear regression or KNN) is given the raw integer column </w:t>
+      </w:r>
+      <w:r>
+        <w:rPr>
+          <w:rFonts w:ascii="Century Schoolbook" w:hAnsi="Century Schoolbook"/>
+          <w:b/>
+          <w:bCs/>
+        </w:rPr>
+        <w:t xml:space="preserve">(0, 1, 2, 3) </w:t>
+      </w:r>
+      <w:r>
+        <w:rPr>
+          <w:rFonts w:ascii="Century Schoolbook" w:hAnsi="Century Schoolbook"/>
+        </w:rPr>
+        <w:t>as input, what false mathematical assumption does it make about the categories?</w:t>
+      </w:r>
+    </w:p>
+    <w:p>
+      <w:pPr>
+        <w:pStyle w:val="a9"/>
+        <w:numPr>
+          <w:ilvl w:val="0"/>
+          <w:numId w:val="23"/>
+        </w:numPr>
+        <w:jc w:val="both"/>
+        <w:rPr>
+          <w:rFonts w:ascii="Century Schoolbook" w:hAnsi="Century Schoolbook"/>
+        </w:rPr>
+      </w:pPr>
+      <w:r>
+        <w:rPr>
+          <w:rFonts w:ascii="Century Schoolbook" w:hAnsi="Century Schoolbook"/>
+        </w:rPr>
+        <w:t>How does one-hot binarization eliminate this false assumption?</w:t>
+      </w:r>
+    </w:p>
+    <w:p>
+      <w:pPr>
+        <w:pStyle w:val="a9"/>
+        <w:jc w:val="both"/>
+        <w:rPr>
+          <w:rFonts w:ascii="Century Schoolbook" w:hAnsi="Century Schoolbook"/>
+        </w:rPr>
+      </w:pPr>
+    </w:p>
+    <w:p>
+      <w:pPr>
+        <w:jc w:val="both"/>
+        <w:rPr>
+          <w:rFonts w:ascii="Century Schoolbook" w:hAnsi="Century Schoolbook"/>
+          <w:b/>
+          <w:bCs/>
+        </w:rPr>
+      </w:pPr>
+      <w:r>
+        <w:rPr>
+          <w:rFonts w:ascii="Century Schoolbook" w:hAnsi="Century Schoolbook"/>
+          <w:b/>
+          <w:bCs/>
+        </w:rPr>
+        <w:t>Answer:</w:t>
+      </w:r>
+      <w:r>
+        <w:rPr>
+          <w:rFonts w:ascii="新細明體" w:eastAsia="新細明體" w:hAnsi="新細明體" w:cs="新細明體"/>
+          <w:b/>
+          <w:bCs/>
+          <w:kern w:val="0"/>
+          <w:sz w:val="24"/>
+          <w:szCs w:val="24"/>
+          <w14:ligatures w14:val="none"/>
+        </w:rPr>
+        <w:t xml:space="preserve"> </w:t>
+      </w:r>
+    </w:p>
+    <w:p>
+      <w:pPr>
+        <w:numPr>
+          <w:ilvl w:val="0"/>
+          <w:numId w:val="26"/>
+        </w:numPr>
+        <w:jc w:val="both"/>
+        <w:rPr>
+          <w:rFonts w:ascii="Century Schoolbook" w:hAnsi="Century Schoolbook"/>
+          <w:b/>
+          <w:bCs/>
+        </w:rPr>
+      </w:pPr>
+      <w:r>
+        <w:rPr>
+          <w:rFonts w:ascii="Century Schoolbook" w:hAnsi="Century Schoolbook"/>
+          <w:b/>
+          <w:bCs/>
+        </w:rPr>
+        <w:t>Four binary columns are created to represent the four categories. Each category has one column with a value of 1, while the other columns have a value of 0.</w:t>
       </w:r>
     </w:p>
     <w:tbl>
       <w:tblPr>
         <w:tblStyle w:val="af5"/>
-        <w:tblW w:w="8505" w:type="dxa"/>
-        <w:tblInd w:w="1413" w:type="dxa"/>
+        <w:tblW w:w="0" w:type="auto"/>
+        <w:tblInd w:w="2481" w:type="dxa"/>
         <w:tblLook w:val="04A0" w:firstRow="1" w:lastRow="0" w:firstColumn="1" w:lastColumn="0" w:noHBand="0" w:noVBand="1"/>
       </w:tblPr>
       <w:tblGrid>
-        <w:gridCol w:w="3827"/>
-        <w:gridCol w:w="4678"/>
+        <w:gridCol w:w="2512"/>
+        <w:gridCol w:w="2512"/>
       </w:tblGrid>
       <w:tr>
+        <w:trPr>
+          <w:trHeight w:val="392"/>
+        </w:trPr>
         <w:tc>
           <w:tcPr>
-            <w:tcW w:w="3827" w:type="dxa"/>
+            <w:tcW w:w="2512" w:type="dxa"/>
           </w:tcPr>
           <w:p>
             <w:pPr>
               <w:jc w:val="both"/>
               <w:rPr>
-                <w:rFonts w:ascii="Century Schoolbook" w:hAnsi="Century Schoolbook"/>
+                <w:rFonts w:ascii="Century Schoolbook" w:hAnsi="Century Schoolbook" w:hint="eastAsia"/>
                 <w:b/>
                 <w:bCs/>
               </w:rPr>
@@ -3764,174 +5787,260 @@
                 <w:b/>
                 <w:bCs/>
               </w:rPr>
-              <w:t>Pearson Correlation</w:t>
+              <w:t>O</w:t>
+            </w:r>
+            <w:r>
+              <w:rPr>
+                <w:rFonts w:ascii="Century Schoolbook" w:hAnsi="Century Schoolbook" w:hint="eastAsia"/>
+                <w:b/>
+                <w:bCs/>
+              </w:rPr>
+              <w:t>riginal catagory</w:t>
             </w:r>
           </w:p>
         </w:tc>
         <w:tc>
           <w:tcPr>
-            <w:tcW w:w="4678" w:type="dxa"/>
+            <w:tcW w:w="2512" w:type="dxa"/>
           </w:tcPr>
           <w:p>
             <w:pPr>
               <w:jc w:val="both"/>
               <w:rPr>
-                <w:rFonts w:ascii="Century Schoolbook" w:hAnsi="Century Schoolbook"/>
+                <w:rFonts w:ascii="Century Schoolbook" w:hAnsi="Century Schoolbook" w:hint="eastAsia"/>
                 <w:b/>
                 <w:bCs/>
               </w:rPr>
             </w:pPr>
             <w:r>
               <w:rPr>
-                <w:rFonts w:ascii="Century Schoolbook" w:hAnsi="Century Schoolbook"/>
+                <w:rFonts w:ascii="Century Schoolbook" w:hAnsi="Century Schoolbook" w:hint="eastAsia"/>
                 <w:b/>
                 <w:bCs/>
               </w:rPr>
-              <w:t>Spearman Correlation</w:t>
+              <w:t>One-Hot</w:t>
             </w:r>
           </w:p>
         </w:tc>
       </w:tr>
       <w:tr>
+        <w:trPr>
+          <w:trHeight w:val="372"/>
+        </w:trPr>
         <w:tc>
           <w:tcPr>
-            <w:tcW w:w="3827" w:type="dxa"/>
+            <w:tcW w:w="2512" w:type="dxa"/>
           </w:tcPr>
           <w:p>
             <w:pPr>
               <w:jc w:val="both"/>
               <w:rPr>
-                <w:rFonts w:ascii="Century Schoolbook" w:hAnsi="Century Schoolbook"/>
+                <w:rFonts w:ascii="Century Schoolbook" w:hAnsi="Century Schoolbook" w:hint="eastAsia"/>
                 <w:b/>
                 <w:bCs/>
               </w:rPr>
             </w:pPr>
             <w:r>
               <w:rPr>
-                <w:rFonts w:ascii="Century Schoolbook" w:hAnsi="Century Schoolbook"/>
+                <w:rFonts w:ascii="Century Schoolbook" w:hAnsi="Century Schoolbook" w:hint="eastAsia"/>
                 <w:b/>
                 <w:bCs/>
               </w:rPr>
-              <w:t>Measures linear relationships</w:t>
+              <w:t>0</w:t>
             </w:r>
           </w:p>
         </w:tc>
         <w:tc>
           <w:tcPr>
-            <w:tcW w:w="4678" w:type="dxa"/>
+            <w:tcW w:w="2512" w:type="dxa"/>
           </w:tcPr>
           <w:p>
             <w:pPr>
               <w:jc w:val="both"/>
               <w:rPr>
-                <w:rFonts w:ascii="Century Schoolbook" w:hAnsi="Century Schoolbook"/>
+                <w:rFonts w:ascii="Century Schoolbook" w:hAnsi="Century Schoolbook" w:hint="eastAsia"/>
                 <w:b/>
                 <w:bCs/>
               </w:rPr>
             </w:pPr>
             <w:r>
               <w:rPr>
-                <w:rFonts w:ascii="Century Schoolbook" w:hAnsi="Century Schoolbook"/>
+                <w:rFonts w:ascii="Century Schoolbook" w:hAnsi="Century Schoolbook" w:hint="eastAsia"/>
                 <w:b/>
                 <w:bCs/>
               </w:rPr>
-              <w:t>Measures monotonic relationships</w:t>
+              <w:t>[</w:t>
+            </w:r>
+            <w:proofErr w:type="gramStart"/>
+            <w:r>
+              <w:rPr>
+                <w:rFonts w:ascii="Century Schoolbook" w:hAnsi="Century Schoolbook" w:hint="eastAsia"/>
+                <w:b/>
+                <w:bCs/>
+              </w:rPr>
+              <w:t>1, 0</w:t>
+            </w:r>
+            <w:proofErr w:type="gramEnd"/>
+            <w:r>
+              <w:rPr>
+                <w:rFonts w:ascii="Century Schoolbook" w:hAnsi="Century Schoolbook" w:hint="eastAsia"/>
+                <w:b/>
+                <w:bCs/>
+              </w:rPr>
+              <w:t>, 0, 0]</w:t>
             </w:r>
           </w:p>
         </w:tc>
       </w:tr>
       <w:tr>
+        <w:trPr>
+          <w:trHeight w:val="392"/>
+        </w:trPr>
         <w:tc>
           <w:tcPr>
-            <w:tcW w:w="3827" w:type="dxa"/>
+            <w:tcW w:w="2512" w:type="dxa"/>
           </w:tcPr>
           <w:p>
             <w:pPr>
               <w:jc w:val="both"/>
               <w:rPr>
-                <w:rFonts w:ascii="Century Schoolbook" w:hAnsi="Century Schoolbook"/>
+                <w:rFonts w:ascii="Century Schoolbook" w:hAnsi="Century Schoolbook" w:hint="eastAsia"/>
                 <w:b/>
                 <w:bCs/>
               </w:rPr>
             </w:pPr>
             <w:r>
               <w:rPr>
-                <w:rFonts w:ascii="Century Schoolbook" w:hAnsi="Century Schoolbook"/>
+                <w:rFonts w:ascii="Century Schoolbook" w:hAnsi="Century Schoolbook" w:hint="eastAsia"/>
                 <w:b/>
                 <w:bCs/>
               </w:rPr>
-              <w:t>Uses original numerical values</w:t>
+              <w:t>1</w:t>
             </w:r>
           </w:p>
         </w:tc>
         <w:tc>
           <w:tcPr>
-            <w:tcW w:w="4678" w:type="dxa"/>
+            <w:tcW w:w="2512" w:type="dxa"/>
           </w:tcPr>
           <w:p>
             <w:pPr>
               <w:jc w:val="both"/>
               <w:rPr>
-                <w:rFonts w:ascii="Century Schoolbook" w:hAnsi="Century Schoolbook"/>
+                <w:rFonts w:ascii="Century Schoolbook" w:hAnsi="Century Schoolbook" w:hint="eastAsia"/>
                 <w:b/>
                 <w:bCs/>
               </w:rPr>
             </w:pPr>
             <w:r>
               <w:rPr>
-                <w:rFonts w:ascii="Century Schoolbook" w:hAnsi="Century Schoolbook"/>
+                <w:rFonts w:ascii="Century Schoolbook" w:hAnsi="Century Schoolbook" w:hint="eastAsia"/>
                 <w:b/>
                 <w:bCs/>
               </w:rPr>
-              <w:t>Uses ranked values</w:t>
+              <w:t>[0, 1, 0, 0]</w:t>
             </w:r>
           </w:p>
         </w:tc>
       </w:tr>
       <w:tr>
+        <w:trPr>
+          <w:trHeight w:val="372"/>
+        </w:trPr>
         <w:tc>
           <w:tcPr>
-            <w:tcW w:w="3827" w:type="dxa"/>
+            <w:tcW w:w="2512" w:type="dxa"/>
           </w:tcPr>
           <w:p>
             <w:pPr>
               <w:jc w:val="both"/>
               <w:rPr>
-                <w:rFonts w:ascii="Century Schoolbook" w:hAnsi="Century Schoolbook"/>
+                <w:rFonts w:ascii="Century Schoolbook" w:hAnsi="Century Schoolbook" w:hint="eastAsia"/>
                 <w:b/>
                 <w:bCs/>
               </w:rPr>
             </w:pPr>
             <w:r>
               <w:rPr>
-                <w:rFonts w:ascii="Century Schoolbook" w:hAnsi="Century Schoolbook"/>
+                <w:rFonts w:ascii="Century Schoolbook" w:hAnsi="Century Schoolbook" w:hint="eastAsia"/>
                 <w:b/>
                 <w:bCs/>
               </w:rPr>
-              <w:t>Sensitive to extreme values</w:t>
+              <w:t>2</w:t>
             </w:r>
           </w:p>
         </w:tc>
         <w:tc>
           <w:tcPr>
-            <w:tcW w:w="4678" w:type="dxa"/>
+            <w:tcW w:w="2512" w:type="dxa"/>
           </w:tcPr>
           <w:p>
             <w:pPr>
               <w:jc w:val="both"/>
               <w:rPr>
-                <w:rFonts w:ascii="Century Schoolbook" w:hAnsi="Century Schoolbook"/>
+                <w:rFonts w:ascii="Century Schoolbook" w:hAnsi="Century Schoolbook" w:hint="eastAsia"/>
                 <w:b/>
                 <w:bCs/>
               </w:rPr>
             </w:pPr>
             <w:r>
               <w:rPr>
-                <w:rFonts w:ascii="Century Schoolbook" w:hAnsi="Century Schoolbook"/>
+                <w:rFonts w:ascii="Century Schoolbook" w:hAnsi="Century Schoolbook" w:hint="eastAsia"/>
                 <w:b/>
                 <w:bCs/>
               </w:rPr>
-              <w:t>Less sensitive to extreme values</w:t>
+              <w:t>[0, 0, 1, 0]</w:t>
+            </w:r>
+          </w:p>
+        </w:tc>
+      </w:tr>
+      <w:tr>
+        <w:trPr>
+          <w:trHeight w:val="392"/>
+        </w:trPr>
+        <w:tc>
+          <w:tcPr>
+            <w:tcW w:w="2512" w:type="dxa"/>
+          </w:tcPr>
+          <w:p>
+            <w:pPr>
+              <w:jc w:val="both"/>
+              <w:rPr>
+                <w:rFonts w:ascii="Century Schoolbook" w:hAnsi="Century Schoolbook" w:hint="eastAsia"/>
+                <w:b/>
+                <w:bCs/>
+              </w:rPr>
+            </w:pPr>
+            <w:r>
+              <w:rPr>
+                <w:rFonts w:ascii="Century Schoolbook" w:hAnsi="Century Schoolbook" w:hint="eastAsia"/>
+                <w:b/>
+                <w:bCs/>
+              </w:rPr>
+              <w:t>3</w:t>
+            </w:r>
+          </w:p>
+        </w:tc>
+        <w:tc>
+          <w:tcPr>
+            <w:tcW w:w="2512" w:type="dxa"/>
+          </w:tcPr>
+          <w:p>
+            <w:pPr>
+              <w:jc w:val="both"/>
+              <w:rPr>
+                <w:rFonts w:ascii="Century Schoolbook" w:hAnsi="Century Schoolbook" w:hint="eastAsia"/>
+                <w:b/>
+                <w:bCs/>
+              </w:rPr>
+            </w:pPr>
+            <w:r>
+              <w:rPr>
+                <w:rFonts w:ascii="Century Schoolbook" w:hAnsi="Century Schoolbook" w:hint="eastAsia"/>
+                <w:b/>
+                <w:bCs/>
+              </w:rPr>
+              <w:t>[0, 0, 0, 1]</w:t>
             </w:r>
           </w:p>
         </w:tc>
@@ -3939,7 +6048,7 @@
     </w:tbl>
     <w:p>
       <w:pPr>
-        <w:ind w:firstLineChars="400" w:firstLine="881"/>
+        <w:ind w:left="720"/>
         <w:jc w:val="both"/>
         <w:rPr>
           <w:rFonts w:ascii="Century Schoolbook" w:hAnsi="Century Schoolbook" w:hint="eastAsia"/>
@@ -3947,682 +6056,64 @@
           <w:bCs/>
         </w:rPr>
       </w:pPr>
-      <w:r>
-        <w:rPr>
-          <w:rFonts w:ascii="Century Schoolbook" w:hAnsi="Century Schoolbook" w:hint="eastAsia"/>
-          <w:b/>
-          <w:bCs/>
-        </w:rPr>
-        <w:t>3</w:t>
-      </w:r>
-      <w:proofErr w:type="gramStart"/>
-      <w:r>
-        <w:rPr>
-          <w:rFonts w:ascii="Century Schoolbook" w:hAnsi="Century Schoolbook" w:hint="eastAsia"/>
-          <w:b/>
-          <w:bCs/>
-        </w:rPr>
-        <w:t>.</w:t>
-      </w:r>
-      <w:r>
-        <w:t xml:space="preserve"> </w:t>
-      </w:r>
-      <w:r>
-        <w:rPr>
-          <w:rFonts w:hint="eastAsia"/>
-        </w:rPr>
-        <w:t xml:space="preserve"> </w:t>
-      </w:r>
-      <w:r>
-        <w:rPr>
-          <w:rFonts w:ascii="Century Schoolbook" w:hAnsi="Century Schoolbook"/>
-          <w:b/>
-          <w:bCs/>
-        </w:rPr>
-        <w:t>A</w:t>
-      </w:r>
-      <w:proofErr w:type="gramEnd"/>
-      <w:r>
-        <w:rPr>
-          <w:rFonts w:ascii="Century Schoolbook" w:hAnsi="Century Schoolbook"/>
-          <w:b/>
-          <w:bCs/>
-        </w:rPr>
-        <w:t xml:space="preserve"> term's frequency in </w:t>
-      </w:r>
-      <w:proofErr w:type="gramStart"/>
-      <w:r>
-        <w:rPr>
-          <w:rFonts w:ascii="Century Schoolbook" w:hAnsi="Century Schoolbook"/>
-          <w:b/>
-          <w:bCs/>
-        </w:rPr>
-        <w:t>comp.graphics</w:t>
-      </w:r>
-      <w:proofErr w:type="gramEnd"/>
-      <w:r>
-        <w:rPr>
-          <w:rFonts w:ascii="Century Schoolbook" w:hAnsi="Century Schoolbook"/>
-          <w:b/>
-          <w:bCs/>
-        </w:rPr>
-        <w:t xml:space="preserve"> articles has a stable ranking with its category. However, outliers can heavily distort Pearson correlation, whereas Spearman correlation remains robust against extreme values because it relies on ranks rather than raw numbers.</w:t>
-      </w:r>
-    </w:p>
-    <w:p>
-      <w:pPr>
-        <w:ind w:firstLineChars="400" w:firstLine="880"/>
-        <w:jc w:val="both"/>
-        <w:rPr>
-          <w:rFonts w:ascii="Century Schoolbook" w:hAnsi="Century Schoolbook" w:hint="eastAsia"/>
-        </w:rPr>
-      </w:pPr>
-    </w:p>
-    <w:p>
-      <w:pPr>
-        <w:jc w:val="both"/>
-        <w:rPr>
-          <w:rFonts w:ascii="Century Schoolbook" w:hAnsi="Century Schoolbook"/>
-        </w:rPr>
-      </w:pPr>
-      <w:r>
-        <w:rPr>
-          <w:rFonts w:ascii="Century Schoolbook" w:hAnsi="Century Schoolbook"/>
-          <w:b/>
-          <w:bCs/>
-        </w:rPr>
-        <w:t>AI used for this answer:</w:t>
-      </w:r>
-      <w:r>
-        <w:rPr>
-          <w:rFonts w:ascii="Century Schoolbook" w:hAnsi="Century Schoolbook"/>
-        </w:rPr>
-        <w:t xml:space="preserve"> No </w:t>
-      </w:r>
-    </w:p>
-    <w:p>
-      <w:pPr>
-        <w:jc w:val="both"/>
-        <w:rPr>
-          <w:rFonts w:ascii="Century Schoolbook" w:hAnsi="Century Schoolbook"/>
-        </w:rPr>
-      </w:pPr>
-      <w:r>
-        <w:rPr>
-          <w:rFonts w:ascii="Century Schoolbook" w:hAnsi="Century Schoolbook"/>
-          <w:b/>
-          <w:bCs/>
-        </w:rPr>
-        <w:t>If yes, how:</w:t>
-      </w:r>
-      <w:r>
-        <w:rPr>
-          <w:rFonts w:ascii="Century Schoolbook" w:hAnsi="Century Schoolbook"/>
-        </w:rPr>
-        <w:t xml:space="preserve"> </w:t>
-      </w:r>
-    </w:p>
-    <w:p>
-      <w:pPr>
-        <w:jc w:val="both"/>
-        <w:rPr>
-          <w:rFonts w:ascii="Century Schoolbook" w:hAnsi="Century Schoolbook"/>
-        </w:rPr>
-      </w:pPr>
-      <w:r>
-        <w:rPr>
-          <w:rFonts w:ascii="Century Schoolbook" w:hAnsi="Century Schoolbook"/>
-          <w:b/>
-          <w:bCs/>
-        </w:rPr>
-        <w:t>External references (links):</w:t>
-      </w:r>
-      <w:r>
-        <w:rPr>
-          <w:rFonts w:ascii="Century Schoolbook" w:hAnsi="Century Schoolbook"/>
-        </w:rPr>
-        <w:t xml:space="preserve"> </w:t>
-      </w:r>
-    </w:p>
-    <w:p>
-      <w:pPr>
-        <w:jc w:val="both"/>
-        <w:rPr>
-          <w:rFonts w:ascii="Century Schoolbook" w:hAnsi="Century Schoolbook"/>
-        </w:rPr>
-      </w:pPr>
-      <w:r>
-        <w:rPr>
-          <w:rFonts w:ascii="Century Schoolbook" w:hAnsi="Century Schoolbook"/>
-        </w:rPr>
-        <w:pict w14:anchorId="446A19DC">
-          <v:rect id="_x0000_i1033" style="width:0;height:1.5pt" o:hralign="center" o:hrstd="t" o:hr="t" fillcolor="#a0a0a0" stroked="f"/>
-        </w:pict>
-      </w:r>
-    </w:p>
-    <w:p>
-      <w:pPr>
-        <w:jc w:val="both"/>
-        <w:rPr>
-          <w:rFonts w:ascii="Century Schoolbook" w:hAnsi="Century Schoolbook"/>
-          <w:b/>
-          <w:bCs/>
-        </w:rPr>
-      </w:pPr>
-      <w:r>
-        <w:rPr>
-          <w:rFonts w:ascii="Century Schoolbook" w:hAnsi="Century Schoolbook"/>
-          <w:b/>
-          <w:bCs/>
-        </w:rPr>
-        <w:t xml:space="preserve">Question 7: </w:t>
-      </w:r>
-      <w:r>
-        <w:rPr>
-          <w:rFonts w:ascii="Century Schoolbook" w:hAnsi="Century Schoolbook"/>
-          <w:b/>
-          <w:bCs/>
-        </w:rPr>
-        <w:t>Frequent Pattern Mining — Algorithm &amp; Parameter Dynamics</w:t>
-      </w:r>
-    </w:p>
-    <w:p>
-      <w:pPr>
-        <w:jc w:val="both"/>
-        <w:rPr>
-          <w:rFonts w:ascii="Century Schoolbook" w:hAnsi="Century Schoolbook"/>
-        </w:rPr>
-      </w:pPr>
-      <w:r>
-        <w:rPr>
-          <w:rFonts w:ascii="Century Schoolbook" w:hAnsi="Century Schoolbook"/>
-          <w:b/>
-          <w:bCs/>
-        </w:rPr>
-        <w:t>Notebook:</w:t>
-      </w:r>
-      <w:r>
-        <w:rPr>
-          <w:rFonts w:ascii="Century Schoolbook" w:hAnsi="Century Schoolbook"/>
-        </w:rPr>
-        <w:t xml:space="preserve"> Section 5.4.2 — Question 7 (take home)</w:t>
-      </w:r>
-    </w:p>
-    <w:p>
-      <w:pPr>
-        <w:jc w:val="both"/>
-        <w:rPr>
-          <w:rFonts w:ascii="Century Schoolbook" w:hAnsi="Century Schoolbook"/>
-        </w:rPr>
-      </w:pPr>
-      <w:r>
-        <w:rPr>
-          <w:rFonts w:ascii="Century Schoolbook" w:hAnsi="Century Schoolbook"/>
-          <w:b/>
-          <w:bCs/>
-        </w:rPr>
-        <w:t>Task:</w:t>
-      </w:r>
-      <w:r>
-        <w:rPr>
-          <w:rFonts w:ascii="Century Schoolbook" w:hAnsi="Century Schoolbook"/>
-        </w:rPr>
-        <w:t xml:space="preserve"> </w:t>
-      </w:r>
-      <w:r>
-        <w:rPr>
-          <w:rFonts w:ascii="Century Schoolbook" w:hAnsi="Century Schoolbook"/>
-        </w:rPr>
-        <w:t xml:space="preserve">In the Frequent Pattern Mining section, run </w:t>
-      </w:r>
-      <w:proofErr w:type="gramStart"/>
-      <w:r>
-        <w:rPr>
-          <w:rFonts w:ascii="Century Schoolbook" w:hAnsi="Century Schoolbook"/>
-          <w:b/>
-          <w:bCs/>
-        </w:rPr>
-        <w:t>Top-K</w:t>
-      </w:r>
-      <w:proofErr w:type="gramEnd"/>
-      <w:r>
-        <w:rPr>
-          <w:rFonts w:ascii="Century Schoolbook" w:hAnsi="Century Schoolbook"/>
-          <w:b/>
-          <w:bCs/>
-        </w:rPr>
-        <w:t xml:space="preserve"> FAE</w:t>
-      </w:r>
-      <w:r>
-        <w:rPr>
-          <w:rFonts w:ascii="Century Schoolbook" w:hAnsi="Century Schoolbook"/>
-        </w:rPr>
-        <w:t xml:space="preserve"> with </w:t>
-      </w:r>
-      <w:r>
-        <w:rPr>
-          <w:rFonts w:ascii="Century Schoolbook" w:hAnsi="Century Schoolbook"/>
-          <w:b/>
-          <w:bCs/>
-        </w:rPr>
-        <w:t>k = 100 and k = 500</w:t>
-      </w:r>
-      <w:r>
-        <w:rPr>
-          <w:rFonts w:ascii="Century Schoolbook" w:hAnsi="Century Schoolbook"/>
-        </w:rPr>
-        <w:t xml:space="preserve">. Then, run </w:t>
-      </w:r>
-      <w:r>
-        <w:rPr>
-          <w:rFonts w:ascii="Century Schoolbook" w:hAnsi="Century Schoolbook"/>
-          <w:b/>
-          <w:bCs/>
-        </w:rPr>
-        <w:t>MaxFPGrowth</w:t>
-      </w:r>
-      <w:r>
-        <w:rPr>
-          <w:rFonts w:ascii="Century Schoolbook" w:hAnsi="Century Schoolbook"/>
-        </w:rPr>
-        <w:t xml:space="preserve"> using minimum support thresholds </w:t>
-      </w:r>
-      <w:r>
-        <w:rPr>
-          <w:rFonts w:ascii="Century Schoolbook" w:hAnsi="Century Schoolbook"/>
-          <w:b/>
-          <w:bCs/>
-        </w:rPr>
-        <w:t>minSup=9 and minSup= 3</w:t>
-      </w:r>
-      <w:r>
-        <w:rPr>
-          <w:rFonts w:ascii="Century Schoolbook" w:hAnsi="Century Schoolbook"/>
-        </w:rPr>
-        <w:t>.</w:t>
-      </w:r>
-    </w:p>
-    <w:p>
-      <w:pPr>
-        <w:jc w:val="both"/>
-        <w:rPr>
-          <w:rFonts w:ascii="Century Schoolbook" w:hAnsi="Century Schoolbook"/>
-          <w:b/>
-          <w:bCs/>
-        </w:rPr>
-      </w:pPr>
-      <w:r>
-        <w:rPr>
-          <w:rFonts w:ascii="Century Schoolbook" w:hAnsi="Century Schoolbook"/>
-          <w:b/>
-          <w:bCs/>
-        </w:rPr>
-        <w:t xml:space="preserve">Questions: </w:t>
-      </w:r>
     </w:p>
     <w:p>
       <w:pPr>
         <w:numPr>
           <w:ilvl w:val="0"/>
-          <w:numId w:val="10"/>
+          <w:numId w:val="26"/>
         </w:numPr>
-        <w:spacing w:after="0"/>
-        <w:jc w:val="both"/>
-        <w:rPr>
-          <w:rFonts w:ascii="Century Schoolbook" w:hAnsi="Century Schoolbook"/>
-        </w:rPr>
-      </w:pPr>
-      <w:r>
-        <w:rPr>
-          <w:rFonts w:ascii="Century Schoolbook" w:hAnsi="Century Schoolbook"/>
-        </w:rPr>
-        <w:t xml:space="preserve">How does decreasing </w:t>
-      </w:r>
-      <w:r>
-        <w:rPr>
-          <w:rFonts w:ascii="Century Schoolbook" w:hAnsi="Century Schoolbook"/>
-          <w:b/>
-          <w:bCs/>
-        </w:rPr>
-        <w:t>minSup</w:t>
-      </w:r>
-      <w:r>
-        <w:rPr>
-          <w:rFonts w:ascii="Century Schoolbook" w:hAnsi="Century Schoolbook"/>
-        </w:rPr>
-        <w:t xml:space="preserve"> (from 9 to 3) in </w:t>
-      </w:r>
-      <w:r>
-        <w:rPr>
-          <w:rFonts w:ascii="Century Schoolbook" w:hAnsi="Century Schoolbook"/>
-          <w:b/>
-          <w:bCs/>
-        </w:rPr>
-        <w:t>MaxFPGrowth</w:t>
-      </w:r>
-      <w:r>
-        <w:rPr>
-          <w:rFonts w:ascii="Century Schoolbook" w:hAnsi="Century Schoolbook"/>
-        </w:rPr>
-        <w:t xml:space="preserve"> affect the execution runtime and the total number of discovered patterns?</w:t>
+        <w:jc w:val="both"/>
+        <w:rPr>
+          <w:rFonts w:ascii="Century Schoolbook" w:hAnsi="Century Schoolbook"/>
+          <w:b/>
+          <w:bCs/>
+        </w:rPr>
+      </w:pPr>
+      <w:r>
+        <w:rPr>
+          <w:rFonts w:ascii="Century Schoolbook" w:hAnsi="Century Schoolbook"/>
+          <w:b/>
+          <w:bCs/>
+        </w:rPr>
+        <w:t>Using raw integers (0, 1, 2, 3) may cause algorithms to assume that the categories have a meaningful order and numerical distance. For example, category 3 may appear larger than category 1, even though the numbers are only labels.</w:t>
       </w:r>
     </w:p>
     <w:p>
       <w:pPr>
         <w:numPr>
           <w:ilvl w:val="0"/>
-          <w:numId w:val="10"/>
+          <w:numId w:val="26"/>
         </w:numPr>
-        <w:spacing w:after="0"/>
-        <w:jc w:val="both"/>
-        <w:rPr>
-          <w:rFonts w:ascii="Century Schoolbook" w:hAnsi="Century Schoolbook"/>
-        </w:rPr>
-      </w:pPr>
-      <w:r>
-        <w:rPr>
-          <w:rFonts w:ascii="Century Schoolbook" w:hAnsi="Century Schoolbook"/>
-        </w:rPr>
-        <w:t xml:space="preserve">How does the parameter k in </w:t>
-      </w:r>
-      <w:proofErr w:type="gramStart"/>
-      <w:r>
-        <w:rPr>
-          <w:rFonts w:ascii="Century Schoolbook" w:hAnsi="Century Schoolbook"/>
-          <w:b/>
-          <w:bCs/>
-        </w:rPr>
-        <w:t>Top-K</w:t>
-      </w:r>
-      <w:proofErr w:type="gramEnd"/>
-      <w:r>
-        <w:rPr>
-          <w:rFonts w:ascii="Century Schoolbook" w:hAnsi="Century Schoolbook"/>
-          <w:b/>
-          <w:bCs/>
-        </w:rPr>
-        <w:t xml:space="preserve"> FAE</w:t>
-      </w:r>
-      <w:r>
-        <w:rPr>
-          <w:rFonts w:ascii="Century Schoolbook" w:hAnsi="Century Schoolbook"/>
-        </w:rPr>
-        <w:t xml:space="preserve"> differ fundamentally from </w:t>
-      </w:r>
-      <w:r>
-        <w:rPr>
-          <w:rFonts w:ascii="Century Schoolbook" w:hAnsi="Century Schoolbook"/>
-          <w:b/>
-          <w:bCs/>
-        </w:rPr>
-        <w:t>minSup</w:t>
-      </w:r>
-      <w:r>
-        <w:rPr>
-          <w:rFonts w:ascii="Century Schoolbook" w:hAnsi="Century Schoolbook"/>
-        </w:rPr>
-        <w:t xml:space="preserve"> in </w:t>
-      </w:r>
-      <w:r>
-        <w:rPr>
-          <w:rFonts w:ascii="Century Schoolbook" w:hAnsi="Century Schoolbook"/>
-          <w:b/>
-          <w:bCs/>
-        </w:rPr>
-        <w:t>MaxFPGrowth</w:t>
-      </w:r>
-      <w:r>
-        <w:rPr>
-          <w:rFonts w:ascii="Century Schoolbook" w:hAnsi="Century Schoolbook"/>
-        </w:rPr>
-        <w:t xml:space="preserve"> when deciding which patterns to keep?</w:t>
-      </w:r>
-    </w:p>
-    <w:p>
-      <w:pPr>
-        <w:numPr>
-          <w:ilvl w:val="0"/>
-          <w:numId w:val="10"/>
-        </w:numPr>
-        <w:spacing w:after="0"/>
-        <w:jc w:val="both"/>
-        <w:rPr>
-          <w:rFonts w:ascii="Century Schoolbook" w:hAnsi="Century Schoolbook"/>
-        </w:rPr>
-      </w:pPr>
-      <w:r>
-        <w:rPr>
-          <w:rFonts w:ascii="Century Schoolbook" w:hAnsi="Century Schoolbook"/>
-        </w:rPr>
-        <w:lastRenderedPageBreak/>
-        <w:t>Why are "maximal" frequent patterns structurally more concise than standard frequent patterns?</w:t>
-      </w:r>
-    </w:p>
-    <w:p>
-      <w:pPr>
-        <w:jc w:val="both"/>
-        <w:rPr>
-          <w:rFonts w:ascii="Century Schoolbook" w:hAnsi="Century Schoolbook"/>
-          <w:b/>
-          <w:bCs/>
-        </w:rPr>
-      </w:pPr>
-      <w:r>
-        <w:rPr>
-          <w:rFonts w:ascii="Century Schoolbook" w:hAnsi="Century Schoolbook"/>
-          <w:b/>
-          <w:bCs/>
-        </w:rPr>
-        <w:t>Answer (</w:t>
-      </w:r>
-      <w:proofErr w:type="gramStart"/>
-      <w:r>
-        <w:rPr>
-          <w:rFonts w:ascii="Century Schoolbook" w:hAnsi="Century Schoolbook"/>
-          <w:b/>
-          <w:bCs/>
-        </w:rPr>
-        <w:t>1) —</w:t>
-      </w:r>
-      <w:proofErr w:type="gramEnd"/>
-      <w:r>
-        <w:rPr>
-          <w:rFonts w:ascii="Century Schoolbook" w:hAnsi="Century Schoolbook"/>
-          <w:b/>
-          <w:bCs/>
-        </w:rPr>
-        <w:t xml:space="preserve"> Runtime and pattern count when lowering minSup:</w:t>
-      </w:r>
-    </w:p>
-    <w:p>
-      <w:pPr>
-        <w:jc w:val="both"/>
-        <w:rPr>
-          <w:rFonts w:ascii="Century Schoolbook" w:hAnsi="Century Schoolbook"/>
-        </w:rPr>
-      </w:pPr>
-      <w:r>
-        <w:rPr>
-          <w:rFonts w:ascii="Century Schoolbook" w:hAnsi="Century Schoolbook"/>
-        </w:rPr>
-        <w:t xml:space="preserve">When minSup decreased from 9 to 3, the number of </w:t>
-      </w:r>
-      <w:proofErr w:type="gramStart"/>
-      <w:r>
-        <w:rPr>
-          <w:rFonts w:ascii="Century Schoolbook" w:hAnsi="Century Schoolbook"/>
-        </w:rPr>
-        <w:t>discovered maximal frequent patterns</w:t>
-      </w:r>
-      <w:proofErr w:type="gramEnd"/>
-      <w:r>
-        <w:rPr>
-          <w:rFonts w:ascii="Century Schoolbook" w:hAnsi="Century Schoolbook"/>
-        </w:rPr>
-        <w:t xml:space="preserve"> increased from 710 to 9,547, while the execution runtime increased from 0.0856 to 1.7702 seconds. This happened because a lower minimum support threshold allows more </w:t>
-      </w:r>
-      <w:proofErr w:type="gramStart"/>
-      <w:r>
-        <w:rPr>
-          <w:rFonts w:ascii="Century Schoolbook" w:hAnsi="Century Schoolbook"/>
-        </w:rPr>
-        <w:t>low-frequency</w:t>
-      </w:r>
-      <w:proofErr w:type="gramEnd"/>
-      <w:r>
-        <w:rPr>
-          <w:rFonts w:ascii="Century Schoolbook" w:hAnsi="Century Schoolbook"/>
-        </w:rPr>
-        <w:t xml:space="preserve"> itemsets to qualify as </w:t>
-      </w:r>
-      <w:proofErr w:type="gramStart"/>
-      <w:r>
-        <w:rPr>
-          <w:rFonts w:ascii="Century Schoolbook" w:hAnsi="Century Schoolbook"/>
-        </w:rPr>
-        <w:t>frequent</w:t>
-      </w:r>
-      <w:proofErr w:type="gramEnd"/>
-      <w:r>
-        <w:rPr>
-          <w:rFonts w:ascii="Century Schoolbook" w:hAnsi="Century Schoolbook"/>
-        </w:rPr>
-        <w:t>, expanding the search space and increasing computational cost.</w:t>
-      </w:r>
-    </w:p>
-    <w:p>
-      <w:pPr>
-        <w:jc w:val="both"/>
-        <w:rPr>
-          <w:rFonts w:ascii="Century Schoolbook" w:hAnsi="Century Schoolbook"/>
-          <w:b/>
-          <w:bCs/>
-        </w:rPr>
-      </w:pPr>
-      <w:r>
-        <w:rPr>
-          <w:rFonts w:ascii="Century Schoolbook" w:hAnsi="Century Schoolbook"/>
-          <w:b/>
-          <w:bCs/>
-        </w:rPr>
-        <w:t>Answer (</w:t>
-      </w:r>
-      <w:proofErr w:type="gramStart"/>
-      <w:r>
-        <w:rPr>
-          <w:rFonts w:ascii="Century Schoolbook" w:hAnsi="Century Schoolbook"/>
-          <w:b/>
-          <w:bCs/>
-        </w:rPr>
-        <w:t>2) —</w:t>
-      </w:r>
-      <w:proofErr w:type="gramEnd"/>
-      <w:r>
-        <w:rPr>
-          <w:rFonts w:ascii="Century Schoolbook" w:hAnsi="Century Schoolbook"/>
-          <w:b/>
-          <w:bCs/>
-        </w:rPr>
-        <w:t xml:space="preserve"> Top-K k vs MaxFPGrowth minSup:</w:t>
-      </w:r>
-    </w:p>
-    <w:p>
-      <w:pPr>
-        <w:jc w:val="both"/>
-        <w:rPr>
-          <w:rFonts w:ascii="Century Schoolbook" w:hAnsi="Century Schoolbook"/>
-        </w:rPr>
-      </w:pPr>
-      <w:r>
-        <w:rPr>
-          <w:rFonts w:ascii="Century Schoolbook" w:hAnsi="Century Schoolbook"/>
-        </w:rPr>
-        <w:t xml:space="preserve">The parameter k in </w:t>
-      </w:r>
-      <w:proofErr w:type="gramStart"/>
-      <w:r>
-        <w:rPr>
-          <w:rFonts w:ascii="Century Schoolbook" w:hAnsi="Century Schoolbook"/>
-        </w:rPr>
-        <w:t>Top-K</w:t>
-      </w:r>
-      <w:proofErr w:type="gramEnd"/>
-      <w:r>
-        <w:rPr>
-          <w:rFonts w:ascii="Century Schoolbook" w:hAnsi="Century Schoolbook"/>
-        </w:rPr>
-        <w:t xml:space="preserve"> FAE specifies the number of highest-ranked frequent patterns to discover. In contrast, minSup in MaxFPGrowth specifies the minimum occurrence frequency required for a pattern to be considered frequent. Therefore, k controls the number of selected patterns, while minSup controls the frequency threshold. MaxFPGrowth additionally retains only maximal frequent patterns.</w:t>
-      </w:r>
-    </w:p>
-    <w:p>
-      <w:pPr>
-        <w:jc w:val="both"/>
-        <w:rPr>
-          <w:rFonts w:ascii="Century Schoolbook" w:hAnsi="Century Schoolbook"/>
-          <w:b/>
-          <w:bCs/>
-        </w:rPr>
-      </w:pPr>
-      <w:r>
-        <w:rPr>
-          <w:rFonts w:ascii="Century Schoolbook" w:hAnsi="Century Schoolbook"/>
-          <w:b/>
-          <w:bCs/>
-        </w:rPr>
-        <w:t>Answer (</w:t>
-      </w:r>
-      <w:proofErr w:type="gramStart"/>
-      <w:r>
-        <w:rPr>
-          <w:rFonts w:ascii="Century Schoolbook" w:hAnsi="Century Schoolbook"/>
-          <w:b/>
-          <w:bCs/>
-        </w:rPr>
-        <w:t>3) —</w:t>
-      </w:r>
-      <w:proofErr w:type="gramEnd"/>
-      <w:r>
-        <w:rPr>
-          <w:rFonts w:ascii="Century Schoolbook" w:hAnsi="Century Schoolbook"/>
-          <w:b/>
-          <w:bCs/>
-        </w:rPr>
-        <w:t xml:space="preserve"> Maximal vs standard frequent patterns:</w:t>
-      </w:r>
-    </w:p>
-    <w:p>
-      <w:pPr>
-        <w:jc w:val="both"/>
-        <w:rPr>
-          <w:rFonts w:ascii="Century Schoolbook" w:hAnsi="Century Schoolbook"/>
-        </w:rPr>
-      </w:pPr>
-      <w:r>
-        <w:rPr>
-          <w:rFonts w:ascii="Century Schoolbook" w:hAnsi="Century Schoolbook"/>
-        </w:rPr>
-        <w:t xml:space="preserve">Maximal frequent patterns are more concise because they only keep frequent itemsets that are not subsets of any larger frequent itemset. For example, if is a maximal frequent pattern, its subsets such </w:t>
-      </w:r>
-      <w:proofErr w:type="gramStart"/>
-      <w:r>
-        <w:rPr>
-          <w:rFonts w:ascii="Century Schoolbook" w:hAnsi="Century Schoolbook"/>
-        </w:rPr>
-        <w:t>as ,</w:t>
-      </w:r>
-      <w:proofErr w:type="gramEnd"/>
-      <w:r>
-        <w:rPr>
-          <w:rFonts w:ascii="Century Schoolbook" w:hAnsi="Century Schoolbook"/>
-        </w:rPr>
-        <w:t xml:space="preserve"> , and do not need to be listed separately. This reduces redundancy and the total number of reported patterns. However, the exact support values of the omitted subsets are not preserved.</w:t>
-      </w:r>
-    </w:p>
-    <w:p>
-      <w:pPr>
-        <w:jc w:val="both"/>
-        <w:rPr>
-          <w:rFonts w:ascii="Century Schoolbook" w:hAnsi="Century Schoolbook"/>
+        <w:jc w:val="both"/>
+        <w:rPr>
+          <w:rFonts w:ascii="Century Schoolbook" w:hAnsi="Century Schoolbook"/>
+          <w:b/>
+          <w:bCs/>
+        </w:rPr>
+      </w:pPr>
+      <w:r>
+        <w:rPr>
+          <w:rFonts w:ascii="Century Schoolbook" w:hAnsi="Century Schoolbook"/>
+          <w:b/>
+          <w:bCs/>
+        </w:rPr>
+        <w:t>One-hot binarization converts each category into a separate binary vector. This removes the false numerical order and makes all different categories equally distant in the encoded space.</w:t>
+      </w:r>
+    </w:p>
+    <w:p>
+      <w:pPr>
+        <w:jc w:val="both"/>
+        <w:rPr>
+          <w:rFonts w:ascii="Century Schoolbook" w:hAnsi="Century Schoolbook"/>
+        </w:rPr>
+      </w:pPr>
+    </w:p>
+    <w:p>
+      <w:pPr>
+        <w:jc w:val="both"/>
+        <w:rPr>
+          <w:rFonts w:ascii="Century Schoolbook" w:hAnsi="Century Schoolbook" w:hint="eastAsia"/>
         </w:rPr>
       </w:pPr>
       <w:r>
@@ -4637,15 +6128,23 @@
         <w:rPr>
           <w:rFonts w:ascii="Century Schoolbook" w:hAnsi="Century Schoolbook"/>
         </w:rPr>
-        <w:t xml:space="preserve"> Yes </w:t>
-      </w:r>
-    </w:p>
-    <w:p>
-      <w:pPr>
-        <w:jc w:val="both"/>
+        <w:t xml:space="preserve"> </w:t>
+      </w:r>
+      <w:r>
         <w:rPr>
           <w:rFonts w:ascii="Century Schoolbook" w:hAnsi="Century Schoolbook" w:hint="eastAsia"/>
         </w:rPr>
+        <w:t>NO</w:t>
+      </w:r>
+    </w:p>
+    <w:p>
+      <w:pPr>
+        <w:jc w:val="both"/>
+        <w:rPr>
+          <w:rFonts w:ascii="Century Schoolbook" w:hAnsi="Century Schoolbook"/>
+          <w:b/>
+          <w:bCs/>
+        </w:rPr>
       </w:pPr>
       <w:r>
         <w:rPr>
@@ -4654,243 +6153,6 @@
           <w:bCs/>
         </w:rPr>
         <w:t>If yes, how:</w:t>
-      </w:r>
-      <w:r>
-        <w:rPr>
-          <w:rFonts w:ascii="Century Schoolbook" w:hAnsi="Century Schoolbook"/>
-        </w:rPr>
-        <w:t xml:space="preserve"> </w:t>
-      </w:r>
-      <w:r>
-        <w:rPr>
-          <w:rFonts w:ascii="Century Schoolbook" w:hAnsi="Century Schoolbook"/>
-        </w:rPr>
-        <w:t xml:space="preserve">I used ChatGPT to help debug Python errors, understand the differences between </w:t>
-      </w:r>
-      <w:proofErr w:type="gramStart"/>
-      <w:r>
-        <w:rPr>
-          <w:rFonts w:ascii="Century Schoolbook" w:hAnsi="Century Schoolbook"/>
-        </w:rPr>
-        <w:t>Top-K</w:t>
-      </w:r>
-      <w:proofErr w:type="gramEnd"/>
-      <w:r>
-        <w:rPr>
-          <w:rFonts w:ascii="Century Schoolbook" w:hAnsi="Century Schoolbook"/>
-        </w:rPr>
-        <w:t xml:space="preserve"> FAE and MaxFPGrowth, interpret the experimental results, and improve the clarity and grammar of my English explanations. I ran the experiments myself in Jupyter Notebook and collected the results.</w:t>
-      </w:r>
-    </w:p>
-    <w:p>
-      <w:pPr>
-        <w:jc w:val="both"/>
-        <w:rPr>
-          <w:rFonts w:ascii="Century Schoolbook" w:hAnsi="Century Schoolbook" w:hint="eastAsia"/>
-        </w:rPr>
-      </w:pPr>
-      <w:r>
-        <w:rPr>
-          <w:rFonts w:ascii="Century Schoolbook" w:hAnsi="Century Schoolbook"/>
-          <w:b/>
-          <w:bCs/>
-        </w:rPr>
-        <w:t>External references (links):</w:t>
-      </w:r>
-      <w:r>
-        <w:rPr>
-          <w:rFonts w:ascii="Century Schoolbook" w:hAnsi="Century Schoolbook"/>
-        </w:rPr>
-        <w:t xml:space="preserve"> </w:t>
-      </w:r>
-      <w:hyperlink r:id="rId10" w:history="1">
-        <w:r>
-          <w:rPr>
-            <w:rStyle w:val="af2"/>
-            <w:rFonts w:ascii="Century Schoolbook" w:hAnsi="Century Schoolbook"/>
-          </w:rPr>
-          <w:t>PAMI — Top-K FAE</w:t>
-        </w:r>
-      </w:hyperlink>
-    </w:p>
-    <w:p>
-      <w:pPr>
-        <w:jc w:val="both"/>
-        <w:rPr>
-          <w:rFonts w:ascii="Century Schoolbook" w:hAnsi="Century Schoolbook"/>
-        </w:rPr>
-      </w:pPr>
-      <w:r>
-        <w:rPr>
-          <w:rFonts w:ascii="Century Schoolbook" w:hAnsi="Century Schoolbook"/>
-        </w:rPr>
-        <w:pict w14:anchorId="356EE7BC">
-          <v:rect id="_x0000_i1034" style="width:0;height:1.5pt" o:hralign="center" o:hrstd="t" o:hr="t" fillcolor="#a0a0a0" stroked="f"/>
-        </w:pict>
-      </w:r>
-    </w:p>
-    <w:p>
-      <w:pPr>
-        <w:jc w:val="both"/>
-        <w:rPr>
-          <w:rFonts w:ascii="Century Schoolbook" w:hAnsi="Century Schoolbook"/>
-          <w:b/>
-          <w:bCs/>
-        </w:rPr>
-      </w:pPr>
-      <w:r>
-        <w:rPr>
-          <w:rFonts w:ascii="Century Schoolbook" w:hAnsi="Century Schoolbook"/>
-          <w:b/>
-          <w:bCs/>
-        </w:rPr>
-        <w:t>Question 8: Dimensionality Reduction — Motivation</w:t>
-      </w:r>
-    </w:p>
-    <w:p>
-      <w:pPr>
-        <w:jc w:val="both"/>
-        <w:rPr>
-          <w:rFonts w:ascii="Century Schoolbook" w:hAnsi="Century Schoolbook"/>
-        </w:rPr>
-      </w:pPr>
-      <w:r>
-        <w:rPr>
-          <w:rFonts w:ascii="Century Schoolbook" w:hAnsi="Century Schoolbook"/>
-          <w:b/>
-          <w:bCs/>
-        </w:rPr>
-        <w:t>Notebook:</w:t>
-      </w:r>
-      <w:r>
-        <w:rPr>
-          <w:rFonts w:ascii="Century Schoolbook" w:hAnsi="Century Schoolbook"/>
-        </w:rPr>
-        <w:t xml:space="preserve"> Section 5.5 — Question 8 (take home) (before PCA/t-SNE code)</w:t>
-      </w:r>
-    </w:p>
-    <w:p>
-      <w:pPr>
-        <w:jc w:val="both"/>
-        <w:rPr>
-          <w:rFonts w:ascii="Century Schoolbook" w:hAnsi="Century Schoolbook"/>
-          <w:b/>
-          <w:bCs/>
-        </w:rPr>
-      </w:pPr>
-      <w:r>
-        <w:rPr>
-          <w:rFonts w:ascii="Century Schoolbook" w:hAnsi="Century Schoolbook"/>
-          <w:b/>
-          <w:bCs/>
-        </w:rPr>
-        <w:t xml:space="preserve">Task: </w:t>
-      </w:r>
-      <w:r>
-        <w:rPr>
-          <w:rFonts w:ascii="Century Schoolbook" w:hAnsi="Century Schoolbook"/>
-        </w:rPr>
-        <w:t xml:space="preserve">After text vectorization, the </w:t>
-      </w:r>
-      <w:r>
-        <w:rPr>
-          <w:rFonts w:ascii="Century Schoolbook" w:hAnsi="Century Schoolbook"/>
-          <w:b/>
-          <w:bCs/>
-        </w:rPr>
-        <w:t>X_counts</w:t>
-      </w:r>
-      <w:r>
-        <w:rPr>
-          <w:rFonts w:ascii="Century Schoolbook" w:hAnsi="Century Schoolbook"/>
-        </w:rPr>
-        <w:t xml:space="preserve"> matrix creates tens of thousands of distinct features (words).</w:t>
-      </w:r>
-    </w:p>
-    <w:p>
-      <w:pPr>
-        <w:jc w:val="both"/>
-        <w:rPr>
-          <w:rFonts w:ascii="Century Schoolbook" w:hAnsi="Century Schoolbook"/>
-        </w:rPr>
-      </w:pPr>
-      <w:r>
-        <w:rPr>
-          <w:rFonts w:ascii="Century Schoolbook" w:hAnsi="Century Schoolbook"/>
-          <w:b/>
-          <w:bCs/>
-        </w:rPr>
-        <w:t>Questions:</w:t>
-      </w:r>
-    </w:p>
-    <w:p>
-      <w:pPr>
-        <w:pStyle w:val="a9"/>
-        <w:numPr>
-          <w:ilvl w:val="0"/>
-          <w:numId w:val="20"/>
-        </w:numPr>
-        <w:jc w:val="both"/>
-        <w:rPr>
-          <w:rFonts w:ascii="Century Schoolbook" w:hAnsi="Century Schoolbook"/>
-        </w:rPr>
-      </w:pPr>
-      <w:r>
-        <w:rPr>
-          <w:rFonts w:ascii="Century Schoolbook" w:hAnsi="Century Schoolbook"/>
-        </w:rPr>
-        <w:t xml:space="preserve">If we want to visually map how these documents group by category on a scatter plot, why is it mathematically and visually impossible to plot the raw </w:t>
-      </w:r>
-      <w:r>
-        <w:rPr>
-          <w:rFonts w:ascii="Century Schoolbook" w:hAnsi="Century Schoolbook"/>
-          <w:b/>
-          <w:bCs/>
-        </w:rPr>
-        <w:t>X_counts</w:t>
-      </w:r>
-      <w:r>
-        <w:rPr>
-          <w:rFonts w:ascii="Century Schoolbook" w:hAnsi="Century Schoolbook"/>
-        </w:rPr>
-        <w:t xml:space="preserve"> matrix directly?</w:t>
-      </w:r>
-    </w:p>
-    <w:p>
-      <w:pPr>
-        <w:pStyle w:val="a9"/>
-        <w:numPr>
-          <w:ilvl w:val="0"/>
-          <w:numId w:val="20"/>
-        </w:numPr>
-        <w:jc w:val="both"/>
-        <w:rPr>
-          <w:rFonts w:ascii="Century Schoolbook" w:hAnsi="Century Schoolbook"/>
-        </w:rPr>
-      </w:pPr>
-      <w:r>
-        <w:rPr>
-          <w:rFonts w:ascii="Century Schoolbook" w:hAnsi="Century Schoolbook"/>
-        </w:rPr>
-        <w:t>What specific category of data mining algorithms (referenced in the helper files) must be applied first?</w:t>
-      </w:r>
-    </w:p>
-    <w:p>
-      <w:pPr>
-        <w:jc w:val="both"/>
-        <w:rPr>
-          <w:rFonts w:ascii="Century Schoolbook" w:hAnsi="Century Schoolbook"/>
-          <w:b/>
-          <w:bCs/>
-        </w:rPr>
-      </w:pPr>
-      <w:r>
-        <w:rPr>
-          <w:rFonts w:ascii="Century Schoolbook" w:hAnsi="Century Schoolbook"/>
-          <w:b/>
-          <w:bCs/>
-        </w:rPr>
-        <w:t>Answer:</w:t>
       </w:r>
       <w:r>
         <w:rPr>
@@ -4902,86 +6164,21 @@
         </w:rPr>
         <w:t xml:space="preserve"> </w:t>
       </w:r>
-      <w:r>
-        <w:rPr>
-          <w:rFonts w:ascii="Century Schoolbook" w:hAnsi="Century Schoolbook"/>
-          <w:b/>
-          <w:bCs/>
-        </w:rPr>
-        <w:t xml:space="preserve">The X_counts matrix contains tens of thousands of features, with each feature representing a word. A standard scatter plot can only directly display two or three dimensions, so it cannot visualize all the features simultaneously. </w:t>
-      </w:r>
-      <w:r>
-        <w:rPr>
-          <w:rFonts w:ascii="Century Schoolbook" w:hAnsi="Century Schoolbook"/>
-          <w:b/>
-          <w:bCs/>
-        </w:rPr>
-        <w:lastRenderedPageBreak/>
-        <w:t>Therefore, we need to reduce the high-dimensional text data to two or three dimensions while preserving useful information about the relationships between documents.</w:t>
-      </w:r>
-    </w:p>
-    <w:p>
-      <w:pPr>
-        <w:jc w:val="both"/>
-        <w:rPr>
-          <w:rFonts w:ascii="Century Schoolbook" w:hAnsi="Century Schoolbook"/>
-          <w:b/>
-          <w:bCs/>
-        </w:rPr>
-      </w:pPr>
-      <w:r>
-        <w:rPr>
-          <w:rFonts w:ascii="Century Schoolbook" w:hAnsi="Century Schoolbook"/>
-          <w:b/>
-          <w:bCs/>
-        </w:rPr>
-        <w:t>The required algorithms are dimensionality reduction algorithms, such as PCA (Principal Component Analysis), t-SNE (t-distributed Stochastic Neighbor Embedding), and UMAP (Uniform Manifold Approximation and Projection). These methods help visualize document similarities and potential category clusters in a lower-dimensional space.</w:t>
-      </w:r>
-    </w:p>
-    <w:p>
-      <w:pPr>
-        <w:jc w:val="both"/>
-        <w:rPr>
-          <w:rFonts w:ascii="Century Schoolbook" w:hAnsi="Century Schoolbook"/>
-        </w:rPr>
-      </w:pPr>
-    </w:p>
-    <w:p>
-      <w:pPr>
-        <w:jc w:val="both"/>
-        <w:rPr>
-          <w:rFonts w:ascii="Century Schoolbook" w:hAnsi="Century Schoolbook"/>
-        </w:rPr>
-      </w:pPr>
-      <w:r>
-        <w:rPr>
-          <w:rFonts w:ascii="Century Schoolbook" w:hAnsi="Century Schoolbook"/>
-          <w:b/>
-          <w:bCs/>
-        </w:rPr>
-        <w:t>AI used for this answer:</w:t>
-      </w:r>
-      <w:r>
-        <w:rPr>
-          <w:rFonts w:ascii="Century Schoolbook" w:hAnsi="Century Schoolbook"/>
-        </w:rPr>
-        <w:t xml:space="preserve"> Yes </w:t>
-      </w:r>
-    </w:p>
-    <w:p>
-      <w:pPr>
-        <w:jc w:val="both"/>
-        <w:rPr>
-          <w:rFonts w:ascii="Century Schoolbook" w:hAnsi="Century Schoolbook" w:hint="eastAsia"/>
-        </w:rPr>
-      </w:pPr>
-      <w:r>
-        <w:rPr>
-          <w:rFonts w:ascii="Century Schoolbook" w:hAnsi="Century Schoolbook"/>
-          <w:b/>
-          <w:bCs/>
-        </w:rPr>
-        <w:t>If yes, how:</w:t>
+    </w:p>
+    <w:p>
+      <w:pPr>
+        <w:jc w:val="both"/>
+        <w:rPr>
+          <w:rFonts w:ascii="Century Schoolbook" w:hAnsi="Century Schoolbook"/>
+        </w:rPr>
+      </w:pPr>
+      <w:r>
+        <w:rPr>
+          <w:rFonts w:ascii="Century Schoolbook" w:hAnsi="Century Schoolbook"/>
+          <w:b/>
+          <w:bCs/>
+        </w:rPr>
+        <w:t>External references (links):</w:t>
       </w:r>
       <w:r>
         <w:rPr>
@@ -4989,930 +6186,6 @@
         </w:rPr>
         <w:t xml:space="preserve"> </w:t>
       </w:r>
-      <w:r>
-        <w:rPr>
-          <w:rFonts w:ascii="Century Schoolbook" w:hAnsi="Century Schoolbook"/>
-        </w:rPr>
-        <w:t>I used ChatGPT to understand the limitations of visualizing high-dimensional text data, learn about dimensionality reduction algorithms, and improve my English explanation.</w:t>
-      </w:r>
-    </w:p>
-    <w:p>
-      <w:pPr>
-        <w:jc w:val="both"/>
-        <w:rPr>
-          <w:rFonts w:ascii="Century Schoolbook" w:hAnsi="Century Schoolbook"/>
-        </w:rPr>
-      </w:pPr>
-      <w:r>
-        <w:rPr>
-          <w:rFonts w:ascii="Century Schoolbook" w:hAnsi="Century Schoolbook"/>
-          <w:b/>
-          <w:bCs/>
-        </w:rPr>
-        <w:t>Externalreferences (links):</w:t>
-      </w:r>
-      <w:r>
-        <w:rPr>
-          <w:rFonts w:ascii="Century Schoolbook" w:hAnsi="Century Schoolbook"/>
-        </w:rPr>
-        <w:t xml:space="preserve"> </w:t>
-      </w:r>
-      <w:hyperlink r:id="rId11" w:history="1">
-        <w:r>
-          <w:rPr>
-            <w:rStyle w:val="af2"/>
-            <w:rFonts w:ascii="Century Schoolbook" w:hAnsi="Century Schoolbook"/>
-          </w:rPr>
-          <w:t>https://scikit-learn.org/stable/modules/decomposition.html</w:t>
-        </w:r>
-      </w:hyperlink>
-    </w:p>
-    <w:p>
-      <w:pPr>
-        <w:jc w:val="both"/>
-        <w:rPr>
-          <w:rFonts w:ascii="Century Schoolbook" w:hAnsi="Century Schoolbook"/>
-        </w:rPr>
-      </w:pPr>
-    </w:p>
-    <w:p>
-      <w:pPr>
-        <w:jc w:val="both"/>
-        <w:rPr>
-          <w:rFonts w:ascii="Century Schoolbook" w:hAnsi="Century Schoolbook"/>
-        </w:rPr>
-      </w:pPr>
-      <w:r>
-        <w:rPr>
-          <w:rFonts w:ascii="Century Schoolbook" w:hAnsi="Century Schoolbook"/>
-        </w:rPr>
-        <w:pict w14:anchorId="7ABCF6D4">
-          <v:rect id="_x0000_i1035" style="width:0;height:1.5pt" o:hralign="center" o:hrstd="t" o:hr="t" fillcolor="#a0a0a0" stroked="f"/>
-        </w:pict>
-      </w:r>
-    </w:p>
-    <w:p>
-      <w:pPr>
-        <w:jc w:val="both"/>
-        <w:rPr>
-          <w:rFonts w:ascii="Century Schoolbook" w:hAnsi="Century Schoolbook"/>
-          <w:b/>
-          <w:bCs/>
-        </w:rPr>
-      </w:pPr>
-      <w:r>
-        <w:rPr>
-          <w:rFonts w:ascii="Century Schoolbook" w:hAnsi="Century Schoolbook"/>
-          <w:b/>
-          <w:bCs/>
-        </w:rPr>
-        <w:t xml:space="preserve">Question 9: </w:t>
-      </w:r>
-      <w:r>
-        <w:rPr>
-          <w:rFonts w:ascii="Century Schoolbook" w:hAnsi="Century Schoolbook"/>
-          <w:b/>
-          <w:bCs/>
-        </w:rPr>
-        <w:t>Dimensionality Reduction — Linear (PCA) vs. Non-linear Manifolds (t-SNE/UMAP)</w:t>
-      </w:r>
-    </w:p>
-    <w:p>
-      <w:pPr>
-        <w:jc w:val="both"/>
-        <w:rPr>
-          <w:rFonts w:ascii="Century Schoolbook" w:hAnsi="Century Schoolbook"/>
-        </w:rPr>
-      </w:pPr>
-      <w:r>
-        <w:rPr>
-          <w:rFonts w:ascii="Century Schoolbook" w:hAnsi="Century Schoolbook"/>
-          <w:b/>
-          <w:bCs/>
-        </w:rPr>
-        <w:t>Notebook:</w:t>
-      </w:r>
-      <w:r>
-        <w:rPr>
-          <w:rFonts w:ascii="Century Schoolbook" w:hAnsi="Century Schoolbook"/>
-        </w:rPr>
-        <w:t xml:space="preserve"> Section 5.5 — Question 9 (take home) (after 2D/3D plots)</w:t>
-      </w:r>
-    </w:p>
-    <w:p>
-      <w:pPr>
-        <w:jc w:val="both"/>
-        <w:rPr>
-          <w:rFonts w:ascii="Century Schoolbook" w:hAnsi="Century Schoolbook"/>
-          <w:b/>
-          <w:bCs/>
-        </w:rPr>
-      </w:pPr>
-      <w:r>
-        <w:rPr>
-          <w:rFonts w:ascii="Century Schoolbook" w:hAnsi="Century Schoolbook"/>
-          <w:b/>
-          <w:bCs/>
-        </w:rPr>
-        <w:t xml:space="preserve">Task: </w:t>
-      </w:r>
-      <w:r>
-        <w:rPr>
-          <w:rFonts w:ascii="Century Schoolbook" w:hAnsi="Century Schoolbook"/>
-        </w:rPr>
-        <w:t xml:space="preserve">In the 2D/3D Dimensionality Reduction section, compare the scatter plot projection generated by </w:t>
-      </w:r>
-      <w:r>
-        <w:rPr>
-          <w:rFonts w:ascii="Century Schoolbook" w:hAnsi="Century Schoolbook"/>
-          <w:b/>
-          <w:bCs/>
-        </w:rPr>
-        <w:t>PCA</w:t>
-      </w:r>
-      <w:r>
-        <w:rPr>
-          <w:rFonts w:ascii="Century Schoolbook" w:hAnsi="Century Schoolbook"/>
-        </w:rPr>
-        <w:t xml:space="preserve"> against that generated by</w:t>
-      </w:r>
-      <w:r>
-        <w:rPr>
-          <w:rFonts w:ascii="Century Schoolbook" w:hAnsi="Century Schoolbook"/>
-          <w:b/>
-          <w:bCs/>
-        </w:rPr>
-        <w:t xml:space="preserve"> t-SNE </w:t>
-      </w:r>
-      <w:r>
-        <w:rPr>
-          <w:rFonts w:ascii="Century Schoolbook" w:hAnsi="Century Schoolbook"/>
-        </w:rPr>
-        <w:t xml:space="preserve">or </w:t>
-      </w:r>
-      <w:r>
-        <w:rPr>
-          <w:rFonts w:ascii="Century Schoolbook" w:hAnsi="Century Schoolbook"/>
-          <w:b/>
-          <w:bCs/>
-        </w:rPr>
-        <w:t>UMAP</w:t>
-      </w:r>
-      <w:r>
-        <w:rPr>
-          <w:rFonts w:ascii="Century Schoolbook" w:hAnsi="Century Schoolbook"/>
-        </w:rPr>
-        <w:t>.</w:t>
-      </w:r>
-    </w:p>
-    <w:p>
-      <w:pPr>
-        <w:jc w:val="both"/>
-        <w:rPr>
-          <w:rFonts w:ascii="Century Schoolbook" w:hAnsi="Century Schoolbook"/>
-        </w:rPr>
-      </w:pPr>
-      <w:r>
-        <w:rPr>
-          <w:rFonts w:ascii="Century Schoolbook" w:hAnsi="Century Schoolbook"/>
-          <w:b/>
-          <w:bCs/>
-        </w:rPr>
-        <w:t>Questions:</w:t>
-      </w:r>
-    </w:p>
-    <w:p>
-      <w:pPr>
-        <w:pStyle w:val="a9"/>
-        <w:numPr>
-          <w:ilvl w:val="0"/>
-          <w:numId w:val="21"/>
-        </w:numPr>
-        <w:jc w:val="both"/>
-        <w:rPr>
-          <w:rFonts w:ascii="Century Schoolbook" w:hAnsi="Century Schoolbook"/>
-        </w:rPr>
-      </w:pPr>
-      <w:r>
-        <w:rPr>
-          <w:rFonts w:ascii="Century Schoolbook" w:hAnsi="Century Schoolbook"/>
-        </w:rPr>
-        <w:t xml:space="preserve">Which method </w:t>
-      </w:r>
-      <w:r>
-        <w:rPr>
-          <w:rFonts w:ascii="Century Schoolbook" w:hAnsi="Century Schoolbook"/>
-          <w:b/>
-          <w:bCs/>
-        </w:rPr>
-        <w:t>(PCA or t-SNE/UMAP</w:t>
-      </w:r>
-      <w:r>
-        <w:rPr>
-          <w:rFonts w:ascii="Century Schoolbook" w:hAnsi="Century Schoolbook"/>
-        </w:rPr>
-        <w:t>) shows distinct, separated cluster islands for the 4 document categories, and which shows heavy overlap around the center?</w:t>
-      </w:r>
-    </w:p>
-    <w:p>
-      <w:pPr>
-        <w:pStyle w:val="a9"/>
-        <w:numPr>
-          <w:ilvl w:val="0"/>
-          <w:numId w:val="21"/>
-        </w:numPr>
-        <w:jc w:val="both"/>
-        <w:rPr>
-          <w:rFonts w:ascii="Century Schoolbook" w:hAnsi="Century Schoolbook"/>
-        </w:rPr>
-      </w:pPr>
-      <w:r>
-        <w:rPr>
-          <w:rFonts w:ascii="Century Schoolbook" w:hAnsi="Century Schoolbook"/>
-        </w:rPr>
-        <w:t xml:space="preserve">Why does </w:t>
-      </w:r>
-      <w:r>
-        <w:rPr>
-          <w:rFonts w:ascii="Century Schoolbook" w:hAnsi="Century Schoolbook"/>
-          <w:b/>
-          <w:bCs/>
-        </w:rPr>
-        <w:t>PCA</w:t>
-      </w:r>
-      <w:r>
-        <w:rPr>
-          <w:rFonts w:ascii="Century Schoolbook" w:hAnsi="Century Schoolbook"/>
-        </w:rPr>
-        <w:t xml:space="preserve"> struggle to separate high-dimensional text categories compared to </w:t>
-      </w:r>
-      <w:r>
-        <w:rPr>
-          <w:rFonts w:ascii="Century Schoolbook" w:hAnsi="Century Schoolbook"/>
-          <w:b/>
-          <w:bCs/>
-        </w:rPr>
-        <w:t>t-SNE</w:t>
-      </w:r>
-      <w:r>
-        <w:rPr>
-          <w:rFonts w:ascii="Century Schoolbook" w:hAnsi="Century Schoolbook"/>
-        </w:rPr>
-        <w:t xml:space="preserve"> or </w:t>
-      </w:r>
-      <w:r>
-        <w:rPr>
-          <w:rFonts w:ascii="Century Schoolbook" w:hAnsi="Century Schoolbook"/>
-          <w:b/>
-          <w:bCs/>
-        </w:rPr>
-        <w:t>UMAP</w:t>
-      </w:r>
-      <w:r>
-        <w:rPr>
-          <w:rFonts w:ascii="Century Schoolbook" w:hAnsi="Century Schoolbook"/>
-        </w:rPr>
-        <w:t>?</w:t>
-      </w:r>
-    </w:p>
-    <w:p>
-      <w:pPr>
-        <w:pStyle w:val="a9"/>
-        <w:numPr>
-          <w:ilvl w:val="0"/>
-          <w:numId w:val="21"/>
-        </w:numPr>
-        <w:jc w:val="both"/>
-        <w:rPr>
-          <w:rFonts w:ascii="Century Schoolbook" w:hAnsi="Century Schoolbook"/>
-        </w:rPr>
-      </w:pPr>
-      <w:r>
-        <w:rPr>
-          <w:rFonts w:ascii="Century Schoolbook" w:hAnsi="Century Schoolbook"/>
-        </w:rPr>
-        <w:t xml:space="preserve">Why must data analysts be careful not to over-interpret the physical distance between separate clusters in a </w:t>
-      </w:r>
-      <w:r>
-        <w:rPr>
-          <w:rFonts w:ascii="Century Schoolbook" w:hAnsi="Century Schoolbook"/>
-          <w:b/>
-          <w:bCs/>
-        </w:rPr>
-        <w:t>t-SNE</w:t>
-      </w:r>
-      <w:r>
-        <w:rPr>
-          <w:rFonts w:ascii="Century Schoolbook" w:hAnsi="Century Schoolbook"/>
-        </w:rPr>
-        <w:t xml:space="preserve"> plot?</w:t>
-      </w:r>
-    </w:p>
-    <w:p>
-      <w:pPr>
-        <w:ind w:left="360"/>
-        <w:jc w:val="both"/>
-        <w:rPr>
-          <w:rFonts w:ascii="Century Schoolbook" w:hAnsi="Century Schoolbook"/>
-          <w:b/>
-          <w:bCs/>
-        </w:rPr>
-      </w:pPr>
-      <w:r>
-        <w:rPr>
-          <w:rFonts w:ascii="Century Schoolbook" w:hAnsi="Century Schoolbook"/>
-          <w:b/>
-          <w:bCs/>
-        </w:rPr>
-        <w:t>Answer:</w:t>
-      </w:r>
-      <w:r>
-        <w:rPr>
-          <w:rFonts w:ascii="新細明體" w:eastAsia="新細明體" w:hAnsi="新細明體" w:cs="新細明體"/>
-          <w:b/>
-          <w:bCs/>
-          <w:kern w:val="0"/>
-          <w:sz w:val="24"/>
-          <w:szCs w:val="24"/>
-          <w14:ligatures w14:val="none"/>
-        </w:rPr>
-        <w:t xml:space="preserve"> </w:t>
-      </w:r>
-    </w:p>
-    <w:p>
-      <w:pPr>
-        <w:numPr>
-          <w:ilvl w:val="0"/>
-          <w:numId w:val="25"/>
-        </w:numPr>
-        <w:jc w:val="both"/>
-        <w:rPr>
-          <w:rFonts w:ascii="Century Schoolbook" w:hAnsi="Century Schoolbook"/>
-          <w:b/>
-          <w:bCs/>
-        </w:rPr>
-      </w:pPr>
-      <w:r>
-        <w:rPr>
-          <w:rFonts w:ascii="Century Schoolbook" w:hAnsi="Century Schoolbook"/>
-          <w:b/>
-          <w:bCs/>
-        </w:rPr>
-        <w:t>t-SNE and UMAP usually show clearer and more separated clusters for the four document categories, while PCA often shows more overlap around the center.</w:t>
-      </w:r>
-    </w:p>
-    <w:p>
-      <w:pPr>
-        <w:numPr>
-          <w:ilvl w:val="0"/>
-          <w:numId w:val="25"/>
-        </w:numPr>
-        <w:jc w:val="both"/>
-        <w:rPr>
-          <w:rFonts w:ascii="Century Schoolbook" w:hAnsi="Century Schoolbook"/>
-          <w:b/>
-          <w:bCs/>
-        </w:rPr>
-      </w:pPr>
-      <w:r>
-        <w:rPr>
-          <w:rFonts w:ascii="Century Schoolbook" w:hAnsi="Century Schoolbook"/>
-          <w:b/>
-          <w:bCs/>
-        </w:rPr>
-        <w:t>PCA is a linear method that focuses on keeping the largest variance in the data. However, text data is high-dimensional and sparse, with complex relationships between words. t-SNE and UMAP are non-linear methods that can better preserve local relationships, making clusters easier to separate.</w:t>
-      </w:r>
-    </w:p>
-    <w:p>
-      <w:pPr>
-        <w:numPr>
-          <w:ilvl w:val="0"/>
-          <w:numId w:val="25"/>
-        </w:numPr>
-        <w:jc w:val="both"/>
-        <w:rPr>
-          <w:rFonts w:ascii="Century Schoolbook" w:hAnsi="Century Schoolbook"/>
-          <w:b/>
-          <w:bCs/>
-        </w:rPr>
-      </w:pPr>
-      <w:r>
-        <w:rPr>
-          <w:rFonts w:ascii="Century Schoolbook" w:hAnsi="Century Schoolbook"/>
-          <w:b/>
-          <w:bCs/>
-        </w:rPr>
-        <w:t xml:space="preserve">t-SNE focuses on preserving local similarities rather than global distances. Therefore, the distance between two clusters in a t-SNE plot </w:t>
-      </w:r>
-      <w:r>
-        <w:rPr>
-          <w:rFonts w:ascii="Century Schoolbook" w:hAnsi="Century Schoolbook"/>
-          <w:b/>
-          <w:bCs/>
-        </w:rPr>
-        <w:lastRenderedPageBreak/>
-        <w:t>does not always represent their actual distance in the original high-dimensional data.</w:t>
-      </w:r>
-    </w:p>
-    <w:p>
-      <w:pPr>
-        <w:jc w:val="both"/>
-        <w:rPr>
-          <w:rFonts w:ascii="Century Schoolbook" w:hAnsi="Century Schoolbook"/>
-        </w:rPr>
-      </w:pPr>
-    </w:p>
-    <w:p>
-      <w:pPr>
-        <w:jc w:val="both"/>
-        <w:rPr>
-          <w:rFonts w:ascii="Century Schoolbook" w:hAnsi="Century Schoolbook"/>
-        </w:rPr>
-      </w:pPr>
-      <w:r>
-        <w:rPr>
-          <w:rFonts w:ascii="Century Schoolbook" w:hAnsi="Century Schoolbook"/>
-          <w:b/>
-          <w:bCs/>
-        </w:rPr>
-        <w:t>AI used for this answer:</w:t>
-      </w:r>
-      <w:r>
-        <w:rPr>
-          <w:rFonts w:ascii="Century Schoolbook" w:hAnsi="Century Schoolbook"/>
-        </w:rPr>
-        <w:t xml:space="preserve"> Yes </w:t>
-      </w:r>
-    </w:p>
-    <w:p>
-      <w:pPr>
-        <w:jc w:val="both"/>
-        <w:rPr>
-          <w:rFonts w:ascii="Century Schoolbook" w:hAnsi="Century Schoolbook" w:hint="eastAsia"/>
-        </w:rPr>
-      </w:pPr>
-      <w:r>
-        <w:rPr>
-          <w:rFonts w:ascii="Century Schoolbook" w:hAnsi="Century Schoolbook"/>
-          <w:b/>
-          <w:bCs/>
-        </w:rPr>
-        <w:t>If yes, how:</w:t>
-      </w:r>
-      <w:r>
-        <w:rPr>
-          <w:rFonts w:ascii="Century Schoolbook" w:hAnsi="Century Schoolbook"/>
-        </w:rPr>
-        <w:t xml:space="preserve"> </w:t>
-      </w:r>
-      <w:r>
-        <w:rPr>
-          <w:rFonts w:ascii="Century Schoolbook" w:hAnsi="Century Schoolbook"/>
-        </w:rPr>
-        <w:t>I used ChatGPT to help explain the differences between PCA, t-SNE, and UMAP and to organize my answers in English.</w:t>
-      </w:r>
-    </w:p>
-    <w:p>
-      <w:pPr>
-        <w:jc w:val="both"/>
-        <w:rPr>
-          <w:rFonts w:ascii="Century Schoolbook" w:hAnsi="Century Schoolbook"/>
-        </w:rPr>
-      </w:pPr>
-      <w:r>
-        <w:rPr>
-          <w:rFonts w:ascii="Century Schoolbook" w:hAnsi="Century Schoolbook"/>
-          <w:b/>
-          <w:bCs/>
-        </w:rPr>
-        <w:t>External references (links):</w:t>
-      </w:r>
-      <w:r>
-        <w:rPr>
-          <w:rFonts w:ascii="Century Schoolbook" w:hAnsi="Century Schoolbook"/>
-        </w:rPr>
-        <w:t xml:space="preserve"> </w:t>
-      </w:r>
-      <w:hyperlink r:id="rId12" w:history="1">
-        <w:r>
-          <w:rPr>
-            <w:rStyle w:val="af2"/>
-            <w:rFonts w:ascii="Century Schoolbook" w:hAnsi="Century Schoolbook"/>
-          </w:rPr>
-          <w:t>https://scikit-learn.org/stable/modules/manifold.html</w:t>
-        </w:r>
-      </w:hyperlink>
-    </w:p>
-    <w:p>
-      <w:pPr>
-        <w:jc w:val="both"/>
-        <w:rPr>
-          <w:rFonts w:ascii="Century Schoolbook" w:hAnsi="Century Schoolbook" w:hint="eastAsia"/>
-        </w:rPr>
-      </w:pPr>
-    </w:p>
-    <w:p>
-      <w:pPr>
-        <w:jc w:val="both"/>
-        <w:rPr>
-          <w:rFonts w:ascii="Century Schoolbook" w:hAnsi="Century Schoolbook"/>
-        </w:rPr>
-      </w:pPr>
-      <w:r>
-        <w:rPr>
-          <w:rFonts w:ascii="Century Schoolbook" w:hAnsi="Century Schoolbook"/>
-        </w:rPr>
-        <w:pict w14:anchorId="3E56138F">
-          <v:rect id="_x0000_i1036" style="width:0;height:1.5pt" o:hralign="center" o:hrstd="t" o:hr="t" fillcolor="#a0a0a0" stroked="f"/>
-        </w:pict>
-      </w:r>
-    </w:p>
-    <w:p>
-      <w:pPr>
-        <w:jc w:val="both"/>
-        <w:rPr>
-          <w:rFonts w:ascii="Century Schoolbook" w:hAnsi="Century Schoolbook"/>
-          <w:b/>
-          <w:bCs/>
-        </w:rPr>
-      </w:pPr>
-      <w:r>
-        <w:rPr>
-          <w:rFonts w:ascii="Century Schoolbook" w:hAnsi="Century Schoolbook"/>
-          <w:b/>
-          <w:bCs/>
-        </w:rPr>
-        <w:t>Question 10: One-Hot Binarization</w:t>
-      </w:r>
-    </w:p>
-    <w:p>
-      <w:pPr>
-        <w:jc w:val="both"/>
-        <w:rPr>
-          <w:rFonts w:ascii="Century Schoolbook" w:hAnsi="Century Schoolbook"/>
-        </w:rPr>
-      </w:pPr>
-      <w:r>
-        <w:rPr>
-          <w:rFonts w:ascii="Century Schoolbook" w:hAnsi="Century Schoolbook"/>
-          <w:b/>
-          <w:bCs/>
-        </w:rPr>
-        <w:t>Notebook:</w:t>
-      </w:r>
-      <w:r>
-        <w:rPr>
-          <w:rFonts w:ascii="Century Schoolbook" w:hAnsi="Century Schoolbook"/>
-        </w:rPr>
-        <w:t xml:space="preserve"> Section 5.6 — Question 10 (take home)</w:t>
-      </w:r>
-    </w:p>
-    <w:p>
-      <w:pPr>
-        <w:jc w:val="both"/>
-        <w:rPr>
-          <w:rFonts w:ascii="Century Schoolbook" w:hAnsi="Century Schoolbook"/>
-          <w:b/>
-          <w:bCs/>
-        </w:rPr>
-      </w:pPr>
-      <w:r>
-        <w:rPr>
-          <w:rFonts w:ascii="Century Schoolbook" w:hAnsi="Century Schoolbook"/>
-          <w:b/>
-          <w:bCs/>
-        </w:rPr>
-        <w:t xml:space="preserve">Task: </w:t>
-      </w:r>
-      <w:r>
-        <w:rPr>
-          <w:rFonts w:ascii="Century Schoolbook" w:hAnsi="Century Schoolbook"/>
-        </w:rPr>
-        <w:t xml:space="preserve">In Section 3.1, examine </w:t>
-      </w:r>
-      <w:r>
-        <w:rPr>
-          <w:rFonts w:ascii="Century Schoolbook" w:hAnsi="Century Schoolbook"/>
-          <w:b/>
-          <w:bCs/>
-        </w:rPr>
-        <w:t>X['category']</w:t>
-      </w:r>
-      <w:r>
-        <w:rPr>
-          <w:rFonts w:ascii="Century Schoolbook" w:hAnsi="Century Schoolbook"/>
-        </w:rPr>
-        <w:t xml:space="preserve"> (integers 0, 1, 2, 3). Then look at the output of </w:t>
-      </w:r>
-      <w:r>
-        <w:rPr>
-          <w:rFonts w:ascii="Century Schoolbook" w:hAnsi="Century Schoolbook"/>
-          <w:b/>
-          <w:bCs/>
-        </w:rPr>
-        <w:t>LabelBinarizer</w:t>
-      </w:r>
-      <w:r>
-        <w:rPr>
-          <w:rFonts w:ascii="Century Schoolbook" w:hAnsi="Century Schoolbook"/>
-        </w:rPr>
-        <w:t xml:space="preserve"> in Section 5.6, where each category is converted into a binary vector (e.g., [1, 0, 0, 0]).</w:t>
-      </w:r>
-    </w:p>
-    <w:p>
-      <w:pPr>
-        <w:jc w:val="both"/>
-        <w:rPr>
-          <w:rFonts w:ascii="Century Schoolbook" w:hAnsi="Century Schoolbook"/>
-        </w:rPr>
-      </w:pPr>
-      <w:r>
-        <w:rPr>
-          <w:rFonts w:ascii="Century Schoolbook" w:hAnsi="Century Schoolbook"/>
-          <w:b/>
-          <w:bCs/>
-        </w:rPr>
-        <w:t>Questions:</w:t>
-      </w:r>
-    </w:p>
-    <w:p>
-      <w:pPr>
-        <w:pStyle w:val="a9"/>
-        <w:numPr>
-          <w:ilvl w:val="0"/>
-          <w:numId w:val="23"/>
-        </w:numPr>
-        <w:jc w:val="both"/>
-        <w:rPr>
-          <w:rFonts w:ascii="Century Schoolbook" w:hAnsi="Century Schoolbook"/>
-        </w:rPr>
-      </w:pPr>
-      <w:r>
-        <w:rPr>
-          <w:rFonts w:ascii="Century Schoolbook" w:hAnsi="Century Schoolbook"/>
-        </w:rPr>
-        <w:t>How many binary columns are created to represent the 4 categories?</w:t>
-      </w:r>
-    </w:p>
-    <w:p>
-      <w:pPr>
-        <w:pStyle w:val="a9"/>
-        <w:numPr>
-          <w:ilvl w:val="0"/>
-          <w:numId w:val="23"/>
-        </w:numPr>
-        <w:jc w:val="both"/>
-        <w:rPr>
-          <w:rFonts w:ascii="Century Schoolbook" w:hAnsi="Century Schoolbook"/>
-        </w:rPr>
-      </w:pPr>
-      <w:r>
-        <w:rPr>
-          <w:rFonts w:ascii="Century Schoolbook" w:hAnsi="Century Schoolbook"/>
-        </w:rPr>
-        <w:t xml:space="preserve">If an algorithm (like linear regression or KNN) is given the raw integer column </w:t>
-      </w:r>
-      <w:r>
-        <w:rPr>
-          <w:rFonts w:ascii="Century Schoolbook" w:hAnsi="Century Schoolbook"/>
-          <w:b/>
-          <w:bCs/>
-        </w:rPr>
-        <w:t xml:space="preserve">(0, 1, 2, 3) </w:t>
-      </w:r>
-      <w:r>
-        <w:rPr>
-          <w:rFonts w:ascii="Century Schoolbook" w:hAnsi="Century Schoolbook"/>
-        </w:rPr>
-        <w:t>as input, what false mathematical assumption does it make about the categories?</w:t>
-      </w:r>
-    </w:p>
-    <w:p>
-      <w:pPr>
-        <w:pStyle w:val="a9"/>
-        <w:numPr>
-          <w:ilvl w:val="0"/>
-          <w:numId w:val="23"/>
-        </w:numPr>
-        <w:jc w:val="both"/>
-        <w:rPr>
-          <w:rFonts w:ascii="Century Schoolbook" w:hAnsi="Century Schoolbook"/>
-        </w:rPr>
-      </w:pPr>
-      <w:r>
-        <w:rPr>
-          <w:rFonts w:ascii="Century Schoolbook" w:hAnsi="Century Schoolbook"/>
-        </w:rPr>
-        <w:t>How does one-hot binarization eliminate this false assumption?</w:t>
-      </w:r>
-    </w:p>
-    <w:p>
-      <w:pPr>
-        <w:pStyle w:val="a9"/>
-        <w:jc w:val="both"/>
-        <w:rPr>
-          <w:rFonts w:ascii="Century Schoolbook" w:hAnsi="Century Schoolbook"/>
-        </w:rPr>
-      </w:pPr>
-    </w:p>
-    <w:p>
-      <w:pPr>
-        <w:jc w:val="both"/>
-        <w:rPr>
-          <w:rFonts w:ascii="Century Schoolbook" w:hAnsi="Century Schoolbook"/>
-          <w:b/>
-          <w:bCs/>
-        </w:rPr>
-      </w:pPr>
-      <w:r>
-        <w:rPr>
-          <w:rFonts w:ascii="Century Schoolbook" w:hAnsi="Century Schoolbook"/>
-          <w:b/>
-          <w:bCs/>
-        </w:rPr>
-        <w:t>Answer:</w:t>
-      </w:r>
-      <w:r>
-        <w:rPr>
-          <w:rFonts w:ascii="新細明體" w:eastAsia="新細明體" w:hAnsi="新細明體" w:cs="新細明體"/>
-          <w:b/>
-          <w:bCs/>
-          <w:kern w:val="0"/>
-          <w:sz w:val="24"/>
-          <w:szCs w:val="24"/>
-          <w14:ligatures w14:val="none"/>
-        </w:rPr>
-        <w:t xml:space="preserve"> </w:t>
-      </w:r>
-    </w:p>
-    <w:p>
-      <w:pPr>
-        <w:numPr>
-          <w:ilvl w:val="0"/>
-          <w:numId w:val="26"/>
-        </w:numPr>
-        <w:jc w:val="both"/>
-        <w:rPr>
-          <w:rFonts w:ascii="Century Schoolbook" w:hAnsi="Century Schoolbook"/>
-          <w:b/>
-          <w:bCs/>
-        </w:rPr>
-      </w:pPr>
-      <w:r>
-        <w:rPr>
-          <w:rFonts w:ascii="Century Schoolbook" w:hAnsi="Century Schoolbook"/>
-          <w:b/>
-          <w:bCs/>
-        </w:rPr>
-        <w:t>Four binary columns are created to represent the four categories. Each category has one column with a value of 1, while the other columns have a value of 0.</w:t>
-      </w:r>
-    </w:p>
-    <w:p>
-      <w:pPr>
-        <w:numPr>
-          <w:ilvl w:val="0"/>
-          <w:numId w:val="26"/>
-        </w:numPr>
-        <w:jc w:val="both"/>
-        <w:rPr>
-          <w:rFonts w:ascii="Century Schoolbook" w:hAnsi="Century Schoolbook"/>
-          <w:b/>
-          <w:bCs/>
-        </w:rPr>
-      </w:pPr>
-      <w:r>
-        <w:rPr>
-          <w:rFonts w:ascii="Century Schoolbook" w:hAnsi="Century Schoolbook"/>
-          <w:b/>
-          <w:bCs/>
-        </w:rPr>
-        <w:t>Using raw integers (0, 1, 2, 3) may cause algorithms to assume that the categories have a meaningful order and numerical distance. For example, category 3 may appear larger than category 1, even though the numbers are only labels.</w:t>
-      </w:r>
-    </w:p>
-    <w:p>
-      <w:pPr>
-        <w:numPr>
-          <w:ilvl w:val="0"/>
-          <w:numId w:val="26"/>
-        </w:numPr>
-        <w:jc w:val="both"/>
-        <w:rPr>
-          <w:rFonts w:ascii="Century Schoolbook" w:hAnsi="Century Schoolbook"/>
-          <w:b/>
-          <w:bCs/>
-        </w:rPr>
-      </w:pPr>
-      <w:r>
-        <w:rPr>
-          <w:rFonts w:ascii="Century Schoolbook" w:hAnsi="Century Schoolbook"/>
-          <w:b/>
-          <w:bCs/>
-        </w:rPr>
-        <w:t>One-hot binarization converts each category into a separate binary vector. This removes the false numerical order and makes all different categories equally distant in the encoded space.</w:t>
-      </w:r>
-    </w:p>
-    <w:p>
-      <w:pPr>
-        <w:jc w:val="both"/>
-        <w:rPr>
-          <w:rFonts w:ascii="Century Schoolbook" w:hAnsi="Century Schoolbook"/>
-        </w:rPr>
-      </w:pPr>
-    </w:p>
-    <w:p>
-      <w:pPr>
-        <w:jc w:val="both"/>
-        <w:rPr>
-          <w:rFonts w:ascii="Century Schoolbook" w:hAnsi="Century Schoolbook"/>
-        </w:rPr>
-      </w:pPr>
-      <w:r>
-        <w:rPr>
-          <w:rFonts w:ascii="Century Schoolbook" w:hAnsi="Century Schoolbook"/>
-          <w:b/>
-          <w:bCs/>
-        </w:rPr>
-        <w:t>AI used for this answer:</w:t>
-      </w:r>
-      <w:r>
-        <w:rPr>
-          <w:rFonts w:ascii="Century Schoolbook" w:hAnsi="Century Schoolbook"/>
-        </w:rPr>
-        <w:t xml:space="preserve"> Yes </w:t>
-      </w:r>
-    </w:p>
-    <w:p>
-      <w:pPr>
-        <w:jc w:val="both"/>
-        <w:rPr>
-          <w:rFonts w:ascii="Century Schoolbook" w:hAnsi="Century Schoolbook"/>
-          <w:b/>
-          <w:bCs/>
-        </w:rPr>
-      </w:pPr>
-      <w:r>
-        <w:rPr>
-          <w:rFonts w:ascii="Century Schoolbook" w:hAnsi="Century Schoolbook"/>
-          <w:b/>
-          <w:bCs/>
-        </w:rPr>
-        <w:t>If yes, how:</w:t>
-      </w:r>
-      <w:r>
-        <w:rPr>
-          <w:rFonts w:ascii="新細明體" w:eastAsia="新細明體" w:hAnsi="新細明體" w:cs="新細明體"/>
-          <w:kern w:val="0"/>
-          <w:sz w:val="24"/>
-          <w:szCs w:val="24"/>
-          <w14:ligatures w14:val="none"/>
-        </w:rPr>
-        <w:t xml:space="preserve"> </w:t>
-      </w:r>
-      <w:r>
-        <w:rPr>
-          <w:rFonts w:ascii="Century Schoolbook" w:hAnsi="Century Schoolbook"/>
-          <w:b/>
-          <w:bCs/>
-        </w:rPr>
-        <w:t>I used ChatGPT to understand one-hot binarization and help write clear English explanations.</w:t>
-      </w:r>
-      <w:r>
-        <w:rPr>
-          <w:rFonts w:ascii="Century Schoolbook" w:hAnsi="Century Schoolbook"/>
-        </w:rPr>
-        <w:t xml:space="preserve"> </w:t>
-      </w:r>
-    </w:p>
-    <w:p>
-      <w:pPr>
-        <w:jc w:val="both"/>
-        <w:rPr>
-          <w:rFonts w:ascii="Century Schoolbook" w:hAnsi="Century Schoolbook"/>
-        </w:rPr>
-      </w:pPr>
-      <w:r>
-        <w:rPr>
-          <w:rFonts w:ascii="Century Schoolbook" w:hAnsi="Century Schoolbook"/>
-          <w:b/>
-          <w:bCs/>
-        </w:rPr>
-        <w:t>External references (links):</w:t>
-      </w:r>
-      <w:r>
-        <w:rPr>
-          <w:rFonts w:ascii="Century Schoolbook" w:hAnsi="Century Schoolbook"/>
-        </w:rPr>
-        <w:t xml:space="preserve"> </w:t>
-      </w:r>
-      <w:hyperlink r:id="rId13" w:history="1">
-        <w:r>
-          <w:rPr>
-            <w:rStyle w:val="af2"/>
-            <w:rFonts w:ascii="Century Schoolbook" w:hAnsi="Century Schoolbook"/>
-          </w:rPr>
-          <w:t>https://scikit-learn.org/stable/modules/generated/sklearn.preprocessing.LabelBinarizer.html</w:t>
-        </w:r>
-      </w:hyperlink>
     </w:p>
     <w:sectPr>
       <w:pgSz w:w="11906" w:h="16838" w:code="9"/>
@@ -7402,6 +7675,95 @@
     </w:lvl>
   </w:abstractNum>
   <w:abstractNum w:abstractNumId="12" w15:restartNumberingAfterBreak="0">
+    <w:nsid w:val="4E764227"/>
+    <w:multiLevelType w:val="hybridMultilevel"/>
+    <w:tmpl w:val="61B82982"/>
+    <w:lvl w:ilvl="0" w:tplc="F59C0370">
+      <w:start w:val="1"/>
+      <w:numFmt w:val="decimal"/>
+      <w:lvlText w:val="%1."/>
+      <w:lvlJc w:val="left"/>
+      <w:pPr>
+        <w:ind w:left="360" w:hanging="360"/>
+      </w:pPr>
+      <w:rPr>
+        <w:rFonts w:hint="default"/>
+      </w:rPr>
+    </w:lvl>
+    <w:lvl w:ilvl="1" w:tplc="04090019" w:tentative="1">
+      <w:start w:val="1"/>
+      <w:numFmt w:val="ideographTraditional"/>
+      <w:lvlText w:val="%2、"/>
+      <w:lvlJc w:val="left"/>
+      <w:pPr>
+        <w:ind w:left="960" w:hanging="480"/>
+      </w:pPr>
+    </w:lvl>
+    <w:lvl w:ilvl="2" w:tplc="0409001B" w:tentative="1">
+      <w:start w:val="1"/>
+      <w:numFmt w:val="lowerRoman"/>
+      <w:lvlText w:val="%3."/>
+      <w:lvlJc w:val="right"/>
+      <w:pPr>
+        <w:ind w:left="1440" w:hanging="480"/>
+      </w:pPr>
+    </w:lvl>
+    <w:lvl w:ilvl="3" w:tplc="0409000F" w:tentative="1">
+      <w:start w:val="1"/>
+      <w:numFmt w:val="decimal"/>
+      <w:lvlText w:val="%4."/>
+      <w:lvlJc w:val="left"/>
+      <w:pPr>
+        <w:ind w:left="1920" w:hanging="480"/>
+      </w:pPr>
+    </w:lvl>
+    <w:lvl w:ilvl="4" w:tplc="04090019" w:tentative="1">
+      <w:start w:val="1"/>
+      <w:numFmt w:val="ideographTraditional"/>
+      <w:lvlText w:val="%5、"/>
+      <w:lvlJc w:val="left"/>
+      <w:pPr>
+        <w:ind w:left="2400" w:hanging="480"/>
+      </w:pPr>
+    </w:lvl>
+    <w:lvl w:ilvl="5" w:tplc="0409001B" w:tentative="1">
+      <w:start w:val="1"/>
+      <w:numFmt w:val="lowerRoman"/>
+      <w:lvlText w:val="%6."/>
+      <w:lvlJc w:val="right"/>
+      <w:pPr>
+        <w:ind w:left="2880" w:hanging="480"/>
+      </w:pPr>
+    </w:lvl>
+    <w:lvl w:ilvl="6" w:tplc="0409000F" w:tentative="1">
+      <w:start w:val="1"/>
+      <w:numFmt w:val="decimal"/>
+      <w:lvlText w:val="%7."/>
+      <w:lvlJc w:val="left"/>
+      <w:pPr>
+        <w:ind w:left="3360" w:hanging="480"/>
+      </w:pPr>
+    </w:lvl>
+    <w:lvl w:ilvl="7" w:tplc="04090019" w:tentative="1">
+      <w:start w:val="1"/>
+      <w:numFmt w:val="ideographTraditional"/>
+      <w:lvlText w:val="%8、"/>
+      <w:lvlJc w:val="left"/>
+      <w:pPr>
+        <w:ind w:left="3840" w:hanging="480"/>
+      </w:pPr>
+    </w:lvl>
+    <w:lvl w:ilvl="8" w:tplc="0409001B" w:tentative="1">
+      <w:start w:val="1"/>
+      <w:numFmt w:val="lowerRoman"/>
+      <w:lvlText w:val="%9."/>
+      <w:lvlJc w:val="right"/>
+      <w:pPr>
+        <w:ind w:left="4320" w:hanging="480"/>
+      </w:pPr>
+    </w:lvl>
+  </w:abstractNum>
+  <w:abstractNum w:abstractNumId="13" w15:restartNumberingAfterBreak="0">
     <w:nsid w:val="4FA53F13"/>
     <w:multiLevelType w:val="multilevel"/>
     <w:tmpl w:val="143EEEE0"/>
@@ -7514,7 +7876,7 @@
       </w:pPr>
     </w:lvl>
   </w:abstractNum>
-  <w:abstractNum w:abstractNumId="13" w15:restartNumberingAfterBreak="0">
+  <w:abstractNum w:abstractNumId="14" w15:restartNumberingAfterBreak="0">
     <w:nsid w:val="50686C5F"/>
     <w:multiLevelType w:val="multilevel"/>
     <w:tmpl w:val="9F2C0B54"/>
@@ -7627,7 +7989,7 @@
       </w:pPr>
     </w:lvl>
   </w:abstractNum>
-  <w:abstractNum w:abstractNumId="14" w15:restartNumberingAfterBreak="0">
+  <w:abstractNum w:abstractNumId="15" w15:restartNumberingAfterBreak="0">
     <w:nsid w:val="510B6AF3"/>
     <w:multiLevelType w:val="hybridMultilevel"/>
     <w:tmpl w:val="6B0E57B6"/>
@@ -7767,7 +8129,7 @@
       </w:rPr>
     </w:lvl>
   </w:abstractNum>
-  <w:abstractNum w:abstractNumId="15" w15:restartNumberingAfterBreak="0">
+  <w:abstractNum w:abstractNumId="16" w15:restartNumberingAfterBreak="0">
     <w:nsid w:val="576A4380"/>
     <w:multiLevelType w:val="hybridMultilevel"/>
     <w:tmpl w:val="7F86CB26"/>
@@ -7853,7 +8215,7 @@
       </w:pPr>
     </w:lvl>
   </w:abstractNum>
-  <w:abstractNum w:abstractNumId="16" w15:restartNumberingAfterBreak="0">
+  <w:abstractNum w:abstractNumId="17" w15:restartNumberingAfterBreak="0">
     <w:nsid w:val="600745AA"/>
     <w:multiLevelType w:val="hybridMultilevel"/>
     <w:tmpl w:val="7BCE176C"/>
@@ -7993,7 +8355,7 @@
       </w:rPr>
     </w:lvl>
   </w:abstractNum>
-  <w:abstractNum w:abstractNumId="17" w15:restartNumberingAfterBreak="0">
+  <w:abstractNum w:abstractNumId="18" w15:restartNumberingAfterBreak="0">
     <w:nsid w:val="63660093"/>
     <w:multiLevelType w:val="multilevel"/>
     <w:tmpl w:val="487AC5E8"/>
@@ -8106,7 +8468,7 @@
       </w:pPr>
     </w:lvl>
   </w:abstractNum>
-  <w:abstractNum w:abstractNumId="18" w15:restartNumberingAfterBreak="0">
+  <w:abstractNum w:abstractNumId="19" w15:restartNumberingAfterBreak="0">
     <w:nsid w:val="66633041"/>
     <w:multiLevelType w:val="hybridMultilevel"/>
     <w:tmpl w:val="F3BAEAD8"/>
@@ -8246,7 +8608,7 @@
       </w:rPr>
     </w:lvl>
   </w:abstractNum>
-  <w:abstractNum w:abstractNumId="19" w15:restartNumberingAfterBreak="0">
+  <w:abstractNum w:abstractNumId="20" w15:restartNumberingAfterBreak="0">
     <w:nsid w:val="67445AD2"/>
     <w:multiLevelType w:val="hybridMultilevel"/>
     <w:tmpl w:val="C4DE3054"/>
@@ -8386,7 +8748,7 @@
       </w:rPr>
     </w:lvl>
   </w:abstractNum>
-  <w:abstractNum w:abstractNumId="20" w15:restartNumberingAfterBreak="0">
+  <w:abstractNum w:abstractNumId="21" w15:restartNumberingAfterBreak="0">
     <w:nsid w:val="6E0D3570"/>
     <w:multiLevelType w:val="multilevel"/>
     <w:tmpl w:val="9F342DE0"/>
@@ -8499,7 +8861,7 @@
       </w:pPr>
     </w:lvl>
   </w:abstractNum>
-  <w:abstractNum w:abstractNumId="21" w15:restartNumberingAfterBreak="0">
+  <w:abstractNum w:abstractNumId="22" w15:restartNumberingAfterBreak="0">
     <w:nsid w:val="6E5869E4"/>
     <w:multiLevelType w:val="multilevel"/>
     <w:tmpl w:val="22AC937C"/>
@@ -8612,7 +8974,7 @@
       </w:pPr>
     </w:lvl>
   </w:abstractNum>
-  <w:abstractNum w:abstractNumId="22" w15:restartNumberingAfterBreak="0">
+  <w:abstractNum w:abstractNumId="23" w15:restartNumberingAfterBreak="0">
     <w:nsid w:val="6F90345B"/>
     <w:multiLevelType w:val="multilevel"/>
     <w:tmpl w:val="76CCD152"/>
@@ -8725,7 +9087,7 @@
       </w:pPr>
     </w:lvl>
   </w:abstractNum>
-  <w:abstractNum w:abstractNumId="23" w15:restartNumberingAfterBreak="0">
+  <w:abstractNum w:abstractNumId="24" w15:restartNumberingAfterBreak="0">
     <w:nsid w:val="745C3AEA"/>
     <w:multiLevelType w:val="hybridMultilevel"/>
     <w:tmpl w:val="AB2AF8BA"/>
@@ -8838,7 +9200,7 @@
       </w:rPr>
     </w:lvl>
   </w:abstractNum>
-  <w:abstractNum w:abstractNumId="24" w15:restartNumberingAfterBreak="0">
+  <w:abstractNum w:abstractNumId="25" w15:restartNumberingAfterBreak="0">
     <w:nsid w:val="755D4AD5"/>
     <w:multiLevelType w:val="multilevel"/>
     <w:tmpl w:val="1AF6A79A"/>
@@ -8987,7 +9349,7 @@
       </w:rPr>
     </w:lvl>
   </w:abstractNum>
-  <w:abstractNum w:abstractNumId="25" w15:restartNumberingAfterBreak="0">
+  <w:abstractNum w:abstractNumId="26" w15:restartNumberingAfterBreak="0">
     <w:nsid w:val="7D601873"/>
     <w:multiLevelType w:val="multilevel"/>
     <w:tmpl w:val="6660EE9E"/>
@@ -9140,13 +9502,13 @@
     <w:abstractNumId w:val="7"/>
   </w:num>
   <w:num w:numId="2" w16cid:durableId="184292703">
-    <w:abstractNumId w:val="13"/>
+    <w:abstractNumId w:val="14"/>
   </w:num>
   <w:num w:numId="3" w16cid:durableId="1575118697">
     <w:abstractNumId w:val="0"/>
   </w:num>
   <w:num w:numId="4" w16cid:durableId="731463887">
-    <w:abstractNumId w:val="24"/>
+    <w:abstractNumId w:val="25"/>
   </w:num>
   <w:num w:numId="5" w16cid:durableId="619185889">
     <w:abstractNumId w:val="2"/>
@@ -9155,46 +9517,46 @@
     <w:abstractNumId w:val="5"/>
   </w:num>
   <w:num w:numId="7" w16cid:durableId="1588727719">
-    <w:abstractNumId w:val="22"/>
+    <w:abstractNumId w:val="23"/>
   </w:num>
   <w:num w:numId="8" w16cid:durableId="533738981">
     <w:abstractNumId w:val="8"/>
   </w:num>
   <w:num w:numId="9" w16cid:durableId="1269434050">
-    <w:abstractNumId w:val="21"/>
+    <w:abstractNumId w:val="22"/>
   </w:num>
   <w:num w:numId="10" w16cid:durableId="1732079054">
-    <w:abstractNumId w:val="17"/>
+    <w:abstractNumId w:val="18"/>
   </w:num>
   <w:num w:numId="11" w16cid:durableId="1035348155">
     <w:abstractNumId w:val="11"/>
   </w:num>
   <w:num w:numId="12" w16cid:durableId="1142964469">
-    <w:abstractNumId w:val="12"/>
+    <w:abstractNumId w:val="13"/>
   </w:num>
   <w:num w:numId="13" w16cid:durableId="1675378421">
-    <w:abstractNumId w:val="25"/>
+    <w:abstractNumId w:val="26"/>
   </w:num>
   <w:num w:numId="14" w16cid:durableId="815490794">
-    <w:abstractNumId w:val="23"/>
+    <w:abstractNumId w:val="24"/>
   </w:num>
   <w:num w:numId="15" w16cid:durableId="1567035629">
     <w:abstractNumId w:val="3"/>
   </w:num>
   <w:num w:numId="16" w16cid:durableId="1944191802">
-    <w:abstractNumId w:val="14"/>
+    <w:abstractNumId w:val="15"/>
   </w:num>
   <w:num w:numId="17" w16cid:durableId="467089125">
-    <w:abstractNumId w:val="16"/>
+    <w:abstractNumId w:val="17"/>
   </w:num>
   <w:num w:numId="18" w16cid:durableId="771702364">
-    <w:abstractNumId w:val="19"/>
+    <w:abstractNumId w:val="20"/>
   </w:num>
   <w:num w:numId="19" w16cid:durableId="893585597">
     <w:abstractNumId w:val="10"/>
   </w:num>
   <w:num w:numId="20" w16cid:durableId="5520643">
-    <w:abstractNumId w:val="15"/>
+    <w:abstractNumId w:val="16"/>
   </w:num>
   <w:num w:numId="21" w16cid:durableId="1673995430">
     <w:abstractNumId w:val="4"/>
@@ -9206,13 +9568,16 @@
     <w:abstractNumId w:val="6"/>
   </w:num>
   <w:num w:numId="24" w16cid:durableId="1413353911">
-    <w:abstractNumId w:val="18"/>
+    <w:abstractNumId w:val="19"/>
   </w:num>
   <w:num w:numId="25" w16cid:durableId="1947879595">
     <w:abstractNumId w:val="9"/>
   </w:num>
   <w:num w:numId="26" w16cid:durableId="519780237">
-    <w:abstractNumId w:val="20"/>
+    <w:abstractNumId w:val="21"/>
+  </w:num>
+  <w:num w:numId="27" w16cid:durableId="445735718">
+    <w:abstractNumId w:val="12"/>
   </w:num>
 </w:numbering>
 </file>
@@ -10250,6 +10615,33 @@
       </w:tblBorders>
     </w:tblPr>
   </w:style>
+  <w:style w:type="paragraph" w:styleId="HTML">
+    <w:name w:val="HTML Preformatted"/>
+    <w:basedOn w:val="a"/>
+    <w:link w:val="HTML0"/>
+    <w:uiPriority w:val="99"/>
+    <w:semiHidden/>
+    <w:unhideWhenUsed/>
+    <w:rsid w:val="004E0B29"/>
+    <w:rPr>
+      <w:rFonts w:ascii="Courier New" w:hAnsi="Courier New" w:cs="Courier New"/>
+      <w:sz w:val="20"/>
+      <w:szCs w:val="20"/>
+    </w:rPr>
+  </w:style>
+  <w:style w:type="character" w:customStyle="1" w:styleId="HTML0">
+    <w:name w:val="HTML 預設格式 字元"/>
+    <w:basedOn w:val="a0"/>
+    <w:link w:val="HTML"/>
+    <w:uiPriority w:val="99"/>
+    <w:semiHidden/>
+    <w:rsid w:val="004E0B29"/>
+    <w:rPr>
+      <w:rFonts w:ascii="Courier New" w:hAnsi="Courier New" w:cs="Courier New"/>
+      <w:sz w:val="20"/>
+      <w:szCs w:val="20"/>
+    </w:rPr>
+  </w:style>
 </w:styles>
 </file>
 
